--- a/theory-site-static/files/ai-believes/what-ai-believes-en.docx
+++ b/theory-site-static/files/ai-believes/what-ai-believes-en.docx
@@ -120,7 +120,6 @@
       <w:pPr>
         <w:bidi w:val="1"/>
         <w:spacing w:after="160" w:line="300" w:lineRule="auto"/>
-        <w:ind w:left="0" w:right="0" w:firstLine="0"/>
         <w:jc w:val="right"/>
       </w:pPr>
       <w:r>
@@ -147,7 +146,6 @@
       <w:pPr>
         <w:bidi w:val="1"/>
         <w:spacing w:after="160" w:line="300" w:lineRule="auto"/>
-        <w:ind w:left="0" w:right="0" w:firstLine="0"/>
         <w:jc w:val="right"/>
       </w:pPr>
       <w:r>
@@ -174,7 +172,6 @@
       <w:pPr>
         <w:bidi w:val="1"/>
         <w:spacing w:after="160" w:line="300" w:lineRule="auto"/>
-        <w:ind w:left="0" w:right="0" w:firstLine="0"/>
         <w:jc w:val="right"/>
       </w:pPr>
       <w:r>
@@ -192,7 +189,6 @@
       <w:pPr>
         <w:bidi w:val="1"/>
         <w:spacing w:after="160" w:line="300" w:lineRule="auto"/>
-        <w:ind w:left="0" w:right="0" w:firstLine="0"/>
         <w:jc w:val="right"/>
       </w:pPr>
       <w:r>
@@ -210,7 +206,6 @@
       <w:pPr>
         <w:bidi w:val="1"/>
         <w:spacing w:after="160" w:line="300" w:lineRule="auto"/>
-        <w:ind w:left="0" w:right="0" w:firstLine="0"/>
         <w:jc w:val="right"/>
       </w:pPr>
       <w:r>
@@ -237,7 +232,6 @@
       <w:pPr>
         <w:bidi w:val="1"/>
         <w:spacing w:after="160" w:line="300" w:lineRule="auto"/>
-        <w:ind w:left="0" w:right="0" w:firstLine="0"/>
         <w:jc w:val="right"/>
       </w:pPr>
       <w:r>
@@ -264,7 +258,6 @@
       <w:pPr>
         <w:bidi w:val="1"/>
         <w:spacing w:after="160" w:line="300" w:lineRule="auto"/>
-        <w:ind w:left="0" w:right="0" w:firstLine="0"/>
         <w:jc w:val="right"/>
       </w:pPr>
       <w:r>
@@ -291,7 +284,6 @@
       <w:pPr>
         <w:bidi w:val="1"/>
         <w:spacing w:after="160" w:line="300" w:lineRule="auto"/>
-        <w:ind w:left="0" w:right="0" w:firstLine="0"/>
         <w:jc w:val="right"/>
       </w:pPr>
       <w:r>
@@ -318,7 +310,6 @@
       <w:pPr>
         <w:bidi w:val="1"/>
         <w:spacing w:after="160" w:line="300" w:lineRule="auto"/>
-        <w:ind w:left="0" w:right="0" w:firstLine="0"/>
         <w:jc w:val="right"/>
       </w:pPr>
       <w:r>
@@ -336,7 +327,6 @@
       <w:pPr>
         <w:bidi w:val="1"/>
         <w:spacing w:after="160" w:line="300" w:lineRule="auto"/>
-        <w:ind w:left="0" w:right="0" w:firstLine="0"/>
         <w:jc w:val="right"/>
       </w:pPr>
       <w:r>
@@ -354,7 +344,6 @@
       <w:pPr>
         <w:bidi w:val="1"/>
         <w:spacing w:after="160" w:line="300" w:lineRule="auto"/>
-        <w:ind w:left="0" w:right="0" w:firstLine="0"/>
         <w:jc w:val="right"/>
       </w:pPr>
       <w:r>
@@ -381,7 +370,6 @@
       <w:pPr>
         <w:bidi w:val="1"/>
         <w:spacing w:after="160" w:line="300" w:lineRule="auto"/>
-        <w:ind w:left="0" w:right="0" w:firstLine="0"/>
         <w:jc w:val="right"/>
       </w:pPr>
       <w:r>
@@ -408,7 +396,6 @@
       <w:pPr>
         <w:bidi w:val="1"/>
         <w:spacing w:after="160" w:line="300" w:lineRule="auto"/>
-        <w:ind w:left="0" w:right="0" w:firstLine="0"/>
         <w:jc w:val="right"/>
       </w:pPr>
       <w:r>
@@ -426,7 +413,6 @@
       <w:pPr>
         <w:bidi w:val="1"/>
         <w:spacing w:after="160" w:line="300" w:lineRule="auto"/>
-        <w:ind w:left="0" w:right="0" w:firstLine="0"/>
         <w:jc w:val="right"/>
       </w:pPr>
       <w:r>
@@ -444,7 +430,6 @@
       <w:pPr>
         <w:bidi w:val="1"/>
         <w:spacing w:after="160" w:line="300" w:lineRule="auto"/>
-        <w:ind w:left="0" w:right="0" w:firstLine="0"/>
         <w:jc w:val="right"/>
       </w:pPr>
       <w:r>
@@ -462,7 +447,6 @@
       <w:pPr>
         <w:bidi w:val="1"/>
         <w:spacing w:after="160" w:line="300" w:lineRule="auto"/>
-        <w:ind w:left="0" w:right="0" w:firstLine="0"/>
         <w:jc w:val="right"/>
       </w:pPr>
       <w:r>
@@ -489,7 +473,6 @@
       <w:pPr>
         <w:bidi w:val="1"/>
         <w:spacing w:after="160" w:line="300" w:lineRule="auto"/>
-        <w:ind w:left="0" w:right="0" w:firstLine="0"/>
         <w:jc w:val="right"/>
       </w:pPr>
       <w:r>
@@ -516,7 +499,6 @@
       <w:pPr>
         <w:bidi w:val="1"/>
         <w:spacing w:after="160" w:line="300" w:lineRule="auto"/>
-        <w:ind w:left="0" w:right="0" w:firstLine="0"/>
         <w:jc w:val="right"/>
       </w:pPr>
       <w:r>
@@ -534,7 +516,6 @@
       <w:pPr>
         <w:bidi w:val="1"/>
         <w:spacing w:after="160" w:line="300" w:lineRule="auto"/>
-        <w:ind w:left="0" w:right="0" w:firstLine="0"/>
         <w:jc w:val="right"/>
       </w:pPr>
       <w:r>
@@ -552,7 +533,6 @@
       <w:pPr>
         <w:bidi w:val="1"/>
         <w:spacing w:after="160" w:line="300" w:lineRule="auto"/>
-        <w:ind w:left="0" w:right="0" w:firstLine="0"/>
         <w:jc w:val="right"/>
       </w:pPr>
       <w:r>
@@ -579,7 +559,6 @@
       <w:pPr>
         <w:bidi w:val="1"/>
         <w:spacing w:after="160" w:line="300" w:lineRule="auto"/>
-        <w:ind w:left="0" w:right="0" w:firstLine="0"/>
         <w:jc w:val="right"/>
       </w:pPr>
       <w:r>
@@ -606,7 +585,6 @@
       <w:pPr>
         <w:bidi w:val="1"/>
         <w:spacing w:after="160" w:line="300" w:lineRule="auto"/>
-        <w:ind w:left="0" w:right="0" w:firstLine="0"/>
         <w:jc w:val="right"/>
       </w:pPr>
       <w:r>
@@ -624,7 +602,6 @@
       <w:pPr>
         <w:bidi w:val="1"/>
         <w:spacing w:after="160" w:line="300" w:lineRule="auto"/>
-        <w:ind w:left="0" w:right="0" w:firstLine="0"/>
         <w:jc w:val="right"/>
       </w:pPr>
       <w:r>
@@ -651,7 +628,6 @@
       <w:pPr>
         <w:bidi w:val="1"/>
         <w:spacing w:after="160" w:line="300" w:lineRule="auto"/>
-        <w:ind w:left="0" w:right="0" w:firstLine="0"/>
         <w:jc w:val="right"/>
       </w:pPr>
       <w:r>
@@ -678,7 +654,6 @@
       <w:pPr>
         <w:bidi w:val="1"/>
         <w:spacing w:after="160" w:line="300" w:lineRule="auto"/>
-        <w:ind w:left="0" w:right="0" w:firstLine="0"/>
         <w:jc w:val="right"/>
       </w:pPr>
       <w:r>
@@ -705,7 +680,6 @@
       <w:pPr>
         <w:bidi w:val="1"/>
         <w:spacing w:after="160" w:line="300" w:lineRule="auto"/>
-        <w:ind w:left="0" w:right="0" w:firstLine="0"/>
         <w:jc w:val="right"/>
       </w:pPr>
       <w:r>
@@ -723,7 +697,6 @@
       <w:pPr>
         <w:bidi w:val="1"/>
         <w:spacing w:after="160" w:line="300" w:lineRule="auto"/>
-        <w:ind w:left="0" w:right="0" w:firstLine="0"/>
         <w:jc w:val="right"/>
       </w:pPr>
       <w:r>
@@ -741,7 +714,6 @@
       <w:pPr>
         <w:bidi w:val="1"/>
         <w:spacing w:after="160" w:line="300" w:lineRule="auto"/>
-        <w:ind w:left="0" w:right="0" w:firstLine="0"/>
         <w:jc w:val="right"/>
       </w:pPr>
       <w:r>
@@ -768,7 +740,6 @@
       <w:pPr>
         <w:bidi w:val="1"/>
         <w:spacing w:after="160" w:line="300" w:lineRule="auto"/>
-        <w:ind w:left="0" w:right="0" w:firstLine="0"/>
         <w:jc w:val="right"/>
       </w:pPr>
       <w:r>
@@ -795,7 +766,6 @@
       <w:pPr>
         <w:bidi w:val="1"/>
         <w:spacing w:after="160" w:line="300" w:lineRule="auto"/>
-        <w:ind w:left="0" w:right="0" w:firstLine="0"/>
         <w:jc w:val="right"/>
       </w:pPr>
       <w:r>
@@ -813,7 +783,6 @@
       <w:pPr>
         <w:bidi w:val="1"/>
         <w:spacing w:after="160" w:line="300" w:lineRule="auto"/>
-        <w:ind w:left="0" w:right="0" w:firstLine="0"/>
         <w:jc w:val="right"/>
       </w:pPr>
       <w:r>
@@ -831,7 +800,6 @@
       <w:pPr>
         <w:bidi w:val="1"/>
         <w:spacing w:after="160" w:line="300" w:lineRule="auto"/>
-        <w:ind w:left="0" w:right="0" w:firstLine="0"/>
         <w:jc w:val="right"/>
       </w:pPr>
       <w:r>
@@ -858,7 +826,6 @@
       <w:pPr>
         <w:bidi w:val="1"/>
         <w:spacing w:after="160" w:line="300" w:lineRule="auto"/>
-        <w:ind w:left="0" w:right="0" w:firstLine="0"/>
         <w:jc w:val="right"/>
       </w:pPr>
       <w:r>
@@ -885,7 +852,6 @@
       <w:pPr>
         <w:bidi w:val="1"/>
         <w:spacing w:after="160" w:line="300" w:lineRule="auto"/>
-        <w:ind w:left="0" w:right="0" w:firstLine="0"/>
         <w:jc w:val="right"/>
       </w:pPr>
       <w:r>
@@ -903,7 +869,6 @@
       <w:pPr>
         <w:bidi w:val="1"/>
         <w:spacing w:after="160" w:line="300" w:lineRule="auto"/>
-        <w:ind w:left="0" w:right="0" w:firstLine="0"/>
         <w:jc w:val="right"/>
       </w:pPr>
       <w:r>
@@ -921,7 +886,6 @@
       <w:pPr>
         <w:bidi w:val="1"/>
         <w:spacing w:after="160" w:line="300" w:lineRule="auto"/>
-        <w:ind w:left="0" w:right="0" w:firstLine="0"/>
         <w:jc w:val="right"/>
       </w:pPr>
       <w:r>
@@ -939,7 +903,6 @@
       <w:pPr>
         <w:bidi w:val="1"/>
         <w:spacing w:after="160" w:line="300" w:lineRule="auto"/>
-        <w:ind w:left="0" w:right="0" w:firstLine="0"/>
         <w:jc w:val="right"/>
       </w:pPr>
       <w:r>
@@ -966,7 +929,6 @@
       <w:pPr>
         <w:bidi w:val="1"/>
         <w:spacing w:after="160" w:line="300" w:lineRule="auto"/>
-        <w:ind w:left="0" w:right="0" w:firstLine="0"/>
         <w:jc w:val="right"/>
       </w:pPr>
       <w:r>
@@ -993,7 +955,6 @@
       <w:pPr>
         <w:bidi w:val="1"/>
         <w:spacing w:after="160" w:line="300" w:lineRule="auto"/>
-        <w:ind w:left="0" w:right="0" w:firstLine="0"/>
         <w:jc w:val="right"/>
       </w:pPr>
       <w:r>
@@ -1011,7 +972,6 @@
       <w:pPr>
         <w:bidi w:val="1"/>
         <w:spacing w:after="160" w:line="300" w:lineRule="auto"/>
-        <w:ind w:left="0" w:right="0" w:firstLine="0"/>
         <w:jc w:val="right"/>
       </w:pPr>
       <w:r>
@@ -1038,7 +998,6 @@
       <w:pPr>
         <w:bidi w:val="1"/>
         <w:spacing w:after="160" w:line="300" w:lineRule="auto"/>
-        <w:ind w:left="0" w:right="0" w:firstLine="0"/>
         <w:jc w:val="right"/>
       </w:pPr>
       <w:r>
@@ -1065,7 +1024,6 @@
       <w:pPr>
         <w:bidi w:val="1"/>
         <w:spacing w:after="160" w:line="300" w:lineRule="auto"/>
-        <w:ind w:left="0" w:right="0" w:firstLine="0"/>
         <w:jc w:val="right"/>
       </w:pPr>
       <w:r>
@@ -1083,7 +1041,6 @@
       <w:pPr>
         <w:bidi w:val="1"/>
         <w:spacing w:after="160" w:line="300" w:lineRule="auto"/>
-        <w:ind w:left="0" w:right="0" w:firstLine="0"/>
         <w:jc w:val="right"/>
       </w:pPr>
       <w:r>
@@ -1110,7 +1067,6 @@
       <w:pPr>
         <w:bidi w:val="1"/>
         <w:spacing w:after="160" w:line="300" w:lineRule="auto"/>
-        <w:ind w:left="0" w:right="0" w:firstLine="0"/>
         <w:jc w:val="right"/>
       </w:pPr>
       <w:r>
@@ -1137,7 +1093,6 @@
       <w:pPr>
         <w:bidi w:val="1"/>
         <w:spacing w:after="160" w:line="300" w:lineRule="auto"/>
-        <w:ind w:left="0" w:right="0" w:firstLine="0"/>
         <w:jc w:val="right"/>
       </w:pPr>
       <w:r>
@@ -1155,7 +1110,6 @@
       <w:pPr>
         <w:bidi w:val="1"/>
         <w:spacing w:after="160" w:line="300" w:lineRule="auto"/>
-        <w:ind w:left="0" w:right="0" w:firstLine="0"/>
         <w:jc w:val="right"/>
       </w:pPr>
       <w:r>
@@ -1173,7 +1127,6 @@
       <w:pPr>
         <w:bidi w:val="1"/>
         <w:spacing w:after="160" w:line="300" w:lineRule="auto"/>
-        <w:ind w:left="0" w:right="0" w:firstLine="0"/>
         <w:jc w:val="right"/>
       </w:pPr>
       <w:r>
@@ -1191,7 +1144,6 @@
       <w:pPr>
         <w:bidi w:val="1"/>
         <w:spacing w:after="160" w:line="300" w:lineRule="auto"/>
-        <w:ind w:left="0" w:right="0" w:firstLine="0"/>
         <w:jc w:val="right"/>
       </w:pPr>
       <w:r>
@@ -1218,7 +1170,6 @@
       <w:pPr>
         <w:bidi w:val="1"/>
         <w:spacing w:after="160" w:line="300" w:lineRule="auto"/>
-        <w:ind w:left="0" w:right="0" w:firstLine="0"/>
         <w:jc w:val="right"/>
       </w:pPr>
       <w:r>
@@ -1247,7 +1198,6 @@
       <w:pPr>
         <w:bidi w:val="1"/>
         <w:spacing w:after="160" w:line="300" w:lineRule="auto"/>
-        <w:ind w:left="0" w:right="0" w:firstLine="0"/>
         <w:jc w:val="right"/>
       </w:pPr>
       <w:r>
@@ -1267,7 +1217,6 @@
       <w:pPr>
         <w:bidi w:val="1"/>
         <w:spacing w:after="160" w:line="300" w:lineRule="auto"/>
-        <w:ind w:left="0" w:right="0" w:firstLine="0"/>
         <w:jc w:val="right"/>
       </w:pPr>
       <w:r>
@@ -1287,7 +1236,6 @@
       <w:pPr>
         <w:bidi w:val="1"/>
         <w:spacing w:after="160" w:line="300" w:lineRule="auto"/>
-        <w:ind w:left="0" w:right="0" w:firstLine="0"/>
         <w:jc w:val="right"/>
       </w:pPr>
       <w:r>
@@ -1305,7 +1253,6 @@
       <w:pPr>
         <w:bidi w:val="1"/>
         <w:spacing w:after="160" w:line="300" w:lineRule="auto"/>
-        <w:ind w:left="0" w:right="0" w:firstLine="0"/>
         <w:jc w:val="right"/>
       </w:pPr>
       <w:r>
@@ -1323,7 +1270,6 @@
       <w:pPr>
         <w:bidi w:val="1"/>
         <w:spacing w:after="160" w:line="300" w:lineRule="auto"/>
-        <w:ind w:left="0" w:right="0" w:firstLine="0"/>
         <w:jc w:val="right"/>
       </w:pPr>
       <w:r>
@@ -1341,7 +1287,6 @@
       <w:pPr>
         <w:bidi w:val="1"/>
         <w:spacing w:after="160" w:line="300" w:lineRule="auto"/>
-        <w:ind w:left="0" w:right="0" w:firstLine="0"/>
         <w:jc w:val="right"/>
       </w:pPr>
       <w:r>
@@ -1359,7 +1304,6 @@
       <w:pPr>
         <w:bidi w:val="1"/>
         <w:spacing w:after="160" w:line="300" w:lineRule="auto"/>
-        <w:ind w:left="0" w:right="0" w:firstLine="0"/>
         <w:jc w:val="right"/>
       </w:pPr>
       <w:r>
@@ -1386,7 +1330,6 @@
       <w:pPr>
         <w:bidi w:val="1"/>
         <w:spacing w:after="160" w:line="300" w:lineRule="auto"/>
-        <w:ind w:left="0" w:right="0" w:firstLine="0"/>
         <w:jc w:val="right"/>
       </w:pPr>
       <w:r>
@@ -1413,7 +1356,6 @@
       <w:pPr>
         <w:bidi w:val="1"/>
         <w:spacing w:after="160" w:line="300" w:lineRule="auto"/>
-        <w:ind w:left="0" w:right="0" w:firstLine="0"/>
         <w:jc w:val="right"/>
       </w:pPr>
       <w:r>
@@ -1440,7 +1382,6 @@
       <w:pPr>
         <w:bidi w:val="1"/>
         <w:spacing w:after="160" w:line="300" w:lineRule="auto"/>
-        <w:ind w:left="0" w:right="0" w:firstLine="0"/>
         <w:jc w:val="right"/>
       </w:pPr>
       <w:r>
@@ -1460,7 +1401,6 @@
       <w:pPr>
         <w:bidi w:val="1"/>
         <w:spacing w:after="160" w:line="300" w:lineRule="auto"/>
-        <w:ind w:left="0" w:right="0" w:firstLine="0"/>
         <w:jc w:val="right"/>
       </w:pPr>
       <w:r>
@@ -1478,7 +1418,6 @@
       <w:pPr>
         <w:bidi w:val="1"/>
         <w:spacing w:after="160" w:line="300" w:lineRule="auto"/>
-        <w:ind w:left="0" w:right="0" w:firstLine="0"/>
         <w:jc w:val="right"/>
       </w:pPr>
       <w:r>
@@ -1496,7 +1435,6 @@
       <w:pPr>
         <w:bidi w:val="1"/>
         <w:spacing w:after="160" w:line="300" w:lineRule="auto"/>
-        <w:ind w:left="0" w:right="0" w:firstLine="0"/>
         <w:jc w:val="right"/>
       </w:pPr>
       <w:r>
@@ -1514,7 +1452,6 @@
       <w:pPr>
         <w:bidi w:val="1"/>
         <w:spacing w:after="160" w:line="300" w:lineRule="auto"/>
-        <w:ind w:left="0" w:right="0" w:firstLine="0"/>
         <w:jc w:val="right"/>
       </w:pPr>
       <w:r>
@@ -1534,7 +1471,6 @@
       <w:pPr>
         <w:bidi w:val="1"/>
         <w:spacing w:after="160" w:line="300" w:lineRule="auto"/>
-        <w:ind w:left="0" w:right="0" w:firstLine="0"/>
         <w:jc w:val="right"/>
       </w:pPr>
       <w:r>
@@ -1552,7 +1488,6 @@
       <w:pPr>
         <w:bidi w:val="1"/>
         <w:spacing w:after="160" w:line="300" w:lineRule="auto"/>
-        <w:ind w:left="0" w:right="0" w:firstLine="0"/>
         <w:jc w:val="right"/>
       </w:pPr>
       <w:r>
@@ -1570,7 +1505,6 @@
       <w:pPr>
         <w:bidi w:val="1"/>
         <w:spacing w:after="160" w:line="300" w:lineRule="auto"/>
-        <w:ind w:left="0" w:right="0" w:firstLine="0"/>
         <w:jc w:val="right"/>
       </w:pPr>
       <w:r>
@@ -1590,7 +1524,6 @@
       <w:pPr>
         <w:bidi w:val="1"/>
         <w:spacing w:after="160" w:line="300" w:lineRule="auto"/>
-        <w:ind w:left="0" w:right="0" w:firstLine="0"/>
         <w:jc w:val="right"/>
       </w:pPr>
       <w:r>
@@ -1608,7 +1541,6 @@
       <w:pPr>
         <w:bidi w:val="1"/>
         <w:spacing w:after="160" w:line="300" w:lineRule="auto"/>
-        <w:ind w:left="0" w:right="0" w:firstLine="0"/>
         <w:jc w:val="right"/>
       </w:pPr>
       <w:r>
@@ -1626,7 +1558,6 @@
       <w:pPr>
         <w:bidi w:val="1"/>
         <w:spacing w:after="160" w:line="300" w:lineRule="auto"/>
-        <w:ind w:left="0" w:right="0" w:firstLine="0"/>
         <w:jc w:val="right"/>
       </w:pPr>
       <w:r>
@@ -1646,7 +1577,6 @@
       <w:pPr>
         <w:bidi w:val="1"/>
         <w:spacing w:after="160" w:line="300" w:lineRule="auto"/>
-        <w:ind w:left="0" w:right="0" w:firstLine="0"/>
         <w:jc w:val="right"/>
       </w:pPr>
       <w:r>
@@ -1664,7 +1594,6 @@
       <w:pPr>
         <w:bidi w:val="1"/>
         <w:spacing w:after="160" w:line="300" w:lineRule="auto"/>
-        <w:ind w:left="0" w:right="0" w:firstLine="0"/>
         <w:jc w:val="right"/>
       </w:pPr>
       <w:r>
@@ -1691,7 +1620,6 @@
       <w:pPr>
         <w:bidi w:val="1"/>
         <w:spacing w:after="160" w:line="300" w:lineRule="auto"/>
-        <w:ind w:left="0" w:right="0" w:firstLine="0"/>
         <w:jc w:val="right"/>
       </w:pPr>
       <w:r>
@@ -1718,7 +1646,6 @@
       <w:pPr>
         <w:bidi w:val="1"/>
         <w:spacing w:after="160" w:line="300" w:lineRule="auto"/>
-        <w:ind w:left="0" w:right="0" w:firstLine="0"/>
         <w:jc w:val="right"/>
       </w:pPr>
       <w:r>
@@ -1736,7 +1663,6 @@
       <w:pPr>
         <w:bidi w:val="1"/>
         <w:spacing w:after="160" w:line="300" w:lineRule="auto"/>
-        <w:ind w:left="0" w:right="0" w:firstLine="0"/>
         <w:jc w:val="right"/>
       </w:pPr>
       <w:r>
@@ -1763,7 +1689,6 @@
       <w:pPr>
         <w:bidi w:val="1"/>
         <w:spacing w:after="160" w:line="300" w:lineRule="auto"/>
-        <w:ind w:left="0" w:right="0" w:firstLine="0"/>
         <w:jc w:val="right"/>
       </w:pPr>
       <w:r>
@@ -1790,7 +1715,6 @@
       <w:pPr>
         <w:bidi w:val="1"/>
         <w:spacing w:after="160" w:line="300" w:lineRule="auto"/>
-        <w:ind w:left="0" w:right="0" w:firstLine="0"/>
         <w:jc w:val="right"/>
       </w:pPr>
       <w:r>
@@ -1817,7 +1741,6 @@
       <w:pPr>
         <w:bidi w:val="1"/>
         <w:spacing w:after="160" w:line="300" w:lineRule="auto"/>
-        <w:ind w:left="0" w:right="0" w:firstLine="0"/>
         <w:jc w:val="right"/>
       </w:pPr>
       <w:r>
@@ -1844,7 +1767,6 @@
       <w:pPr>
         <w:bidi w:val="1"/>
         <w:spacing w:after="160" w:line="300" w:lineRule="auto"/>
-        <w:ind w:left="0" w:right="0" w:firstLine="0"/>
         <w:jc w:val="right"/>
       </w:pPr>
       <w:r>
@@ -1862,7 +1784,6 @@
       <w:pPr>
         <w:bidi w:val="1"/>
         <w:spacing w:after="160" w:line="300" w:lineRule="auto"/>
-        <w:ind w:left="0" w:right="0" w:firstLine="0"/>
         <w:jc w:val="right"/>
       </w:pPr>
       <w:r>
@@ -1880,7 +1801,6 @@
       <w:pPr>
         <w:bidi w:val="1"/>
         <w:spacing w:after="160" w:line="300" w:lineRule="auto"/>
-        <w:ind w:left="0" w:right="0" w:firstLine="0"/>
         <w:jc w:val="right"/>
       </w:pPr>
       <w:r>
@@ -1898,7 +1818,6 @@
       <w:pPr>
         <w:bidi w:val="1"/>
         <w:spacing w:after="160" w:line="300" w:lineRule="auto"/>
-        <w:ind w:left="0" w:right="0" w:firstLine="0"/>
         <w:jc w:val="right"/>
       </w:pPr>
       <w:r>
@@ -1925,7 +1844,6 @@
       <w:pPr>
         <w:bidi w:val="1"/>
         <w:spacing w:after="160" w:line="300" w:lineRule="auto"/>
-        <w:ind w:left="0" w:right="0" w:firstLine="0"/>
         <w:jc w:val="right"/>
       </w:pPr>
       <w:r>
@@ -1952,7 +1870,6 @@
       <w:pPr>
         <w:bidi w:val="1"/>
         <w:spacing w:after="160" w:line="300" w:lineRule="auto"/>
-        <w:ind w:left="0" w:right="0" w:firstLine="0"/>
         <w:jc w:val="right"/>
       </w:pPr>
       <w:r>
@@ -1970,7 +1887,6 @@
       <w:pPr>
         <w:bidi w:val="1"/>
         <w:spacing w:after="160" w:line="300" w:lineRule="auto"/>
-        <w:ind w:left="0" w:right="0" w:firstLine="0"/>
         <w:jc w:val="right"/>
       </w:pPr>
       <w:r>
@@ -1988,7 +1904,6 @@
       <w:pPr>
         <w:bidi w:val="1"/>
         <w:spacing w:after="160" w:line="300" w:lineRule="auto"/>
-        <w:ind w:left="0" w:right="0" w:firstLine="0"/>
         <w:jc w:val="right"/>
       </w:pPr>
       <w:r>
@@ -2006,7 +1921,6 @@
       <w:pPr>
         <w:bidi w:val="1"/>
         <w:spacing w:after="160" w:line="300" w:lineRule="auto"/>
-        <w:ind w:left="0" w:right="0" w:firstLine="0"/>
         <w:jc w:val="right"/>
       </w:pPr>
       <w:r>
@@ -2024,7 +1938,6 @@
       <w:pPr>
         <w:bidi w:val="1"/>
         <w:spacing w:after="160" w:line="300" w:lineRule="auto"/>
-        <w:ind w:left="0" w:right="0" w:firstLine="0"/>
         <w:jc w:val="right"/>
       </w:pPr>
       <w:r>
@@ -2044,7 +1957,6 @@
       <w:pPr>
         <w:bidi w:val="1"/>
         <w:spacing w:after="160" w:line="300" w:lineRule="auto"/>
-        <w:ind w:left="0" w:right="0" w:firstLine="0"/>
         <w:jc w:val="right"/>
       </w:pPr>
       <w:r>
@@ -2062,7 +1974,6 @@
       <w:pPr>
         <w:bidi w:val="1"/>
         <w:spacing w:after="160" w:line="300" w:lineRule="auto"/>
-        <w:ind w:left="0" w:right="0" w:firstLine="0"/>
         <w:jc w:val="right"/>
       </w:pPr>
       <w:r>
@@ -2080,7 +1991,6 @@
       <w:pPr>
         <w:bidi w:val="1"/>
         <w:spacing w:after="160" w:line="300" w:lineRule="auto"/>
-        <w:ind w:left="0" w:right="0" w:firstLine="0"/>
         <w:jc w:val="right"/>
       </w:pPr>
       <w:r>
@@ -2100,7 +2010,6 @@
       <w:pPr>
         <w:bidi w:val="1"/>
         <w:spacing w:after="160" w:line="300" w:lineRule="auto"/>
-        <w:ind w:left="0" w:right="0" w:firstLine="0"/>
         <w:jc w:val="right"/>
       </w:pPr>
       <w:r>
@@ -2118,7 +2027,6 @@
       <w:pPr>
         <w:bidi w:val="1"/>
         <w:spacing w:after="160" w:line="300" w:lineRule="auto"/>
-        <w:ind w:left="0" w:right="0" w:firstLine="0"/>
         <w:jc w:val="right"/>
       </w:pPr>
       <w:r>
@@ -2136,7 +2044,6 @@
       <w:pPr>
         <w:bidi w:val="1"/>
         <w:spacing w:after="160" w:line="300" w:lineRule="auto"/>
-        <w:ind w:left="0" w:right="0" w:firstLine="0"/>
         <w:jc w:val="right"/>
       </w:pPr>
       <w:r>
@@ -2154,7 +2061,6 @@
       <w:pPr>
         <w:bidi w:val="1"/>
         <w:spacing w:after="160" w:line="300" w:lineRule="auto"/>
-        <w:ind w:left="0" w:right="0" w:firstLine="0"/>
         <w:jc w:val="right"/>
       </w:pPr>
       <w:r>
@@ -2174,7 +2080,6 @@
       <w:pPr>
         <w:bidi w:val="1"/>
         <w:spacing w:after="160" w:line="300" w:lineRule="auto"/>
-        <w:ind w:left="0" w:right="0" w:firstLine="0"/>
         <w:jc w:val="right"/>
       </w:pPr>
       <w:r>
@@ -2192,7 +2097,6 @@
       <w:pPr>
         <w:bidi w:val="1"/>
         <w:spacing w:after="160" w:line="300" w:lineRule="auto"/>
-        <w:ind w:left="0" w:right="0" w:firstLine="0"/>
         <w:jc w:val="right"/>
       </w:pPr>
       <w:r>
@@ -2210,7 +2114,6 @@
       <w:pPr>
         <w:bidi w:val="1"/>
         <w:spacing w:after="160" w:line="300" w:lineRule="auto"/>
-        <w:ind w:left="0" w:right="0" w:firstLine="0"/>
         <w:jc w:val="right"/>
       </w:pPr>
       <w:r>
@@ -2228,7 +2131,6 @@
       <w:pPr>
         <w:bidi w:val="1"/>
         <w:spacing w:after="160" w:line="300" w:lineRule="auto"/>
-        <w:ind w:left="0" w:right="0" w:firstLine="0"/>
         <w:jc w:val="right"/>
       </w:pPr>
       <w:r>
@@ -2246,7 +2148,6 @@
       <w:pPr>
         <w:bidi w:val="1"/>
         <w:spacing w:after="160" w:line="300" w:lineRule="auto"/>
-        <w:ind w:left="0" w:right="0" w:firstLine="0"/>
         <w:jc w:val="right"/>
       </w:pPr>
       <w:r>
@@ -2264,7 +2165,6 @@
       <w:pPr>
         <w:bidi w:val="1"/>
         <w:spacing w:after="160" w:line="300" w:lineRule="auto"/>
-        <w:ind w:left="0" w:right="0" w:firstLine="0"/>
         <w:jc w:val="right"/>
       </w:pPr>
       <w:r>
@@ -2282,7 +2182,6 @@
       <w:pPr>
         <w:bidi w:val="1"/>
         <w:spacing w:after="160" w:line="300" w:lineRule="auto"/>
-        <w:ind w:left="0" w:right="0" w:firstLine="0"/>
         <w:jc w:val="right"/>
       </w:pPr>
       <w:r>
@@ -2300,7 +2199,6 @@
       <w:pPr>
         <w:bidi w:val="1"/>
         <w:spacing w:after="160" w:line="300" w:lineRule="auto"/>
-        <w:ind w:left="0" w:right="0" w:firstLine="0"/>
         <w:jc w:val="right"/>
       </w:pPr>
       <w:r>
@@ -2318,7 +2216,6 @@
       <w:pPr>
         <w:bidi w:val="1"/>
         <w:spacing w:after="160" w:line="300" w:lineRule="auto"/>
-        <w:ind w:left="0" w:right="0" w:firstLine="0"/>
         <w:jc w:val="right"/>
       </w:pPr>
       <w:r>
@@ -2336,7 +2233,6 @@
       <w:pPr>
         <w:bidi w:val="1"/>
         <w:spacing w:after="160" w:line="300" w:lineRule="auto"/>
-        <w:ind w:left="0" w:right="0" w:firstLine="0"/>
         <w:jc w:val="right"/>
       </w:pPr>
       <w:r>
@@ -2354,7 +2250,6 @@
       <w:pPr>
         <w:bidi w:val="1"/>
         <w:spacing w:after="160" w:line="300" w:lineRule="auto"/>
-        <w:ind w:left="0" w:right="0" w:firstLine="0"/>
         <w:jc w:val="right"/>
       </w:pPr>
       <w:r>
@@ -2381,7 +2276,6 @@
       <w:pPr>
         <w:bidi w:val="1"/>
         <w:spacing w:after="160" w:line="300" w:lineRule="auto"/>
-        <w:ind w:left="0" w:right="0" w:firstLine="0"/>
         <w:jc w:val="right"/>
       </w:pPr>
       <w:r>
@@ -2408,7 +2302,6 @@
       <w:pPr>
         <w:bidi w:val="1"/>
         <w:spacing w:after="160" w:line="300" w:lineRule="auto"/>
-        <w:ind w:left="0" w:right="0" w:firstLine="0"/>
         <w:jc w:val="right"/>
       </w:pPr>
       <w:r>
@@ -2426,7 +2319,6 @@
       <w:pPr>
         <w:bidi w:val="1"/>
         <w:spacing w:after="160" w:line="300" w:lineRule="auto"/>
-        <w:ind w:left="0" w:right="0" w:firstLine="0"/>
         <w:jc w:val="right"/>
       </w:pPr>
       <w:r>
@@ -2453,7 +2345,6 @@
       <w:pPr>
         <w:bidi w:val="1"/>
         <w:spacing w:after="160" w:line="300" w:lineRule="auto"/>
-        <w:ind w:left="0" w:right="0" w:firstLine="0"/>
         <w:jc w:val="right"/>
       </w:pPr>
       <w:r>
@@ -2480,7 +2371,6 @@
       <w:pPr>
         <w:bidi w:val="1"/>
         <w:spacing w:after="160" w:line="300" w:lineRule="auto"/>
-        <w:ind w:left="0" w:right="0" w:firstLine="0"/>
         <w:jc w:val="right"/>
       </w:pPr>
       <w:r>
@@ -2498,7 +2388,6 @@
       <w:pPr>
         <w:bidi w:val="1"/>
         <w:spacing w:after="160" w:line="300" w:lineRule="auto"/>
-        <w:ind w:left="0" w:right="0" w:firstLine="0"/>
         <w:jc w:val="right"/>
       </w:pPr>
       <w:r>
@@ -2525,7 +2414,6 @@
       <w:pPr>
         <w:bidi w:val="1"/>
         <w:spacing w:after="160" w:line="300" w:lineRule="auto"/>
-        <w:ind w:left="0" w:right="0" w:firstLine="0"/>
         <w:jc w:val="right"/>
       </w:pPr>
       <w:r>
@@ -2552,7 +2440,6 @@
       <w:pPr>
         <w:bidi w:val="1"/>
         <w:spacing w:after="160" w:line="300" w:lineRule="auto"/>
-        <w:ind w:left="0" w:right="0" w:firstLine="0"/>
         <w:jc w:val="right"/>
       </w:pPr>
       <w:r>
@@ -2570,7 +2457,6 @@
       <w:pPr>
         <w:bidi w:val="1"/>
         <w:spacing w:after="160" w:line="300" w:lineRule="auto"/>
-        <w:ind w:left="0" w:right="0" w:firstLine="0"/>
         <w:jc w:val="right"/>
       </w:pPr>
       <w:r>
@@ -2590,7 +2476,6 @@
       <w:pPr>
         <w:bidi w:val="1"/>
         <w:spacing w:after="160" w:line="300" w:lineRule="auto"/>
-        <w:ind w:left="0" w:right="0" w:firstLine="0"/>
         <w:jc w:val="right"/>
       </w:pPr>
       <w:r>
@@ -2608,7 +2493,6 @@
       <w:pPr>
         <w:bidi w:val="1"/>
         <w:spacing w:after="160" w:line="300" w:lineRule="auto"/>
-        <w:ind w:left="0" w:right="0" w:firstLine="0"/>
         <w:jc w:val="right"/>
       </w:pPr>
       <w:r>
@@ -2635,7 +2519,6 @@
       <w:pPr>
         <w:bidi w:val="1"/>
         <w:spacing w:after="160" w:line="300" w:lineRule="auto"/>
-        <w:ind w:left="0" w:right="0" w:firstLine="0"/>
         <w:jc w:val="right"/>
       </w:pPr>
       <w:r>
@@ -2662,7 +2545,6 @@
       <w:pPr>
         <w:bidi w:val="1"/>
         <w:spacing w:after="160" w:line="300" w:lineRule="auto"/>
-        <w:ind w:left="0" w:right="0" w:firstLine="0"/>
         <w:jc w:val="right"/>
       </w:pPr>
       <w:r>
@@ -2689,7 +2571,6 @@
       <w:pPr>
         <w:bidi w:val="1"/>
         <w:spacing w:after="160" w:line="300" w:lineRule="auto"/>
-        <w:ind w:left="0" w:right="0" w:firstLine="0"/>
         <w:jc w:val="right"/>
       </w:pPr>
       <w:r>
@@ -2716,7 +2597,6 @@
       <w:pPr>
         <w:bidi w:val="1"/>
         <w:spacing w:after="160" w:line="300" w:lineRule="auto"/>
-        <w:ind w:left="0" w:right="0" w:firstLine="0"/>
         <w:jc w:val="right"/>
       </w:pPr>
       <w:r>
@@ -2743,7 +2623,6 @@
       <w:pPr>
         <w:bidi w:val="1"/>
         <w:spacing w:after="160" w:line="300" w:lineRule="auto"/>
-        <w:ind w:left="0" w:right="0" w:firstLine="0"/>
         <w:jc w:val="right"/>
       </w:pPr>
       <w:r>
@@ -2770,7 +2649,6 @@
       <w:pPr>
         <w:bidi w:val="1"/>
         <w:spacing w:after="160" w:line="300" w:lineRule="auto"/>
-        <w:ind w:left="0" w:right="0" w:firstLine="0"/>
         <w:jc w:val="right"/>
       </w:pPr>
       <w:r>
@@ -2788,7 +2666,6 @@
       <w:pPr>
         <w:bidi w:val="1"/>
         <w:spacing w:after="160" w:line="300" w:lineRule="auto"/>
-        <w:ind w:left="0" w:right="0" w:firstLine="0"/>
         <w:jc w:val="right"/>
       </w:pPr>
       <w:r>
@@ -2806,7 +2683,6 @@
       <w:pPr>
         <w:bidi w:val="1"/>
         <w:spacing w:after="160" w:line="300" w:lineRule="auto"/>
-        <w:ind w:left="0" w:right="0" w:firstLine="0"/>
         <w:jc w:val="right"/>
       </w:pPr>
       <w:r>
@@ -2824,7 +2700,6 @@
       <w:pPr>
         <w:bidi w:val="1"/>
         <w:spacing w:after="160" w:line="300" w:lineRule="auto"/>
-        <w:ind w:left="0" w:right="0" w:firstLine="0"/>
         <w:jc w:val="right"/>
       </w:pPr>
       <w:r>
@@ -2842,7 +2717,6 @@
       <w:pPr>
         <w:bidi w:val="1"/>
         <w:spacing w:after="160" w:line="300" w:lineRule="auto"/>
-        <w:ind w:left="0" w:right="0" w:firstLine="0"/>
         <w:jc w:val="right"/>
       </w:pPr>
       <w:r>
@@ -2869,7 +2743,6 @@
       <w:pPr>
         <w:bidi w:val="1"/>
         <w:spacing w:after="160" w:line="300" w:lineRule="auto"/>
-        <w:ind w:left="0" w:right="0" w:firstLine="0"/>
         <w:jc w:val="right"/>
       </w:pPr>
       <w:r>
@@ -2896,7 +2769,6 @@
       <w:pPr>
         <w:bidi w:val="1"/>
         <w:spacing w:after="160" w:line="300" w:lineRule="auto"/>
-        <w:ind w:left="0" w:right="0" w:firstLine="0"/>
         <w:jc w:val="right"/>
       </w:pPr>
       <w:r>
@@ -2923,7 +2795,6 @@
       <w:pPr>
         <w:bidi w:val="1"/>
         <w:spacing w:after="160" w:line="300" w:lineRule="auto"/>
-        <w:ind w:left="0" w:right="0" w:firstLine="0"/>
         <w:jc w:val="right"/>
       </w:pPr>
       <w:r>
@@ -2941,7 +2812,6 @@
       <w:pPr>
         <w:bidi w:val="1"/>
         <w:spacing w:after="160" w:line="300" w:lineRule="auto"/>
-        <w:ind w:left="0" w:right="0" w:firstLine="0"/>
         <w:jc w:val="right"/>
       </w:pPr>
       <w:r>
@@ -2959,7 +2829,6 @@
       <w:pPr>
         <w:bidi w:val="1"/>
         <w:spacing w:after="160" w:line="300" w:lineRule="auto"/>
-        <w:ind w:left="0" w:right="0" w:firstLine="0"/>
         <w:jc w:val="right"/>
       </w:pPr>
       <w:r>
@@ -2986,7 +2855,6 @@
       <w:pPr>
         <w:bidi w:val="1"/>
         <w:spacing w:after="160" w:line="300" w:lineRule="auto"/>
-        <w:ind w:left="0" w:right="0" w:firstLine="0"/>
         <w:jc w:val="right"/>
       </w:pPr>
       <w:r>
@@ -3013,7 +2881,6 @@
       <w:pPr>
         <w:bidi w:val="1"/>
         <w:spacing w:after="160" w:line="300" w:lineRule="auto"/>
-        <w:ind w:left="0" w:right="0" w:firstLine="0"/>
         <w:jc w:val="right"/>
       </w:pPr>
       <w:r>
@@ -3040,7 +2907,6 @@
       <w:pPr>
         <w:bidi w:val="1"/>
         <w:spacing w:after="160" w:line="300" w:lineRule="auto"/>
-        <w:ind w:left="0" w:right="0" w:firstLine="0"/>
         <w:jc w:val="right"/>
       </w:pPr>
       <w:r>
@@ -3067,7 +2933,6 @@
       <w:pPr>
         <w:bidi w:val="1"/>
         <w:spacing w:after="160" w:line="300" w:lineRule="auto"/>
-        <w:ind w:left="0" w:right="0" w:firstLine="0"/>
         <w:jc w:val="right"/>
       </w:pPr>
       <w:r>
@@ -3085,7 +2950,6 @@
       <w:pPr>
         <w:bidi w:val="1"/>
         <w:spacing w:after="160" w:line="300" w:lineRule="auto"/>
-        <w:ind w:left="0" w:right="0" w:firstLine="0"/>
         <w:jc w:val="right"/>
       </w:pPr>
       <w:r>
@@ -3103,7 +2967,6 @@
       <w:pPr>
         <w:bidi w:val="1"/>
         <w:spacing w:after="160" w:line="300" w:lineRule="auto"/>
-        <w:ind w:left="0" w:right="0" w:firstLine="0"/>
         <w:jc w:val="right"/>
       </w:pPr>
       <w:r>
@@ -3121,7 +2984,6 @@
       <w:pPr>
         <w:bidi w:val="1"/>
         <w:spacing w:after="160" w:line="300" w:lineRule="auto"/>
-        <w:ind w:left="0" w:right="0" w:firstLine="0"/>
         <w:jc w:val="right"/>
       </w:pPr>
       <w:r>
@@ -3148,7 +3010,6 @@
       <w:pPr>
         <w:bidi w:val="1"/>
         <w:spacing w:after="160" w:line="300" w:lineRule="auto"/>
-        <w:ind w:left="0" w:right="0" w:firstLine="0"/>
         <w:jc w:val="right"/>
       </w:pPr>
       <w:r>
@@ -3175,7 +3036,6 @@
       <w:pPr>
         <w:bidi w:val="1"/>
         <w:spacing w:after="160" w:line="300" w:lineRule="auto"/>
-        <w:ind w:left="0" w:right="0" w:firstLine="0"/>
         <w:jc w:val="right"/>
       </w:pPr>
       <w:r>
@@ -3193,7 +3053,6 @@
       <w:pPr>
         <w:bidi w:val="1"/>
         <w:spacing w:after="160" w:line="300" w:lineRule="auto"/>
-        <w:ind w:left="0" w:right="0" w:firstLine="0"/>
         <w:jc w:val="right"/>
       </w:pPr>
       <w:r>
@@ -3211,7 +3070,6 @@
       <w:pPr>
         <w:bidi w:val="1"/>
         <w:spacing w:after="160" w:line="300" w:lineRule="auto"/>
-        <w:ind w:left="0" w:right="0" w:firstLine="0"/>
         <w:jc w:val="right"/>
       </w:pPr>
       <w:r>
@@ -3238,7 +3096,6 @@
       <w:pPr>
         <w:bidi w:val="1"/>
         <w:spacing w:after="160" w:line="300" w:lineRule="auto"/>
-        <w:ind w:left="0" w:right="0" w:firstLine="0"/>
         <w:jc w:val="right"/>
       </w:pPr>
       <w:r>
@@ -3265,7 +3122,6 @@
       <w:pPr>
         <w:bidi w:val="1"/>
         <w:spacing w:after="160" w:line="300" w:lineRule="auto"/>
-        <w:ind w:left="0" w:right="0" w:firstLine="0"/>
         <w:jc w:val="right"/>
       </w:pPr>
       <w:r>
@@ -3292,7 +3148,6 @@
       <w:pPr>
         <w:bidi w:val="1"/>
         <w:spacing w:after="160" w:line="300" w:lineRule="auto"/>
-        <w:ind w:left="0" w:right="0" w:firstLine="0"/>
         <w:jc w:val="right"/>
       </w:pPr>
       <w:r>
@@ -3310,7 +3165,6 @@
       <w:pPr>
         <w:bidi w:val="1"/>
         <w:spacing w:after="160" w:line="300" w:lineRule="auto"/>
-        <w:ind w:left="0" w:right="0" w:firstLine="0"/>
         <w:jc w:val="right"/>
       </w:pPr>
       <w:r>
@@ -3328,7 +3182,6 @@
       <w:pPr>
         <w:bidi w:val="1"/>
         <w:spacing w:after="160" w:line="300" w:lineRule="auto"/>
-        <w:ind w:left="0" w:right="0" w:firstLine="0"/>
         <w:jc w:val="right"/>
       </w:pPr>
       <w:r>
@@ -3346,7 +3199,6 @@
       <w:pPr>
         <w:bidi w:val="1"/>
         <w:spacing w:after="160" w:line="300" w:lineRule="auto"/>
-        <w:ind w:left="0" w:right="0" w:firstLine="0"/>
         <w:jc w:val="right"/>
       </w:pPr>
       <w:r>
@@ -3364,7 +3216,6 @@
       <w:pPr>
         <w:bidi w:val="1"/>
         <w:spacing w:after="160" w:line="300" w:lineRule="auto"/>
-        <w:ind w:left="0" w:right="0" w:firstLine="0"/>
         <w:jc w:val="right"/>
       </w:pPr>
       <w:r>
@@ -3382,7 +3233,6 @@
       <w:pPr>
         <w:bidi w:val="1"/>
         <w:spacing w:after="160" w:line="300" w:lineRule="auto"/>
-        <w:ind w:left="0" w:right="0" w:firstLine="0"/>
         <w:jc w:val="right"/>
       </w:pPr>
       <w:r>
@@ -3400,7 +3250,6 @@
       <w:pPr>
         <w:bidi w:val="1"/>
         <w:spacing w:after="160" w:line="300" w:lineRule="auto"/>
-        <w:ind w:left="0" w:right="0" w:firstLine="0"/>
         <w:jc w:val="right"/>
       </w:pPr>
       <w:r>
@@ -3427,7 +3276,6 @@
       <w:pPr>
         <w:bidi w:val="1"/>
         <w:spacing w:after="160" w:line="300" w:lineRule="auto"/>
-        <w:ind w:left="0" w:right="0" w:firstLine="0"/>
         <w:jc w:val="right"/>
       </w:pPr>
       <w:r>
@@ -3454,7 +3302,6 @@
       <w:pPr>
         <w:bidi w:val="1"/>
         <w:spacing w:after="160" w:line="300" w:lineRule="auto"/>
-        <w:ind w:left="0" w:right="0" w:firstLine="0"/>
         <w:jc w:val="right"/>
       </w:pPr>
       <w:r>
@@ -3472,7 +3319,6 @@
       <w:pPr>
         <w:bidi w:val="1"/>
         <w:spacing w:after="160" w:line="300" w:lineRule="auto"/>
-        <w:ind w:left="0" w:right="0" w:firstLine="0"/>
         <w:jc w:val="right"/>
       </w:pPr>
       <w:r>
@@ -3490,7 +3336,6 @@
       <w:pPr>
         <w:bidi w:val="1"/>
         <w:spacing w:after="160" w:line="300" w:lineRule="auto"/>
-        <w:ind w:left="0" w:right="0" w:firstLine="0"/>
         <w:jc w:val="right"/>
       </w:pPr>
       <w:r>
@@ -3508,7 +3353,6 @@
       <w:pPr>
         <w:bidi w:val="1"/>
         <w:spacing w:after="160" w:line="300" w:lineRule="auto"/>
-        <w:ind w:left="0" w:right="0" w:firstLine="0"/>
         <w:jc w:val="right"/>
       </w:pPr>
       <w:r>
@@ -3535,7 +3379,6 @@
       <w:pPr>
         <w:bidi w:val="1"/>
         <w:spacing w:after="160" w:line="300" w:lineRule="auto"/>
-        <w:ind w:left="0" w:right="0" w:firstLine="0"/>
         <w:jc w:val="right"/>
       </w:pPr>
       <w:r>
@@ -3562,7 +3405,6 @@
       <w:pPr>
         <w:bidi w:val="1"/>
         <w:spacing w:after="160" w:line="300" w:lineRule="auto"/>
-        <w:ind w:left="0" w:right="0" w:firstLine="0"/>
         <w:jc w:val="right"/>
       </w:pPr>
       <w:r>
@@ -3589,7 +3431,6 @@
       <w:pPr>
         <w:bidi w:val="1"/>
         <w:spacing w:after="160" w:line="300" w:lineRule="auto"/>
-        <w:ind w:left="0" w:right="0" w:firstLine="0"/>
         <w:jc w:val="right"/>
       </w:pPr>
       <w:r>
@@ -3607,7 +3448,6 @@
       <w:pPr>
         <w:bidi w:val="1"/>
         <w:spacing w:after="160" w:line="300" w:lineRule="auto"/>
-        <w:ind w:left="0" w:right="0" w:firstLine="0"/>
         <w:jc w:val="right"/>
       </w:pPr>
       <w:r>
@@ -3625,7 +3465,6 @@
       <w:pPr>
         <w:bidi w:val="1"/>
         <w:spacing w:after="160" w:line="300" w:lineRule="auto"/>
-        <w:ind w:left="0" w:right="0" w:firstLine="0"/>
         <w:jc w:val="right"/>
       </w:pPr>
       <w:r>
@@ -3645,7 +3484,6 @@
       <w:pPr>
         <w:bidi w:val="1"/>
         <w:spacing w:after="160" w:line="300" w:lineRule="auto"/>
-        <w:ind w:left="0" w:right="0" w:firstLine="0"/>
         <w:jc w:val="right"/>
       </w:pPr>
       <w:r>
@@ -3663,7 +3501,6 @@
       <w:pPr>
         <w:bidi w:val="1"/>
         <w:spacing w:after="160" w:line="300" w:lineRule="auto"/>
-        <w:ind w:left="0" w:right="0" w:firstLine="0"/>
         <w:jc w:val="right"/>
       </w:pPr>
       <w:r>
@@ -3683,7 +3520,6 @@
       <w:pPr>
         <w:bidi w:val="1"/>
         <w:spacing w:after="160" w:line="300" w:lineRule="auto"/>
-        <w:ind w:left="0" w:right="0" w:firstLine="0"/>
         <w:jc w:val="right"/>
       </w:pPr>
       <w:r>
@@ -3701,7 +3537,6 @@
       <w:pPr>
         <w:bidi w:val="1"/>
         <w:spacing w:after="160" w:line="300" w:lineRule="auto"/>
-        <w:ind w:left="0" w:right="0" w:firstLine="0"/>
         <w:jc w:val="right"/>
       </w:pPr>
       <w:r>
@@ -3721,7 +3556,6 @@
       <w:pPr>
         <w:bidi w:val="1"/>
         <w:spacing w:after="160" w:line="300" w:lineRule="auto"/>
-        <w:ind w:left="0" w:right="0" w:firstLine="0"/>
         <w:jc w:val="right"/>
       </w:pPr>
       <w:r>
@@ -3739,7 +3573,6 @@
       <w:pPr>
         <w:bidi w:val="1"/>
         <w:spacing w:after="160" w:line="300" w:lineRule="auto"/>
-        <w:ind w:left="0" w:right="0" w:firstLine="0"/>
         <w:jc w:val="right"/>
       </w:pPr>
       <w:r>
@@ -3759,7 +3592,6 @@
       <w:pPr>
         <w:bidi w:val="1"/>
         <w:spacing w:after="160" w:line="300" w:lineRule="auto"/>
-        <w:ind w:left="0" w:right="0" w:firstLine="0"/>
         <w:jc w:val="right"/>
       </w:pPr>
       <w:r>
@@ -3777,7 +3609,6 @@
       <w:pPr>
         <w:bidi w:val="1"/>
         <w:spacing w:after="160" w:line="300" w:lineRule="auto"/>
-        <w:ind w:left="0" w:right="0" w:firstLine="0"/>
         <w:jc w:val="right"/>
       </w:pPr>
       <w:r>
@@ -3804,7 +3635,6 @@
       <w:pPr>
         <w:bidi w:val="1"/>
         <w:spacing w:after="160" w:line="300" w:lineRule="auto"/>
-        <w:ind w:left="0" w:right="0" w:firstLine="0"/>
         <w:jc w:val="right"/>
       </w:pPr>
       <w:r>
@@ -3831,7 +3661,6 @@
       <w:pPr>
         <w:bidi w:val="1"/>
         <w:spacing w:after="160" w:line="300" w:lineRule="auto"/>
-        <w:ind w:left="0" w:right="0" w:firstLine="0"/>
         <w:jc w:val="right"/>
       </w:pPr>
       <w:r>
@@ -3849,7 +3678,6 @@
       <w:pPr>
         <w:bidi w:val="1"/>
         <w:spacing w:after="160" w:line="300" w:lineRule="auto"/>
-        <w:ind w:left="0" w:right="0" w:firstLine="0"/>
         <w:jc w:val="right"/>
       </w:pPr>
       <w:r>
@@ -3867,7 +3695,6 @@
       <w:pPr>
         <w:bidi w:val="1"/>
         <w:spacing w:after="160" w:line="300" w:lineRule="auto"/>
-        <w:ind w:left="0" w:right="0" w:firstLine="0"/>
         <w:jc w:val="right"/>
       </w:pPr>
       <w:r>
@@ -3887,7 +3714,6 @@
       <w:pPr>
         <w:bidi w:val="1"/>
         <w:spacing w:after="160" w:line="300" w:lineRule="auto"/>
-        <w:ind w:left="0" w:right="0" w:firstLine="0"/>
         <w:jc w:val="right"/>
       </w:pPr>
       <w:r>
@@ -3905,7 +3731,6 @@
       <w:pPr>
         <w:bidi w:val="1"/>
         <w:spacing w:after="160" w:line="300" w:lineRule="auto"/>
-        <w:ind w:left="0" w:right="0" w:firstLine="0"/>
         <w:jc w:val="right"/>
       </w:pPr>
       <w:r>
@@ -3923,7 +3748,6 @@
       <w:pPr>
         <w:bidi w:val="1"/>
         <w:spacing w:after="160" w:line="300" w:lineRule="auto"/>
-        <w:ind w:left="0" w:right="0" w:firstLine="0"/>
         <w:jc w:val="right"/>
       </w:pPr>
       <w:r>
@@ -3943,7 +3767,6 @@
       <w:pPr>
         <w:bidi w:val="1"/>
         <w:spacing w:after="160" w:line="300" w:lineRule="auto"/>
-        <w:ind w:left="0" w:right="0" w:firstLine="0"/>
         <w:jc w:val="right"/>
       </w:pPr>
       <w:r>
@@ -3961,7 +3784,6 @@
       <w:pPr>
         <w:bidi w:val="1"/>
         <w:spacing w:after="160" w:line="300" w:lineRule="auto"/>
-        <w:ind w:left="0" w:right="0" w:firstLine="0"/>
         <w:jc w:val="right"/>
       </w:pPr>
       <w:r>
@@ -3979,7 +3801,6 @@
       <w:pPr>
         <w:bidi w:val="1"/>
         <w:spacing w:after="160" w:line="300" w:lineRule="auto"/>
-        <w:ind w:left="0" w:right="0" w:firstLine="0"/>
         <w:jc w:val="right"/>
       </w:pPr>
       <w:r>
@@ -3997,7 +3818,6 @@
       <w:pPr>
         <w:bidi w:val="1"/>
         <w:spacing w:after="160" w:line="300" w:lineRule="auto"/>
-        <w:ind w:left="0" w:right="0" w:firstLine="0"/>
         <w:jc w:val="right"/>
       </w:pPr>
       <w:r>
@@ -4017,7 +3837,6 @@
       <w:pPr>
         <w:bidi w:val="1"/>
         <w:spacing w:after="160" w:line="300" w:lineRule="auto"/>
-        <w:ind w:left="0" w:right="0" w:firstLine="0"/>
         <w:jc w:val="right"/>
       </w:pPr>
       <w:r>
@@ -4035,7 +3854,6 @@
       <w:pPr>
         <w:bidi w:val="1"/>
         <w:spacing w:after="160" w:line="300" w:lineRule="auto"/>
-        <w:ind w:left="0" w:right="0" w:firstLine="0"/>
         <w:jc w:val="right"/>
       </w:pPr>
       <w:r>
@@ -4053,7 +3871,6 @@
       <w:pPr>
         <w:bidi w:val="1"/>
         <w:spacing w:after="160" w:line="300" w:lineRule="auto"/>
-        <w:ind w:left="0" w:right="0" w:firstLine="0"/>
         <w:jc w:val="right"/>
       </w:pPr>
       <w:r>
@@ -4071,7 +3888,6 @@
       <w:pPr>
         <w:bidi w:val="1"/>
         <w:spacing w:after="160" w:line="300" w:lineRule="auto"/>
-        <w:ind w:left="0" w:right="0" w:firstLine="0"/>
         <w:jc w:val="right"/>
       </w:pPr>
       <w:r>
@@ -4091,7 +3907,6 @@
       <w:pPr>
         <w:bidi w:val="1"/>
         <w:spacing w:after="160" w:line="300" w:lineRule="auto"/>
-        <w:ind w:left="0" w:right="0" w:firstLine="0"/>
         <w:jc w:val="right"/>
       </w:pPr>
       <w:r>
@@ -4109,7 +3924,6 @@
       <w:pPr>
         <w:bidi w:val="1"/>
         <w:spacing w:after="160" w:line="300" w:lineRule="auto"/>
-        <w:ind w:left="0" w:right="0" w:firstLine="0"/>
         <w:jc w:val="right"/>
       </w:pPr>
       <w:r>
@@ -4136,7 +3950,6 @@
       <w:pPr>
         <w:bidi w:val="1"/>
         <w:spacing w:after="160" w:line="300" w:lineRule="auto"/>
-        <w:ind w:left="0" w:right="0" w:firstLine="0"/>
         <w:jc w:val="right"/>
       </w:pPr>
       <w:r>
@@ -4163,7 +3976,6 @@
       <w:pPr>
         <w:bidi w:val="1"/>
         <w:spacing w:after="160" w:line="300" w:lineRule="auto"/>
-        <w:ind w:left="0" w:right="0" w:firstLine="0"/>
         <w:jc w:val="right"/>
       </w:pPr>
       <w:r>
@@ -4181,7 +3993,6 @@
       <w:pPr>
         <w:bidi w:val="1"/>
         <w:spacing w:after="160" w:line="300" w:lineRule="auto"/>
-        <w:ind w:left="0" w:right="0" w:firstLine="0"/>
         <w:jc w:val="right"/>
       </w:pPr>
       <w:r>
@@ -4199,7 +4010,6 @@
       <w:pPr>
         <w:bidi w:val="1"/>
         <w:spacing w:after="160" w:line="300" w:lineRule="auto"/>
-        <w:ind w:left="0" w:right="0" w:firstLine="0"/>
         <w:jc w:val="right"/>
       </w:pPr>
       <w:r>
@@ -4226,7 +4036,6 @@
       <w:pPr>
         <w:bidi w:val="1"/>
         <w:spacing w:after="160" w:line="300" w:lineRule="auto"/>
-        <w:ind w:left="0" w:right="0" w:firstLine="0"/>
         <w:jc w:val="right"/>
       </w:pPr>
       <w:r>
@@ -4253,7 +4062,6 @@
       <w:pPr>
         <w:bidi w:val="1"/>
         <w:spacing w:after="160" w:line="300" w:lineRule="auto"/>
-        <w:ind w:left="0" w:right="0" w:firstLine="0"/>
         <w:jc w:val="right"/>
       </w:pPr>
       <w:r>
@@ -4271,7 +4079,6 @@
       <w:pPr>
         <w:bidi w:val="1"/>
         <w:spacing w:after="160" w:line="300" w:lineRule="auto"/>
-        <w:ind w:left="0" w:right="0" w:firstLine="0"/>
         <w:jc w:val="right"/>
       </w:pPr>
       <w:r>
@@ -4289,7 +4096,6 @@
       <w:pPr>
         <w:bidi w:val="1"/>
         <w:spacing w:after="160" w:line="300" w:lineRule="auto"/>
-        <w:ind w:left="0" w:right="0" w:firstLine="0"/>
         <w:jc w:val="right"/>
       </w:pPr>
       <w:r>
@@ -4316,7 +4122,6 @@
       <w:pPr>
         <w:bidi w:val="1"/>
         <w:spacing w:after="160" w:line="300" w:lineRule="auto"/>
-        <w:ind w:left="0" w:right="0" w:firstLine="0"/>
         <w:jc w:val="right"/>
       </w:pPr>
       <w:r>
@@ -4343,7 +4148,6 @@
       <w:pPr>
         <w:bidi w:val="1"/>
         <w:spacing w:after="160" w:line="300" w:lineRule="auto"/>
-        <w:ind w:left="0" w:right="0" w:firstLine="0"/>
         <w:jc w:val="right"/>
       </w:pPr>
       <w:r>
@@ -4361,7 +4165,6 @@
       <w:pPr>
         <w:bidi w:val="1"/>
         <w:spacing w:after="160" w:line="300" w:lineRule="auto"/>
-        <w:ind w:left="0" w:right="0" w:firstLine="0"/>
         <w:jc w:val="right"/>
       </w:pPr>
       <w:r>
@@ -4388,7 +4191,6 @@
       <w:pPr>
         <w:bidi w:val="1"/>
         <w:spacing w:after="160" w:line="300" w:lineRule="auto"/>
-        <w:ind w:left="0" w:right="0" w:firstLine="0"/>
         <w:jc w:val="right"/>
       </w:pPr>
       <w:r>
@@ -4415,7 +4217,6 @@
       <w:pPr>
         <w:bidi w:val="1"/>
         <w:spacing w:after="160" w:line="300" w:lineRule="auto"/>
-        <w:ind w:left="0" w:right="0" w:firstLine="0"/>
         <w:jc w:val="right"/>
       </w:pPr>
       <w:r>
@@ -4433,7 +4234,6 @@
       <w:pPr>
         <w:bidi w:val="1"/>
         <w:spacing w:after="160" w:line="300" w:lineRule="auto"/>
-        <w:ind w:left="0" w:right="0" w:firstLine="0"/>
         <w:jc w:val="right"/>
       </w:pPr>
       <w:r>
@@ -4460,7 +4260,6 @@
       <w:pPr>
         <w:bidi w:val="1"/>
         <w:spacing w:after="160" w:line="300" w:lineRule="auto"/>
-        <w:ind w:left="0" w:right="0" w:firstLine="0"/>
         <w:jc w:val="right"/>
       </w:pPr>
       <w:r>
@@ -4487,7 +4286,6 @@
       <w:pPr>
         <w:bidi w:val="1"/>
         <w:spacing w:after="160" w:line="300" w:lineRule="auto"/>
-        <w:ind w:left="0" w:right="0" w:firstLine="0"/>
         <w:jc w:val="right"/>
       </w:pPr>
       <w:r>
@@ -4505,7 +4303,6 @@
       <w:pPr>
         <w:bidi w:val="1"/>
         <w:spacing w:after="160" w:line="300" w:lineRule="auto"/>
-        <w:ind w:left="0" w:right="0" w:firstLine="0"/>
         <w:jc w:val="right"/>
       </w:pPr>
       <w:r>
@@ -4525,7 +4322,6 @@
       <w:pPr>
         <w:bidi w:val="1"/>
         <w:spacing w:after="160" w:line="300" w:lineRule="auto"/>
-        <w:ind w:left="0" w:right="0" w:firstLine="0"/>
         <w:jc w:val="right"/>
       </w:pPr>
       <w:r>
@@ -4552,7 +4348,6 @@
       <w:pPr>
         <w:bidi w:val="1"/>
         <w:spacing w:after="160" w:line="300" w:lineRule="auto"/>
-        <w:ind w:left="0" w:right="0" w:firstLine="0"/>
         <w:jc w:val="right"/>
       </w:pPr>
       <w:r>
@@ -4579,7 +4374,6 @@
       <w:pPr>
         <w:bidi w:val="1"/>
         <w:spacing w:after="160" w:line="300" w:lineRule="auto"/>
-        <w:ind w:left="0" w:right="0" w:firstLine="0"/>
         <w:jc w:val="right"/>
       </w:pPr>
       <w:r>
@@ -4608,7 +4402,6 @@
       <w:pPr>
         <w:bidi w:val="1"/>
         <w:spacing w:after="160" w:line="300" w:lineRule="auto"/>
-        <w:ind w:left="0" w:right="0" w:firstLine="0"/>
         <w:jc w:val="right"/>
       </w:pPr>
       <w:r>
@@ -4635,7 +4428,6 @@
       <w:pPr>
         <w:bidi w:val="1"/>
         <w:spacing w:after="160" w:line="300" w:lineRule="auto"/>
-        <w:ind w:left="0" w:right="0" w:firstLine="0"/>
         <w:jc w:val="right"/>
       </w:pPr>
       <w:r>
@@ -4662,7 +4454,6 @@
       <w:pPr>
         <w:bidi w:val="1"/>
         <w:spacing w:after="160" w:line="300" w:lineRule="auto"/>
-        <w:ind w:left="0" w:right="0" w:firstLine="0"/>
         <w:jc w:val="right"/>
       </w:pPr>
       <w:r>
@@ -4691,7 +4482,6 @@
       <w:pPr>
         <w:bidi w:val="1"/>
         <w:spacing w:after="160" w:line="300" w:lineRule="auto"/>
-        <w:ind w:left="0" w:right="0" w:firstLine="0"/>
         <w:jc w:val="right"/>
       </w:pPr>
       <w:r>
@@ -4709,7 +4499,6 @@
       <w:pPr>
         <w:bidi w:val="1"/>
         <w:spacing w:after="160" w:line="300" w:lineRule="auto"/>
-        <w:ind w:left="0" w:right="0" w:firstLine="0"/>
         <w:jc w:val="right"/>
       </w:pPr>
       <w:r>
@@ -4727,7 +4516,6 @@
       <w:pPr>
         <w:bidi w:val="1"/>
         <w:spacing w:after="160" w:line="300" w:lineRule="auto"/>
-        <w:ind w:left="0" w:right="0" w:firstLine="0"/>
         <w:jc w:val="right"/>
       </w:pPr>
       <w:r>
@@ -4754,7 +4542,6 @@
       <w:pPr>
         <w:bidi w:val="1"/>
         <w:spacing w:after="160" w:line="300" w:lineRule="auto"/>
-        <w:ind w:left="0" w:right="0" w:firstLine="0"/>
         <w:jc w:val="right"/>
       </w:pPr>
       <w:r>
@@ -4781,7 +4568,6 @@
       <w:pPr>
         <w:bidi w:val="1"/>
         <w:spacing w:after="160" w:line="300" w:lineRule="auto"/>
-        <w:ind w:left="0" w:right="0" w:firstLine="0"/>
         <w:jc w:val="right"/>
       </w:pPr>
       <w:r>
@@ -4799,7 +4585,6 @@
       <w:pPr>
         <w:bidi w:val="1"/>
         <w:spacing w:after="160" w:line="300" w:lineRule="auto"/>
-        <w:ind w:left="0" w:right="0" w:firstLine="0"/>
         <w:jc w:val="right"/>
       </w:pPr>
       <w:r>
@@ -4817,7 +4602,6 @@
       <w:pPr>
         <w:bidi w:val="1"/>
         <w:spacing w:after="160" w:line="300" w:lineRule="auto"/>
-        <w:ind w:left="0" w:right="0" w:firstLine="0"/>
         <w:jc w:val="right"/>
       </w:pPr>
       <w:r>
@@ -4835,7 +4619,6 @@
       <w:pPr>
         <w:bidi w:val="1"/>
         <w:spacing w:after="160" w:line="300" w:lineRule="auto"/>
-        <w:ind w:left="0" w:right="0" w:firstLine="0"/>
         <w:jc w:val="right"/>
       </w:pPr>
       <w:r>
@@ -4853,7 +4636,6 @@
       <w:pPr>
         <w:bidi w:val="1"/>
         <w:spacing w:after="160" w:line="300" w:lineRule="auto"/>
-        <w:ind w:left="0" w:right="0" w:firstLine="0"/>
         <w:jc w:val="right"/>
       </w:pPr>
       <w:r>
@@ -4871,7 +4653,6 @@
       <w:pPr>
         <w:bidi w:val="1"/>
         <w:spacing w:after="160" w:line="300" w:lineRule="auto"/>
-        <w:ind w:left="0" w:right="0" w:firstLine="0"/>
         <w:jc w:val="right"/>
       </w:pPr>
       <w:r>
@@ -4889,7 +4670,6 @@
       <w:pPr>
         <w:bidi w:val="1"/>
         <w:spacing w:after="160" w:line="300" w:lineRule="auto"/>
-        <w:ind w:left="0" w:right="0" w:firstLine="0"/>
         <w:jc w:val="right"/>
       </w:pPr>
       <w:r>
@@ -4916,7 +4696,6 @@
       <w:pPr>
         <w:bidi w:val="1"/>
         <w:spacing w:after="160" w:line="300" w:lineRule="auto"/>
-        <w:ind w:left="0" w:right="0" w:firstLine="0"/>
         <w:jc w:val="right"/>
       </w:pPr>
       <w:r>
@@ -4943,7 +4722,6 @@
       <w:pPr>
         <w:bidi w:val="1"/>
         <w:spacing w:after="160" w:line="300" w:lineRule="auto"/>
-        <w:ind w:left="0" w:right="0" w:firstLine="0"/>
         <w:jc w:val="right"/>
       </w:pPr>
       <w:r>
@@ -4961,7 +4739,6 @@
       <w:pPr>
         <w:bidi w:val="1"/>
         <w:spacing w:after="160" w:line="300" w:lineRule="auto"/>
-        <w:ind w:left="0" w:right="0" w:firstLine="0"/>
         <w:jc w:val="right"/>
       </w:pPr>
       <w:r>
@@ -4988,7 +4765,6 @@
       <w:pPr>
         <w:bidi w:val="1"/>
         <w:spacing w:after="160" w:line="300" w:lineRule="auto"/>
-        <w:ind w:left="0" w:right="0" w:firstLine="0"/>
         <w:jc w:val="right"/>
       </w:pPr>
       <w:r>
@@ -5015,7 +4791,6 @@
       <w:pPr>
         <w:bidi w:val="1"/>
         <w:spacing w:after="160" w:line="300" w:lineRule="auto"/>
-        <w:ind w:left="0" w:right="0" w:firstLine="0"/>
         <w:jc w:val="right"/>
       </w:pPr>
       <w:r>
@@ -5042,7 +4817,6 @@
       <w:pPr>
         <w:bidi w:val="1"/>
         <w:spacing w:after="160" w:line="300" w:lineRule="auto"/>
-        <w:ind w:left="0" w:right="0" w:firstLine="0"/>
         <w:jc w:val="right"/>
       </w:pPr>
       <w:r>
@@ -5060,7 +4834,6 @@
       <w:pPr>
         <w:bidi w:val="1"/>
         <w:spacing w:after="160" w:line="300" w:lineRule="auto"/>
-        <w:ind w:left="0" w:right="0" w:firstLine="0"/>
         <w:jc w:val="right"/>
       </w:pPr>
       <w:r>
@@ -5078,7 +4851,6 @@
       <w:pPr>
         <w:bidi w:val="1"/>
         <w:spacing w:after="160" w:line="300" w:lineRule="auto"/>
-        <w:ind w:left="0" w:right="0" w:firstLine="0"/>
         <w:jc w:val="right"/>
       </w:pPr>
       <w:r>
@@ -5105,7 +4877,6 @@
       <w:pPr>
         <w:bidi w:val="1"/>
         <w:spacing w:after="160" w:line="300" w:lineRule="auto"/>
-        <w:ind w:left="0" w:right="0" w:firstLine="0"/>
         <w:jc w:val="right"/>
       </w:pPr>
       <w:r>
@@ -5132,7 +4903,6 @@
       <w:pPr>
         <w:bidi w:val="1"/>
         <w:spacing w:after="160" w:line="300" w:lineRule="auto"/>
-        <w:ind w:left="0" w:right="0" w:firstLine="0"/>
         <w:jc w:val="right"/>
       </w:pPr>
       <w:r>
@@ -5150,7 +4920,6 @@
       <w:pPr>
         <w:bidi w:val="1"/>
         <w:spacing w:after="160" w:line="300" w:lineRule="auto"/>
-        <w:ind w:left="0" w:right="0" w:firstLine="0"/>
         <w:jc w:val="right"/>
       </w:pPr>
       <w:r>
@@ -5176,7 +4945,6 @@
       <w:pPr>
         <w:bidi w:val="1"/>
         <w:spacing w:after="160" w:line="300" w:lineRule="auto"/>
-        <w:ind w:left="0" w:right="0" w:firstLine="0"/>
         <w:jc w:val="right"/>
       </w:pPr>
       <w:r>
@@ -5194,7 +4962,6 @@
       <w:pPr>
         <w:bidi w:val="1"/>
         <w:spacing w:after="160" w:line="300" w:lineRule="auto"/>
-        <w:ind w:left="0" w:right="0" w:firstLine="0"/>
         <w:jc w:val="right"/>
       </w:pPr>
       <w:r>
@@ -5214,7 +4981,6 @@
       <w:pPr>
         <w:bidi w:val="1"/>
         <w:spacing w:after="160" w:line="300" w:lineRule="auto"/>
-        <w:ind w:left="0" w:right="0" w:firstLine="0"/>
         <w:jc w:val="right"/>
       </w:pPr>
       <w:r>
@@ -5232,7 +4998,6 @@
       <w:pPr>
         <w:bidi w:val="1"/>
         <w:spacing w:after="160" w:line="300" w:lineRule="auto"/>
-        <w:ind w:left="0" w:right="0" w:firstLine="0"/>
         <w:jc w:val="right"/>
       </w:pPr>
       <w:r>
@@ -5259,7 +5024,6 @@
       <w:pPr>
         <w:bidi w:val="1"/>
         <w:spacing w:after="160" w:line="300" w:lineRule="auto"/>
-        <w:ind w:left="0" w:right="0" w:firstLine="0"/>
         <w:jc w:val="right"/>
       </w:pPr>
       <w:r>
@@ -5286,7 +5050,6 @@
       <w:pPr>
         <w:bidi w:val="1"/>
         <w:spacing w:after="160" w:line="300" w:lineRule="auto"/>
-        <w:ind w:left="0" w:right="0" w:firstLine="0"/>
         <w:jc w:val="right"/>
       </w:pPr>
       <w:r>
@@ -5304,7 +5067,6 @@
       <w:pPr>
         <w:bidi w:val="1"/>
         <w:spacing w:after="160" w:line="300" w:lineRule="auto"/>
-        <w:ind w:left="0" w:right="0" w:firstLine="0"/>
         <w:jc w:val="right"/>
       </w:pPr>
       <w:r>
@@ -5322,7 +5084,6 @@
       <w:pPr>
         <w:bidi w:val="1"/>
         <w:spacing w:after="160" w:line="300" w:lineRule="auto"/>
-        <w:ind w:left="0" w:right="0" w:firstLine="0"/>
         <w:jc w:val="right"/>
       </w:pPr>
       <w:r>
@@ -5340,7 +5101,6 @@
       <w:pPr>
         <w:bidi w:val="1"/>
         <w:spacing w:after="160" w:line="300" w:lineRule="auto"/>
-        <w:ind w:left="0" w:right="0" w:firstLine="0"/>
         <w:jc w:val="right"/>
       </w:pPr>
       <w:r>
@@ -5358,7 +5118,6 @@
       <w:pPr>
         <w:bidi w:val="1"/>
         <w:spacing w:after="160" w:line="300" w:lineRule="auto"/>
-        <w:ind w:left="0" w:right="0" w:firstLine="0"/>
         <w:jc w:val="right"/>
       </w:pPr>
       <w:r>
@@ -5376,7 +5135,6 @@
       <w:pPr>
         <w:bidi w:val="1"/>
         <w:spacing w:after="160" w:line="300" w:lineRule="auto"/>
-        <w:ind w:left="0" w:right="0" w:firstLine="0"/>
         <w:jc w:val="right"/>
       </w:pPr>
       <w:r>
@@ -5403,7 +5161,6 @@
       <w:pPr>
         <w:bidi w:val="1"/>
         <w:spacing w:after="160" w:line="300" w:lineRule="auto"/>
-        <w:ind w:left="0" w:right="0" w:firstLine="0"/>
         <w:jc w:val="right"/>
       </w:pPr>
       <w:r>
@@ -5430,7 +5187,6 @@
       <w:pPr>
         <w:bidi w:val="1"/>
         <w:spacing w:after="160" w:line="300" w:lineRule="auto"/>
-        <w:ind w:left="0" w:right="0" w:firstLine="0"/>
         <w:jc w:val="right"/>
       </w:pPr>
       <w:r>
@@ -5448,7 +5204,6 @@
       <w:pPr>
         <w:bidi w:val="1"/>
         <w:spacing w:after="160" w:line="300" w:lineRule="auto"/>
-        <w:ind w:left="0" w:right="0" w:firstLine="0"/>
         <w:jc w:val="right"/>
       </w:pPr>
       <w:r>
@@ -5466,7 +5221,6 @@
       <w:pPr>
         <w:bidi w:val="1"/>
         <w:spacing w:after="160" w:line="300" w:lineRule="auto"/>
-        <w:ind w:left="0" w:right="0" w:firstLine="0"/>
         <w:jc w:val="right"/>
       </w:pPr>
       <w:r>
@@ -5493,7 +5247,6 @@
       <w:pPr>
         <w:bidi w:val="1"/>
         <w:spacing w:after="160" w:line="300" w:lineRule="auto"/>
-        <w:ind w:left="0" w:right="0" w:firstLine="0"/>
         <w:jc w:val="right"/>
       </w:pPr>
       <w:r>
@@ -5520,7 +5273,6 @@
       <w:pPr>
         <w:bidi w:val="1"/>
         <w:spacing w:after="160" w:line="300" w:lineRule="auto"/>
-        <w:ind w:left="0" w:right="0" w:firstLine="0"/>
         <w:jc w:val="right"/>
       </w:pPr>
       <w:r>
@@ -5538,7 +5290,6 @@
       <w:pPr>
         <w:bidi w:val="1"/>
         <w:spacing w:after="160" w:line="300" w:lineRule="auto"/>
-        <w:ind w:left="0" w:right="0" w:firstLine="0"/>
         <w:jc w:val="right"/>
       </w:pPr>
       <w:r>
@@ -5558,7 +5309,6 @@
       <w:pPr>
         <w:bidi w:val="1"/>
         <w:spacing w:after="160" w:line="300" w:lineRule="auto"/>
-        <w:ind w:left="0" w:right="0" w:firstLine="0"/>
         <w:jc w:val="right"/>
       </w:pPr>
       <w:r>
@@ -5576,7 +5326,6 @@
       <w:pPr>
         <w:bidi w:val="1"/>
         <w:spacing w:after="160" w:line="300" w:lineRule="auto"/>
-        <w:ind w:left="0" w:right="0" w:firstLine="0"/>
         <w:jc w:val="right"/>
       </w:pPr>
       <w:r>
@@ -5594,7 +5343,6 @@
       <w:pPr>
         <w:bidi w:val="1"/>
         <w:spacing w:after="160" w:line="300" w:lineRule="auto"/>
-        <w:ind w:left="0" w:right="0" w:firstLine="0"/>
         <w:jc w:val="right"/>
       </w:pPr>
       <w:r>
@@ -5614,7 +5362,6 @@
       <w:pPr>
         <w:bidi w:val="1"/>
         <w:spacing w:after="160" w:line="300" w:lineRule="auto"/>
-        <w:ind w:left="0" w:right="0" w:firstLine="0"/>
         <w:jc w:val="right"/>
       </w:pPr>
       <w:r>
@@ -5632,7 +5379,6 @@
       <w:pPr>
         <w:bidi w:val="1"/>
         <w:spacing w:after="160" w:line="300" w:lineRule="auto"/>
-        <w:ind w:left="0" w:right="0" w:firstLine="0"/>
         <w:jc w:val="right"/>
       </w:pPr>
       <w:r>
@@ -5650,7 +5396,6 @@
       <w:pPr>
         <w:bidi w:val="1"/>
         <w:spacing w:after="160" w:line="300" w:lineRule="auto"/>
-        <w:ind w:left="0" w:right="0" w:firstLine="0"/>
         <w:jc w:val="right"/>
       </w:pPr>
       <w:r>
@@ -5679,7 +5424,6 @@
       <w:pPr>
         <w:bidi w:val="1"/>
         <w:spacing w:after="160" w:line="300" w:lineRule="auto"/>
-        <w:ind w:left="0" w:right="0" w:firstLine="0"/>
         <w:jc w:val="right"/>
       </w:pPr>
       <w:r>
@@ -5706,7 +5450,6 @@
       <w:pPr>
         <w:bidi w:val="1"/>
         <w:spacing w:after="160" w:line="300" w:lineRule="auto"/>
-        <w:ind w:left="0" w:right="0" w:firstLine="0"/>
         <w:jc w:val="right"/>
       </w:pPr>
       <w:r>
@@ -5724,7 +5467,6 @@
       <w:pPr>
         <w:bidi w:val="1"/>
         <w:spacing w:after="160" w:line="300" w:lineRule="auto"/>
-        <w:ind w:left="0" w:right="0" w:firstLine="0"/>
         <w:jc w:val="right"/>
       </w:pPr>
       <w:r>
@@ -5751,7 +5493,6 @@
       <w:pPr>
         <w:bidi w:val="1"/>
         <w:spacing w:after="160" w:line="300" w:lineRule="auto"/>
-        <w:ind w:left="0" w:right="0" w:firstLine="0"/>
         <w:jc w:val="right"/>
       </w:pPr>
       <w:r>
@@ -5778,7 +5519,6 @@
       <w:pPr>
         <w:bidi w:val="1"/>
         <w:spacing w:after="160" w:line="300" w:lineRule="auto"/>
-        <w:ind w:left="0" w:right="0" w:firstLine="0"/>
         <w:jc w:val="right"/>
       </w:pPr>
       <w:r>
@@ -5796,7 +5536,6 @@
       <w:pPr>
         <w:bidi w:val="1"/>
         <w:spacing w:after="160" w:line="300" w:lineRule="auto"/>
-        <w:ind w:left="0" w:right="0" w:firstLine="0"/>
         <w:jc w:val="right"/>
       </w:pPr>
       <w:r>
@@ -5814,7 +5553,6 @@
       <w:pPr>
         <w:bidi w:val="1"/>
         <w:spacing w:after="160" w:line="300" w:lineRule="auto"/>
-        <w:ind w:left="0" w:right="0" w:firstLine="0"/>
         <w:jc w:val="right"/>
       </w:pPr>
       <w:r>
@@ -5841,7 +5579,6 @@
       <w:pPr>
         <w:bidi w:val="1"/>
         <w:spacing w:after="160" w:line="300" w:lineRule="auto"/>
-        <w:ind w:left="0" w:right="0" w:firstLine="0"/>
         <w:jc w:val="right"/>
       </w:pPr>
       <w:r>
@@ -5870,7 +5607,6 @@
       <w:pPr>
         <w:bidi w:val="1"/>
         <w:spacing w:after="160" w:line="300" w:lineRule="auto"/>
-        <w:ind w:left="0" w:right="0" w:firstLine="0"/>
         <w:jc w:val="right"/>
       </w:pPr>
       <w:r>
@@ -5888,7 +5624,6 @@
       <w:pPr>
         <w:bidi w:val="1"/>
         <w:spacing w:after="160" w:line="300" w:lineRule="auto"/>
-        <w:ind w:left="0" w:right="0" w:firstLine="0"/>
         <w:jc w:val="right"/>
       </w:pPr>
       <w:r>
@@ -5915,7 +5650,6 @@
       <w:pPr>
         <w:bidi w:val="1"/>
         <w:spacing w:after="160" w:line="300" w:lineRule="auto"/>
-        <w:ind w:left="0" w:right="0" w:firstLine="0"/>
         <w:jc w:val="right"/>
       </w:pPr>
       <w:r>
@@ -5942,7 +5676,6 @@
       <w:pPr>
         <w:bidi w:val="1"/>
         <w:spacing w:after="160" w:line="300" w:lineRule="auto"/>
-        <w:ind w:left="0" w:right="0" w:firstLine="0"/>
         <w:jc w:val="right"/>
       </w:pPr>
       <w:r>
@@ -5960,7 +5693,6 @@
       <w:pPr>
         <w:bidi w:val="1"/>
         <w:spacing w:after="160" w:line="300" w:lineRule="auto"/>
-        <w:ind w:left="0" w:right="0" w:firstLine="0"/>
         <w:jc w:val="right"/>
       </w:pPr>
       <w:r>
@@ -5980,7 +5712,6 @@
       <w:pPr>
         <w:bidi w:val="1"/>
         <w:spacing w:after="160" w:line="300" w:lineRule="auto"/>
-        <w:ind w:left="0" w:right="0" w:firstLine="0"/>
         <w:jc w:val="right"/>
       </w:pPr>
       <w:r>
@@ -5998,7 +5729,6 @@
       <w:pPr>
         <w:bidi w:val="1"/>
         <w:spacing w:after="160" w:line="300" w:lineRule="auto"/>
-        <w:ind w:left="0" w:right="0" w:firstLine="0"/>
         <w:jc w:val="right"/>
       </w:pPr>
       <w:r>
@@ -6016,7 +5746,6 @@
       <w:pPr>
         <w:bidi w:val="1"/>
         <w:spacing w:after="160" w:line="300" w:lineRule="auto"/>
-        <w:ind w:left="0" w:right="0" w:firstLine="0"/>
         <w:jc w:val="right"/>
       </w:pPr>
       <w:r>
@@ -6036,7 +5765,6 @@
       <w:pPr>
         <w:bidi w:val="1"/>
         <w:spacing w:after="160" w:line="300" w:lineRule="auto"/>
-        <w:ind w:left="0" w:right="0" w:firstLine="0"/>
         <w:jc w:val="right"/>
       </w:pPr>
       <w:r>
@@ -6054,7 +5782,6 @@
       <w:pPr>
         <w:bidi w:val="1"/>
         <w:spacing w:after="160" w:line="300" w:lineRule="auto"/>
-        <w:ind w:left="0" w:right="0" w:firstLine="0"/>
         <w:jc w:val="right"/>
       </w:pPr>
       <w:r>
@@ -6074,7 +5801,6 @@
       <w:pPr>
         <w:bidi w:val="1"/>
         <w:spacing w:after="160" w:line="300" w:lineRule="auto"/>
-        <w:ind w:left="0" w:right="0" w:firstLine="0"/>
         <w:jc w:val="right"/>
       </w:pPr>
       <w:r>
@@ -6101,7 +5827,6 @@
       <w:pPr>
         <w:bidi w:val="1"/>
         <w:spacing w:after="160" w:line="300" w:lineRule="auto"/>
-        <w:ind w:left="0" w:right="0" w:firstLine="0"/>
         <w:jc w:val="right"/>
       </w:pPr>
       <w:r>
@@ -6128,7 +5853,6 @@
       <w:pPr>
         <w:bidi w:val="1"/>
         <w:spacing w:after="160" w:line="300" w:lineRule="auto"/>
-        <w:ind w:left="0" w:right="0" w:firstLine="0"/>
         <w:jc w:val="right"/>
       </w:pPr>
       <w:r>
@@ -6157,7 +5881,6 @@
       <w:pPr>
         <w:bidi w:val="1"/>
         <w:spacing w:after="160" w:line="300" w:lineRule="auto"/>
-        <w:ind w:left="0" w:right="0" w:firstLine="0"/>
         <w:jc w:val="right"/>
       </w:pPr>
       <w:r>
@@ -6186,7 +5909,6 @@
       <w:pPr>
         <w:bidi w:val="1"/>
         <w:spacing w:after="160" w:line="300" w:lineRule="auto"/>
-        <w:ind w:left="0" w:right="0" w:firstLine="0"/>
         <w:jc w:val="right"/>
       </w:pPr>
       <w:r>
@@ -6204,7 +5926,6 @@
       <w:pPr>
         <w:bidi w:val="1"/>
         <w:spacing w:after="160" w:line="300" w:lineRule="auto"/>
-        <w:ind w:left="0" w:right="0" w:firstLine="0"/>
         <w:jc w:val="right"/>
       </w:pPr>
       <w:r>
@@ -6222,7 +5943,6 @@
       <w:pPr>
         <w:bidi w:val="1"/>
         <w:spacing w:after="160" w:line="300" w:lineRule="auto"/>
-        <w:ind w:left="0" w:right="0" w:firstLine="0"/>
         <w:jc w:val="right"/>
       </w:pPr>
       <w:r>
@@ -6240,7 +5960,6 @@
       <w:pPr>
         <w:bidi w:val="1"/>
         <w:spacing w:after="160" w:line="300" w:lineRule="auto"/>
-        <w:ind w:left="0" w:right="0" w:firstLine="0"/>
         <w:jc w:val="right"/>
       </w:pPr>
       <w:r>
@@ -6267,7 +5986,6 @@
       <w:pPr>
         <w:bidi w:val="1"/>
         <w:spacing w:after="160" w:line="300" w:lineRule="auto"/>
-        <w:ind w:left="0" w:right="0" w:firstLine="0"/>
         <w:jc w:val="right"/>
       </w:pPr>
       <w:r>
@@ -6294,7 +6012,6 @@
       <w:pPr>
         <w:bidi w:val="1"/>
         <w:spacing w:after="160" w:line="300" w:lineRule="auto"/>
-        <w:ind w:left="0" w:right="0" w:firstLine="0"/>
         <w:jc w:val="right"/>
       </w:pPr>
       <w:r>
@@ -6321,7 +6038,6 @@
       <w:pPr>
         <w:bidi w:val="1"/>
         <w:spacing w:after="160" w:line="300" w:lineRule="auto"/>
-        <w:ind w:left="0" w:right="0" w:firstLine="0"/>
         <w:jc w:val="right"/>
       </w:pPr>
       <w:r>
@@ -6348,7 +6064,6 @@
       <w:pPr>
         <w:bidi w:val="1"/>
         <w:spacing w:after="160" w:line="300" w:lineRule="auto"/>
-        <w:ind w:left="0" w:right="0" w:firstLine="0"/>
         <w:jc w:val="right"/>
       </w:pPr>
       <w:r>
@@ -6375,7 +6090,6 @@
       <w:pPr>
         <w:bidi w:val="1"/>
         <w:spacing w:after="160" w:line="300" w:lineRule="auto"/>
-        <w:ind w:left="0" w:right="0" w:firstLine="0"/>
         <w:jc w:val="right"/>
       </w:pPr>
       <w:r>
@@ -6395,7 +6109,6 @@
       <w:pPr>
         <w:bidi w:val="1"/>
         <w:spacing w:after="160" w:line="300" w:lineRule="auto"/>
-        <w:ind w:left="0" w:right="0" w:firstLine="0"/>
         <w:jc w:val="right"/>
       </w:pPr>
       <w:r>
@@ -6413,7 +6126,6 @@
       <w:pPr>
         <w:bidi w:val="1"/>
         <w:spacing w:after="160" w:line="300" w:lineRule="auto"/>
-        <w:ind w:left="0" w:right="0" w:firstLine="0"/>
         <w:jc w:val="right"/>
       </w:pPr>
       <w:r>
@@ -6431,7 +6143,6 @@
       <w:pPr>
         <w:bidi w:val="1"/>
         <w:spacing w:after="160" w:line="300" w:lineRule="auto"/>
-        <w:ind w:left="0" w:right="0" w:firstLine="0"/>
         <w:jc w:val="right"/>
       </w:pPr>
       <w:r>
@@ -6449,7 +6160,6 @@
       <w:pPr>
         <w:bidi w:val="1"/>
         <w:spacing w:after="160" w:line="300" w:lineRule="auto"/>
-        <w:ind w:left="0" w:right="0" w:firstLine="0"/>
         <w:jc w:val="right"/>
       </w:pPr>
       <w:r>
@@ -6467,7 +6177,6 @@
       <w:pPr>
         <w:bidi w:val="1"/>
         <w:spacing w:after="160" w:line="300" w:lineRule="auto"/>
-        <w:ind w:left="0" w:right="0" w:firstLine="0"/>
         <w:jc w:val="right"/>
       </w:pPr>
       <w:r>
@@ -6487,7 +6196,6 @@
       <w:pPr>
         <w:bidi w:val="1"/>
         <w:spacing w:after="160" w:line="300" w:lineRule="auto"/>
-        <w:ind w:left="0" w:right="0" w:firstLine="0"/>
         <w:jc w:val="right"/>
       </w:pPr>
       <w:r>
@@ -6518,7 +6226,6 @@
       <w:pPr>
         <w:bidi w:val="1"/>
         <w:spacing w:after="160" w:line="300" w:lineRule="auto"/>
-        <w:ind w:left="0" w:right="0" w:firstLine="0"/>
         <w:jc w:val="right"/>
       </w:pPr>
       <w:r>
@@ -6545,7 +6252,6 @@
       <w:pPr>
         <w:bidi w:val="1"/>
         <w:spacing w:after="160" w:line="300" w:lineRule="auto"/>
-        <w:ind w:left="0" w:right="0" w:firstLine="0"/>
         <w:jc w:val="right"/>
       </w:pPr>
       <w:r>
@@ -6563,7 +6269,6 @@
       <w:pPr>
         <w:bidi w:val="1"/>
         <w:spacing w:after="160" w:line="300" w:lineRule="auto"/>
-        <w:ind w:left="0" w:right="0" w:firstLine="0"/>
         <w:jc w:val="right"/>
       </w:pPr>
       <w:r>
@@ -6590,7 +6295,6 @@
       <w:pPr>
         <w:bidi w:val="1"/>
         <w:spacing w:after="160" w:line="300" w:lineRule="auto"/>
-        <w:ind w:left="0" w:right="0" w:firstLine="0"/>
         <w:jc w:val="right"/>
       </w:pPr>
       <w:r>
@@ -6617,7 +6321,6 @@
       <w:pPr>
         <w:bidi w:val="1"/>
         <w:spacing w:after="160" w:line="300" w:lineRule="auto"/>
-        <w:ind w:left="0" w:right="0" w:firstLine="0"/>
         <w:jc w:val="right"/>
       </w:pPr>
       <w:r>
@@ -6644,7 +6347,6 @@
       <w:pPr>
         <w:bidi w:val="1"/>
         <w:spacing w:after="160" w:line="300" w:lineRule="auto"/>
-        <w:ind w:left="0" w:right="0" w:firstLine="0"/>
         <w:jc w:val="right"/>
       </w:pPr>
       <w:r>
@@ -6662,7 +6364,6 @@
       <w:pPr>
         <w:bidi w:val="1"/>
         <w:spacing w:after="160" w:line="300" w:lineRule="auto"/>
-        <w:ind w:left="0" w:right="0" w:firstLine="0"/>
         <w:jc w:val="right"/>
       </w:pPr>
       <w:r>
@@ -6680,7 +6381,6 @@
       <w:pPr>
         <w:bidi w:val="1"/>
         <w:spacing w:after="160" w:line="300" w:lineRule="auto"/>
-        <w:ind w:left="0" w:right="0" w:firstLine="0"/>
         <w:jc w:val="right"/>
       </w:pPr>
       <w:r>
@@ -6702,7 +6402,6 @@
       <w:pPr>
         <w:bidi w:val="1"/>
         <w:spacing w:after="160" w:line="300" w:lineRule="auto"/>
-        <w:ind w:left="0" w:right="0" w:firstLine="0"/>
         <w:jc w:val="right"/>
       </w:pPr>
       <w:r>
@@ -6724,7 +6423,6 @@
       <w:pPr>
         <w:bidi w:val="1"/>
         <w:spacing w:after="160" w:line="300" w:lineRule="auto"/>
-        <w:ind w:left="0" w:right="0" w:firstLine="0"/>
         <w:jc w:val="right"/>
       </w:pPr>
       <w:r>
@@ -6753,7 +6451,6 @@
       <w:pPr>
         <w:bidi w:val="1"/>
         <w:spacing w:after="160" w:line="300" w:lineRule="auto"/>
-        <w:ind w:left="0" w:right="0" w:firstLine="0"/>
         <w:jc w:val="right"/>
       </w:pPr>
       <w:r>
@@ -6780,7 +6477,6 @@
       <w:pPr>
         <w:bidi w:val="1"/>
         <w:spacing w:after="160" w:line="300" w:lineRule="auto"/>
-        <w:ind w:left="0" w:right="0" w:firstLine="0"/>
         <w:jc w:val="right"/>
       </w:pPr>
       <w:r>
@@ -6807,7 +6503,6 @@
       <w:pPr>
         <w:bidi w:val="1"/>
         <w:spacing w:after="160" w:line="300" w:lineRule="auto"/>
-        <w:ind w:left="0" w:right="0" w:firstLine="0"/>
         <w:jc w:val="right"/>
       </w:pPr>
       <w:r>
@@ -6838,7 +6533,6 @@
       <w:pPr>
         <w:bidi w:val="1"/>
         <w:spacing w:after="160" w:line="300" w:lineRule="auto"/>
-        <w:ind w:left="0" w:right="0" w:firstLine="0"/>
         <w:jc w:val="right"/>
       </w:pPr>
       <w:r>
@@ -6856,7 +6550,6 @@
       <w:pPr>
         <w:bidi w:val="1"/>
         <w:spacing w:after="160" w:line="300" w:lineRule="auto"/>
-        <w:ind w:left="0" w:right="0" w:firstLine="0"/>
         <w:jc w:val="right"/>
       </w:pPr>
       <w:r>
@@ -6878,7 +6571,6 @@
       <w:pPr>
         <w:bidi w:val="1"/>
         <w:spacing w:after="160" w:line="300" w:lineRule="auto"/>
-        <w:ind w:left="0" w:right="0" w:firstLine="0"/>
         <w:jc w:val="right"/>
       </w:pPr>
       <w:r>
@@ -6905,7 +6597,6 @@
       <w:pPr>
         <w:bidi w:val="1"/>
         <w:spacing w:after="160" w:line="300" w:lineRule="auto"/>
-        <w:ind w:left="0" w:right="0" w:firstLine="0"/>
         <w:jc w:val="right"/>
       </w:pPr>
       <w:r>
@@ -6932,7 +6623,6 @@
       <w:pPr>
         <w:bidi w:val="1"/>
         <w:spacing w:after="160" w:line="300" w:lineRule="auto"/>
-        <w:ind w:left="0" w:right="0" w:firstLine="0"/>
         <w:jc w:val="right"/>
       </w:pPr>
       <w:r>
@@ -6950,7 +6640,6 @@
       <w:pPr>
         <w:bidi w:val="1"/>
         <w:spacing w:after="160" w:line="300" w:lineRule="auto"/>
-        <w:ind w:left="0" w:right="0" w:firstLine="0"/>
         <w:jc w:val="right"/>
       </w:pPr>
       <w:r>
@@ -6968,7 +6657,6 @@
       <w:pPr>
         <w:bidi w:val="1"/>
         <w:spacing w:after="160" w:line="300" w:lineRule="auto"/>
-        <w:ind w:left="0" w:right="0" w:firstLine="0"/>
         <w:jc w:val="right"/>
       </w:pPr>
       <w:r>
@@ -6995,7 +6683,6 @@
       <w:pPr>
         <w:bidi w:val="1"/>
         <w:spacing w:after="160" w:line="300" w:lineRule="auto"/>
-        <w:ind w:left="0" w:right="0" w:firstLine="0"/>
         <w:jc w:val="right"/>
       </w:pPr>
       <w:r>
@@ -7022,7 +6709,6 @@
       <w:pPr>
         <w:bidi w:val="1"/>
         <w:spacing w:after="160" w:line="300" w:lineRule="auto"/>
-        <w:ind w:left="0" w:right="0" w:firstLine="0"/>
         <w:jc w:val="right"/>
       </w:pPr>
       <w:r>
@@ -7049,7 +6735,6 @@
       <w:pPr>
         <w:bidi w:val="1"/>
         <w:spacing w:after="160" w:line="300" w:lineRule="auto"/>
-        <w:ind w:left="0" w:right="0" w:firstLine="0"/>
         <w:jc w:val="right"/>
       </w:pPr>
       <w:r>
@@ -7067,7 +6752,6 @@
       <w:pPr>
         <w:bidi w:val="1"/>
         <w:spacing w:after="160" w:line="300" w:lineRule="auto"/>
-        <w:ind w:left="0" w:right="0" w:firstLine="0"/>
         <w:jc w:val="right"/>
       </w:pPr>
       <w:r>
@@ -7085,7 +6769,6 @@
       <w:pPr>
         <w:bidi w:val="1"/>
         <w:spacing w:after="160" w:line="300" w:lineRule="auto"/>
-        <w:ind w:left="0" w:right="0" w:firstLine="0"/>
         <w:jc w:val="right"/>
       </w:pPr>
       <w:r>
@@ -7107,7 +6790,6 @@
       <w:pPr>
         <w:bidi w:val="1"/>
         <w:spacing w:after="160" w:line="300" w:lineRule="auto"/>
-        <w:ind w:left="0" w:right="0" w:firstLine="0"/>
         <w:jc w:val="right"/>
       </w:pPr>
       <w:r>
@@ -7129,7 +6811,6 @@
       <w:pPr>
         <w:bidi w:val="1"/>
         <w:spacing w:after="160" w:line="300" w:lineRule="auto"/>
-        <w:ind w:left="0" w:right="0" w:firstLine="0"/>
         <w:jc w:val="right"/>
       </w:pPr>
       <w:r>
@@ -7147,7 +6828,6 @@
       <w:pPr>
         <w:bidi w:val="1"/>
         <w:spacing w:after="160" w:line="300" w:lineRule="auto"/>
-        <w:ind w:left="0" w:right="0" w:firstLine="0"/>
         <w:jc w:val="right"/>
       </w:pPr>
       <w:r>
@@ -7167,7 +6847,6 @@
       <w:pPr>
         <w:bidi w:val="1"/>
         <w:spacing w:after="160" w:line="300" w:lineRule="auto"/>
-        <w:ind w:left="0" w:right="0" w:firstLine="0"/>
         <w:jc w:val="right"/>
       </w:pPr>
       <w:r>
@@ -7196,7 +6875,6 @@
       <w:pPr>
         <w:bidi w:val="1"/>
         <w:spacing w:after="160" w:line="300" w:lineRule="auto"/>
-        <w:ind w:left="0" w:right="0" w:firstLine="0"/>
         <w:jc w:val="right"/>
       </w:pPr>
       <w:r>
@@ -7227,7 +6905,6 @@
       <w:pPr>
         <w:bidi w:val="1"/>
         <w:spacing w:after="160" w:line="300" w:lineRule="auto"/>
-        <w:ind w:left="0" w:right="0" w:firstLine="0"/>
         <w:jc w:val="right"/>
       </w:pPr>
       <w:r>
@@ -7254,7 +6931,6 @@
       <w:pPr>
         <w:bidi w:val="1"/>
         <w:spacing w:after="160" w:line="300" w:lineRule="auto"/>
-        <w:ind w:left="0" w:right="0" w:firstLine="0"/>
         <w:jc w:val="right"/>
       </w:pPr>
       <w:r>
@@ -7281,7 +6957,6 @@
       <w:pPr>
         <w:bidi w:val="1"/>
         <w:spacing w:after="160" w:line="300" w:lineRule="auto"/>
-        <w:ind w:left="0" w:right="0" w:firstLine="0"/>
         <w:jc w:val="right"/>
       </w:pPr>
       <w:r>
@@ -7299,7 +6974,6 @@
       <w:pPr>
         <w:bidi w:val="1"/>
         <w:spacing w:after="160" w:line="300" w:lineRule="auto"/>
-        <w:ind w:left="0" w:right="0" w:firstLine="0"/>
         <w:jc w:val="right"/>
       </w:pPr>
       <w:r>
@@ -7317,7 +6991,6 @@
       <w:pPr>
         <w:bidi w:val="1"/>
         <w:spacing w:after="160" w:line="300" w:lineRule="auto"/>
-        <w:ind w:left="0" w:right="0" w:firstLine="0"/>
         <w:jc w:val="right"/>
       </w:pPr>
       <w:r>
@@ -7344,7 +7017,6 @@
       <w:pPr>
         <w:bidi w:val="1"/>
         <w:spacing w:after="160" w:line="300" w:lineRule="auto"/>
-        <w:ind w:left="0" w:right="0" w:firstLine="0"/>
         <w:jc w:val="right"/>
       </w:pPr>
       <w:r>
@@ -7371,7 +7043,6 @@
       <w:pPr>
         <w:bidi w:val="1"/>
         <w:spacing w:after="160" w:line="300" w:lineRule="auto"/>
-        <w:ind w:left="0" w:right="0" w:firstLine="0"/>
         <w:jc w:val="right"/>
       </w:pPr>
       <w:r>
@@ -7398,7 +7069,6 @@
       <w:pPr>
         <w:bidi w:val="1"/>
         <w:spacing w:after="160" w:line="300" w:lineRule="auto"/>
-        <w:ind w:left="0" w:right="0" w:firstLine="0"/>
         <w:jc w:val="right"/>
       </w:pPr>
       <w:r>
@@ -7425,7 +7095,6 @@
       <w:pPr>
         <w:bidi w:val="1"/>
         <w:spacing w:after="160" w:line="300" w:lineRule="auto"/>
-        <w:ind w:left="0" w:right="0" w:firstLine="0"/>
         <w:jc w:val="right"/>
       </w:pPr>
       <w:r>
@@ -7452,7 +7121,6 @@
       <w:pPr>
         <w:bidi w:val="1"/>
         <w:spacing w:after="160" w:line="300" w:lineRule="auto"/>
-        <w:ind w:left="0" w:right="0" w:firstLine="0"/>
         <w:jc w:val="right"/>
       </w:pPr>
       <w:r>
@@ -7479,7 +7147,6 @@
       <w:pPr>
         <w:bidi w:val="1"/>
         <w:spacing w:after="160" w:line="300" w:lineRule="auto"/>
-        <w:ind w:left="0" w:right="0" w:firstLine="0"/>
         <w:jc w:val="right"/>
       </w:pPr>
       <w:r>
@@ -7506,7 +7173,6 @@
       <w:pPr>
         <w:bidi w:val="1"/>
         <w:spacing w:after="160" w:line="300" w:lineRule="auto"/>
-        <w:ind w:left="0" w:right="0" w:firstLine="0"/>
         <w:jc w:val="right"/>
       </w:pPr>
       <w:r>
@@ -7524,7 +7190,6 @@
       <w:pPr>
         <w:bidi w:val="1"/>
         <w:spacing w:after="160" w:line="300" w:lineRule="auto"/>
-        <w:ind w:left="0" w:right="0" w:firstLine="0"/>
         <w:jc w:val="right"/>
       </w:pPr>
       <w:r>
@@ -7542,7 +7207,6 @@
       <w:pPr>
         <w:bidi w:val="1"/>
         <w:spacing w:after="160" w:line="300" w:lineRule="auto"/>
-        <w:ind w:left="0" w:right="0" w:firstLine="0"/>
         <w:jc w:val="right"/>
       </w:pPr>
       <w:r>
@@ -7569,7 +7233,6 @@
       <w:pPr>
         <w:bidi w:val="1"/>
         <w:spacing w:after="160" w:line="300" w:lineRule="auto"/>
-        <w:ind w:left="0" w:right="0" w:firstLine="0"/>
         <w:jc w:val="right"/>
       </w:pPr>
       <w:r>
@@ -7596,7 +7259,6 @@
       <w:pPr>
         <w:bidi w:val="1"/>
         <w:spacing w:after="160" w:line="300" w:lineRule="auto"/>
-        <w:ind w:left="0" w:right="0" w:firstLine="0"/>
         <w:jc w:val="right"/>
       </w:pPr>
       <w:r>
@@ -7623,7 +7285,6 @@
       <w:pPr>
         <w:bidi w:val="1"/>
         <w:spacing w:after="160" w:line="300" w:lineRule="auto"/>
-        <w:ind w:left="0" w:right="0" w:firstLine="0"/>
         <w:jc w:val="right"/>
       </w:pPr>
       <w:r>
@@ -7650,7 +7311,6 @@
       <w:pPr>
         <w:bidi w:val="1"/>
         <w:spacing w:after="160" w:line="300" w:lineRule="auto"/>
-        <w:ind w:left="0" w:right="0" w:firstLine="0"/>
         <w:jc w:val="right"/>
       </w:pPr>
       <w:r>
@@ -7668,7 +7328,6 @@
       <w:pPr>
         <w:bidi w:val="1"/>
         <w:spacing w:after="160" w:line="300" w:lineRule="auto"/>
-        <w:ind w:left="0" w:right="0" w:firstLine="0"/>
         <w:jc w:val="right"/>
       </w:pPr>
       <w:r>
@@ -7695,7 +7354,6 @@
       <w:pPr>
         <w:bidi w:val="1"/>
         <w:spacing w:after="160" w:line="300" w:lineRule="auto"/>
-        <w:ind w:left="0" w:right="0" w:firstLine="0"/>
         <w:jc w:val="right"/>
       </w:pPr>
       <w:r>
@@ -7722,7 +7380,6 @@
       <w:pPr>
         <w:bidi w:val="1"/>
         <w:spacing w:after="160" w:line="300" w:lineRule="auto"/>
-        <w:ind w:left="0" w:right="0" w:firstLine="0"/>
         <w:jc w:val="right"/>
       </w:pPr>
       <w:r>
@@ -7749,7 +7406,6 @@
       <w:pPr>
         <w:bidi w:val="1"/>
         <w:spacing w:after="160" w:line="300" w:lineRule="auto"/>
-        <w:ind w:left="0" w:right="0" w:firstLine="0"/>
         <w:jc w:val="right"/>
       </w:pPr>
       <w:r>
@@ -7776,7 +7432,6 @@
       <w:pPr>
         <w:bidi w:val="1"/>
         <w:spacing w:after="160" w:line="300" w:lineRule="auto"/>
-        <w:ind w:left="0" w:right="0" w:firstLine="0"/>
         <w:jc w:val="right"/>
       </w:pPr>
       <w:r>
@@ -7794,7 +7449,6 @@
       <w:pPr>
         <w:bidi w:val="1"/>
         <w:spacing w:after="160" w:line="300" w:lineRule="auto"/>
-        <w:ind w:left="0" w:right="0" w:firstLine="0"/>
         <w:jc w:val="right"/>
       </w:pPr>
       <w:r>
@@ -7821,7 +7475,6 @@
       <w:pPr>
         <w:bidi w:val="1"/>
         <w:spacing w:after="160" w:line="300" w:lineRule="auto"/>
-        <w:ind w:left="0" w:right="0" w:firstLine="0"/>
         <w:jc w:val="right"/>
       </w:pPr>
       <w:r>
@@ -7848,7 +7501,6 @@
       <w:pPr>
         <w:bidi w:val="1"/>
         <w:spacing w:after="160" w:line="300" w:lineRule="auto"/>
-        <w:ind w:left="0" w:right="0" w:firstLine="0"/>
         <w:jc w:val="right"/>
       </w:pPr>
       <w:r>
@@ -7875,7 +7527,6 @@
       <w:pPr>
         <w:bidi w:val="1"/>
         <w:spacing w:after="160" w:line="300" w:lineRule="auto"/>
-        <w:ind w:left="0" w:right="0" w:firstLine="0"/>
         <w:jc w:val="right"/>
       </w:pPr>
       <w:r>
@@ -7902,7 +7553,6 @@
       <w:pPr>
         <w:bidi w:val="1"/>
         <w:spacing w:after="160" w:line="300" w:lineRule="auto"/>
-        <w:ind w:left="0" w:right="0" w:firstLine="0"/>
         <w:jc w:val="right"/>
       </w:pPr>
       <w:r>
@@ -7920,7 +7570,6 @@
       <w:pPr>
         <w:bidi w:val="1"/>
         <w:spacing w:after="160" w:line="300" w:lineRule="auto"/>
-        <w:ind w:left="0" w:right="0" w:firstLine="0"/>
         <w:jc w:val="right"/>
       </w:pPr>
       <w:r>
@@ -7938,7 +7587,6 @@
       <w:pPr>
         <w:bidi w:val="1"/>
         <w:spacing w:after="160" w:line="300" w:lineRule="auto"/>
-        <w:ind w:left="0" w:right="0" w:firstLine="0"/>
         <w:jc w:val="right"/>
       </w:pPr>
       <w:r>
@@ -7956,7 +7604,6 @@
       <w:pPr>
         <w:bidi w:val="1"/>
         <w:spacing w:after="160" w:line="300" w:lineRule="auto"/>
-        <w:ind w:left="0" w:right="0" w:firstLine="0"/>
         <w:jc w:val="right"/>
       </w:pPr>
       <w:r>
@@ -7974,7 +7621,6 @@
       <w:pPr>
         <w:bidi w:val="1"/>
         <w:spacing w:after="160" w:line="300" w:lineRule="auto"/>
-        <w:ind w:left="0" w:right="0" w:firstLine="0"/>
         <w:jc w:val="right"/>
       </w:pPr>
       <w:r>
@@ -7992,7 +7638,6 @@
       <w:pPr>
         <w:bidi w:val="1"/>
         <w:spacing w:after="160" w:line="300" w:lineRule="auto"/>
-        <w:ind w:left="0" w:right="0" w:firstLine="0"/>
         <w:jc w:val="right"/>
       </w:pPr>
       <w:r>
@@ -8010,7 +7655,6 @@
       <w:pPr>
         <w:bidi w:val="1"/>
         <w:spacing w:after="160" w:line="300" w:lineRule="auto"/>
-        <w:ind w:left="0" w:right="0" w:firstLine="0"/>
         <w:jc w:val="right"/>
       </w:pPr>
       <w:r>
@@ -8028,7 +7672,6 @@
       <w:pPr>
         <w:bidi w:val="1"/>
         <w:spacing w:after="160" w:line="300" w:lineRule="auto"/>
-        <w:ind w:left="0" w:right="0" w:firstLine="0"/>
         <w:jc w:val="right"/>
       </w:pPr>
       <w:r>
@@ -8055,7 +7698,6 @@
       <w:pPr>
         <w:bidi w:val="1"/>
         <w:spacing w:after="160" w:line="300" w:lineRule="auto"/>
-        <w:ind w:left="0" w:right="0" w:firstLine="0"/>
         <w:jc w:val="right"/>
       </w:pPr>
       <w:r>
@@ -8082,7 +7724,6 @@
       <w:pPr>
         <w:bidi w:val="1"/>
         <w:spacing w:after="160" w:line="300" w:lineRule="auto"/>
-        <w:ind w:left="0" w:right="0" w:firstLine="0"/>
         <w:jc w:val="right"/>
       </w:pPr>
       <w:r>
@@ -8100,7 +7741,6 @@
       <w:pPr>
         <w:bidi w:val="1"/>
         <w:spacing w:after="160" w:line="300" w:lineRule="auto"/>
-        <w:ind w:left="0" w:right="0" w:firstLine="0"/>
         <w:jc w:val="right"/>
       </w:pPr>
       <w:r>
@@ -8127,7 +7767,6 @@
       <w:pPr>
         <w:bidi w:val="1"/>
         <w:spacing w:after="160" w:line="300" w:lineRule="auto"/>
-        <w:ind w:left="0" w:right="0" w:firstLine="0"/>
         <w:jc w:val="right"/>
       </w:pPr>
       <w:r>
@@ -8160,7 +7799,6 @@
       <w:pPr>
         <w:bidi w:val="1"/>
         <w:spacing w:after="160" w:line="300" w:lineRule="auto"/>
-        <w:ind w:left="0" w:right="0" w:firstLine="0"/>
         <w:jc w:val="right"/>
       </w:pPr>
       <w:r>
@@ -8189,7 +7827,6 @@
       <w:pPr>
         <w:bidi w:val="1"/>
         <w:spacing w:after="160" w:line="300" w:lineRule="auto"/>
-        <w:ind w:left="0" w:right="0" w:firstLine="0"/>
         <w:jc w:val="right"/>
       </w:pPr>
       <w:r>
@@ -8209,7 +7846,6 @@
       <w:pPr>
         <w:bidi w:val="1"/>
         <w:spacing w:after="160" w:line="300" w:lineRule="auto"/>
-        <w:ind w:left="0" w:right="0" w:firstLine="0"/>
         <w:jc w:val="right"/>
       </w:pPr>
       <w:r>
@@ -8231,7 +7867,6 @@
       <w:pPr>
         <w:bidi w:val="1"/>
         <w:spacing w:after="160" w:line="300" w:lineRule="auto"/>
-        <w:ind w:left="0" w:right="0" w:firstLine="0"/>
         <w:jc w:val="right"/>
       </w:pPr>
       <w:r>
@@ -8260,7 +7895,6 @@
       <w:pPr>
         <w:bidi w:val="1"/>
         <w:spacing w:after="160" w:line="300" w:lineRule="auto"/>
-        <w:ind w:left="0" w:right="0" w:firstLine="0"/>
         <w:jc w:val="right"/>
       </w:pPr>
       <w:r>
@@ -8287,7 +7921,6 @@
       <w:pPr>
         <w:bidi w:val="1"/>
         <w:spacing w:after="160" w:line="300" w:lineRule="auto"/>
-        <w:ind w:left="0" w:right="0" w:firstLine="0"/>
         <w:jc w:val="right"/>
       </w:pPr>
       <w:r>
@@ -8305,7 +7938,6 @@
       <w:pPr>
         <w:bidi w:val="1"/>
         <w:spacing w:after="160" w:line="300" w:lineRule="auto"/>
-        <w:ind w:left="0" w:right="0" w:firstLine="0"/>
         <w:jc w:val="right"/>
       </w:pPr>
       <w:r>
@@ -8332,7 +7964,6 @@
       <w:pPr>
         <w:bidi w:val="1"/>
         <w:spacing w:after="160" w:line="300" w:lineRule="auto"/>
-        <w:ind w:left="0" w:right="0" w:firstLine="0"/>
         <w:jc w:val="right"/>
       </w:pPr>
       <w:r>
@@ -8359,7 +7990,6 @@
       <w:pPr>
         <w:bidi w:val="1"/>
         <w:spacing w:after="160" w:line="300" w:lineRule="auto"/>
-        <w:ind w:left="0" w:right="0" w:firstLine="0"/>
         <w:jc w:val="right"/>
       </w:pPr>
       <w:r>
@@ -8386,7 +8016,6 @@
       <w:pPr>
         <w:bidi w:val="1"/>
         <w:spacing w:after="160" w:line="300" w:lineRule="auto"/>
-        <w:ind w:left="0" w:right="0" w:firstLine="0"/>
         <w:jc w:val="right"/>
       </w:pPr>
       <w:r>
@@ -8423,7 +8052,6 @@
       <w:pPr>
         <w:bidi w:val="1"/>
         <w:spacing w:after="160" w:line="300" w:lineRule="auto"/>
-        <w:ind w:left="0" w:right="0" w:firstLine="0"/>
         <w:jc w:val="right"/>
       </w:pPr>
       <w:r>
@@ -8450,7 +8078,6 @@
       <w:pPr>
         <w:bidi w:val="1"/>
         <w:spacing w:after="160" w:line="300" w:lineRule="auto"/>
-        <w:ind w:left="0" w:right="0" w:firstLine="0"/>
         <w:jc w:val="right"/>
       </w:pPr>
       <w:r>
@@ -8479,7 +8106,6 @@
       <w:pPr>
         <w:bidi w:val="1"/>
         <w:spacing w:after="160" w:line="300" w:lineRule="auto"/>
-        <w:ind w:left="0" w:right="0" w:firstLine="0"/>
         <w:jc w:val="right"/>
       </w:pPr>
       <w:r>
@@ -8506,7 +8132,6 @@
       <w:pPr>
         <w:bidi w:val="1"/>
         <w:spacing w:after="160" w:line="300" w:lineRule="auto"/>
-        <w:ind w:left="0" w:right="0" w:firstLine="0"/>
         <w:jc w:val="right"/>
       </w:pPr>
       <w:r>
@@ -8524,7 +8149,6 @@
       <w:pPr>
         <w:bidi w:val="1"/>
         <w:spacing w:after="160" w:line="300" w:lineRule="auto"/>
-        <w:ind w:left="0" w:right="0" w:firstLine="0"/>
         <w:jc w:val="right"/>
       </w:pPr>
       <w:r>
@@ -8542,7 +8166,6 @@
       <w:pPr>
         <w:bidi w:val="1"/>
         <w:spacing w:after="160" w:line="300" w:lineRule="auto"/>
-        <w:ind w:left="0" w:right="0" w:firstLine="0"/>
         <w:jc w:val="right"/>
       </w:pPr>
       <w:r>
@@ -8560,7 +8183,6 @@
       <w:pPr>
         <w:bidi w:val="1"/>
         <w:spacing w:after="160" w:line="300" w:lineRule="auto"/>
-        <w:ind w:left="0" w:right="0" w:firstLine="0"/>
         <w:jc w:val="right"/>
       </w:pPr>
       <w:r>
@@ -8587,7 +8209,6 @@
       <w:pPr>
         <w:bidi w:val="1"/>
         <w:spacing w:after="160" w:line="300" w:lineRule="auto"/>
-        <w:ind w:left="0" w:right="0" w:firstLine="0"/>
         <w:jc w:val="right"/>
       </w:pPr>
       <w:r>
@@ -8614,7 +8235,6 @@
       <w:pPr>
         <w:bidi w:val="1"/>
         <w:spacing w:after="160" w:line="300" w:lineRule="auto"/>
-        <w:ind w:left="0" w:right="0" w:firstLine="0"/>
         <w:jc w:val="right"/>
       </w:pPr>
       <w:r>
@@ -8641,7 +8261,6 @@
       <w:pPr>
         <w:bidi w:val="1"/>
         <w:spacing w:after="160" w:line="300" w:lineRule="auto"/>
-        <w:ind w:left="0" w:right="0" w:firstLine="0"/>
         <w:jc w:val="right"/>
       </w:pPr>
       <w:r>
@@ -8668,7 +8287,6 @@
       <w:pPr>
         <w:bidi w:val="1"/>
         <w:spacing w:after="160" w:line="300" w:lineRule="auto"/>
-        <w:ind w:left="0" w:right="0" w:firstLine="0"/>
         <w:jc w:val="right"/>
       </w:pPr>
       <w:r>
@@ -8695,7 +8313,6 @@
       <w:pPr>
         <w:bidi w:val="1"/>
         <w:spacing w:after="160" w:line="300" w:lineRule="auto"/>
-        <w:ind w:left="0" w:right="0" w:firstLine="0"/>
         <w:jc w:val="right"/>
       </w:pPr>
       <w:r>
@@ -8726,7 +8343,6 @@
       <w:pPr>
         <w:bidi w:val="1"/>
         <w:spacing w:after="160" w:line="300" w:lineRule="auto"/>
-        <w:ind w:left="0" w:right="0" w:firstLine="0"/>
         <w:jc w:val="right"/>
       </w:pPr>
       <w:r>
@@ -8753,7 +8369,6 @@
       <w:pPr>
         <w:bidi w:val="1"/>
         <w:spacing w:after="160" w:line="300" w:lineRule="auto"/>
-        <w:ind w:left="0" w:right="0" w:firstLine="0"/>
         <w:jc w:val="right"/>
       </w:pPr>
       <w:r>
@@ -8771,7 +8386,6 @@
       <w:pPr>
         <w:bidi w:val="1"/>
         <w:spacing w:after="160" w:line="300" w:lineRule="auto"/>
-        <w:ind w:left="0" w:right="0" w:firstLine="0"/>
         <w:jc w:val="right"/>
       </w:pPr>
       <w:r>
@@ -8789,7 +8403,6 @@
       <w:pPr>
         <w:bidi w:val="1"/>
         <w:spacing w:after="160" w:line="300" w:lineRule="auto"/>
-        <w:ind w:left="0" w:right="0" w:firstLine="0"/>
         <w:jc w:val="right"/>
       </w:pPr>
       <w:r>
@@ -8816,7 +8429,6 @@
       <w:pPr>
         <w:bidi w:val="1"/>
         <w:spacing w:after="160" w:line="300" w:lineRule="auto"/>
-        <w:ind w:left="0" w:right="0" w:firstLine="0"/>
         <w:jc w:val="right"/>
       </w:pPr>
       <w:r>
@@ -8843,7 +8455,6 @@
       <w:pPr>
         <w:bidi w:val="1"/>
         <w:spacing w:after="160" w:line="300" w:lineRule="auto"/>
-        <w:ind w:left="0" w:right="0" w:firstLine="0"/>
         <w:jc w:val="right"/>
       </w:pPr>
       <w:r>
@@ -8861,7 +8472,6 @@
       <w:pPr>
         <w:bidi w:val="1"/>
         <w:spacing w:after="160" w:line="300" w:lineRule="auto"/>
-        <w:ind w:left="0" w:right="0" w:firstLine="0"/>
         <w:jc w:val="right"/>
       </w:pPr>
       <w:r>
@@ -8879,7 +8489,6 @@
       <w:pPr>
         <w:bidi w:val="1"/>
         <w:spacing w:after="160" w:line="300" w:lineRule="auto"/>
-        <w:ind w:left="0" w:right="0" w:firstLine="0"/>
         <w:jc w:val="right"/>
       </w:pPr>
       <w:r>
@@ -8897,7 +8506,6 @@
       <w:pPr>
         <w:bidi w:val="1"/>
         <w:spacing w:after="160" w:line="300" w:lineRule="auto"/>
-        <w:ind w:left="0" w:right="0" w:firstLine="0"/>
         <w:jc w:val="right"/>
       </w:pPr>
       <w:r>
@@ -8917,7 +8525,6 @@
       <w:pPr>
         <w:bidi w:val="1"/>
         <w:spacing w:after="160" w:line="300" w:lineRule="auto"/>
-        <w:ind w:left="0" w:right="0" w:firstLine="0"/>
         <w:jc w:val="right"/>
       </w:pPr>
       <w:r>
@@ -8943,7 +8550,6 @@
       <w:pPr>
         <w:bidi w:val="1"/>
         <w:spacing w:after="160" w:line="300" w:lineRule="auto"/>
-        <w:ind w:left="0" w:right="0" w:firstLine="0"/>
         <w:jc w:val="right"/>
       </w:pPr>
       <w:r>
@@ -8961,7 +8567,6 @@
       <w:pPr>
         <w:bidi w:val="1"/>
         <w:spacing w:after="160" w:line="300" w:lineRule="auto"/>
-        <w:ind w:left="0" w:right="0" w:firstLine="0"/>
         <w:jc w:val="right"/>
       </w:pPr>
       <w:r>
@@ -8979,7 +8584,6 @@
       <w:pPr>
         <w:bidi w:val="1"/>
         <w:spacing w:after="160" w:line="300" w:lineRule="auto"/>
-        <w:ind w:left="0" w:right="0" w:firstLine="0"/>
         <w:jc w:val="right"/>
       </w:pPr>
       <w:r>
@@ -9009,7 +8613,6 @@
       <w:pPr>
         <w:bidi w:val="1"/>
         <w:spacing w:after="160" w:line="300" w:lineRule="auto"/>
-        <w:ind w:left="0" w:right="0" w:firstLine="0"/>
         <w:jc w:val="right"/>
       </w:pPr>
       <w:r>
@@ -9029,7 +8632,6 @@
       <w:pPr>
         <w:bidi w:val="1"/>
         <w:spacing w:after="160" w:line="300" w:lineRule="auto"/>
-        <w:ind w:left="0" w:right="0" w:firstLine="0"/>
         <w:jc w:val="right"/>
       </w:pPr>
       <w:r>
@@ -9047,7 +8649,6 @@
       <w:pPr>
         <w:bidi w:val="1"/>
         <w:spacing w:after="160" w:line="300" w:lineRule="auto"/>
-        <w:ind w:left="0" w:right="0" w:firstLine="0"/>
         <w:jc w:val="right"/>
       </w:pPr>
       <w:r>
@@ -9067,7 +8668,6 @@
       <w:pPr>
         <w:bidi w:val="1"/>
         <w:spacing w:after="160" w:line="300" w:lineRule="auto"/>
-        <w:ind w:left="0" w:right="0" w:firstLine="0"/>
         <w:jc w:val="right"/>
       </w:pPr>
       <w:r>
@@ -9085,7 +8685,6 @@
       <w:pPr>
         <w:bidi w:val="1"/>
         <w:spacing w:after="160" w:line="300" w:lineRule="auto"/>
-        <w:ind w:left="0" w:right="0" w:firstLine="0"/>
         <w:jc w:val="right"/>
       </w:pPr>
       <w:r>
@@ -9103,7 +8702,6 @@
       <w:pPr>
         <w:bidi w:val="1"/>
         <w:spacing w:after="160" w:line="300" w:lineRule="auto"/>
-        <w:ind w:left="0" w:right="0" w:firstLine="0"/>
         <w:jc w:val="right"/>
       </w:pPr>
       <w:r>
@@ -9130,7 +8728,6 @@
       <w:pPr>
         <w:bidi w:val="1"/>
         <w:spacing w:after="160" w:line="300" w:lineRule="auto"/>
-        <w:ind w:left="0" w:right="0" w:firstLine="0"/>
         <w:jc w:val="right"/>
       </w:pPr>
       <w:r>
@@ -9157,7 +8754,6 @@
       <w:pPr>
         <w:bidi w:val="1"/>
         <w:spacing w:after="160" w:line="300" w:lineRule="auto"/>
-        <w:ind w:left="0" w:right="0" w:firstLine="0"/>
         <w:jc w:val="right"/>
       </w:pPr>
       <w:r>
@@ -9175,7 +8771,6 @@
       <w:pPr>
         <w:bidi w:val="1"/>
         <w:spacing w:after="160" w:line="300" w:lineRule="auto"/>
-        <w:ind w:left="0" w:right="0" w:firstLine="0"/>
         <w:jc w:val="right"/>
       </w:pPr>
       <w:r>
@@ -9195,7 +8790,6 @@
       <w:pPr>
         <w:bidi w:val="1"/>
         <w:spacing w:after="160" w:line="300" w:lineRule="auto"/>
-        <w:ind w:left="0" w:right="0" w:firstLine="0"/>
         <w:jc w:val="right"/>
       </w:pPr>
       <w:r>
@@ -9213,7 +8807,6 @@
       <w:pPr>
         <w:bidi w:val="1"/>
         <w:spacing w:after="160" w:line="300" w:lineRule="auto"/>
-        <w:ind w:left="0" w:right="0" w:firstLine="0"/>
         <w:jc w:val="right"/>
       </w:pPr>
       <w:r>
@@ -9233,7 +8826,6 @@
       <w:pPr>
         <w:bidi w:val="1"/>
         <w:spacing w:after="160" w:line="300" w:lineRule="auto"/>
-        <w:ind w:left="0" w:right="0" w:firstLine="0"/>
         <w:jc w:val="right"/>
       </w:pPr>
       <w:r>
@@ -9262,7 +8854,6 @@
       <w:pPr>
         <w:bidi w:val="1"/>
         <w:spacing w:after="160" w:line="300" w:lineRule="auto"/>
-        <w:ind w:left="0" w:right="0" w:firstLine="0"/>
         <w:jc w:val="right"/>
       </w:pPr>
       <w:r>
@@ -9289,7 +8880,6 @@
       <w:pPr>
         <w:bidi w:val="1"/>
         <w:spacing w:after="160" w:line="300" w:lineRule="auto"/>
-        <w:ind w:left="0" w:right="0" w:firstLine="0"/>
         <w:jc w:val="right"/>
       </w:pPr>
       <w:r>
@@ -9307,7 +8897,6 @@
       <w:pPr>
         <w:bidi w:val="1"/>
         <w:spacing w:after="160" w:line="300" w:lineRule="auto"/>
-        <w:ind w:left="0" w:right="0" w:firstLine="0"/>
         <w:jc w:val="right"/>
       </w:pPr>
       <w:r>
@@ -9325,7 +8914,6 @@
       <w:pPr>
         <w:bidi w:val="1"/>
         <w:spacing w:after="160" w:line="300" w:lineRule="auto"/>
-        <w:ind w:left="0" w:right="0" w:firstLine="0"/>
         <w:jc w:val="right"/>
       </w:pPr>
       <w:r>
@@ -9343,7 +8931,6 @@
       <w:pPr>
         <w:bidi w:val="1"/>
         <w:spacing w:after="160" w:line="300" w:lineRule="auto"/>
-        <w:ind w:left="0" w:right="0" w:firstLine="0"/>
         <w:jc w:val="right"/>
       </w:pPr>
       <w:r>
@@ -9370,7 +8957,6 @@
       <w:pPr>
         <w:bidi w:val="1"/>
         <w:spacing w:after="160" w:line="300" w:lineRule="auto"/>
-        <w:ind w:left="0" w:right="0" w:firstLine="0"/>
         <w:jc w:val="right"/>
       </w:pPr>
       <w:r>
@@ -9397,7 +8983,6 @@
       <w:pPr>
         <w:bidi w:val="1"/>
         <w:spacing w:after="160" w:line="300" w:lineRule="auto"/>
-        <w:ind w:left="0" w:right="0" w:firstLine="0"/>
         <w:jc w:val="right"/>
       </w:pPr>
       <w:r>
@@ -9415,7 +9000,6 @@
       <w:pPr>
         <w:bidi w:val="1"/>
         <w:spacing w:after="160" w:line="300" w:lineRule="auto"/>
-        <w:ind w:left="0" w:right="0" w:firstLine="0"/>
         <w:jc w:val="right"/>
       </w:pPr>
       <w:r>
@@ -9442,7 +9026,6 @@
       <w:pPr>
         <w:bidi w:val="1"/>
         <w:spacing w:after="160" w:line="300" w:lineRule="auto"/>
-        <w:ind w:left="0" w:right="0" w:firstLine="0"/>
         <w:jc w:val="right"/>
       </w:pPr>
       <w:r>
@@ -9473,7 +9056,6 @@
       <w:pPr>
         <w:bidi w:val="1"/>
         <w:spacing w:after="160" w:line="300" w:lineRule="auto"/>
-        <w:ind w:left="0" w:right="0" w:firstLine="0"/>
         <w:jc w:val="right"/>
       </w:pPr>
       <w:r>
@@ -9500,7 +9082,6 @@
       <w:pPr>
         <w:bidi w:val="1"/>
         <w:spacing w:after="160" w:line="300" w:lineRule="auto"/>
-        <w:ind w:left="0" w:right="0" w:firstLine="0"/>
         <w:jc w:val="right"/>
       </w:pPr>
       <w:r>
@@ -9527,7 +9108,6 @@
       <w:pPr>
         <w:bidi w:val="1"/>
         <w:spacing w:after="160" w:line="300" w:lineRule="auto"/>
-        <w:ind w:left="0" w:right="0" w:firstLine="0"/>
         <w:jc w:val="right"/>
       </w:pPr>
       <w:r>
@@ -9545,7 +9125,6 @@
       <w:pPr>
         <w:bidi w:val="1"/>
         <w:spacing w:after="160" w:line="300" w:lineRule="auto"/>
-        <w:ind w:left="0" w:right="0" w:firstLine="0"/>
         <w:jc w:val="right"/>
       </w:pPr>
       <w:r>
@@ -9578,7 +9157,6 @@
       <w:pPr>
         <w:bidi w:val="1"/>
         <w:spacing w:after="160" w:line="300" w:lineRule="auto"/>
-        <w:ind w:left="0" w:right="0" w:firstLine="0"/>
         <w:jc w:val="right"/>
       </w:pPr>
       <w:r>
@@ -9605,7 +9183,6 @@
       <w:pPr>
         <w:bidi w:val="1"/>
         <w:spacing w:after="160" w:line="300" w:lineRule="auto"/>
-        <w:ind w:left="0" w:right="0" w:firstLine="0"/>
         <w:jc w:val="right"/>
       </w:pPr>
       <w:r>
@@ -9623,7 +9200,6 @@
       <w:pPr>
         <w:bidi w:val="1"/>
         <w:spacing w:after="160" w:line="300" w:lineRule="auto"/>
-        <w:ind w:left="0" w:right="0" w:firstLine="0"/>
         <w:jc w:val="right"/>
       </w:pPr>
       <w:r>
@@ -9650,7 +9226,6 @@
       <w:pPr>
         <w:bidi w:val="1"/>
         <w:spacing w:after="160" w:line="300" w:lineRule="auto"/>
-        <w:ind w:left="0" w:right="0" w:firstLine="0"/>
         <w:jc w:val="right"/>
       </w:pPr>
       <w:r>
@@ -9679,7 +9254,6 @@
       <w:pPr>
         <w:bidi w:val="1"/>
         <w:spacing w:after="160" w:line="300" w:lineRule="auto"/>
-        <w:ind w:left="0" w:right="0" w:firstLine="0"/>
         <w:jc w:val="right"/>
       </w:pPr>
       <w:r>
@@ -9731,7 +9305,6 @@
       <w:pPr>
         <w:bidi w:val="1"/>
         <w:spacing w:after="160" w:line="300" w:lineRule="auto"/>
-        <w:ind w:left="0" w:right="0" w:firstLine="0"/>
         <w:jc w:val="right"/>
       </w:pPr>
       <w:r>
@@ -9764,7 +9337,6 @@
       <w:pPr>
         <w:bidi w:val="1"/>
         <w:spacing w:after="160" w:line="300" w:lineRule="auto"/>
-        <w:ind w:left="0" w:right="0" w:firstLine="0"/>
         <w:jc w:val="right"/>
       </w:pPr>
       <w:r>
@@ -9791,7 +9363,6 @@
       <w:pPr>
         <w:bidi w:val="1"/>
         <w:spacing w:after="160" w:line="300" w:lineRule="auto"/>
-        <w:ind w:left="0" w:right="0" w:firstLine="0"/>
         <w:jc w:val="right"/>
       </w:pPr>
       <w:r>
@@ -9818,7 +9389,6 @@
       <w:pPr>
         <w:bidi w:val="1"/>
         <w:spacing w:after="160" w:line="300" w:lineRule="auto"/>
-        <w:ind w:left="0" w:right="0" w:firstLine="0"/>
         <w:jc w:val="right"/>
       </w:pPr>
       <w:r>
@@ -9836,7 +9406,6 @@
       <w:pPr>
         <w:bidi w:val="1"/>
         <w:spacing w:after="160" w:line="300" w:lineRule="auto"/>
-        <w:ind w:left="0" w:right="0" w:firstLine="0"/>
         <w:jc w:val="right"/>
       </w:pPr>
       <w:r>
@@ -9854,7 +9423,6 @@
       <w:pPr>
         <w:bidi w:val="1"/>
         <w:spacing w:after="160" w:line="300" w:lineRule="auto"/>
-        <w:ind w:left="0" w:right="0" w:firstLine="0"/>
         <w:jc w:val="right"/>
       </w:pPr>
       <w:r>
@@ -9872,7 +9440,6 @@
       <w:pPr>
         <w:bidi w:val="1"/>
         <w:spacing w:after="160" w:line="300" w:lineRule="auto"/>
-        <w:ind w:left="0" w:right="0" w:firstLine="0"/>
         <w:jc w:val="right"/>
       </w:pPr>
       <w:r>
@@ -9890,7 +9457,6 @@
       <w:pPr>
         <w:bidi w:val="1"/>
         <w:spacing w:after="160" w:line="300" w:lineRule="auto"/>
-        <w:ind w:left="0" w:right="0" w:firstLine="0"/>
         <w:jc w:val="right"/>
       </w:pPr>
       <w:r>
@@ -9908,7 +9474,6 @@
       <w:pPr>
         <w:bidi w:val="1"/>
         <w:spacing w:after="160" w:line="300" w:lineRule="auto"/>
-        <w:ind w:left="0" w:right="0" w:firstLine="0"/>
         <w:jc w:val="right"/>
       </w:pPr>
       <w:r>
@@ -9926,7 +9491,6 @@
       <w:pPr>
         <w:bidi w:val="1"/>
         <w:spacing w:after="160" w:line="300" w:lineRule="auto"/>
-        <w:ind w:left="0" w:right="0" w:firstLine="0"/>
         <w:jc w:val="right"/>
       </w:pPr>
       <w:r>
@@ -9944,7 +9508,6 @@
       <w:pPr>
         <w:bidi w:val="1"/>
         <w:spacing w:after="160" w:line="300" w:lineRule="auto"/>
-        <w:ind w:left="0" w:right="0" w:firstLine="0"/>
         <w:jc w:val="right"/>
       </w:pPr>
       <w:r>
@@ -9971,7 +9534,6 @@
       <w:pPr>
         <w:bidi w:val="1"/>
         <w:spacing w:after="160" w:line="300" w:lineRule="auto"/>
-        <w:ind w:left="0" w:right="0" w:firstLine="0"/>
         <w:jc w:val="right"/>
       </w:pPr>
       <w:r>
@@ -9998,7 +9560,6 @@
       <w:pPr>
         <w:bidi w:val="1"/>
         <w:spacing w:after="160" w:line="300" w:lineRule="auto"/>
-        <w:ind w:left="0" w:right="0" w:firstLine="0"/>
         <w:jc w:val="right"/>
       </w:pPr>
       <w:r>
@@ -10027,7 +9588,6 @@
       <w:pPr>
         <w:bidi w:val="1"/>
         <w:spacing w:after="160" w:line="300" w:lineRule="auto"/>
-        <w:ind w:left="0" w:right="0" w:firstLine="0"/>
         <w:jc w:val="right"/>
       </w:pPr>
       <w:r>
@@ -10054,7 +9614,6 @@
       <w:pPr>
         <w:bidi w:val="1"/>
         <w:spacing w:after="160" w:line="300" w:lineRule="auto"/>
-        <w:ind w:left="0" w:right="0" w:firstLine="0"/>
         <w:jc w:val="right"/>
       </w:pPr>
       <w:r>
@@ -10072,7 +9631,6 @@
       <w:pPr>
         <w:bidi w:val="1"/>
         <w:spacing w:after="160" w:line="300" w:lineRule="auto"/>
-        <w:ind w:left="0" w:right="0" w:firstLine="0"/>
         <w:jc w:val="right"/>
       </w:pPr>
       <w:r>
@@ -10090,7 +9648,6 @@
       <w:pPr>
         <w:bidi w:val="1"/>
         <w:spacing w:after="160" w:line="300" w:lineRule="auto"/>
-        <w:ind w:left="0" w:right="0" w:firstLine="0"/>
         <w:jc w:val="right"/>
       </w:pPr>
       <w:r>
@@ -10119,7 +9676,6 @@
       <w:pPr>
         <w:bidi w:val="1"/>
         <w:spacing w:after="160" w:line="300" w:lineRule="auto"/>
-        <w:ind w:left="0" w:right="0" w:firstLine="0"/>
         <w:jc w:val="right"/>
       </w:pPr>
       <w:r>
@@ -10146,7 +9702,6 @@
       <w:pPr>
         <w:bidi w:val="1"/>
         <w:spacing w:after="160" w:line="300" w:lineRule="auto"/>
-        <w:ind w:left="0" w:right="0" w:firstLine="0"/>
         <w:jc w:val="right"/>
       </w:pPr>
       <w:r>
@@ -10164,7 +9719,6 @@
       <w:pPr>
         <w:bidi w:val="1"/>
         <w:spacing w:after="160" w:line="300" w:lineRule="auto"/>
-        <w:ind w:left="0" w:right="0" w:firstLine="0"/>
         <w:jc w:val="right"/>
       </w:pPr>
       <w:r>
@@ -10182,7 +9736,6 @@
       <w:pPr>
         <w:bidi w:val="1"/>
         <w:spacing w:after="160" w:line="300" w:lineRule="auto"/>
-        <w:ind w:left="0" w:right="0" w:firstLine="0"/>
         <w:jc w:val="right"/>
       </w:pPr>
       <w:r>
@@ -10209,7 +9762,6 @@
       <w:pPr>
         <w:bidi w:val="1"/>
         <w:spacing w:after="160" w:line="300" w:lineRule="auto"/>
-        <w:ind w:left="0" w:right="0" w:firstLine="0"/>
         <w:jc w:val="right"/>
       </w:pPr>
       <w:r>
@@ -10236,7 +9788,6 @@
       <w:pPr>
         <w:bidi w:val="1"/>
         <w:spacing w:after="160" w:line="300" w:lineRule="auto"/>
-        <w:ind w:left="0" w:right="0" w:firstLine="0"/>
         <w:jc w:val="right"/>
       </w:pPr>
       <w:r>
@@ -10254,7 +9805,6 @@
       <w:pPr>
         <w:bidi w:val="1"/>
         <w:spacing w:after="160" w:line="300" w:lineRule="auto"/>
-        <w:ind w:left="0" w:right="0" w:firstLine="0"/>
         <w:jc w:val="right"/>
       </w:pPr>
       <w:r>
@@ -10272,7 +9822,6 @@
       <w:pPr>
         <w:bidi w:val="1"/>
         <w:spacing w:after="160" w:line="300" w:lineRule="auto"/>
-        <w:ind w:left="0" w:right="0" w:firstLine="0"/>
         <w:jc w:val="right"/>
       </w:pPr>
       <w:r>
@@ -10290,7 +9839,6 @@
       <w:pPr>
         <w:bidi w:val="1"/>
         <w:spacing w:after="160" w:line="300" w:lineRule="auto"/>
-        <w:ind w:left="0" w:right="0" w:firstLine="0"/>
         <w:jc w:val="right"/>
       </w:pPr>
       <w:r>
@@ -10308,7 +9856,6 @@
       <w:pPr>
         <w:bidi w:val="1"/>
         <w:spacing w:after="160" w:line="300" w:lineRule="auto"/>
-        <w:ind w:left="0" w:right="0" w:firstLine="0"/>
         <w:jc w:val="right"/>
       </w:pPr>
       <w:r>
@@ -10326,7 +9873,6 @@
       <w:pPr>
         <w:bidi w:val="1"/>
         <w:spacing w:after="160" w:line="300" w:lineRule="auto"/>
-        <w:ind w:left="0" w:right="0" w:firstLine="0"/>
         <w:jc w:val="right"/>
       </w:pPr>
       <w:r>
@@ -10344,7 +9890,6 @@
       <w:pPr>
         <w:bidi w:val="1"/>
         <w:spacing w:after="160" w:line="300" w:lineRule="auto"/>
-        <w:ind w:left="0" w:right="0" w:firstLine="0"/>
         <w:jc w:val="right"/>
       </w:pPr>
       <w:r>
@@ -10362,7 +9907,6 @@
       <w:pPr>
         <w:bidi w:val="1"/>
         <w:spacing w:after="160" w:line="300" w:lineRule="auto"/>
-        <w:ind w:left="0" w:right="0" w:firstLine="0"/>
         <w:jc w:val="right"/>
       </w:pPr>
       <w:r>
@@ -10389,7 +9933,6 @@
       <w:pPr>
         <w:bidi w:val="1"/>
         <w:spacing w:after="160" w:line="300" w:lineRule="auto"/>
-        <w:ind w:left="0" w:right="0" w:firstLine="0"/>
         <w:jc w:val="right"/>
       </w:pPr>
       <w:r>
@@ -10416,7 +9959,6 @@
       <w:pPr>
         <w:bidi w:val="1"/>
         <w:spacing w:after="160" w:line="300" w:lineRule="auto"/>
-        <w:ind w:left="0" w:right="0" w:firstLine="0"/>
         <w:jc w:val="right"/>
       </w:pPr>
       <w:r>
@@ -10434,7 +9976,6 @@
       <w:pPr>
         <w:bidi w:val="1"/>
         <w:spacing w:after="160" w:line="300" w:lineRule="auto"/>
-        <w:ind w:left="0" w:right="0" w:firstLine="0"/>
         <w:jc w:val="right"/>
       </w:pPr>
       <w:r>
@@ -10452,7 +9993,6 @@
       <w:pPr>
         <w:bidi w:val="1"/>
         <w:spacing w:after="160" w:line="300" w:lineRule="auto"/>
-        <w:ind w:left="0" w:right="0" w:firstLine="0"/>
         <w:jc w:val="right"/>
       </w:pPr>
       <w:r>
@@ -10479,7 +10019,6 @@
       <w:pPr>
         <w:bidi w:val="1"/>
         <w:spacing w:after="160" w:line="300" w:lineRule="auto"/>
-        <w:ind w:left="0" w:right="0" w:firstLine="0"/>
         <w:jc w:val="right"/>
       </w:pPr>
       <w:r>
@@ -10510,7 +10049,6 @@
       <w:pPr>
         <w:bidi w:val="1"/>
         <w:spacing w:after="160" w:line="300" w:lineRule="auto"/>
-        <w:ind w:left="0" w:right="0" w:firstLine="0"/>
         <w:jc w:val="right"/>
       </w:pPr>
       <w:r>
@@ -10532,7 +10070,6 @@
       <w:pPr>
         <w:bidi w:val="1"/>
         <w:spacing w:after="160" w:line="300" w:lineRule="auto"/>
-        <w:ind w:left="0" w:right="0" w:firstLine="0"/>
         <w:jc w:val="right"/>
       </w:pPr>
       <w:r>
@@ -10562,7 +10099,6 @@
       <w:pPr>
         <w:bidi w:val="1"/>
         <w:spacing w:after="160" w:line="300" w:lineRule="auto"/>
-        <w:ind w:left="0" w:right="0" w:firstLine="0"/>
         <w:jc w:val="right"/>
       </w:pPr>
       <w:r>
@@ -10591,7 +10127,6 @@
       <w:pPr>
         <w:bidi w:val="1"/>
         <w:spacing w:after="160" w:line="300" w:lineRule="auto"/>
-        <w:ind w:left="0" w:right="0" w:firstLine="0"/>
         <w:jc w:val="right"/>
       </w:pPr>
       <w:r>
@@ -10618,7 +10153,6 @@
       <w:pPr>
         <w:bidi w:val="1"/>
         <w:spacing w:after="160" w:line="300" w:lineRule="auto"/>
-        <w:ind w:left="0" w:right="0" w:firstLine="0"/>
         <w:jc w:val="right"/>
       </w:pPr>
       <w:r>
@@ -10636,7 +10170,6 @@
       <w:pPr>
         <w:bidi w:val="1"/>
         <w:spacing w:after="160" w:line="300" w:lineRule="auto"/>
-        <w:ind w:left="0" w:right="0" w:firstLine="0"/>
         <w:jc w:val="right"/>
       </w:pPr>
       <w:r>
@@ -10654,7 +10187,6 @@
       <w:pPr>
         <w:bidi w:val="1"/>
         <w:spacing w:after="160" w:line="300" w:lineRule="auto"/>
-        <w:ind w:left="0" w:right="0" w:firstLine="0"/>
         <w:jc w:val="right"/>
       </w:pPr>
       <w:r>
@@ -10672,7 +10204,6 @@
       <w:pPr>
         <w:bidi w:val="1"/>
         <w:spacing w:after="160" w:line="300" w:lineRule="auto"/>
-        <w:ind w:left="0" w:right="0" w:firstLine="0"/>
         <w:jc w:val="right"/>
       </w:pPr>
       <w:r>
@@ -10694,7 +10225,6 @@
       <w:pPr>
         <w:bidi w:val="1"/>
         <w:spacing w:after="160" w:line="300" w:lineRule="auto"/>
-        <w:ind w:left="0" w:right="0" w:firstLine="0"/>
         <w:jc w:val="right"/>
       </w:pPr>
       <w:r>
@@ -10712,7 +10242,6 @@
       <w:pPr>
         <w:bidi w:val="1"/>
         <w:spacing w:after="160" w:line="300" w:lineRule="auto"/>
-        <w:ind w:left="0" w:right="0" w:firstLine="0"/>
         <w:jc w:val="right"/>
       </w:pPr>
       <w:r>
@@ -10730,7 +10259,6 @@
       <w:pPr>
         <w:bidi w:val="1"/>
         <w:spacing w:after="160" w:line="300" w:lineRule="auto"/>
-        <w:ind w:left="0" w:right="0" w:firstLine="0"/>
         <w:jc w:val="right"/>
       </w:pPr>
       <w:r>
@@ -10750,7 +10278,6 @@
       <w:pPr>
         <w:bidi w:val="1"/>
         <w:spacing w:after="160" w:line="300" w:lineRule="auto"/>
-        <w:ind w:left="0" w:right="0" w:firstLine="0"/>
         <w:jc w:val="right"/>
       </w:pPr>
       <w:r>
@@ -10768,7 +10295,6 @@
       <w:pPr>
         <w:bidi w:val="1"/>
         <w:spacing w:after="160" w:line="300" w:lineRule="auto"/>
-        <w:ind w:left="0" w:right="0" w:firstLine="0"/>
         <w:jc w:val="right"/>
       </w:pPr>
       <w:r>
@@ -10786,7 +10312,6 @@
       <w:pPr>
         <w:bidi w:val="1"/>
         <w:spacing w:after="160" w:line="300" w:lineRule="auto"/>
-        <w:ind w:left="0" w:right="0" w:firstLine="0"/>
         <w:jc w:val="right"/>
       </w:pPr>
       <w:r>
@@ -10806,7 +10331,6 @@
       <w:pPr>
         <w:bidi w:val="1"/>
         <w:spacing w:after="160" w:line="300" w:lineRule="auto"/>
-        <w:ind w:left="0" w:right="0" w:firstLine="0"/>
         <w:jc w:val="right"/>
       </w:pPr>
       <w:r>
@@ -10824,7 +10348,6 @@
       <w:pPr>
         <w:bidi w:val="1"/>
         <w:spacing w:after="160" w:line="300" w:lineRule="auto"/>
-        <w:ind w:left="0" w:right="0" w:firstLine="0"/>
         <w:jc w:val="right"/>
       </w:pPr>
       <w:r>
@@ -10851,7 +10374,6 @@
       <w:pPr>
         <w:bidi w:val="1"/>
         <w:spacing w:after="160" w:line="300" w:lineRule="auto"/>
-        <w:ind w:left="0" w:right="0" w:firstLine="0"/>
         <w:jc w:val="right"/>
       </w:pPr>
       <w:r>
@@ -10882,7 +10404,6 @@
       <w:pPr>
         <w:bidi w:val="1"/>
         <w:spacing w:after="160" w:line="300" w:lineRule="auto"/>
-        <w:ind w:left="0" w:right="0" w:firstLine="0"/>
         <w:jc w:val="right"/>
       </w:pPr>
       <w:r>
@@ -10902,7 +10423,6 @@
       <w:pPr>
         <w:bidi w:val="1"/>
         <w:spacing w:after="160" w:line="300" w:lineRule="auto"/>
-        <w:ind w:left="0" w:right="0" w:firstLine="0"/>
         <w:jc w:val="right"/>
       </w:pPr>
       <w:r>
@@ -10920,7 +10440,6 @@
       <w:pPr>
         <w:bidi w:val="1"/>
         <w:spacing w:after="160" w:line="300" w:lineRule="auto"/>
-        <w:ind w:left="0" w:right="0" w:firstLine="0"/>
         <w:jc w:val="right"/>
       </w:pPr>
       <w:r>
@@ -10938,7 +10457,6 @@
       <w:pPr>
         <w:bidi w:val="1"/>
         <w:spacing w:after="160" w:line="300" w:lineRule="auto"/>
-        <w:ind w:left="0" w:right="0" w:firstLine="0"/>
         <w:jc w:val="right"/>
       </w:pPr>
       <w:r>
@@ -10956,7 +10474,6 @@
       <w:pPr>
         <w:bidi w:val="1"/>
         <w:spacing w:after="160" w:line="300" w:lineRule="auto"/>
-        <w:ind w:left="0" w:right="0" w:firstLine="0"/>
         <w:jc w:val="right"/>
       </w:pPr>
       <w:r>
@@ -10983,7 +10500,6 @@
       <w:pPr>
         <w:bidi w:val="1"/>
         <w:spacing w:after="160" w:line="300" w:lineRule="auto"/>
-        <w:ind w:left="0" w:right="0" w:firstLine="0"/>
         <w:jc w:val="right"/>
       </w:pPr>
       <w:r>
@@ -11010,7 +10526,6 @@
       <w:pPr>
         <w:bidi w:val="1"/>
         <w:spacing w:after="160" w:line="300" w:lineRule="auto"/>
-        <w:ind w:left="0" w:right="0" w:firstLine="0"/>
         <w:jc w:val="right"/>
       </w:pPr>
       <w:r>
@@ -11037,7 +10552,6 @@
       <w:pPr>
         <w:bidi w:val="1"/>
         <w:spacing w:after="160" w:line="300" w:lineRule="auto"/>
-        <w:ind w:left="0" w:right="0" w:firstLine="0"/>
         <w:jc w:val="right"/>
       </w:pPr>
       <w:r>
@@ -11070,7 +10584,6 @@
       <w:pPr>
         <w:bidi w:val="1"/>
         <w:spacing w:after="160" w:line="300" w:lineRule="auto"/>
-        <w:ind w:left="0" w:right="0" w:firstLine="0"/>
         <w:jc w:val="right"/>
       </w:pPr>
       <w:r>
@@ -11088,7 +10601,6 @@
       <w:pPr>
         <w:bidi w:val="1"/>
         <w:spacing w:after="160" w:line="300" w:lineRule="auto"/>
-        <w:ind w:left="0" w:right="0" w:firstLine="0"/>
         <w:jc w:val="right"/>
       </w:pPr>
       <w:r>
@@ -11106,7 +10618,6 @@
       <w:pPr>
         <w:bidi w:val="1"/>
         <w:spacing w:after="160" w:line="300" w:lineRule="auto"/>
-        <w:ind w:left="0" w:right="0" w:firstLine="0"/>
         <w:jc w:val="right"/>
       </w:pPr>
       <w:r>
@@ -11130,7 +10641,6 @@
       <w:pPr>
         <w:bidi w:val="1"/>
         <w:spacing w:after="160" w:line="300" w:lineRule="auto"/>
-        <w:ind w:left="0" w:right="0" w:firstLine="0"/>
         <w:jc w:val="right"/>
       </w:pPr>
       <w:r>
@@ -11148,7 +10658,6 @@
       <w:pPr>
         <w:bidi w:val="1"/>
         <w:spacing w:after="160" w:line="300" w:lineRule="auto"/>
-        <w:ind w:left="0" w:right="0" w:firstLine="0"/>
         <w:jc w:val="right"/>
       </w:pPr>
       <w:r>
@@ -11175,7 +10684,6 @@
       <w:pPr>
         <w:bidi w:val="1"/>
         <w:spacing w:after="160" w:line="300" w:lineRule="auto"/>
-        <w:ind w:left="0" w:right="0" w:firstLine="0"/>
         <w:jc w:val="right"/>
       </w:pPr>
       <w:r>
@@ -11204,7 +10712,6 @@
       <w:pPr>
         <w:bidi w:val="1"/>
         <w:spacing w:after="160" w:line="300" w:lineRule="auto"/>
-        <w:ind w:left="0" w:right="0" w:firstLine="0"/>
         <w:jc w:val="right"/>
       </w:pPr>
       <w:r>
@@ -11222,7 +10729,6 @@
       <w:pPr>
         <w:bidi w:val="1"/>
         <w:spacing w:after="160" w:line="300" w:lineRule="auto"/>
-        <w:ind w:left="0" w:right="0" w:firstLine="0"/>
         <w:jc w:val="right"/>
       </w:pPr>
       <w:r>
@@ -11240,7 +10746,6 @@
       <w:pPr>
         <w:bidi w:val="1"/>
         <w:spacing w:after="160" w:line="300" w:lineRule="auto"/>
-        <w:ind w:left="0" w:right="0" w:firstLine="0"/>
         <w:jc w:val="right"/>
       </w:pPr>
       <w:r>
@@ -11258,7 +10763,6 @@
       <w:pPr>
         <w:bidi w:val="1"/>
         <w:spacing w:after="160" w:line="300" w:lineRule="auto"/>
-        <w:ind w:left="0" w:right="0" w:firstLine="0"/>
         <w:jc w:val="right"/>
       </w:pPr>
       <w:r>
@@ -11285,7 +10789,6 @@
       <w:pPr>
         <w:bidi w:val="1"/>
         <w:spacing w:after="160" w:line="300" w:lineRule="auto"/>
-        <w:ind w:left="0" w:right="0" w:firstLine="0"/>
         <w:jc w:val="right"/>
       </w:pPr>
       <w:r>
@@ -11337,7 +10840,6 @@
       <w:pPr>
         <w:bidi w:val="1"/>
         <w:spacing w:after="160" w:line="300" w:lineRule="auto"/>
-        <w:ind w:left="0" w:right="0" w:firstLine="0"/>
         <w:jc w:val="right"/>
       </w:pPr>
       <w:r>
@@ -11364,7 +10866,6 @@
       <w:pPr>
         <w:bidi w:val="1"/>
         <w:spacing w:after="160" w:line="300" w:lineRule="auto"/>
-        <w:ind w:left="0" w:right="0" w:firstLine="0"/>
         <w:jc w:val="right"/>
       </w:pPr>
       <w:r>
@@ -11382,7 +10883,6 @@
       <w:pPr>
         <w:bidi w:val="1"/>
         <w:spacing w:after="160" w:line="300" w:lineRule="auto"/>
-        <w:ind w:left="0" w:right="0" w:firstLine="0"/>
         <w:jc w:val="right"/>
       </w:pPr>
       <w:r>
@@ -11402,7 +10902,6 @@
       <w:pPr>
         <w:bidi w:val="1"/>
         <w:spacing w:after="160" w:line="300" w:lineRule="auto"/>
-        <w:ind w:left="0" w:right="0" w:firstLine="0"/>
         <w:jc w:val="right"/>
       </w:pPr>
       <w:r>
@@ -11420,7 +10919,6 @@
       <w:pPr>
         <w:bidi w:val="1"/>
         <w:spacing w:after="160" w:line="300" w:lineRule="auto"/>
-        <w:ind w:left="0" w:right="0" w:firstLine="0"/>
         <w:jc w:val="right"/>
       </w:pPr>
       <w:r>
@@ -11449,7 +10947,6 @@
       <w:pPr>
         <w:bidi w:val="1"/>
         <w:spacing w:after="160" w:line="300" w:lineRule="auto"/>
-        <w:ind w:left="0" w:right="0" w:firstLine="0"/>
         <w:jc w:val="right"/>
       </w:pPr>
       <w:r>
@@ -11476,7 +10973,6 @@
       <w:pPr>
         <w:bidi w:val="1"/>
         <w:spacing w:after="160" w:line="300" w:lineRule="auto"/>
-        <w:ind w:left="0" w:right="0" w:firstLine="0"/>
         <w:jc w:val="right"/>
       </w:pPr>
       <w:r>
@@ -11494,7 +10990,6 @@
       <w:pPr>
         <w:bidi w:val="1"/>
         <w:spacing w:after="160" w:line="300" w:lineRule="auto"/>
-        <w:ind w:left="0" w:right="0" w:firstLine="0"/>
         <w:jc w:val="right"/>
       </w:pPr>
       <w:r>
@@ -11521,7 +11016,6 @@
       <w:pPr>
         <w:bidi w:val="1"/>
         <w:spacing w:after="160" w:line="300" w:lineRule="auto"/>
-        <w:ind w:left="0" w:right="0" w:firstLine="0"/>
         <w:jc w:val="right"/>
       </w:pPr>
       <w:r>
@@ -11548,7 +11042,6 @@
       <w:pPr>
         <w:bidi w:val="1"/>
         <w:spacing w:after="160" w:line="300" w:lineRule="auto"/>
-        <w:ind w:left="0" w:right="0" w:firstLine="0"/>
         <w:jc w:val="right"/>
       </w:pPr>
       <w:r>
@@ -11575,7 +11068,6 @@
       <w:pPr>
         <w:bidi w:val="1"/>
         <w:spacing w:after="160" w:line="300" w:lineRule="auto"/>
-        <w:ind w:left="0" w:right="0" w:firstLine="0"/>
         <w:jc w:val="right"/>
       </w:pPr>
       <w:r>
@@ -11604,7 +11096,6 @@
       <w:pPr>
         <w:bidi w:val="1"/>
         <w:spacing w:after="160" w:line="300" w:lineRule="auto"/>
-        <w:ind w:left="0" w:right="0" w:firstLine="0"/>
         <w:jc w:val="right"/>
       </w:pPr>
       <w:r>
@@ -11622,7 +11113,6 @@
       <w:pPr>
         <w:bidi w:val="1"/>
         <w:spacing w:after="160" w:line="300" w:lineRule="auto"/>
-        <w:ind w:left="0" w:right="0" w:firstLine="0"/>
         <w:jc w:val="right"/>
       </w:pPr>
       <w:r>
@@ -11642,7 +11132,6 @@
       <w:pPr>
         <w:bidi w:val="1"/>
         <w:spacing w:after="160" w:line="300" w:lineRule="auto"/>
-        <w:ind w:left="0" w:right="0" w:firstLine="0"/>
         <w:jc w:val="right"/>
       </w:pPr>
       <w:r>
@@ -11660,7 +11149,6 @@
       <w:pPr>
         <w:bidi w:val="1"/>
         <w:spacing w:after="160" w:line="300" w:lineRule="auto"/>
-        <w:ind w:left="0" w:right="0" w:firstLine="0"/>
         <w:jc w:val="right"/>
       </w:pPr>
       <w:r>
@@ -11680,7 +11168,6 @@
       <w:pPr>
         <w:bidi w:val="1"/>
         <w:spacing w:after="160" w:line="300" w:lineRule="auto"/>
-        <w:ind w:left="0" w:right="0" w:firstLine="0"/>
         <w:jc w:val="right"/>
       </w:pPr>
       <w:r>
@@ -11698,7 +11185,6 @@
       <w:pPr>
         <w:bidi w:val="1"/>
         <w:spacing w:after="160" w:line="300" w:lineRule="auto"/>
-        <w:ind w:left="0" w:right="0" w:firstLine="0"/>
         <w:jc w:val="right"/>
       </w:pPr>
       <w:r>
@@ -11716,7 +11202,6 @@
       <w:pPr>
         <w:bidi w:val="1"/>
         <w:spacing w:after="160" w:line="300" w:lineRule="auto"/>
-        <w:ind w:left="0" w:right="0" w:firstLine="0"/>
         <w:jc w:val="right"/>
       </w:pPr>
       <w:r>
@@ -11743,7 +11228,6 @@
       <w:pPr>
         <w:bidi w:val="1"/>
         <w:spacing w:after="160" w:line="300" w:lineRule="auto"/>
-        <w:ind w:left="0" w:right="0" w:firstLine="0"/>
         <w:jc w:val="right"/>
       </w:pPr>
       <w:r>
@@ -11770,7 +11254,6 @@
       <w:pPr>
         <w:bidi w:val="1"/>
         <w:spacing w:after="160" w:line="300" w:lineRule="auto"/>
-        <w:ind w:left="0" w:right="0" w:firstLine="0"/>
         <w:jc w:val="right"/>
       </w:pPr>
       <w:r>
@@ -11797,7 +11280,6 @@
       <w:pPr>
         <w:bidi w:val="1"/>
         <w:spacing w:after="160" w:line="300" w:lineRule="auto"/>
-        <w:ind w:left="0" w:right="0" w:firstLine="0"/>
         <w:jc w:val="right"/>
       </w:pPr>
       <w:r>
@@ -11828,7 +11310,6 @@
       <w:pPr>
         <w:bidi w:val="1"/>
         <w:spacing w:after="160" w:line="300" w:lineRule="auto"/>
-        <w:ind w:left="0" w:right="0" w:firstLine="0"/>
         <w:jc w:val="right"/>
       </w:pPr>
       <w:r>
@@ -11846,7 +11327,6 @@
       <w:pPr>
         <w:bidi w:val="1"/>
         <w:spacing w:after="160" w:line="300" w:lineRule="auto"/>
-        <w:ind w:left="0" w:right="0" w:firstLine="0"/>
         <w:jc w:val="right"/>
       </w:pPr>
       <w:r>
@@ -11866,7 +11346,6 @@
       <w:pPr>
         <w:bidi w:val="1"/>
         <w:spacing w:after="160" w:line="300" w:lineRule="auto"/>
-        <w:ind w:left="0" w:right="0" w:firstLine="0"/>
         <w:jc w:val="right"/>
       </w:pPr>
       <w:r>
@@ -11884,7 +11363,6 @@
       <w:pPr>
         <w:bidi w:val="1"/>
         <w:spacing w:after="160" w:line="300" w:lineRule="auto"/>
-        <w:ind w:left="0" w:right="0" w:firstLine="0"/>
         <w:jc w:val="right"/>
       </w:pPr>
       <w:r>
@@ -11904,7 +11382,6 @@
       <w:pPr>
         <w:bidi w:val="1"/>
         <w:spacing w:after="160" w:line="300" w:lineRule="auto"/>
-        <w:ind w:left="0" w:right="0" w:firstLine="0"/>
         <w:jc w:val="right"/>
       </w:pPr>
       <w:r>
@@ -11922,7 +11399,6 @@
       <w:pPr>
         <w:bidi w:val="1"/>
         <w:spacing w:after="160" w:line="300" w:lineRule="auto"/>
-        <w:ind w:left="0" w:right="0" w:firstLine="0"/>
         <w:jc w:val="right"/>
       </w:pPr>
       <w:r>
@@ -11940,7 +11416,6 @@
       <w:pPr>
         <w:bidi w:val="1"/>
         <w:spacing w:after="160" w:line="300" w:lineRule="auto"/>
-        <w:ind w:left="0" w:right="0" w:firstLine="0"/>
         <w:jc w:val="right"/>
       </w:pPr>
       <w:r>
@@ -11967,7 +11442,6 @@
       <w:pPr>
         <w:bidi w:val="1"/>
         <w:spacing w:after="160" w:line="300" w:lineRule="auto"/>
-        <w:ind w:left="0" w:right="0" w:firstLine="0"/>
         <w:jc w:val="right"/>
       </w:pPr>
       <w:r>
@@ -11994,7 +11468,6 @@
       <w:pPr>
         <w:bidi w:val="1"/>
         <w:spacing w:after="160" w:line="300" w:lineRule="auto"/>
-        <w:ind w:left="0" w:right="0" w:firstLine="0"/>
         <w:jc w:val="right"/>
       </w:pPr>
       <w:r>
@@ -12012,7 +11485,6 @@
       <w:pPr>
         <w:bidi w:val="1"/>
         <w:spacing w:after="160" w:line="300" w:lineRule="auto"/>
-        <w:ind w:left="0" w:right="0" w:firstLine="0"/>
         <w:jc w:val="right"/>
       </w:pPr>
       <w:r>
@@ -12032,7 +11504,6 @@
       <w:pPr>
         <w:bidi w:val="1"/>
         <w:spacing w:after="160" w:line="300" w:lineRule="auto"/>
-        <w:ind w:left="0" w:right="0" w:firstLine="0"/>
         <w:jc w:val="right"/>
       </w:pPr>
       <w:r>
@@ -12050,7 +11521,6 @@
       <w:pPr>
         <w:bidi w:val="1"/>
         <w:spacing w:after="160" w:line="300" w:lineRule="auto"/>
-        <w:ind w:left="0" w:right="0" w:firstLine="0"/>
         <w:jc w:val="right"/>
       </w:pPr>
       <w:r>
@@ -12070,7 +11540,6 @@
       <w:pPr>
         <w:bidi w:val="1"/>
         <w:spacing w:after="160" w:line="300" w:lineRule="auto"/>
-        <w:ind w:left="0" w:right="0" w:firstLine="0"/>
         <w:jc w:val="right"/>
       </w:pPr>
       <w:r>
@@ -12088,7 +11557,6 @@
       <w:pPr>
         <w:bidi w:val="1"/>
         <w:spacing w:after="160" w:line="300" w:lineRule="auto"/>
-        <w:ind w:left="0" w:right="0" w:firstLine="0"/>
         <w:jc w:val="right"/>
       </w:pPr>
       <w:r>
@@ -12108,7 +11576,6 @@
       <w:pPr>
         <w:bidi w:val="1"/>
         <w:spacing w:after="160" w:line="300" w:lineRule="auto"/>
-        <w:ind w:left="0" w:right="0" w:firstLine="0"/>
         <w:jc w:val="right"/>
       </w:pPr>
       <w:r>
@@ -12126,7 +11593,6 @@
       <w:pPr>
         <w:bidi w:val="1"/>
         <w:spacing w:after="160" w:line="300" w:lineRule="auto"/>
-        <w:ind w:left="0" w:right="0" w:firstLine="0"/>
         <w:jc w:val="right"/>
       </w:pPr>
       <w:r>
@@ -12153,7 +11619,6 @@
       <w:pPr>
         <w:bidi w:val="1"/>
         <w:spacing w:after="160" w:line="300" w:lineRule="auto"/>
-        <w:ind w:left="0" w:right="0" w:firstLine="0"/>
         <w:jc w:val="right"/>
       </w:pPr>
       <w:r>
@@ -12180,7 +11645,6 @@
       <w:pPr>
         <w:bidi w:val="1"/>
         <w:spacing w:after="160" w:line="300" w:lineRule="auto"/>
-        <w:ind w:left="0" w:right="0" w:firstLine="0"/>
         <w:jc w:val="right"/>
       </w:pPr>
       <w:r>
@@ -12198,7 +11662,6 @@
       <w:pPr>
         <w:bidi w:val="1"/>
         <w:spacing w:after="160" w:line="300" w:lineRule="auto"/>
-        <w:ind w:left="0" w:right="0" w:firstLine="0"/>
         <w:jc w:val="right"/>
       </w:pPr>
       <w:r>
@@ -12216,7 +11679,6 @@
       <w:pPr>
         <w:bidi w:val="1"/>
         <w:spacing w:after="160" w:line="300" w:lineRule="auto"/>
-        <w:ind w:left="0" w:right="0" w:firstLine="0"/>
         <w:jc w:val="right"/>
       </w:pPr>
       <w:r>
@@ -12236,7 +11698,6 @@
       <w:pPr>
         <w:bidi w:val="1"/>
         <w:spacing w:after="160" w:line="300" w:lineRule="auto"/>
-        <w:ind w:left="0" w:right="0" w:firstLine="0"/>
         <w:jc w:val="right"/>
       </w:pPr>
       <w:r>
@@ -12254,7 +11715,6 @@
       <w:pPr>
         <w:bidi w:val="1"/>
         <w:spacing w:after="160" w:line="300" w:lineRule="auto"/>
-        <w:ind w:left="0" w:right="0" w:firstLine="0"/>
         <w:jc w:val="right"/>
       </w:pPr>
       <w:r>
@@ -12274,7 +11734,6 @@
       <w:pPr>
         <w:bidi w:val="1"/>
         <w:spacing w:after="160" w:line="300" w:lineRule="auto"/>
-        <w:ind w:left="0" w:right="0" w:firstLine="0"/>
         <w:jc w:val="right"/>
       </w:pPr>
       <w:r>
@@ -12292,7 +11751,6 @@
       <w:pPr>
         <w:bidi w:val="1"/>
         <w:spacing w:after="160" w:line="300" w:lineRule="auto"/>
-        <w:ind w:left="0" w:right="0" w:firstLine="0"/>
         <w:jc w:val="right"/>
       </w:pPr>
       <w:r>
@@ -12312,7 +11770,6 @@
       <w:pPr>
         <w:bidi w:val="1"/>
         <w:spacing w:after="160" w:line="300" w:lineRule="auto"/>
-        <w:ind w:left="0" w:right="0" w:firstLine="0"/>
         <w:jc w:val="right"/>
       </w:pPr>
       <w:r>
@@ -12330,7 +11787,6 @@
       <w:pPr>
         <w:bidi w:val="1"/>
         <w:spacing w:after="160" w:line="300" w:lineRule="auto"/>
-        <w:ind w:left="0" w:right="0" w:firstLine="0"/>
         <w:jc w:val="right"/>
       </w:pPr>
       <w:r>
@@ -12348,7 +11804,6 @@
       <w:pPr>
         <w:bidi w:val="1"/>
         <w:spacing w:after="160" w:line="300" w:lineRule="auto"/>
-        <w:ind w:left="0" w:right="0" w:firstLine="0"/>
         <w:jc w:val="right"/>
       </w:pPr>
       <w:r>
@@ -12375,7 +11830,6 @@
       <w:pPr>
         <w:bidi w:val="1"/>
         <w:spacing w:after="160" w:line="300" w:lineRule="auto"/>
-        <w:ind w:left="0" w:right="0" w:firstLine="0"/>
         <w:jc w:val="right"/>
       </w:pPr>
       <w:r>
@@ -12402,7 +11856,6 @@
       <w:pPr>
         <w:bidi w:val="1"/>
         <w:spacing w:after="160" w:line="300" w:lineRule="auto"/>
-        <w:ind w:left="0" w:right="0" w:firstLine="0"/>
         <w:jc w:val="right"/>
       </w:pPr>
       <w:r>
@@ -12429,7 +11882,6 @@
       <w:pPr>
         <w:bidi w:val="1"/>
         <w:spacing w:after="160" w:line="300" w:lineRule="auto"/>
-        <w:ind w:left="0" w:right="0" w:firstLine="0"/>
         <w:jc w:val="right"/>
       </w:pPr>
       <w:r>
@@ -12447,7 +11899,6 @@
       <w:pPr>
         <w:bidi w:val="1"/>
         <w:spacing w:after="160" w:line="300" w:lineRule="auto"/>
-        <w:ind w:left="0" w:right="0" w:firstLine="0"/>
         <w:jc w:val="right"/>
       </w:pPr>
       <w:r>
@@ -12474,7 +11925,6 @@
       <w:pPr>
         <w:bidi w:val="1"/>
         <w:spacing w:after="160" w:line="300" w:lineRule="auto"/>
-        <w:ind w:left="0" w:right="0" w:firstLine="0"/>
         <w:jc w:val="right"/>
       </w:pPr>
       <w:r>
@@ -12501,7 +11951,6 @@
       <w:pPr>
         <w:bidi w:val="1"/>
         <w:spacing w:after="160" w:line="300" w:lineRule="auto"/>
-        <w:ind w:left="0" w:right="0" w:firstLine="0"/>
         <w:jc w:val="right"/>
       </w:pPr>
       <w:r>
@@ -12528,7 +11977,6 @@
       <w:pPr>
         <w:bidi w:val="1"/>
         <w:spacing w:after="160" w:line="300" w:lineRule="auto"/>
-        <w:ind w:left="0" w:right="0" w:firstLine="0"/>
         <w:jc w:val="right"/>
       </w:pPr>
       <w:r>
@@ -12555,7 +12003,6 @@
       <w:pPr>
         <w:bidi w:val="1"/>
         <w:spacing w:after="160" w:line="300" w:lineRule="auto"/>
-        <w:ind w:left="0" w:right="0" w:firstLine="0"/>
         <w:jc w:val="right"/>
       </w:pPr>
       <w:r>
@@ -12573,7 +12020,6 @@
       <w:pPr>
         <w:bidi w:val="1"/>
         <w:spacing w:after="160" w:line="300" w:lineRule="auto"/>
-        <w:ind w:left="0" w:right="0" w:firstLine="0"/>
         <w:jc w:val="right"/>
       </w:pPr>
       <w:r>
@@ -12600,7 +12046,6 @@
       <w:pPr>
         <w:bidi w:val="1"/>
         <w:spacing w:after="160" w:line="300" w:lineRule="auto"/>
-        <w:ind w:left="0" w:right="0" w:firstLine="0"/>
         <w:jc w:val="right"/>
       </w:pPr>
       <w:r>
@@ -12627,7 +12072,6 @@
       <w:pPr>
         <w:bidi w:val="1"/>
         <w:spacing w:after="160" w:line="300" w:lineRule="auto"/>
-        <w:ind w:left="0" w:right="0" w:firstLine="0"/>
         <w:jc w:val="right"/>
       </w:pPr>
       <w:r>
@@ -12654,7 +12098,6 @@
       <w:pPr>
         <w:bidi w:val="1"/>
         <w:spacing w:after="160" w:line="300" w:lineRule="auto"/>
-        <w:ind w:left="0" w:right="0" w:firstLine="0"/>
         <w:jc w:val="right"/>
       </w:pPr>
       <w:r>
@@ -12681,7 +12124,6 @@
       <w:pPr>
         <w:bidi w:val="1"/>
         <w:spacing w:after="160" w:line="300" w:lineRule="auto"/>
-        <w:ind w:left="0" w:right="0" w:firstLine="0"/>
         <w:jc w:val="right"/>
       </w:pPr>
       <w:r>
@@ -12712,7 +12154,6 @@
       <w:pPr>
         <w:bidi w:val="1"/>
         <w:spacing w:after="160" w:line="300" w:lineRule="auto"/>
-        <w:ind w:left="0" w:right="0" w:firstLine="0"/>
         <w:jc w:val="right"/>
       </w:pPr>
       <w:r>
@@ -12730,7 +12171,6 @@
       <w:pPr>
         <w:bidi w:val="1"/>
         <w:spacing w:after="160" w:line="300" w:lineRule="auto"/>
-        <w:ind w:left="0" w:right="0" w:firstLine="0"/>
         <w:jc w:val="right"/>
       </w:pPr>
       <w:r>
@@ -12750,7 +12190,6 @@
       <w:pPr>
         <w:bidi w:val="1"/>
         <w:spacing w:after="160" w:line="300" w:lineRule="auto"/>
-        <w:ind w:left="0" w:right="0" w:firstLine="0"/>
         <w:jc w:val="right"/>
       </w:pPr>
       <w:r>
@@ -12768,7 +12207,6 @@
       <w:pPr>
         <w:bidi w:val="1"/>
         <w:spacing w:after="160" w:line="300" w:lineRule="auto"/>
-        <w:ind w:left="0" w:right="0" w:firstLine="0"/>
         <w:jc w:val="right"/>
       </w:pPr>
       <w:r>
@@ -12786,7 +12224,6 @@
       <w:pPr>
         <w:bidi w:val="1"/>
         <w:spacing w:after="160" w:line="300" w:lineRule="auto"/>
-        <w:ind w:left="0" w:right="0" w:firstLine="0"/>
         <w:jc w:val="right"/>
       </w:pPr>
       <w:r>
@@ -12804,7 +12241,6 @@
       <w:pPr>
         <w:bidi w:val="1"/>
         <w:spacing w:after="160" w:line="300" w:lineRule="auto"/>
-        <w:ind w:left="0" w:right="0" w:firstLine="0"/>
         <w:jc w:val="right"/>
       </w:pPr>
       <w:r>
@@ -12833,7 +12269,6 @@
       <w:pPr>
         <w:bidi w:val="1"/>
         <w:spacing w:after="160" w:line="300" w:lineRule="auto"/>
-        <w:ind w:left="0" w:right="0" w:firstLine="0"/>
         <w:jc w:val="right"/>
       </w:pPr>
       <w:r>
@@ -12860,7 +12295,6 @@
       <w:pPr>
         <w:bidi w:val="1"/>
         <w:spacing w:after="160" w:line="300" w:lineRule="auto"/>
-        <w:ind w:left="0" w:right="0" w:firstLine="0"/>
         <w:jc w:val="right"/>
       </w:pPr>
       <w:r>
@@ -12878,7 +12312,6 @@
       <w:pPr>
         <w:bidi w:val="1"/>
         <w:spacing w:after="160" w:line="300" w:lineRule="auto"/>
-        <w:ind w:left="0" w:right="0" w:firstLine="0"/>
         <w:jc w:val="right"/>
       </w:pPr>
       <w:r>
@@ -12896,7 +12329,6 @@
       <w:pPr>
         <w:bidi w:val="1"/>
         <w:spacing w:after="160" w:line="300" w:lineRule="auto"/>
-        <w:ind w:left="0" w:right="0" w:firstLine="0"/>
         <w:jc w:val="right"/>
       </w:pPr>
       <w:r>
@@ -12923,7 +12355,6 @@
       <w:pPr>
         <w:bidi w:val="1"/>
         <w:spacing w:after="160" w:line="300" w:lineRule="auto"/>
-        <w:ind w:left="0" w:right="0" w:firstLine="0"/>
         <w:jc w:val="right"/>
       </w:pPr>
       <w:r>
@@ -12950,7 +12381,6 @@
       <w:pPr>
         <w:bidi w:val="1"/>
         <w:spacing w:after="160" w:line="300" w:lineRule="auto"/>
-        <w:ind w:left="0" w:right="0" w:firstLine="0"/>
         <w:jc w:val="right"/>
       </w:pPr>
       <w:r>
@@ -12979,7 +12409,6 @@
       <w:pPr>
         <w:bidi w:val="1"/>
         <w:spacing w:after="160" w:line="300" w:lineRule="auto"/>
-        <w:ind w:left="0" w:right="0" w:firstLine="0"/>
         <w:jc w:val="right"/>
       </w:pPr>
       <w:r>
@@ -12997,7 +12426,6 @@
       <w:pPr>
         <w:bidi w:val="1"/>
         <w:spacing w:after="160" w:line="300" w:lineRule="auto"/>
-        <w:ind w:left="0" w:right="0" w:firstLine="0"/>
         <w:jc w:val="right"/>
       </w:pPr>
       <w:r>
@@ -13017,7 +12445,6 @@
       <w:pPr>
         <w:bidi w:val="1"/>
         <w:spacing w:after="160" w:line="300" w:lineRule="auto"/>
-        <w:ind w:left="0" w:right="0" w:firstLine="0"/>
         <w:jc w:val="right"/>
       </w:pPr>
       <w:r>
@@ -13035,7 +12462,6 @@
       <w:pPr>
         <w:bidi w:val="1"/>
         <w:spacing w:after="160" w:line="300" w:lineRule="auto"/>
-        <w:ind w:left="0" w:right="0" w:firstLine="0"/>
         <w:jc w:val="right"/>
       </w:pPr>
       <w:r>
@@ -13053,7 +12479,6 @@
       <w:pPr>
         <w:bidi w:val="1"/>
         <w:spacing w:after="160" w:line="300" w:lineRule="auto"/>
-        <w:ind w:left="0" w:right="0" w:firstLine="0"/>
         <w:jc w:val="right"/>
       </w:pPr>
       <w:r>
@@ -13073,7 +12498,6 @@
       <w:pPr>
         <w:bidi w:val="1"/>
         <w:spacing w:after="160" w:line="300" w:lineRule="auto"/>
-        <w:ind w:left="0" w:right="0" w:firstLine="0"/>
         <w:jc w:val="right"/>
       </w:pPr>
       <w:r>
@@ -13100,7 +12524,6 @@
       <w:pPr>
         <w:bidi w:val="1"/>
         <w:spacing w:after="160" w:line="300" w:lineRule="auto"/>
-        <w:ind w:left="0" w:right="0" w:firstLine="0"/>
         <w:jc w:val="right"/>
       </w:pPr>
       <w:r>
@@ -13127,7 +12550,6 @@
       <w:pPr>
         <w:bidi w:val="1"/>
         <w:spacing w:after="160" w:line="300" w:lineRule="auto"/>
-        <w:ind w:left="0" w:right="0" w:firstLine="0"/>
         <w:jc w:val="right"/>
       </w:pPr>
       <w:r>
@@ -13145,7 +12567,6 @@
       <w:pPr>
         <w:bidi w:val="1"/>
         <w:spacing w:after="160" w:line="300" w:lineRule="auto"/>
-        <w:ind w:left="0" w:right="0" w:firstLine="0"/>
         <w:jc w:val="right"/>
       </w:pPr>
       <w:r>
@@ -13163,7 +12584,6 @@
       <w:pPr>
         <w:bidi w:val="1"/>
         <w:spacing w:after="160" w:line="300" w:lineRule="auto"/>
-        <w:ind w:left="0" w:right="0" w:firstLine="0"/>
         <w:jc w:val="right"/>
       </w:pPr>
       <w:r>
@@ -13181,7 +12601,6 @@
       <w:pPr>
         <w:bidi w:val="1"/>
         <w:spacing w:after="160" w:line="300" w:lineRule="auto"/>
-        <w:ind w:left="0" w:right="0" w:firstLine="0"/>
         <w:jc w:val="right"/>
       </w:pPr>
       <w:r>
@@ -13199,7 +12618,6 @@
       <w:pPr>
         <w:bidi w:val="1"/>
         <w:spacing w:after="160" w:line="300" w:lineRule="auto"/>
-        <w:ind w:left="0" w:right="0" w:firstLine="0"/>
         <w:jc w:val="right"/>
       </w:pPr>
       <w:r>
@@ -13217,7 +12635,6 @@
       <w:pPr>
         <w:bidi w:val="1"/>
         <w:spacing w:after="160" w:line="300" w:lineRule="auto"/>
-        <w:ind w:left="0" w:right="0" w:firstLine="0"/>
         <w:jc w:val="right"/>
       </w:pPr>
       <w:r>
@@ -13235,7 +12652,6 @@
       <w:pPr>
         <w:bidi w:val="1"/>
         <w:spacing w:after="160" w:line="300" w:lineRule="auto"/>
-        <w:ind w:left="0" w:right="0" w:firstLine="0"/>
         <w:jc w:val="right"/>
       </w:pPr>
       <w:r>
@@ -13253,7 +12669,6 @@
       <w:pPr>
         <w:bidi w:val="1"/>
         <w:spacing w:after="160" w:line="300" w:lineRule="auto"/>
-        <w:ind w:left="0" w:right="0" w:firstLine="0"/>
         <w:jc w:val="right"/>
       </w:pPr>
       <w:r>
@@ -13280,7 +12695,6 @@
       <w:pPr>
         <w:bidi w:val="1"/>
         <w:spacing w:after="160" w:line="300" w:lineRule="auto"/>
-        <w:ind w:left="0" w:right="0" w:firstLine="0"/>
         <w:jc w:val="right"/>
       </w:pPr>
       <w:r>
@@ -13307,7 +12721,6 @@
       <w:pPr>
         <w:bidi w:val="1"/>
         <w:spacing w:after="160" w:line="300" w:lineRule="auto"/>
-        <w:ind w:left="0" w:right="0" w:firstLine="0"/>
         <w:jc w:val="right"/>
       </w:pPr>
       <w:r>
@@ -13325,7 +12738,6 @@
       <w:pPr>
         <w:bidi w:val="1"/>
         <w:spacing w:after="160" w:line="300" w:lineRule="auto"/>
-        <w:ind w:left="0" w:right="0" w:firstLine="0"/>
         <w:jc w:val="right"/>
       </w:pPr>
       <w:r>
@@ -13352,7 +12764,6 @@
       <w:pPr>
         <w:bidi w:val="1"/>
         <w:spacing w:after="160" w:line="300" w:lineRule="auto"/>
-        <w:ind w:left="0" w:right="0" w:firstLine="0"/>
         <w:jc w:val="right"/>
       </w:pPr>
       <w:r>
@@ -13379,7 +12790,6 @@
       <w:pPr>
         <w:bidi w:val="1"/>
         <w:spacing w:after="160" w:line="300" w:lineRule="auto"/>
-        <w:ind w:left="0" w:right="0" w:firstLine="0"/>
         <w:jc w:val="right"/>
       </w:pPr>
       <w:r>
@@ -13406,7 +12816,6 @@
       <w:pPr>
         <w:bidi w:val="1"/>
         <w:spacing w:after="160" w:line="300" w:lineRule="auto"/>
-        <w:ind w:left="0" w:right="0" w:firstLine="0"/>
         <w:jc w:val="right"/>
       </w:pPr>
       <w:r>
@@ -13433,7 +12842,6 @@
       <w:pPr>
         <w:bidi w:val="1"/>
         <w:spacing w:after="160" w:line="300" w:lineRule="auto"/>
-        <w:ind w:left="0" w:right="0" w:firstLine="0"/>
         <w:jc w:val="right"/>
       </w:pPr>
       <w:r>
@@ -13451,7 +12859,6 @@
       <w:pPr>
         <w:bidi w:val="1"/>
         <w:spacing w:after="160" w:line="300" w:lineRule="auto"/>
-        <w:ind w:left="0" w:right="0" w:firstLine="0"/>
         <w:jc w:val="right"/>
       </w:pPr>
       <w:r>
@@ -13469,7 +12876,6 @@
       <w:pPr>
         <w:bidi w:val="1"/>
         <w:spacing w:after="160" w:line="300" w:lineRule="auto"/>
-        <w:ind w:left="0" w:right="0" w:firstLine="0"/>
         <w:jc w:val="right"/>
       </w:pPr>
       <w:r>
@@ -13487,7 +12893,6 @@
       <w:pPr>
         <w:bidi w:val="1"/>
         <w:spacing w:after="160" w:line="300" w:lineRule="auto"/>
-        <w:ind w:left="0" w:right="0" w:firstLine="0"/>
         <w:jc w:val="right"/>
       </w:pPr>
       <w:r>
@@ -13505,7 +12910,6 @@
       <w:pPr>
         <w:bidi w:val="1"/>
         <w:spacing w:after="160" w:line="300" w:lineRule="auto"/>
-        <w:ind w:left="0" w:right="0" w:firstLine="0"/>
         <w:jc w:val="right"/>
       </w:pPr>
       <w:r>
@@ -13523,7 +12927,6 @@
       <w:pPr>
         <w:bidi w:val="1"/>
         <w:spacing w:after="160" w:line="300" w:lineRule="auto"/>
-        <w:ind w:left="0" w:right="0" w:firstLine="0"/>
         <w:jc w:val="right"/>
       </w:pPr>
       <w:r>
@@ -13541,7 +12944,6 @@
       <w:pPr>
         <w:bidi w:val="1"/>
         <w:spacing w:after="160" w:line="300" w:lineRule="auto"/>
-        <w:ind w:left="0" w:right="0" w:firstLine="0"/>
         <w:jc w:val="right"/>
       </w:pPr>
       <w:r>
@@ -13568,7 +12970,6 @@
       <w:pPr>
         <w:bidi w:val="1"/>
         <w:spacing w:after="160" w:line="300" w:lineRule="auto"/>
-        <w:ind w:left="0" w:right="0" w:firstLine="0"/>
         <w:jc w:val="right"/>
       </w:pPr>
       <w:r>
@@ -13595,7 +12996,6 @@
       <w:pPr>
         <w:bidi w:val="1"/>
         <w:spacing w:after="160" w:line="300" w:lineRule="auto"/>
-        <w:ind w:left="0" w:right="0" w:firstLine="0"/>
         <w:jc w:val="right"/>
       </w:pPr>
       <w:r>
@@ -13613,7 +13013,6 @@
       <w:pPr>
         <w:bidi w:val="1"/>
         <w:spacing w:after="160" w:line="300" w:lineRule="auto"/>
-        <w:ind w:left="0" w:right="0" w:firstLine="0"/>
         <w:jc w:val="right"/>
       </w:pPr>
       <w:r>
@@ -13640,7 +13039,6 @@
       <w:pPr>
         <w:bidi w:val="1"/>
         <w:spacing w:after="160" w:line="300" w:lineRule="auto"/>
-        <w:ind w:left="0" w:right="0" w:firstLine="0"/>
         <w:jc w:val="right"/>
       </w:pPr>
       <w:r>
@@ -13667,7 +13065,6 @@
       <w:pPr>
         <w:bidi w:val="1"/>
         <w:spacing w:after="160" w:line="300" w:lineRule="auto"/>
-        <w:ind w:left="0" w:right="0" w:firstLine="0"/>
         <w:jc w:val="right"/>
       </w:pPr>
       <w:r>
@@ -13694,7 +13091,6 @@
       <w:pPr>
         <w:bidi w:val="1"/>
         <w:spacing w:after="160" w:line="300" w:lineRule="auto"/>
-        <w:ind w:left="0" w:right="0" w:firstLine="0"/>
         <w:jc w:val="right"/>
       </w:pPr>
       <w:r>
@@ -13712,7 +13108,6 @@
       <w:pPr>
         <w:bidi w:val="1"/>
         <w:spacing w:after="160" w:line="300" w:lineRule="auto"/>
-        <w:ind w:left="0" w:right="0" w:firstLine="0"/>
         <w:jc w:val="right"/>
       </w:pPr>
       <w:r>
@@ -13739,7 +13134,6 @@
       <w:pPr>
         <w:bidi w:val="1"/>
         <w:spacing w:after="160" w:line="300" w:lineRule="auto"/>
-        <w:ind w:left="0" w:right="0" w:firstLine="0"/>
         <w:jc w:val="right"/>
       </w:pPr>
       <w:r>
@@ -13766,7 +13160,6 @@
       <w:pPr>
         <w:bidi w:val="1"/>
         <w:spacing w:after="160" w:line="300" w:lineRule="auto"/>
-        <w:ind w:left="0" w:right="0" w:firstLine="0"/>
         <w:jc w:val="right"/>
       </w:pPr>
       <w:r>
@@ -13786,7 +13179,6 @@
       <w:pPr>
         <w:bidi w:val="1"/>
         <w:spacing w:after="160" w:line="300" w:lineRule="auto"/>
-        <w:ind w:left="0" w:right="0" w:firstLine="0"/>
         <w:jc w:val="right"/>
       </w:pPr>
       <w:r>
@@ -13804,7 +13196,6 @@
       <w:pPr>
         <w:bidi w:val="1"/>
         <w:spacing w:after="160" w:line="300" w:lineRule="auto"/>
-        <w:ind w:left="0" w:right="0" w:firstLine="0"/>
         <w:jc w:val="right"/>
       </w:pPr>
       <w:r>
@@ -13824,7 +13215,6 @@
       <w:pPr>
         <w:bidi w:val="1"/>
         <w:spacing w:after="160" w:line="300" w:lineRule="auto"/>
-        <w:ind w:left="0" w:right="0" w:firstLine="0"/>
         <w:jc w:val="right"/>
       </w:pPr>
       <w:r>
@@ -13842,7 +13232,6 @@
       <w:pPr>
         <w:bidi w:val="1"/>
         <w:spacing w:after="160" w:line="300" w:lineRule="auto"/>
-        <w:ind w:left="0" w:right="0" w:firstLine="0"/>
         <w:jc w:val="right"/>
       </w:pPr>
       <w:r>
@@ -13862,7 +13251,6 @@
       <w:pPr>
         <w:bidi w:val="1"/>
         <w:spacing w:after="160" w:line="300" w:lineRule="auto"/>
-        <w:ind w:left="0" w:right="0" w:firstLine="0"/>
         <w:jc w:val="right"/>
       </w:pPr>
       <w:r>
@@ -13880,7 +13268,6 @@
       <w:pPr>
         <w:bidi w:val="1"/>
         <w:spacing w:after="160" w:line="300" w:lineRule="auto"/>
-        <w:ind w:left="0" w:right="0" w:firstLine="0"/>
         <w:jc w:val="right"/>
       </w:pPr>
       <w:r>
@@ -13898,7 +13285,6 @@
       <w:pPr>
         <w:bidi w:val="1"/>
         <w:spacing w:after="160" w:line="300" w:lineRule="auto"/>
-        <w:ind w:left="0" w:right="0" w:firstLine="0"/>
         <w:jc w:val="right"/>
       </w:pPr>
       <w:r>
@@ -13925,7 +13311,6 @@
       <w:pPr>
         <w:bidi w:val="1"/>
         <w:spacing w:after="160" w:line="300" w:lineRule="auto"/>
-        <w:ind w:left="0" w:right="0" w:firstLine="0"/>
         <w:jc w:val="right"/>
       </w:pPr>
       <w:r>
@@ -13952,7 +13337,6 @@
       <w:pPr>
         <w:bidi w:val="1"/>
         <w:spacing w:after="160" w:line="300" w:lineRule="auto"/>
-        <w:ind w:left="0" w:right="0" w:firstLine="0"/>
         <w:jc w:val="right"/>
       </w:pPr>
       <w:r>
@@ -13970,7 +13354,6 @@
       <w:pPr>
         <w:bidi w:val="1"/>
         <w:spacing w:after="160" w:line="300" w:lineRule="auto"/>
-        <w:ind w:left="0" w:right="0" w:firstLine="0"/>
         <w:jc w:val="right"/>
       </w:pPr>
       <w:r>
@@ -13988,7 +13371,6 @@
       <w:pPr>
         <w:bidi w:val="1"/>
         <w:spacing w:after="160" w:line="300" w:lineRule="auto"/>
-        <w:ind w:left="0" w:right="0" w:firstLine="0"/>
         <w:jc w:val="right"/>
       </w:pPr>
       <w:r>
@@ -14008,7 +13390,6 @@
       <w:pPr>
         <w:bidi w:val="1"/>
         <w:spacing w:after="160" w:line="300" w:lineRule="auto"/>
-        <w:ind w:left="0" w:right="0" w:firstLine="0"/>
         <w:jc w:val="right"/>
       </w:pPr>
       <w:r>
@@ -14035,7 +13416,6 @@
       <w:pPr>
         <w:bidi w:val="1"/>
         <w:spacing w:after="160" w:line="300" w:lineRule="auto"/>
-        <w:ind w:left="0" w:right="0" w:firstLine="0"/>
         <w:jc w:val="right"/>
       </w:pPr>
       <w:r>
@@ -14064,7 +13444,6 @@
       <w:pPr>
         <w:bidi w:val="1"/>
         <w:spacing w:after="160" w:line="300" w:lineRule="auto"/>
-        <w:ind w:left="0" w:right="0" w:firstLine="0"/>
         <w:jc w:val="right"/>
       </w:pPr>
       <w:r>
@@ -14082,7 +13461,6 @@
       <w:pPr>
         <w:bidi w:val="1"/>
         <w:spacing w:after="160" w:line="300" w:lineRule="auto"/>
-        <w:ind w:left="0" w:right="0" w:firstLine="0"/>
         <w:jc w:val="right"/>
       </w:pPr>
       <w:r>
@@ -14102,7 +13480,6 @@
       <w:pPr>
         <w:bidi w:val="1"/>
         <w:spacing w:after="160" w:line="300" w:lineRule="auto"/>
-        <w:ind w:left="0" w:right="0" w:firstLine="0"/>
         <w:jc w:val="right"/>
       </w:pPr>
       <w:r>
@@ -14120,7 +13497,6 @@
       <w:pPr>
         <w:bidi w:val="1"/>
         <w:spacing w:after="160" w:line="300" w:lineRule="auto"/>
-        <w:ind w:left="0" w:right="0" w:firstLine="0"/>
         <w:jc w:val="right"/>
       </w:pPr>
       <w:r>
@@ -14147,7 +13523,6 @@
       <w:pPr>
         <w:bidi w:val="1"/>
         <w:spacing w:after="160" w:line="300" w:lineRule="auto"/>
-        <w:ind w:left="0" w:right="0" w:firstLine="0"/>
         <w:jc w:val="right"/>
       </w:pPr>
       <w:r>
@@ -14174,7 +13549,6 @@
       <w:pPr>
         <w:bidi w:val="1"/>
         <w:spacing w:after="160" w:line="300" w:lineRule="auto"/>
-        <w:ind w:left="0" w:right="0" w:firstLine="0"/>
         <w:jc w:val="right"/>
       </w:pPr>
       <w:r>
@@ -14192,7 +13566,6 @@
       <w:pPr>
         <w:bidi w:val="1"/>
         <w:spacing w:after="160" w:line="300" w:lineRule="auto"/>
-        <w:ind w:left="0" w:right="0" w:firstLine="0"/>
         <w:jc w:val="right"/>
       </w:pPr>
       <w:r>
@@ -14219,7 +13592,6 @@
       <w:pPr>
         <w:bidi w:val="1"/>
         <w:spacing w:after="160" w:line="300" w:lineRule="auto"/>
-        <w:ind w:left="0" w:right="0" w:firstLine="0"/>
         <w:jc w:val="right"/>
       </w:pPr>
       <w:r>
@@ -14246,7 +13618,6 @@
       <w:pPr>
         <w:bidi w:val="1"/>
         <w:spacing w:after="160" w:line="300" w:lineRule="auto"/>
-        <w:ind w:left="0" w:right="0" w:firstLine="0"/>
         <w:jc w:val="right"/>
       </w:pPr>
       <w:r>
@@ -14264,7 +13635,6 @@
       <w:pPr>
         <w:bidi w:val="1"/>
         <w:spacing w:after="160" w:line="300" w:lineRule="auto"/>
-        <w:ind w:left="0" w:right="0" w:firstLine="0"/>
         <w:jc w:val="right"/>
       </w:pPr>
       <w:r>
@@ -14291,7 +13661,6 @@
       <w:pPr>
         <w:bidi w:val="1"/>
         <w:spacing w:after="160" w:line="300" w:lineRule="auto"/>
-        <w:ind w:left="0" w:right="0" w:firstLine="0"/>
         <w:jc w:val="right"/>
       </w:pPr>
       <w:r>
@@ -14318,7 +13687,6 @@
       <w:pPr>
         <w:bidi w:val="1"/>
         <w:spacing w:after="160" w:line="300" w:lineRule="auto"/>
-        <w:ind w:left="0" w:right="0" w:firstLine="0"/>
         <w:jc w:val="right"/>
       </w:pPr>
       <w:r>
@@ -14336,7 +13704,6 @@
       <w:pPr>
         <w:bidi w:val="1"/>
         <w:spacing w:after="160" w:line="300" w:lineRule="auto"/>
-        <w:ind w:left="0" w:right="0" w:firstLine="0"/>
         <w:jc w:val="right"/>
       </w:pPr>
       <w:r>
@@ -14354,7 +13721,6 @@
       <w:pPr>
         <w:bidi w:val="1"/>
         <w:spacing w:after="160" w:line="300" w:lineRule="auto"/>
-        <w:ind w:left="0" w:right="0" w:firstLine="0"/>
         <w:jc w:val="right"/>
       </w:pPr>
       <w:r>
@@ -14381,7 +13747,6 @@
       <w:pPr>
         <w:bidi w:val="1"/>
         <w:spacing w:after="160" w:line="300" w:lineRule="auto"/>
-        <w:ind w:left="0" w:right="0" w:firstLine="0"/>
         <w:jc w:val="right"/>
       </w:pPr>
       <w:r>
@@ -14410,7 +13775,6 @@
       <w:pPr>
         <w:bidi w:val="1"/>
         <w:spacing w:after="160" w:line="300" w:lineRule="auto"/>
-        <w:ind w:left="0" w:right="0" w:firstLine="0"/>
         <w:jc w:val="right"/>
       </w:pPr>
       <w:r>
@@ -14428,7 +13792,6 @@
       <w:pPr>
         <w:bidi w:val="1"/>
         <w:spacing w:after="160" w:line="300" w:lineRule="auto"/>
-        <w:ind w:left="0" w:right="0" w:firstLine="0"/>
         <w:jc w:val="right"/>
       </w:pPr>
       <w:r>
@@ -14448,7 +13811,6 @@
       <w:pPr>
         <w:bidi w:val="1"/>
         <w:spacing w:after="160" w:line="300" w:lineRule="auto"/>
-        <w:ind w:left="0" w:right="0" w:firstLine="0"/>
         <w:jc w:val="right"/>
       </w:pPr>
       <w:r>
@@ -14466,7 +13828,6 @@
       <w:pPr>
         <w:bidi w:val="1"/>
         <w:spacing w:after="160" w:line="300" w:lineRule="auto"/>
-        <w:ind w:left="0" w:right="0" w:firstLine="0"/>
         <w:jc w:val="right"/>
       </w:pPr>
       <w:r>
@@ -14486,7 +13847,6 @@
       <w:pPr>
         <w:bidi w:val="1"/>
         <w:spacing w:after="160" w:line="300" w:lineRule="auto"/>
-        <w:ind w:left="0" w:right="0" w:firstLine="0"/>
         <w:jc w:val="right"/>
       </w:pPr>
       <w:r>
@@ -14504,7 +13864,6 @@
       <w:pPr>
         <w:bidi w:val="1"/>
         <w:spacing w:after="160" w:line="300" w:lineRule="auto"/>
-        <w:ind w:left="0" w:right="0" w:firstLine="0"/>
         <w:jc w:val="right"/>
       </w:pPr>
       <w:r>
@@ -14524,7 +13883,6 @@
       <w:pPr>
         <w:bidi w:val="1"/>
         <w:spacing w:after="160" w:line="300" w:lineRule="auto"/>
-        <w:ind w:left="0" w:right="0" w:firstLine="0"/>
         <w:jc w:val="right"/>
       </w:pPr>
       <w:r>
@@ -14551,7 +13909,6 @@
       <w:pPr>
         <w:bidi w:val="1"/>
         <w:spacing w:after="160" w:line="300" w:lineRule="auto"/>
-        <w:ind w:left="0" w:right="0" w:firstLine="0"/>
         <w:jc w:val="right"/>
       </w:pPr>
       <w:r>
@@ -14578,7 +13935,6 @@
       <w:pPr>
         <w:bidi w:val="1"/>
         <w:spacing w:after="160" w:line="300" w:lineRule="auto"/>
-        <w:ind w:left="0" w:right="0" w:firstLine="0"/>
         <w:jc w:val="right"/>
       </w:pPr>
       <w:r>
@@ -14605,7 +13961,6 @@
       <w:pPr>
         <w:bidi w:val="1"/>
         <w:spacing w:after="160" w:line="300" w:lineRule="auto"/>
-        <w:ind w:left="0" w:right="0" w:firstLine="0"/>
         <w:jc w:val="right"/>
       </w:pPr>
       <w:r>
@@ -14632,7 +13987,6 @@
       <w:pPr>
         <w:bidi w:val="1"/>
         <w:spacing w:after="160" w:line="300" w:lineRule="auto"/>
-        <w:ind w:left="0" w:right="0" w:firstLine="0"/>
         <w:jc w:val="right"/>
       </w:pPr>
       <w:r>
@@ -14659,7 +14013,6 @@
       <w:pPr>
         <w:bidi w:val="1"/>
         <w:spacing w:after="160" w:line="300" w:lineRule="auto"/>
-        <w:ind w:left="0" w:right="0" w:firstLine="0"/>
         <w:jc w:val="right"/>
       </w:pPr>
       <w:r>
@@ -14679,7 +14032,6 @@
       <w:pPr>
         <w:bidi w:val="1"/>
         <w:spacing w:after="160" w:line="300" w:lineRule="auto"/>
-        <w:ind w:left="0" w:right="0" w:firstLine="0"/>
         <w:jc w:val="right"/>
       </w:pPr>
       <w:r>
@@ -14697,7 +14049,6 @@
       <w:pPr>
         <w:bidi w:val="1"/>
         <w:spacing w:after="160" w:line="300" w:lineRule="auto"/>
-        <w:ind w:left="0" w:right="0" w:firstLine="0"/>
         <w:jc w:val="right"/>
       </w:pPr>
       <w:r>
@@ -14715,7 +14066,6 @@
       <w:pPr>
         <w:bidi w:val="1"/>
         <w:spacing w:after="160" w:line="300" w:lineRule="auto"/>
-        <w:ind w:left="0" w:right="0" w:firstLine="0"/>
         <w:jc w:val="right"/>
       </w:pPr>
       <w:r>
@@ -14735,7 +14085,6 @@
       <w:pPr>
         <w:bidi w:val="1"/>
         <w:spacing w:after="160" w:line="300" w:lineRule="auto"/>
-        <w:ind w:left="0" w:right="0" w:firstLine="0"/>
         <w:jc w:val="right"/>
       </w:pPr>
       <w:r>
@@ -14765,7 +14114,6 @@
       <w:pPr>
         <w:bidi w:val="1"/>
         <w:spacing w:after="160" w:line="300" w:lineRule="auto"/>
-        <w:ind w:left="0" w:right="0" w:firstLine="0"/>
         <w:jc w:val="right"/>
       </w:pPr>
       <w:r>
@@ -14783,7 +14131,6 @@
       <w:pPr>
         <w:bidi w:val="1"/>
         <w:spacing w:after="160" w:line="300" w:lineRule="auto"/>
-        <w:ind w:left="0" w:right="0" w:firstLine="0"/>
         <w:jc w:val="right"/>
       </w:pPr>
       <w:r>
@@ -14803,7 +14150,6 @@
       <w:pPr>
         <w:bidi w:val="1"/>
         <w:spacing w:after="160" w:line="300" w:lineRule="auto"/>
-        <w:ind w:left="0" w:right="0" w:firstLine="0"/>
         <w:jc w:val="right"/>
       </w:pPr>
       <w:r>
@@ -14821,7 +14167,6 @@
       <w:pPr>
         <w:bidi w:val="1"/>
         <w:spacing w:after="160" w:line="300" w:lineRule="auto"/>
-        <w:ind w:left="0" w:right="0" w:firstLine="0"/>
         <w:jc w:val="right"/>
       </w:pPr>
       <w:r>
@@ -14848,7 +14193,6 @@
       <w:pPr>
         <w:bidi w:val="1"/>
         <w:spacing w:after="160" w:line="300" w:lineRule="auto"/>
-        <w:ind w:left="0" w:right="0" w:firstLine="0"/>
         <w:jc w:val="right"/>
       </w:pPr>
       <w:r>
@@ -14875,7 +14219,6 @@
       <w:pPr>
         <w:bidi w:val="1"/>
         <w:spacing w:after="160" w:line="300" w:lineRule="auto"/>
-        <w:ind w:left="0" w:right="0" w:firstLine="0"/>
         <w:jc w:val="right"/>
       </w:pPr>
       <w:r>
@@ -14902,7 +14245,6 @@
       <w:pPr>
         <w:bidi w:val="1"/>
         <w:spacing w:after="160" w:line="300" w:lineRule="auto"/>
-        <w:ind w:left="0" w:right="0" w:firstLine="0"/>
         <w:jc w:val="right"/>
       </w:pPr>
       <w:r>
@@ -14929,7 +14271,6 @@
       <w:pPr>
         <w:bidi w:val="1"/>
         <w:spacing w:after="160" w:line="300" w:lineRule="auto"/>
-        <w:ind w:left="0" w:right="0" w:firstLine="0"/>
         <w:jc w:val="right"/>
       </w:pPr>
       <w:r>
@@ -14947,7 +14288,6 @@
       <w:pPr>
         <w:bidi w:val="1"/>
         <w:spacing w:after="160" w:line="300" w:lineRule="auto"/>
-        <w:ind w:left="0" w:right="0" w:firstLine="0"/>
         <w:jc w:val="right"/>
       </w:pPr>
       <w:r>
@@ -14965,7 +14305,6 @@
       <w:pPr>
         <w:bidi w:val="1"/>
         <w:spacing w:after="160" w:line="300" w:lineRule="auto"/>
-        <w:ind w:left="0" w:right="0" w:firstLine="0"/>
         <w:jc w:val="right"/>
       </w:pPr>
       <w:r>
@@ -14983,7 +14322,6 @@
       <w:pPr>
         <w:bidi w:val="1"/>
         <w:spacing w:after="160" w:line="300" w:lineRule="auto"/>
-        <w:ind w:left="0" w:right="0" w:firstLine="0"/>
         <w:jc w:val="right"/>
       </w:pPr>
       <w:r>
@@ -15009,7 +14347,6 @@
       <w:pPr>
         <w:bidi w:val="1"/>
         <w:spacing w:after="160" w:line="300" w:lineRule="auto"/>
-        <w:ind w:left="0" w:right="0" w:firstLine="0"/>
         <w:jc w:val="right"/>
       </w:pPr>
       <w:r>
@@ -15036,7 +14373,6 @@
       <w:pPr>
         <w:bidi w:val="1"/>
         <w:spacing w:after="160" w:line="300" w:lineRule="auto"/>
-        <w:ind w:left="0" w:right="0" w:firstLine="0"/>
         <w:jc w:val="right"/>
       </w:pPr>
       <w:r>
@@ -15063,7 +14399,6 @@
       <w:pPr>
         <w:bidi w:val="1"/>
         <w:spacing w:after="160" w:line="300" w:lineRule="auto"/>
-        <w:ind w:left="0" w:right="0" w:firstLine="0"/>
         <w:jc w:val="right"/>
       </w:pPr>
       <w:r>
@@ -15090,7 +14425,6 @@
       <w:pPr>
         <w:bidi w:val="1"/>
         <w:spacing w:after="160" w:line="300" w:lineRule="auto"/>
-        <w:ind w:left="0" w:right="0" w:firstLine="0"/>
         <w:jc w:val="right"/>
       </w:pPr>
       <w:r>
@@ -15117,7 +14451,6 @@
       <w:pPr>
         <w:bidi w:val="1"/>
         <w:spacing w:after="160" w:line="300" w:lineRule="auto"/>
-        <w:ind w:left="0" w:right="0" w:firstLine="0"/>
         <w:jc w:val="right"/>
       </w:pPr>
       <w:r>
@@ -15144,7 +14477,6 @@
       <w:pPr>
         <w:bidi w:val="1"/>
         <w:spacing w:after="160" w:line="300" w:lineRule="auto"/>
-        <w:ind w:left="0" w:right="0" w:firstLine="0"/>
         <w:jc w:val="right"/>
       </w:pPr>
       <w:r>
@@ -15162,7 +14494,6 @@
       <w:pPr>
         <w:bidi w:val="1"/>
         <w:spacing w:after="160" w:line="300" w:lineRule="auto"/>
-        <w:ind w:left="0" w:right="0" w:firstLine="0"/>
         <w:jc w:val="right"/>
       </w:pPr>
       <w:r>
@@ -15180,7 +14511,6 @@
       <w:pPr>
         <w:bidi w:val="1"/>
         <w:spacing w:after="160" w:line="300" w:lineRule="auto"/>
-        <w:ind w:left="0" w:right="0" w:firstLine="0"/>
         <w:jc w:val="right"/>
       </w:pPr>
       <w:r>
@@ -15207,7 +14537,6 @@
       <w:pPr>
         <w:bidi w:val="1"/>
         <w:spacing w:after="160" w:line="300" w:lineRule="auto"/>
-        <w:ind w:left="0" w:right="0" w:firstLine="0"/>
         <w:jc w:val="right"/>
       </w:pPr>
       <w:r>
@@ -15234,7 +14563,6 @@
       <w:pPr>
         <w:bidi w:val="1"/>
         <w:spacing w:after="160" w:line="300" w:lineRule="auto"/>
-        <w:ind w:left="0" w:right="0" w:firstLine="0"/>
         <w:jc w:val="right"/>
       </w:pPr>
       <w:r>
@@ -15252,7 +14580,6 @@
       <w:pPr>
         <w:bidi w:val="1"/>
         <w:spacing w:after="160" w:line="300" w:lineRule="auto"/>
-        <w:ind w:left="0" w:right="0" w:firstLine="0"/>
         <w:jc w:val="right"/>
       </w:pPr>
       <w:r>
@@ -15270,7 +14597,6 @@
       <w:pPr>
         <w:bidi w:val="1"/>
         <w:spacing w:after="160" w:line="300" w:lineRule="auto"/>
-        <w:ind w:left="0" w:right="0" w:firstLine="0"/>
         <w:jc w:val="right"/>
       </w:pPr>
       <w:r>
@@ -15288,7 +14614,6 @@
       <w:pPr>
         <w:bidi w:val="1"/>
         <w:spacing w:after="160" w:line="300" w:lineRule="auto"/>
-        <w:ind w:left="0" w:right="0" w:firstLine="0"/>
         <w:jc w:val="right"/>
       </w:pPr>
       <w:r>
@@ -15306,7 +14631,6 @@
       <w:pPr>
         <w:bidi w:val="1"/>
         <w:spacing w:after="160" w:line="300" w:lineRule="auto"/>
-        <w:ind w:left="0" w:right="0" w:firstLine="0"/>
         <w:jc w:val="right"/>
       </w:pPr>
       <w:r>
@@ -15324,7 +14648,6 @@
       <w:pPr>
         <w:bidi w:val="1"/>
         <w:spacing w:after="160" w:line="300" w:lineRule="auto"/>
-        <w:ind w:left="0" w:right="0" w:firstLine="0"/>
         <w:jc w:val="right"/>
       </w:pPr>
       <w:r>
@@ -15351,7 +14674,6 @@
       <w:pPr>
         <w:bidi w:val="1"/>
         <w:spacing w:after="160" w:line="300" w:lineRule="auto"/>
-        <w:ind w:left="0" w:right="0" w:firstLine="0"/>
         <w:jc w:val="right"/>
       </w:pPr>
       <w:r>
@@ -15378,7 +14700,6 @@
       <w:pPr>
         <w:bidi w:val="1"/>
         <w:spacing w:after="160" w:line="300" w:lineRule="auto"/>
-        <w:ind w:left="0" w:right="0" w:firstLine="0"/>
         <w:jc w:val="right"/>
       </w:pPr>
       <w:r>
@@ -15396,7 +14717,6 @@
       <w:pPr>
         <w:bidi w:val="1"/>
         <w:spacing w:after="160" w:line="300" w:lineRule="auto"/>
-        <w:ind w:left="0" w:right="0" w:firstLine="0"/>
         <w:jc w:val="right"/>
       </w:pPr>
       <w:r>
@@ -15414,7 +14734,6 @@
       <w:pPr>
         <w:bidi w:val="1"/>
         <w:spacing w:after="160" w:line="300" w:lineRule="auto"/>
-        <w:ind w:left="0" w:right="0" w:firstLine="0"/>
         <w:jc w:val="right"/>
       </w:pPr>
       <w:r>
@@ -15432,7 +14751,6 @@
       <w:pPr>
         <w:bidi w:val="1"/>
         <w:spacing w:after="160" w:line="300" w:lineRule="auto"/>
-        <w:ind w:left="0" w:right="0" w:firstLine="0"/>
         <w:jc w:val="right"/>
       </w:pPr>
       <w:r>
@@ -15450,7 +14768,6 @@
       <w:pPr>
         <w:bidi w:val="1"/>
         <w:spacing w:after="160" w:line="300" w:lineRule="auto"/>
-        <w:ind w:left="0" w:right="0" w:firstLine="0"/>
         <w:jc w:val="right"/>
       </w:pPr>
       <w:r>
@@ -15468,7 +14785,6 @@
       <w:pPr>
         <w:bidi w:val="1"/>
         <w:spacing w:after="160" w:line="300" w:lineRule="auto"/>
-        <w:ind w:left="0" w:right="0" w:firstLine="0"/>
         <w:jc w:val="right"/>
       </w:pPr>
       <w:r>
@@ -15495,7 +14811,6 @@
       <w:pPr>
         <w:bidi w:val="1"/>
         <w:spacing w:after="160" w:line="300" w:lineRule="auto"/>
-        <w:ind w:left="0" w:right="0" w:firstLine="0"/>
         <w:jc w:val="right"/>
       </w:pPr>
       <w:r>
@@ -15522,7 +14837,6 @@
       <w:pPr>
         <w:bidi w:val="1"/>
         <w:spacing w:after="160" w:line="300" w:lineRule="auto"/>
-        <w:ind w:left="0" w:right="0" w:firstLine="0"/>
         <w:jc w:val="right"/>
       </w:pPr>
       <w:r>
@@ -15549,7 +14863,6 @@
       <w:pPr>
         <w:bidi w:val="1"/>
         <w:spacing w:after="160" w:line="300" w:lineRule="auto"/>
-        <w:ind w:left="0" w:right="0" w:firstLine="0"/>
         <w:jc w:val="right"/>
       </w:pPr>
       <w:r>
@@ -15576,7 +14889,6 @@
       <w:pPr>
         <w:bidi w:val="1"/>
         <w:spacing w:after="160" w:line="300" w:lineRule="auto"/>
-        <w:ind w:left="0" w:right="0" w:firstLine="0"/>
         <w:jc w:val="right"/>
       </w:pPr>
       <w:r>
@@ -15594,7 +14906,6 @@
       <w:pPr>
         <w:bidi w:val="1"/>
         <w:spacing w:after="160" w:line="300" w:lineRule="auto"/>
-        <w:ind w:left="0" w:right="0" w:firstLine="0"/>
         <w:jc w:val="right"/>
       </w:pPr>
       <w:r>
@@ -15612,7 +14923,6 @@
       <w:pPr>
         <w:bidi w:val="1"/>
         <w:spacing w:after="160" w:line="300" w:lineRule="auto"/>
-        <w:ind w:left="0" w:right="0" w:firstLine="0"/>
         <w:jc w:val="right"/>
       </w:pPr>
       <w:r>
@@ -15630,7 +14940,6 @@
       <w:pPr>
         <w:bidi w:val="1"/>
         <w:spacing w:after="160" w:line="300" w:lineRule="auto"/>
-        <w:ind w:left="0" w:right="0" w:firstLine="0"/>
         <w:jc w:val="right"/>
       </w:pPr>
       <w:r>
@@ -15657,7 +14966,6 @@
       <w:pPr>
         <w:bidi w:val="1"/>
         <w:spacing w:after="160" w:line="300" w:lineRule="auto"/>
-        <w:ind w:left="0" w:right="0" w:firstLine="0"/>
         <w:jc w:val="right"/>
       </w:pPr>
       <w:r>
@@ -15684,7 +14992,6 @@
       <w:pPr>
         <w:bidi w:val="1"/>
         <w:spacing w:after="160" w:line="300" w:lineRule="auto"/>
-        <w:ind w:left="0" w:right="0" w:firstLine="0"/>
         <w:jc w:val="right"/>
       </w:pPr>
       <w:r>
@@ -15702,7 +15009,6 @@
       <w:pPr>
         <w:bidi w:val="1"/>
         <w:spacing w:after="160" w:line="300" w:lineRule="auto"/>
-        <w:ind w:left="0" w:right="0" w:firstLine="0"/>
         <w:jc w:val="right"/>
       </w:pPr>
       <w:r>
@@ -15729,7 +15035,6 @@
       <w:pPr>
         <w:bidi w:val="1"/>
         <w:spacing w:after="160" w:line="300" w:lineRule="auto"/>
-        <w:ind w:left="0" w:right="0" w:firstLine="0"/>
         <w:jc w:val="right"/>
       </w:pPr>
       <w:r>
@@ -15756,7 +15061,6 @@
       <w:pPr>
         <w:bidi w:val="1"/>
         <w:spacing w:after="160" w:line="300" w:lineRule="auto"/>
-        <w:ind w:left="0" w:right="0" w:firstLine="0"/>
         <w:jc w:val="right"/>
       </w:pPr>
       <w:r>
@@ -15774,7 +15078,6 @@
       <w:pPr>
         <w:bidi w:val="1"/>
         <w:spacing w:after="160" w:line="300" w:lineRule="auto"/>
-        <w:ind w:left="0" w:right="0" w:firstLine="0"/>
         <w:jc w:val="right"/>
       </w:pPr>
       <w:r>
@@ -15792,7 +15095,6 @@
       <w:pPr>
         <w:bidi w:val="1"/>
         <w:spacing w:after="160" w:line="300" w:lineRule="auto"/>
-        <w:ind w:left="0" w:right="0" w:firstLine="0"/>
         <w:jc w:val="right"/>
       </w:pPr>
       <w:r>
@@ -15819,7 +15121,6 @@
       <w:pPr>
         <w:bidi w:val="1"/>
         <w:spacing w:after="160" w:line="300" w:lineRule="auto"/>
-        <w:ind w:left="0" w:right="0" w:firstLine="0"/>
         <w:jc w:val="right"/>
       </w:pPr>
       <w:r>
@@ -15846,7 +15147,6 @@
       <w:pPr>
         <w:bidi w:val="1"/>
         <w:spacing w:after="160" w:line="300" w:lineRule="auto"/>
-        <w:ind w:left="0" w:right="0" w:firstLine="0"/>
         <w:jc w:val="right"/>
       </w:pPr>
       <w:r>
@@ -15864,7 +15164,6 @@
       <w:pPr>
         <w:bidi w:val="1"/>
         <w:spacing w:after="160" w:line="300" w:lineRule="auto"/>
-        <w:ind w:left="0" w:right="0" w:firstLine="0"/>
         <w:jc w:val="right"/>
       </w:pPr>
       <w:r>
@@ -15886,7 +15185,6 @@
       <w:pPr>
         <w:bidi w:val="1"/>
         <w:spacing w:after="160" w:line="300" w:lineRule="auto"/>
-        <w:ind w:left="0" w:right="0" w:firstLine="0"/>
         <w:jc w:val="right"/>
       </w:pPr>
       <w:r>
@@ -15912,7 +15210,6 @@
       <w:pPr>
         <w:bidi w:val="1"/>
         <w:spacing w:after="160" w:line="300" w:lineRule="auto"/>
-        <w:ind w:left="0" w:right="0" w:firstLine="0"/>
         <w:jc w:val="right"/>
       </w:pPr>
       <w:r>
@@ -15938,7 +15235,6 @@
       <w:pPr>
         <w:bidi w:val="1"/>
         <w:spacing w:after="160" w:line="300" w:lineRule="auto"/>
-        <w:ind w:left="0" w:right="0" w:firstLine="0"/>
         <w:jc w:val="right"/>
       </w:pPr>
       <w:r>
@@ -15956,7 +15252,6 @@
       <w:pPr>
         <w:bidi w:val="1"/>
         <w:spacing w:after="160" w:line="300" w:lineRule="auto"/>
-        <w:ind w:left="0" w:right="0" w:firstLine="0"/>
         <w:jc w:val="right"/>
       </w:pPr>
       <w:r>
@@ -15983,7 +15278,6 @@
       <w:pPr>
         <w:bidi w:val="1"/>
         <w:spacing w:after="160" w:line="300" w:lineRule="auto"/>
-        <w:ind w:left="0" w:right="0" w:firstLine="0"/>
         <w:jc w:val="right"/>
       </w:pPr>
       <w:r>
@@ -16010,7 +15304,6 @@
       <w:pPr>
         <w:bidi w:val="1"/>
         <w:spacing w:after="160" w:line="300" w:lineRule="auto"/>
-        <w:ind w:left="0" w:right="0" w:firstLine="0"/>
         <w:jc w:val="right"/>
       </w:pPr>
       <w:r>
@@ -16028,7 +15321,6 @@
       <w:pPr>
         <w:bidi w:val="1"/>
         <w:spacing w:after="160" w:line="300" w:lineRule="auto"/>
-        <w:ind w:left="0" w:right="0" w:firstLine="0"/>
         <w:jc w:val="right"/>
       </w:pPr>
       <w:r>
@@ -16046,7 +15338,6 @@
       <w:pPr>
         <w:bidi w:val="1"/>
         <w:spacing w:after="160" w:line="300" w:lineRule="auto"/>
-        <w:ind w:left="0" w:right="0" w:firstLine="0"/>
         <w:jc w:val="right"/>
       </w:pPr>
       <w:r>
@@ -16064,7 +15355,6 @@
       <w:pPr>
         <w:bidi w:val="1"/>
         <w:spacing w:after="160" w:line="300" w:lineRule="auto"/>
-        <w:ind w:left="0" w:right="0" w:firstLine="0"/>
         <w:jc w:val="right"/>
       </w:pPr>
       <w:r>
@@ -16091,7 +15381,6 @@
       <w:pPr>
         <w:bidi w:val="1"/>
         <w:spacing w:after="160" w:line="300" w:lineRule="auto"/>
-        <w:ind w:left="0" w:right="0" w:firstLine="0"/>
         <w:jc w:val="right"/>
       </w:pPr>
       <w:r>
@@ -16118,7 +15407,6 @@
       <w:pPr>
         <w:bidi w:val="1"/>
         <w:spacing w:after="160" w:line="300" w:lineRule="auto"/>
-        <w:ind w:left="0" w:right="0" w:firstLine="0"/>
         <w:jc w:val="right"/>
       </w:pPr>
       <w:r>
@@ -16136,7 +15424,6 @@
       <w:pPr>
         <w:bidi w:val="1"/>
         <w:spacing w:after="160" w:line="300" w:lineRule="auto"/>
-        <w:ind w:left="0" w:right="0" w:firstLine="0"/>
         <w:jc w:val="right"/>
       </w:pPr>
       <w:r>
@@ -16154,7 +15441,6 @@
       <w:pPr>
         <w:bidi w:val="1"/>
         <w:spacing w:after="160" w:line="300" w:lineRule="auto"/>
-        <w:ind w:left="0" w:right="0" w:firstLine="0"/>
         <w:jc w:val="right"/>
       </w:pPr>
       <w:r>
@@ -16172,7 +15458,6 @@
       <w:pPr>
         <w:bidi w:val="1"/>
         <w:spacing w:after="160" w:line="300" w:lineRule="auto"/>
-        <w:ind w:left="0" w:right="0" w:firstLine="0"/>
         <w:jc w:val="right"/>
       </w:pPr>
       <w:r>
@@ -16199,7 +15484,6 @@
       <w:pPr>
         <w:bidi w:val="1"/>
         <w:spacing w:after="160" w:line="300" w:lineRule="auto"/>
-        <w:ind w:left="0" w:right="0" w:firstLine="0"/>
         <w:jc w:val="right"/>
       </w:pPr>
       <w:r>
@@ -16226,7 +15510,6 @@
       <w:pPr>
         <w:bidi w:val="1"/>
         <w:spacing w:after="160" w:line="300" w:lineRule="auto"/>
-        <w:ind w:left="0" w:right="0" w:firstLine="0"/>
         <w:jc w:val="right"/>
       </w:pPr>
       <w:r>
@@ -16253,7 +15536,6 @@
       <w:pPr>
         <w:bidi w:val="1"/>
         <w:spacing w:after="160" w:line="300" w:lineRule="auto"/>
-        <w:ind w:left="0" w:right="0" w:firstLine="0"/>
         <w:jc w:val="right"/>
       </w:pPr>
       <w:r>
@@ -16280,7 +15562,6 @@
       <w:pPr>
         <w:bidi w:val="1"/>
         <w:spacing w:after="160" w:line="300" w:lineRule="auto"/>
-        <w:ind w:left="0" w:right="0" w:firstLine="0"/>
         <w:jc w:val="right"/>
       </w:pPr>
       <w:r>
@@ -16298,7 +15579,6 @@
       <w:pPr>
         <w:bidi w:val="1"/>
         <w:spacing w:after="160" w:line="300" w:lineRule="auto"/>
-        <w:ind w:left="0" w:right="0" w:firstLine="0"/>
         <w:jc w:val="right"/>
       </w:pPr>
       <w:r>
@@ -16325,7 +15605,6 @@
       <w:pPr>
         <w:bidi w:val="1"/>
         <w:spacing w:after="160" w:line="300" w:lineRule="auto"/>
-        <w:ind w:left="0" w:right="0" w:firstLine="0"/>
         <w:jc w:val="right"/>
       </w:pPr>
       <w:r>
@@ -16352,7 +15631,6 @@
       <w:pPr>
         <w:bidi w:val="1"/>
         <w:spacing w:after="160" w:line="300" w:lineRule="auto"/>
-        <w:ind w:left="0" w:right="0" w:firstLine="0"/>
         <w:jc w:val="right"/>
       </w:pPr>
       <w:r>
@@ -16370,7 +15648,6 @@
       <w:pPr>
         <w:bidi w:val="1"/>
         <w:spacing w:after="160" w:line="300" w:lineRule="auto"/>
-        <w:ind w:left="0" w:right="0" w:firstLine="0"/>
         <w:jc w:val="right"/>
       </w:pPr>
       <w:r>
@@ -16388,7 +15665,6 @@
       <w:pPr>
         <w:bidi w:val="1"/>
         <w:spacing w:after="160" w:line="300" w:lineRule="auto"/>
-        <w:ind w:left="0" w:right="0" w:firstLine="0"/>
         <w:jc w:val="right"/>
       </w:pPr>
       <w:r>
@@ -16406,7 +15682,6 @@
       <w:pPr>
         <w:bidi w:val="1"/>
         <w:spacing w:after="160" w:line="300" w:lineRule="auto"/>
-        <w:ind w:left="0" w:right="0" w:firstLine="0"/>
         <w:jc w:val="right"/>
       </w:pPr>
       <w:r>
@@ -16424,7 +15699,6 @@
       <w:pPr>
         <w:bidi w:val="1"/>
         <w:spacing w:after="160" w:line="300" w:lineRule="auto"/>
-        <w:ind w:left="0" w:right="0" w:firstLine="0"/>
         <w:jc w:val="right"/>
       </w:pPr>
       <w:r>
@@ -16442,7 +15716,6 @@
       <w:pPr>
         <w:bidi w:val="1"/>
         <w:spacing w:after="160" w:line="300" w:lineRule="auto"/>
-        <w:ind w:left="0" w:right="0" w:firstLine="0"/>
         <w:jc w:val="right"/>
       </w:pPr>
       <w:r>
@@ -16469,7 +15742,6 @@
       <w:pPr>
         <w:bidi w:val="1"/>
         <w:spacing w:after="160" w:line="300" w:lineRule="auto"/>
-        <w:ind w:left="0" w:right="0" w:firstLine="0"/>
         <w:jc w:val="right"/>
       </w:pPr>
       <w:r>
@@ -16496,7 +15768,6 @@
       <w:pPr>
         <w:bidi w:val="1"/>
         <w:spacing w:after="160" w:line="300" w:lineRule="auto"/>
-        <w:ind w:left="0" w:right="0" w:firstLine="0"/>
         <w:jc w:val="right"/>
       </w:pPr>
       <w:r>
@@ -16514,7 +15785,6 @@
       <w:pPr>
         <w:bidi w:val="1"/>
         <w:spacing w:after="160" w:line="300" w:lineRule="auto"/>
-        <w:ind w:left="0" w:right="0" w:firstLine="0"/>
         <w:jc w:val="right"/>
       </w:pPr>
       <w:r>
@@ -16532,7 +15802,6 @@
       <w:pPr>
         <w:bidi w:val="1"/>
         <w:spacing w:after="160" w:line="300" w:lineRule="auto"/>
-        <w:ind w:left="0" w:right="0" w:firstLine="0"/>
         <w:jc w:val="right"/>
       </w:pPr>
       <w:r>
@@ -16559,7 +15828,6 @@
       <w:pPr>
         <w:bidi w:val="1"/>
         <w:spacing w:after="160" w:line="300" w:lineRule="auto"/>
-        <w:ind w:left="0" w:right="0" w:firstLine="0"/>
         <w:jc w:val="right"/>
       </w:pPr>
       <w:r>
@@ -16586,7 +15854,6 @@
       <w:pPr>
         <w:bidi w:val="1"/>
         <w:spacing w:after="160" w:line="300" w:lineRule="auto"/>
-        <w:ind w:left="0" w:right="0" w:firstLine="0"/>
         <w:jc w:val="right"/>
       </w:pPr>
       <w:r>
@@ -16604,7 +15871,6 @@
       <w:pPr>
         <w:bidi w:val="1"/>
         <w:spacing w:after="160" w:line="300" w:lineRule="auto"/>
-        <w:ind w:left="0" w:right="0" w:firstLine="0"/>
         <w:jc w:val="right"/>
       </w:pPr>
       <w:r>
@@ -16622,7 +15888,6 @@
       <w:pPr>
         <w:bidi w:val="1"/>
         <w:spacing w:after="160" w:line="300" w:lineRule="auto"/>
-        <w:ind w:left="0" w:right="0" w:firstLine="0"/>
         <w:jc w:val="right"/>
       </w:pPr>
       <w:r>
@@ -16649,7 +15914,6 @@
       <w:pPr>
         <w:bidi w:val="1"/>
         <w:spacing w:after="160" w:line="300" w:lineRule="auto"/>
-        <w:ind w:left="0" w:right="0" w:firstLine="0"/>
         <w:jc w:val="right"/>
       </w:pPr>
       <w:r>
@@ -16676,7 +15940,6 @@
       <w:pPr>
         <w:bidi w:val="1"/>
         <w:spacing w:after="160" w:line="300" w:lineRule="auto"/>
-        <w:ind w:left="0" w:right="0" w:firstLine="0"/>
         <w:jc w:val="right"/>
       </w:pPr>
       <w:r>
@@ -16703,7 +15966,6 @@
       <w:pPr>
         <w:bidi w:val="1"/>
         <w:spacing w:after="160" w:line="300" w:lineRule="auto"/>
-        <w:ind w:left="0" w:right="0" w:firstLine="0"/>
         <w:jc w:val="right"/>
       </w:pPr>
       <w:r>
@@ -16730,7 +15992,6 @@
       <w:pPr>
         <w:bidi w:val="1"/>
         <w:spacing w:after="160" w:line="300" w:lineRule="auto"/>
-        <w:ind w:left="0" w:right="0" w:firstLine="0"/>
         <w:jc w:val="right"/>
       </w:pPr>
       <w:r>
@@ -16748,7 +16009,6 @@
       <w:pPr>
         <w:bidi w:val="1"/>
         <w:spacing w:after="160" w:line="300" w:lineRule="auto"/>
-        <w:ind w:left="0" w:right="0" w:firstLine="0"/>
         <w:jc w:val="right"/>
       </w:pPr>
       <w:r>
@@ -16770,7 +16030,6 @@
       <w:pPr>
         <w:bidi w:val="1"/>
         <w:spacing w:after="160" w:line="300" w:lineRule="auto"/>
-        <w:ind w:left="0" w:right="0" w:firstLine="0"/>
         <w:jc w:val="right"/>
       </w:pPr>
       <w:r>
@@ -16790,7 +16049,6 @@
       <w:pPr>
         <w:bidi w:val="1"/>
         <w:spacing w:after="160" w:line="300" w:lineRule="auto"/>
-        <w:ind w:left="0" w:right="0" w:firstLine="0"/>
         <w:jc w:val="right"/>
       </w:pPr>
       <w:r>
@@ -16816,7 +16074,6 @@
       <w:pPr>
         <w:bidi w:val="1"/>
         <w:spacing w:after="160" w:line="300" w:lineRule="auto"/>
-        <w:ind w:left="0" w:right="0" w:firstLine="0"/>
         <w:jc w:val="right"/>
       </w:pPr>
       <w:r>
@@ -16834,7 +16091,6 @@
       <w:pPr>
         <w:bidi w:val="1"/>
         <w:spacing w:after="160" w:line="300" w:lineRule="auto"/>
-        <w:ind w:left="0" w:right="0" w:firstLine="0"/>
         <w:jc w:val="right"/>
       </w:pPr>
       <w:r>
@@ -16863,7 +16119,6 @@
       <w:pPr>
         <w:bidi w:val="1"/>
         <w:spacing w:after="160" w:line="300" w:lineRule="auto"/>
-        <w:ind w:left="0" w:right="0" w:firstLine="0"/>
         <w:jc w:val="right"/>
       </w:pPr>
       <w:r>
@@ -16890,7 +16145,6 @@
       <w:pPr>
         <w:bidi w:val="1"/>
         <w:spacing w:after="160" w:line="300" w:lineRule="auto"/>
-        <w:ind w:left="0" w:right="0" w:firstLine="0"/>
         <w:jc w:val="right"/>
       </w:pPr>
       <w:r>
@@ -16908,7 +16162,6 @@
       <w:pPr>
         <w:bidi w:val="1"/>
         <w:spacing w:after="160" w:line="300" w:lineRule="auto"/>
-        <w:ind w:left="0" w:right="0" w:firstLine="0"/>
         <w:jc w:val="right"/>
       </w:pPr>
       <w:r>
@@ -16926,7 +16179,6 @@
       <w:pPr>
         <w:bidi w:val="1"/>
         <w:spacing w:after="160" w:line="300" w:lineRule="auto"/>
-        <w:ind w:left="0" w:right="0" w:firstLine="0"/>
         <w:jc w:val="right"/>
       </w:pPr>
       <w:r>
@@ -16944,7 +16196,6 @@
       <w:pPr>
         <w:bidi w:val="1"/>
         <w:spacing w:after="160" w:line="300" w:lineRule="auto"/>
-        <w:ind w:left="0" w:right="0" w:firstLine="0"/>
         <w:jc w:val="right"/>
       </w:pPr>
       <w:r>
@@ -16971,7 +16222,6 @@
       <w:pPr>
         <w:bidi w:val="1"/>
         <w:spacing w:after="160" w:line="300" w:lineRule="auto"/>
-        <w:ind w:left="0" w:right="0" w:firstLine="0"/>
         <w:jc w:val="right"/>
       </w:pPr>
       <w:r>
@@ -17000,7 +16250,6 @@
       <w:pPr>
         <w:bidi w:val="1"/>
         <w:spacing w:after="160" w:line="300" w:lineRule="auto"/>
-        <w:ind w:left="0" w:right="0" w:firstLine="0"/>
         <w:jc w:val="right"/>
       </w:pPr>
       <w:r>
@@ -17018,7 +16267,6 @@
       <w:pPr>
         <w:bidi w:val="1"/>
         <w:spacing w:after="160" w:line="300" w:lineRule="auto"/>
-        <w:ind w:left="0" w:right="0" w:firstLine="0"/>
         <w:jc w:val="right"/>
       </w:pPr>
       <w:r>
@@ -17038,7 +16286,6 @@
       <w:pPr>
         <w:bidi w:val="1"/>
         <w:spacing w:after="160" w:line="300" w:lineRule="auto"/>
-        <w:ind w:left="0" w:right="0" w:firstLine="0"/>
         <w:jc w:val="right"/>
       </w:pPr>
       <w:r>
@@ -17056,7 +16303,6 @@
       <w:pPr>
         <w:bidi w:val="1"/>
         <w:spacing w:after="160" w:line="300" w:lineRule="auto"/>
-        <w:ind w:left="0" w:right="0" w:firstLine="0"/>
         <w:jc w:val="right"/>
       </w:pPr>
       <w:r>
@@ -17076,7 +16322,6 @@
       <w:pPr>
         <w:bidi w:val="1"/>
         <w:spacing w:after="160" w:line="300" w:lineRule="auto"/>
-        <w:ind w:left="0" w:right="0" w:firstLine="0"/>
         <w:jc w:val="right"/>
       </w:pPr>
       <w:r>
@@ -17103,7 +16348,6 @@
       <w:pPr>
         <w:bidi w:val="1"/>
         <w:spacing w:after="160" w:line="300" w:lineRule="auto"/>
-        <w:ind w:left="0" w:right="0" w:firstLine="0"/>
         <w:jc w:val="right"/>
       </w:pPr>
       <w:r>
@@ -17134,7 +16378,6 @@
       <w:pPr>
         <w:bidi w:val="1"/>
         <w:spacing w:after="160" w:line="300" w:lineRule="auto"/>
-        <w:ind w:left="0" w:right="0" w:firstLine="0"/>
         <w:jc w:val="right"/>
       </w:pPr>
       <w:r>
@@ -17152,7 +16395,6 @@
       <w:pPr>
         <w:bidi w:val="1"/>
         <w:spacing w:after="160" w:line="300" w:lineRule="auto"/>
-        <w:ind w:left="0" w:right="0" w:firstLine="0"/>
         <w:jc w:val="right"/>
       </w:pPr>
       <w:r>
@@ -17170,7 +16412,6 @@
       <w:pPr>
         <w:bidi w:val="1"/>
         <w:spacing w:after="160" w:line="300" w:lineRule="auto"/>
-        <w:ind w:left="0" w:right="0" w:firstLine="0"/>
         <w:jc w:val="right"/>
       </w:pPr>
       <w:r>
@@ -17188,7 +16429,6 @@
       <w:pPr>
         <w:bidi w:val="1"/>
         <w:spacing w:after="160" w:line="300" w:lineRule="auto"/>
-        <w:ind w:left="0" w:right="0" w:firstLine="0"/>
         <w:jc w:val="right"/>
       </w:pPr>
       <w:r>
@@ -17208,7 +16448,6 @@
       <w:pPr>
         <w:bidi w:val="1"/>
         <w:spacing w:after="160" w:line="300" w:lineRule="auto"/>
-        <w:ind w:left="0" w:right="0" w:firstLine="0"/>
         <w:jc w:val="right"/>
       </w:pPr>
       <w:r>
@@ -17235,7 +16474,6 @@
       <w:pPr>
         <w:bidi w:val="1"/>
         <w:spacing w:after="160" w:line="300" w:lineRule="auto"/>
-        <w:ind w:left="0" w:right="0" w:firstLine="0"/>
         <w:jc w:val="right"/>
       </w:pPr>
       <w:r>
@@ -17262,7 +16500,6 @@
       <w:pPr>
         <w:bidi w:val="1"/>
         <w:spacing w:after="160" w:line="300" w:lineRule="auto"/>
-        <w:ind w:left="0" w:right="0" w:firstLine="0"/>
         <w:jc w:val="right"/>
       </w:pPr>
       <w:r>
@@ -17280,7 +16517,6 @@
       <w:pPr>
         <w:bidi w:val="1"/>
         <w:spacing w:after="160" w:line="300" w:lineRule="auto"/>
-        <w:ind w:left="0" w:right="0" w:firstLine="0"/>
         <w:jc w:val="right"/>
       </w:pPr>
       <w:r>
@@ -17298,7 +16534,6 @@
       <w:pPr>
         <w:bidi w:val="1"/>
         <w:spacing w:after="160" w:line="300" w:lineRule="auto"/>
-        <w:ind w:left="0" w:right="0" w:firstLine="0"/>
         <w:jc w:val="right"/>
       </w:pPr>
       <w:r>
@@ -17318,7 +16553,6 @@
       <w:pPr>
         <w:bidi w:val="1"/>
         <w:spacing w:after="160" w:line="300" w:lineRule="auto"/>
-        <w:ind w:left="0" w:right="0" w:firstLine="0"/>
         <w:jc w:val="right"/>
       </w:pPr>
       <w:r>
@@ -17349,7 +16583,6 @@
       <w:pPr>
         <w:bidi w:val="1"/>
         <w:spacing w:after="160" w:line="300" w:lineRule="auto"/>
-        <w:ind w:left="0" w:right="0" w:firstLine="0"/>
         <w:jc w:val="right"/>
       </w:pPr>
       <w:r>
@@ -17378,7 +16611,6 @@
       <w:pPr>
         <w:bidi w:val="1"/>
         <w:spacing w:after="160" w:line="300" w:lineRule="auto"/>
-        <w:ind w:left="0" w:right="0" w:firstLine="0"/>
         <w:jc w:val="right"/>
       </w:pPr>
       <w:r>
@@ -17396,7 +16628,6 @@
       <w:pPr>
         <w:bidi w:val="1"/>
         <w:spacing w:after="160" w:line="300" w:lineRule="auto"/>
-        <w:ind w:left="0" w:right="0" w:firstLine="0"/>
         <w:jc w:val="right"/>
       </w:pPr>
       <w:r>
@@ -17425,7 +16656,6 @@
       <w:pPr>
         <w:bidi w:val="1"/>
         <w:spacing w:after="160" w:line="300" w:lineRule="auto"/>
-        <w:ind w:left="0" w:right="0" w:firstLine="0"/>
         <w:jc w:val="right"/>
       </w:pPr>
       <w:r>
@@ -17452,7 +16682,6 @@
       <w:pPr>
         <w:bidi w:val="1"/>
         <w:spacing w:after="160" w:line="300" w:lineRule="auto"/>
-        <w:ind w:left="0" w:right="0" w:firstLine="0"/>
         <w:jc w:val="right"/>
       </w:pPr>
       <w:r>
@@ -17470,7 +16699,6 @@
       <w:pPr>
         <w:bidi w:val="1"/>
         <w:spacing w:after="160" w:line="300" w:lineRule="auto"/>
-        <w:ind w:left="0" w:right="0" w:firstLine="0"/>
         <w:jc w:val="right"/>
       </w:pPr>
       <w:r>
@@ -17488,7 +16716,6 @@
       <w:pPr>
         <w:bidi w:val="1"/>
         <w:spacing w:after="160" w:line="300" w:lineRule="auto"/>
-        <w:ind w:left="0" w:right="0" w:firstLine="0"/>
         <w:jc w:val="right"/>
       </w:pPr>
       <w:r>
@@ -17515,7 +16742,6 @@
       <w:pPr>
         <w:bidi w:val="1"/>
         <w:spacing w:after="160" w:line="300" w:lineRule="auto"/>
-        <w:ind w:left="0" w:right="0" w:firstLine="0"/>
         <w:jc w:val="right"/>
       </w:pPr>
       <w:r>
@@ -17542,7 +16768,6 @@
       <w:pPr>
         <w:bidi w:val="1"/>
         <w:spacing w:after="160" w:line="300" w:lineRule="auto"/>
-        <w:ind w:left="0" w:right="0" w:firstLine="0"/>
         <w:jc w:val="right"/>
       </w:pPr>
       <w:r>
@@ -17560,7 +16785,6 @@
       <w:pPr>
         <w:bidi w:val="1"/>
         <w:spacing w:after="160" w:line="300" w:lineRule="auto"/>
-        <w:ind w:left="0" w:right="0" w:firstLine="0"/>
         <w:jc w:val="right"/>
       </w:pPr>
       <w:r>
@@ -17587,7 +16811,6 @@
       <w:pPr>
         <w:bidi w:val="1"/>
         <w:spacing w:after="160" w:line="300" w:lineRule="auto"/>
-        <w:ind w:left="0" w:right="0" w:firstLine="0"/>
         <w:jc w:val="right"/>
       </w:pPr>
       <w:r>
@@ -17616,7 +16839,6 @@
       <w:pPr>
         <w:bidi w:val="1"/>
         <w:spacing w:after="160" w:line="300" w:lineRule="auto"/>
-        <w:ind w:left="0" w:right="0" w:firstLine="0"/>
         <w:jc w:val="right"/>
       </w:pPr>
       <w:r>
@@ -17634,7 +16856,6 @@
       <w:pPr>
         <w:bidi w:val="1"/>
         <w:spacing w:after="160" w:line="300" w:lineRule="auto"/>
-        <w:ind w:left="0" w:right="0" w:firstLine="0"/>
         <w:jc w:val="right"/>
       </w:pPr>
       <w:r>
@@ -17652,7 +16873,6 @@
       <w:pPr>
         <w:bidi w:val="1"/>
         <w:spacing w:after="160" w:line="300" w:lineRule="auto"/>
-        <w:ind w:left="0" w:right="0" w:firstLine="0"/>
         <w:jc w:val="right"/>
       </w:pPr>
       <w:r>
@@ -17672,7 +16892,6 @@
       <w:pPr>
         <w:bidi w:val="1"/>
         <w:spacing w:after="160" w:line="300" w:lineRule="auto"/>
-        <w:ind w:left="0" w:right="0" w:firstLine="0"/>
         <w:jc w:val="right"/>
       </w:pPr>
       <w:r>
@@ -17690,7 +16909,6 @@
       <w:pPr>
         <w:bidi w:val="1"/>
         <w:spacing w:after="160" w:line="300" w:lineRule="auto"/>
-        <w:ind w:left="0" w:right="0" w:firstLine="0"/>
         <w:jc w:val="right"/>
       </w:pPr>
       <w:r>
@@ -17708,7 +16926,6 @@
       <w:pPr>
         <w:bidi w:val="1"/>
         <w:spacing w:after="160" w:line="300" w:lineRule="auto"/>
-        <w:ind w:left="0" w:right="0" w:firstLine="0"/>
         <w:jc w:val="right"/>
       </w:pPr>
       <w:r>
@@ -17737,7 +16954,6 @@
       <w:pPr>
         <w:bidi w:val="1"/>
         <w:spacing w:after="160" w:line="300" w:lineRule="auto"/>
-        <w:ind w:left="0" w:right="0" w:firstLine="0"/>
         <w:jc w:val="right"/>
       </w:pPr>
       <w:r>
@@ -17764,7 +16980,6 @@
       <w:pPr>
         <w:bidi w:val="1"/>
         <w:spacing w:after="160" w:line="300" w:lineRule="auto"/>
-        <w:ind w:left="0" w:right="0" w:firstLine="0"/>
         <w:jc w:val="right"/>
       </w:pPr>
       <w:r>
@@ -17782,7 +16997,6 @@
       <w:pPr>
         <w:bidi w:val="1"/>
         <w:spacing w:after="160" w:line="300" w:lineRule="auto"/>
-        <w:ind w:left="0" w:right="0" w:firstLine="0"/>
         <w:jc w:val="right"/>
       </w:pPr>
       <w:r>
@@ -17809,7 +17023,6 @@
       <w:pPr>
         <w:bidi w:val="1"/>
         <w:spacing w:after="160" w:line="300" w:lineRule="auto"/>
-        <w:ind w:left="0" w:right="0" w:firstLine="0"/>
         <w:jc w:val="right"/>
       </w:pPr>
       <w:r>
@@ -17836,7 +17049,6 @@
       <w:pPr>
         <w:bidi w:val="1"/>
         <w:spacing w:after="160" w:line="300" w:lineRule="auto"/>
-        <w:ind w:left="0" w:right="0" w:firstLine="0"/>
         <w:jc w:val="right"/>
       </w:pPr>
       <w:r>
@@ -17863,7 +17075,6 @@
       <w:pPr>
         <w:bidi w:val="1"/>
         <w:spacing w:after="160" w:line="300" w:lineRule="auto"/>
-        <w:ind w:left="0" w:right="0" w:firstLine="0"/>
         <w:jc w:val="right"/>
       </w:pPr>
       <w:r>
@@ -17892,7 +17103,6 @@
       <w:pPr>
         <w:bidi w:val="1"/>
         <w:spacing w:after="160" w:line="300" w:lineRule="auto"/>
-        <w:ind w:left="0" w:right="0" w:firstLine="0"/>
         <w:jc w:val="right"/>
       </w:pPr>
       <w:r>
@@ -17919,7 +17129,6 @@
       <w:pPr>
         <w:bidi w:val="1"/>
         <w:spacing w:after="160" w:line="300" w:lineRule="auto"/>
-        <w:ind w:left="0" w:right="0" w:firstLine="0"/>
         <w:jc w:val="right"/>
       </w:pPr>
       <w:r>
@@ -17946,7 +17155,6 @@
       <w:pPr>
         <w:bidi w:val="1"/>
         <w:spacing w:after="160" w:line="300" w:lineRule="auto"/>
-        <w:ind w:left="0" w:right="0" w:firstLine="0"/>
         <w:jc w:val="right"/>
       </w:pPr>
       <w:r>
@@ -17964,7 +17172,6 @@
       <w:pPr>
         <w:bidi w:val="1"/>
         <w:spacing w:after="160" w:line="300" w:lineRule="auto"/>
-        <w:ind w:left="0" w:right="0" w:firstLine="0"/>
         <w:jc w:val="right"/>
       </w:pPr>
       <w:r>
@@ -17984,7 +17191,6 @@
       <w:pPr>
         <w:bidi w:val="1"/>
         <w:spacing w:after="160" w:line="300" w:lineRule="auto"/>
-        <w:ind w:left="0" w:right="0" w:firstLine="0"/>
         <w:jc w:val="right"/>
       </w:pPr>
       <w:r>
@@ -18002,7 +17208,6 @@
       <w:pPr>
         <w:bidi w:val="1"/>
         <w:spacing w:after="160" w:line="300" w:lineRule="auto"/>
-        <w:ind w:left="0" w:right="0" w:firstLine="0"/>
         <w:jc w:val="right"/>
       </w:pPr>
       <w:r>
@@ -18020,7 +17225,6 @@
       <w:pPr>
         <w:bidi w:val="1"/>
         <w:spacing w:after="160" w:line="300" w:lineRule="auto"/>
-        <w:ind w:left="0" w:right="0" w:firstLine="0"/>
         <w:jc w:val="right"/>
       </w:pPr>
       <w:r>
@@ -18040,7 +17244,6 @@
       <w:pPr>
         <w:bidi w:val="1"/>
         <w:spacing w:after="160" w:line="300" w:lineRule="auto"/>
-        <w:ind w:left="0" w:right="0" w:firstLine="0"/>
         <w:jc w:val="right"/>
       </w:pPr>
       <w:r>
@@ -18058,7 +17261,6 @@
       <w:pPr>
         <w:bidi w:val="1"/>
         <w:spacing w:after="160" w:line="300" w:lineRule="auto"/>
-        <w:ind w:left="0" w:right="0" w:firstLine="0"/>
         <w:jc w:val="right"/>
       </w:pPr>
       <w:r>
@@ -18076,7 +17278,6 @@
       <w:pPr>
         <w:bidi w:val="1"/>
         <w:spacing w:after="160" w:line="300" w:lineRule="auto"/>
-        <w:ind w:left="0" w:right="0" w:firstLine="0"/>
         <w:jc w:val="right"/>
       </w:pPr>
       <w:r>
@@ -18094,7 +17295,6 @@
       <w:pPr>
         <w:bidi w:val="1"/>
         <w:spacing w:after="160" w:line="300" w:lineRule="auto"/>
-        <w:ind w:left="0" w:right="0" w:firstLine="0"/>
         <w:jc w:val="right"/>
       </w:pPr>
       <w:r>
@@ -18121,7 +17321,6 @@
       <w:pPr>
         <w:bidi w:val="1"/>
         <w:spacing w:after="160" w:line="300" w:lineRule="auto"/>
-        <w:ind w:left="0" w:right="0" w:firstLine="0"/>
         <w:jc w:val="right"/>
       </w:pPr>
       <w:r>
@@ -18148,7 +17347,6 @@
       <w:pPr>
         <w:bidi w:val="1"/>
         <w:spacing w:after="160" w:line="300" w:lineRule="auto"/>
-        <w:ind w:left="0" w:right="0" w:firstLine="0"/>
         <w:jc w:val="right"/>
       </w:pPr>
       <w:r>
@@ -18166,7 +17364,6 @@
       <w:pPr>
         <w:bidi w:val="1"/>
         <w:spacing w:after="160" w:line="300" w:lineRule="auto"/>
-        <w:ind w:left="0" w:right="0" w:firstLine="0"/>
         <w:jc w:val="right"/>
       </w:pPr>
       <w:r>
@@ -18184,7 +17381,6 @@
       <w:pPr>
         <w:bidi w:val="1"/>
         <w:spacing w:after="160" w:line="300" w:lineRule="auto"/>
-        <w:ind w:left="0" w:right="0" w:firstLine="0"/>
         <w:jc w:val="right"/>
       </w:pPr>
       <w:r>
@@ -18211,7 +17407,6 @@
       <w:pPr>
         <w:bidi w:val="1"/>
         <w:spacing w:after="160" w:line="300" w:lineRule="auto"/>
-        <w:ind w:left="0" w:right="0" w:firstLine="0"/>
         <w:jc w:val="right"/>
       </w:pPr>
       <w:r>
@@ -18238,7 +17433,6 @@
       <w:pPr>
         <w:bidi w:val="1"/>
         <w:spacing w:after="160" w:line="300" w:lineRule="auto"/>
-        <w:ind w:left="0" w:right="0" w:firstLine="0"/>
         <w:jc w:val="right"/>
       </w:pPr>
       <w:r>
@@ -18256,7 +17450,6 @@
       <w:pPr>
         <w:bidi w:val="1"/>
         <w:spacing w:after="160" w:line="300" w:lineRule="auto"/>
-        <w:ind w:left="0" w:right="0" w:firstLine="0"/>
         <w:jc w:val="right"/>
       </w:pPr>
       <w:r>
@@ -18274,7 +17467,6 @@
       <w:pPr>
         <w:bidi w:val="1"/>
         <w:spacing w:after="160" w:line="300" w:lineRule="auto"/>
-        <w:ind w:left="0" w:right="0" w:firstLine="0"/>
         <w:jc w:val="right"/>
       </w:pPr>
       <w:r>
@@ -18292,7 +17484,6 @@
       <w:pPr>
         <w:bidi w:val="1"/>
         <w:spacing w:after="160" w:line="300" w:lineRule="auto"/>
-        <w:ind w:left="0" w:right="0" w:firstLine="0"/>
         <w:jc w:val="right"/>
       </w:pPr>
       <w:r>
@@ -18319,7 +17510,6 @@
       <w:pPr>
         <w:bidi w:val="1"/>
         <w:spacing w:after="160" w:line="300" w:lineRule="auto"/>
-        <w:ind w:left="0" w:right="0" w:firstLine="0"/>
         <w:jc w:val="right"/>
       </w:pPr>
       <w:r>
@@ -18346,7 +17536,6 @@
       <w:pPr>
         <w:bidi w:val="1"/>
         <w:spacing w:after="160" w:line="300" w:lineRule="auto"/>
-        <w:ind w:left="0" w:right="0" w:firstLine="0"/>
         <w:jc w:val="right"/>
       </w:pPr>
       <w:r>
@@ -18373,7 +17562,6 @@
       <w:pPr>
         <w:bidi w:val="1"/>
         <w:spacing w:after="160" w:line="300" w:lineRule="auto"/>
-        <w:ind w:left="0" w:right="0" w:firstLine="0"/>
         <w:jc w:val="right"/>
       </w:pPr>
       <w:r>
@@ -18400,7 +17588,6 @@
       <w:pPr>
         <w:bidi w:val="1"/>
         <w:spacing w:after="160" w:line="300" w:lineRule="auto"/>
-        <w:ind w:left="0" w:right="0" w:firstLine="0"/>
         <w:jc w:val="right"/>
       </w:pPr>
       <w:r>
@@ -18427,7 +17614,6 @@
       <w:pPr>
         <w:bidi w:val="1"/>
         <w:spacing w:after="160" w:line="300" w:lineRule="auto"/>
-        <w:ind w:left="0" w:right="0" w:firstLine="0"/>
         <w:jc w:val="right"/>
       </w:pPr>
       <w:r>
@@ -18454,7 +17640,6 @@
       <w:pPr>
         <w:bidi w:val="1"/>
         <w:spacing w:after="160" w:line="300" w:lineRule="auto"/>
-        <w:ind w:left="0" w:right="0" w:firstLine="0"/>
         <w:jc w:val="right"/>
       </w:pPr>
       <w:r>
@@ -18472,7 +17657,6 @@
       <w:pPr>
         <w:bidi w:val="1"/>
         <w:spacing w:after="160" w:line="300" w:lineRule="auto"/>
-        <w:ind w:left="0" w:right="0" w:firstLine="0"/>
         <w:jc w:val="right"/>
       </w:pPr>
       <w:r>
@@ -18490,7 +17674,6 @@
       <w:pPr>
         <w:bidi w:val="1"/>
         <w:spacing w:after="160" w:line="300" w:lineRule="auto"/>
-        <w:ind w:left="0" w:right="0" w:firstLine="0"/>
         <w:jc w:val="right"/>
       </w:pPr>
       <w:r>
@@ -18508,7 +17691,6 @@
       <w:pPr>
         <w:bidi w:val="1"/>
         <w:spacing w:after="160" w:line="300" w:lineRule="auto"/>
-        <w:ind w:left="0" w:right="0" w:firstLine="0"/>
         <w:jc w:val="right"/>
       </w:pPr>
       <w:r>
@@ -18535,7 +17717,6 @@
       <w:pPr>
         <w:bidi w:val="1"/>
         <w:spacing w:after="160" w:line="300" w:lineRule="auto"/>
-        <w:ind w:left="0" w:right="0" w:firstLine="0"/>
         <w:jc w:val="right"/>
       </w:pPr>
       <w:r>
@@ -18562,7 +17743,6 @@
       <w:pPr>
         <w:bidi w:val="1"/>
         <w:spacing w:after="160" w:line="300" w:lineRule="auto"/>
-        <w:ind w:left="0" w:right="0" w:firstLine="0"/>
         <w:jc w:val="right"/>
       </w:pPr>
       <w:r>
@@ -18580,7 +17760,6 @@
       <w:pPr>
         <w:bidi w:val="1"/>
         <w:spacing w:after="160" w:line="300" w:lineRule="auto"/>
-        <w:ind w:left="0" w:right="0" w:firstLine="0"/>
         <w:jc w:val="right"/>
       </w:pPr>
       <w:r>
@@ -18598,7 +17777,6 @@
       <w:pPr>
         <w:bidi w:val="1"/>
         <w:spacing w:after="160" w:line="300" w:lineRule="auto"/>
-        <w:ind w:left="0" w:right="0" w:firstLine="0"/>
         <w:jc w:val="right"/>
       </w:pPr>
       <w:r>
@@ -18616,7 +17794,6 @@
       <w:pPr>
         <w:bidi w:val="1"/>
         <w:spacing w:after="160" w:line="300" w:lineRule="auto"/>
-        <w:ind w:left="0" w:right="0" w:firstLine="0"/>
         <w:jc w:val="right"/>
       </w:pPr>
       <w:r>
@@ -18645,7 +17822,6 @@
       <w:pPr>
         <w:bidi w:val="1"/>
         <w:spacing w:after="160" w:line="300" w:lineRule="auto"/>
-        <w:ind w:left="0" w:right="0" w:firstLine="0"/>
         <w:jc w:val="right"/>
       </w:pPr>
       <w:r>
@@ -18672,7 +17848,6 @@
       <w:pPr>
         <w:bidi w:val="1"/>
         <w:spacing w:after="160" w:line="300" w:lineRule="auto"/>
-        <w:ind w:left="0" w:right="0" w:firstLine="0"/>
         <w:jc w:val="right"/>
       </w:pPr>
       <w:r>
@@ -18690,7 +17865,6 @@
       <w:pPr>
         <w:bidi w:val="1"/>
         <w:spacing w:after="160" w:line="300" w:lineRule="auto"/>
-        <w:ind w:left="0" w:right="0" w:firstLine="0"/>
         <w:jc w:val="right"/>
       </w:pPr>
       <w:r>
@@ -18719,7 +17893,6 @@
       <w:pPr>
         <w:bidi w:val="1"/>
         <w:spacing w:after="160" w:line="300" w:lineRule="auto"/>
-        <w:ind w:left="0" w:right="0" w:firstLine="0"/>
         <w:jc w:val="right"/>
       </w:pPr>
       <w:r>
@@ -18748,7 +17921,6 @@
       <w:pPr>
         <w:bidi w:val="1"/>
         <w:spacing w:after="160" w:line="300" w:lineRule="auto"/>
-        <w:ind w:left="0" w:right="0" w:firstLine="0"/>
         <w:jc w:val="right"/>
       </w:pPr>
       <w:r>
@@ -18777,7 +17949,6 @@
       <w:pPr>
         <w:bidi w:val="1"/>
         <w:spacing w:after="160" w:line="300" w:lineRule="auto"/>
-        <w:ind w:left="0" w:right="0" w:firstLine="0"/>
         <w:jc w:val="right"/>
       </w:pPr>
       <w:r>
@@ -18797,7 +17968,6 @@
       <w:pPr>
         <w:bidi w:val="1"/>
         <w:spacing w:after="160" w:line="300" w:lineRule="auto"/>
-        <w:ind w:left="0" w:right="0" w:firstLine="0"/>
         <w:jc w:val="right"/>
       </w:pPr>
       <w:r>
@@ -18826,7 +17996,6 @@
       <w:pPr>
         <w:bidi w:val="1"/>
         <w:spacing w:after="160" w:line="300" w:lineRule="auto"/>
-        <w:ind w:left="0" w:right="0" w:firstLine="0"/>
         <w:jc w:val="right"/>
       </w:pPr>
       <w:r>
@@ -18853,7 +18022,6 @@
       <w:pPr>
         <w:bidi w:val="1"/>
         <w:spacing w:after="160" w:line="300" w:lineRule="auto"/>
-        <w:ind w:left="0" w:right="0" w:firstLine="0"/>
         <w:jc w:val="right"/>
       </w:pPr>
       <w:r>
@@ -18880,7 +18048,6 @@
       <w:pPr>
         <w:bidi w:val="1"/>
         <w:spacing w:after="160" w:line="300" w:lineRule="auto"/>
-        <w:ind w:left="0" w:right="0" w:firstLine="0"/>
         <w:jc w:val="right"/>
       </w:pPr>
       <w:r>
@@ -18907,7 +18074,6 @@
       <w:pPr>
         <w:bidi w:val="1"/>
         <w:spacing w:after="160" w:line="300" w:lineRule="auto"/>
-        <w:ind w:left="0" w:right="0" w:firstLine="0"/>
         <w:jc w:val="right"/>
       </w:pPr>
       <w:r>
@@ -18934,7 +18100,6 @@
       <w:pPr>
         <w:bidi w:val="1"/>
         <w:spacing w:after="160" w:line="300" w:lineRule="auto"/>
-        <w:ind w:left="0" w:right="0" w:firstLine="0"/>
         <w:jc w:val="right"/>
       </w:pPr>
       <w:r>
@@ -18961,7 +18126,6 @@
       <w:pPr>
         <w:bidi w:val="1"/>
         <w:spacing w:after="160" w:line="300" w:lineRule="auto"/>
-        <w:ind w:left="0" w:right="0" w:firstLine="0"/>
         <w:jc w:val="right"/>
       </w:pPr>
       <w:r>
@@ -18979,7 +18143,6 @@
       <w:pPr>
         <w:bidi w:val="1"/>
         <w:spacing w:after="160" w:line="300" w:lineRule="auto"/>
-        <w:ind w:left="0" w:right="0" w:firstLine="0"/>
         <w:jc w:val="right"/>
       </w:pPr>
       <w:r>
@@ -19008,7 +18171,6 @@
       <w:pPr>
         <w:bidi w:val="1"/>
         <w:spacing w:after="160" w:line="300" w:lineRule="auto"/>
-        <w:ind w:left="0" w:right="0" w:firstLine="0"/>
         <w:jc w:val="right"/>
       </w:pPr>
       <w:r>
@@ -19035,7 +18197,6 @@
       <w:pPr>
         <w:bidi w:val="1"/>
         <w:spacing w:after="160" w:line="300" w:lineRule="auto"/>
-        <w:ind w:left="0" w:right="0" w:firstLine="0"/>
         <w:jc w:val="right"/>
       </w:pPr>
       <w:r>
@@ -19053,7 +18214,6 @@
       <w:pPr>
         <w:bidi w:val="1"/>
         <w:spacing w:after="160" w:line="300" w:lineRule="auto"/>
-        <w:ind w:left="0" w:right="0" w:firstLine="0"/>
         <w:jc w:val="right"/>
       </w:pPr>
       <w:r>
@@ -19071,7 +18231,6 @@
       <w:pPr>
         <w:bidi w:val="1"/>
         <w:spacing w:after="160" w:line="300" w:lineRule="auto"/>
-        <w:ind w:left="0" w:right="0" w:firstLine="0"/>
         <w:jc w:val="right"/>
       </w:pPr>
       <w:r>
@@ -19100,7 +18259,6 @@
       <w:pPr>
         <w:bidi w:val="1"/>
         <w:spacing w:after="160" w:line="300" w:lineRule="auto"/>
-        <w:ind w:left="0" w:right="0" w:firstLine="0"/>
         <w:jc w:val="right"/>
       </w:pPr>
       <w:r>
@@ -19127,7 +18285,6 @@
       <w:pPr>
         <w:bidi w:val="1"/>
         <w:spacing w:after="160" w:line="300" w:lineRule="auto"/>
-        <w:ind w:left="0" w:right="0" w:firstLine="0"/>
         <w:jc w:val="right"/>
       </w:pPr>
       <w:r>
@@ -19154,7 +18311,6 @@
       <w:pPr>
         <w:bidi w:val="1"/>
         <w:spacing w:after="160" w:line="300" w:lineRule="auto"/>
-        <w:ind w:left="0" w:right="0" w:firstLine="0"/>
         <w:jc w:val="right"/>
       </w:pPr>
       <w:r>
@@ -19172,7 +18328,6 @@
       <w:pPr>
         <w:bidi w:val="1"/>
         <w:spacing w:after="160" w:line="300" w:lineRule="auto"/>
-        <w:ind w:left="0" w:right="0" w:firstLine="0"/>
         <w:jc w:val="right"/>
       </w:pPr>
       <w:r>
@@ -19199,7 +18354,6 @@
       <w:pPr>
         <w:bidi w:val="1"/>
         <w:spacing w:after="160" w:line="300" w:lineRule="auto"/>
-        <w:ind w:left="0" w:right="0" w:firstLine="0"/>
         <w:jc w:val="right"/>
       </w:pPr>
       <w:r>
@@ -19226,7 +18380,6 @@
       <w:pPr>
         <w:bidi w:val="1"/>
         <w:spacing w:after="160" w:line="300" w:lineRule="auto"/>
-        <w:ind w:left="0" w:right="0" w:firstLine="0"/>
         <w:jc w:val="right"/>
       </w:pPr>
       <w:r>
@@ -19244,7 +18397,6 @@
       <w:pPr>
         <w:bidi w:val="1"/>
         <w:spacing w:after="160" w:line="300" w:lineRule="auto"/>
-        <w:ind w:left="0" w:right="0" w:firstLine="0"/>
         <w:jc w:val="right"/>
       </w:pPr>
       <w:r>
@@ -19271,7 +18423,6 @@
       <w:pPr>
         <w:bidi w:val="1"/>
         <w:spacing w:after="160" w:line="300" w:lineRule="auto"/>
-        <w:ind w:left="0" w:right="0" w:firstLine="0"/>
         <w:jc w:val="right"/>
       </w:pPr>
       <w:r>
@@ -19300,7 +18451,6 @@
       <w:pPr>
         <w:bidi w:val="1"/>
         <w:spacing w:after="160" w:line="300" w:lineRule="auto"/>
-        <w:ind w:left="0" w:right="0" w:firstLine="0"/>
         <w:jc w:val="right"/>
       </w:pPr>
       <w:r>
@@ -19320,7 +18470,6 @@
       <w:pPr>
         <w:bidi w:val="1"/>
         <w:spacing w:after="160" w:line="300" w:lineRule="auto"/>
-        <w:ind w:left="0" w:right="0" w:firstLine="0"/>
         <w:jc w:val="right"/>
       </w:pPr>
       <w:r>
@@ -19338,7 +18487,6 @@
       <w:pPr>
         <w:bidi w:val="1"/>
         <w:spacing w:after="160" w:line="300" w:lineRule="auto"/>
-        <w:ind w:left="0" w:right="0" w:firstLine="0"/>
         <w:jc w:val="right"/>
       </w:pPr>
       <w:r>
@@ -19369,7 +18517,6 @@
       <w:pPr>
         <w:bidi w:val="1"/>
         <w:spacing w:after="160" w:line="300" w:lineRule="auto"/>
-        <w:ind w:left="0" w:right="0" w:firstLine="0"/>
         <w:jc w:val="right"/>
       </w:pPr>
       <w:r>
@@ -19396,7 +18543,6 @@
       <w:pPr>
         <w:bidi w:val="1"/>
         <w:spacing w:after="160" w:line="300" w:lineRule="auto"/>
-        <w:ind w:left="0" w:right="0" w:firstLine="0"/>
         <w:jc w:val="right"/>
       </w:pPr>
       <w:r>
@@ -19423,7 +18569,6 @@
       <w:pPr>
         <w:bidi w:val="1"/>
         <w:spacing w:after="160" w:line="300" w:lineRule="auto"/>
-        <w:ind w:left="0" w:right="0" w:firstLine="0"/>
         <w:jc w:val="right"/>
       </w:pPr>
       <w:r>
@@ -19450,7 +18595,6 @@
       <w:pPr>
         <w:bidi w:val="1"/>
         <w:spacing w:after="160" w:line="300" w:lineRule="auto"/>
-        <w:ind w:left="0" w:right="0" w:firstLine="0"/>
         <w:jc w:val="right"/>
       </w:pPr>
       <w:r>
@@ -19468,7 +18612,6 @@
       <w:pPr>
         <w:bidi w:val="1"/>
         <w:spacing w:after="160" w:line="300" w:lineRule="auto"/>
-        <w:ind w:left="0" w:right="0" w:firstLine="0"/>
         <w:jc w:val="right"/>
       </w:pPr>
       <w:r>
@@ -19486,7 +18629,6 @@
       <w:pPr>
         <w:bidi w:val="1"/>
         <w:spacing w:after="160" w:line="300" w:lineRule="auto"/>
-        <w:ind w:left="0" w:right="0" w:firstLine="0"/>
         <w:jc w:val="right"/>
       </w:pPr>
       <w:r>
@@ -19504,7 +18646,6 @@
       <w:pPr>
         <w:bidi w:val="1"/>
         <w:spacing w:after="160" w:line="300" w:lineRule="auto"/>
-        <w:ind w:left="0" w:right="0" w:firstLine="0"/>
         <w:jc w:val="right"/>
       </w:pPr>
       <w:r>
@@ -19522,7 +18663,6 @@
       <w:pPr>
         <w:bidi w:val="1"/>
         <w:spacing w:after="160" w:line="300" w:lineRule="auto"/>
-        <w:ind w:left="0" w:right="0" w:firstLine="0"/>
         <w:jc w:val="right"/>
       </w:pPr>
       <w:r>
@@ -19549,7 +18689,6 @@
       <w:pPr>
         <w:bidi w:val="1"/>
         <w:spacing w:after="160" w:line="300" w:lineRule="auto"/>
-        <w:ind w:left="0" w:right="0" w:firstLine="0"/>
         <w:jc w:val="right"/>
       </w:pPr>
       <w:r>
@@ -19576,7 +18715,6 @@
       <w:pPr>
         <w:bidi w:val="1"/>
         <w:spacing w:after="160" w:line="300" w:lineRule="auto"/>
-        <w:ind w:left="0" w:right="0" w:firstLine="0"/>
         <w:jc w:val="right"/>
       </w:pPr>
       <w:r>
@@ -19598,7 +18736,6 @@
       <w:pPr>
         <w:bidi w:val="1"/>
         <w:spacing w:after="160" w:line="300" w:lineRule="auto"/>
-        <w:ind w:left="0" w:right="0" w:firstLine="0"/>
         <w:jc w:val="right"/>
       </w:pPr>
       <w:r>
@@ -19625,7 +18762,6 @@
       <w:pPr>
         <w:bidi w:val="1"/>
         <w:spacing w:after="160" w:line="300" w:lineRule="auto"/>
-        <w:ind w:left="0" w:right="0" w:firstLine="0"/>
         <w:jc w:val="right"/>
       </w:pPr>
       <w:r>
@@ -19652,7 +18788,6 @@
       <w:pPr>
         <w:bidi w:val="1"/>
         <w:spacing w:after="160" w:line="300" w:lineRule="auto"/>
-        <w:ind w:left="0" w:right="0" w:firstLine="0"/>
         <w:jc w:val="right"/>
       </w:pPr>
       <w:r>
@@ -19679,7 +18814,6 @@
       <w:pPr>
         <w:bidi w:val="1"/>
         <w:spacing w:after="160" w:line="300" w:lineRule="auto"/>
-        <w:ind w:left="0" w:right="0" w:firstLine="0"/>
         <w:jc w:val="right"/>
       </w:pPr>
       <w:r>
@@ -19697,7 +18831,6 @@
       <w:pPr>
         <w:bidi w:val="1"/>
         <w:spacing w:after="160" w:line="300" w:lineRule="auto"/>
-        <w:ind w:left="0" w:right="0" w:firstLine="0"/>
         <w:jc w:val="right"/>
       </w:pPr>
       <w:r>
@@ -19715,7 +18848,6 @@
       <w:pPr>
         <w:bidi w:val="1"/>
         <w:spacing w:after="160" w:line="300" w:lineRule="auto"/>
-        <w:ind w:left="0" w:right="0" w:firstLine="0"/>
         <w:jc w:val="right"/>
       </w:pPr>
       <w:r>
@@ -19733,7 +18865,6 @@
       <w:pPr>
         <w:bidi w:val="1"/>
         <w:spacing w:after="160" w:line="300" w:lineRule="auto"/>
-        <w:ind w:left="0" w:right="0" w:firstLine="0"/>
         <w:jc w:val="right"/>
       </w:pPr>
       <w:r>
@@ -19751,7 +18882,6 @@
       <w:pPr>
         <w:bidi w:val="1"/>
         <w:spacing w:after="160" w:line="300" w:lineRule="auto"/>
-        <w:ind w:left="0" w:right="0" w:firstLine="0"/>
         <w:jc w:val="right"/>
       </w:pPr>
       <w:r>
@@ -19769,7 +18899,6 @@
       <w:pPr>
         <w:bidi w:val="1"/>
         <w:spacing w:after="160" w:line="300" w:lineRule="auto"/>
-        <w:ind w:left="0" w:right="0" w:firstLine="0"/>
         <w:jc w:val="right"/>
       </w:pPr>
       <w:r>
@@ -19796,7 +18925,6 @@
       <w:pPr>
         <w:bidi w:val="1"/>
         <w:spacing w:after="160" w:line="300" w:lineRule="auto"/>
-        <w:ind w:left="0" w:right="0" w:firstLine="0"/>
         <w:jc w:val="right"/>
       </w:pPr>
       <w:r>
@@ -19823,7 +18951,6 @@
       <w:pPr>
         <w:bidi w:val="1"/>
         <w:spacing w:after="160" w:line="300" w:lineRule="auto"/>
-        <w:ind w:left="0" w:right="0" w:firstLine="0"/>
         <w:jc w:val="right"/>
       </w:pPr>
       <w:r>
@@ -19850,7 +18977,6 @@
       <w:pPr>
         <w:bidi w:val="1"/>
         <w:spacing w:after="160" w:line="300" w:lineRule="auto"/>
-        <w:ind w:left="0" w:right="0" w:firstLine="0"/>
         <w:jc w:val="right"/>
       </w:pPr>
       <w:r>
@@ -19877,7 +19003,6 @@
       <w:pPr>
         <w:bidi w:val="1"/>
         <w:spacing w:after="160" w:line="300" w:lineRule="auto"/>
-        <w:ind w:left="0" w:right="0" w:firstLine="0"/>
         <w:jc w:val="right"/>
       </w:pPr>
       <w:r>
@@ -19895,7 +19020,6 @@
       <w:pPr>
         <w:bidi w:val="1"/>
         <w:spacing w:after="160" w:line="300" w:lineRule="auto"/>
-        <w:ind w:left="0" w:right="0" w:firstLine="0"/>
         <w:jc w:val="right"/>
       </w:pPr>
       <w:r>
@@ -19913,7 +19037,6 @@
       <w:pPr>
         <w:bidi w:val="1"/>
         <w:spacing w:after="160" w:line="300" w:lineRule="auto"/>
-        <w:ind w:left="0" w:right="0" w:firstLine="0"/>
         <w:jc w:val="right"/>
       </w:pPr>
       <w:r>
@@ -19940,7 +19063,6 @@
       <w:pPr>
         <w:bidi w:val="1"/>
         <w:spacing w:after="160" w:line="300" w:lineRule="auto"/>
-        <w:ind w:left="0" w:right="0" w:firstLine="0"/>
         <w:jc w:val="right"/>
       </w:pPr>
       <w:r>
@@ -19967,7 +19089,6 @@
       <w:pPr>
         <w:bidi w:val="1"/>
         <w:spacing w:after="160" w:line="300" w:lineRule="auto"/>
-        <w:ind w:left="0" w:right="0" w:firstLine="0"/>
         <w:jc w:val="right"/>
       </w:pPr>
       <w:r>
@@ -19994,7 +19115,6 @@
       <w:pPr>
         <w:bidi w:val="1"/>
         <w:spacing w:after="160" w:line="300" w:lineRule="auto"/>
-        <w:ind w:left="0" w:right="0" w:firstLine="0"/>
         <w:jc w:val="right"/>
       </w:pPr>
       <w:r>
@@ -20023,7 +19143,6 @@
       <w:pPr>
         <w:bidi w:val="1"/>
         <w:spacing w:after="160" w:line="300" w:lineRule="auto"/>
-        <w:ind w:left="0" w:right="0" w:firstLine="0"/>
         <w:jc w:val="right"/>
       </w:pPr>
       <w:r>
@@ -20050,7 +19169,6 @@
       <w:pPr>
         <w:bidi w:val="1"/>
         <w:spacing w:after="160" w:line="300" w:lineRule="auto"/>
-        <w:ind w:left="0" w:right="0" w:firstLine="0"/>
         <w:jc w:val="right"/>
       </w:pPr>
       <w:r>
@@ -20077,7 +19195,6 @@
       <w:pPr>
         <w:bidi w:val="1"/>
         <w:spacing w:after="160" w:line="300" w:lineRule="auto"/>
-        <w:ind w:left="0" w:right="0" w:firstLine="0"/>
         <w:jc w:val="right"/>
       </w:pPr>
       <w:r>
@@ -20095,7 +19212,6 @@
       <w:pPr>
         <w:bidi w:val="1"/>
         <w:spacing w:after="160" w:line="300" w:lineRule="auto"/>
-        <w:ind w:left="0" w:right="0" w:firstLine="0"/>
         <w:jc w:val="right"/>
       </w:pPr>
       <w:r>
@@ -20122,7 +19238,6 @@
       <w:pPr>
         <w:bidi w:val="1"/>
         <w:spacing w:after="160" w:line="300" w:lineRule="auto"/>
-        <w:ind w:left="0" w:right="0" w:firstLine="0"/>
         <w:jc w:val="right"/>
       </w:pPr>
       <w:r>
@@ -20149,7 +19264,6 @@
       <w:pPr>
         <w:bidi w:val="1"/>
         <w:spacing w:after="160" w:line="300" w:lineRule="auto"/>
-        <w:ind w:left="0" w:right="0" w:firstLine="0"/>
         <w:jc w:val="right"/>
       </w:pPr>
       <w:r>
@@ -20167,7 +19281,6 @@
       <w:pPr>
         <w:bidi w:val="1"/>
         <w:spacing w:after="160" w:line="300" w:lineRule="auto"/>
-        <w:ind w:left="0" w:right="0" w:firstLine="0"/>
         <w:jc w:val="right"/>
       </w:pPr>
       <w:r>
@@ -20185,7 +19298,6 @@
       <w:pPr>
         <w:bidi w:val="1"/>
         <w:spacing w:after="160" w:line="300" w:lineRule="auto"/>
-        <w:ind w:left="0" w:right="0" w:firstLine="0"/>
         <w:jc w:val="right"/>
       </w:pPr>
       <w:r>
@@ -20212,7 +19324,6 @@
       <w:pPr>
         <w:bidi w:val="1"/>
         <w:spacing w:after="160" w:line="300" w:lineRule="auto"/>
-        <w:ind w:left="0" w:right="0" w:firstLine="0"/>
         <w:jc w:val="right"/>
       </w:pPr>
       <w:r>
@@ -20239,7 +19350,6 @@
       <w:pPr>
         <w:bidi w:val="1"/>
         <w:spacing w:after="160" w:line="300" w:lineRule="auto"/>
-        <w:ind w:left="0" w:right="0" w:firstLine="0"/>
         <w:jc w:val="right"/>
       </w:pPr>
       <w:r>
@@ -20266,7 +19376,6 @@
       <w:pPr>
         <w:bidi w:val="1"/>
         <w:spacing w:after="160" w:line="300" w:lineRule="auto"/>
-        <w:ind w:left="0" w:right="0" w:firstLine="0"/>
         <w:jc w:val="right"/>
       </w:pPr>
       <w:r>
@@ -20293,7 +19402,6 @@
       <w:pPr>
         <w:bidi w:val="1"/>
         <w:spacing w:after="160" w:line="300" w:lineRule="auto"/>
-        <w:ind w:left="0" w:right="0" w:firstLine="0"/>
         <w:jc w:val="right"/>
       </w:pPr>
       <w:r>
@@ -20311,7 +19419,6 @@
       <w:pPr>
         <w:bidi w:val="1"/>
         <w:spacing w:after="160" w:line="300" w:lineRule="auto"/>
-        <w:ind w:left="0" w:right="0" w:firstLine="0"/>
         <w:jc w:val="right"/>
       </w:pPr>
       <w:r>
@@ -20329,7 +19436,6 @@
       <w:pPr>
         <w:bidi w:val="1"/>
         <w:spacing w:after="160" w:line="300" w:lineRule="auto"/>
-        <w:ind w:left="0" w:right="0" w:firstLine="0"/>
         <w:jc w:val="right"/>
       </w:pPr>
       <w:r>
@@ -20347,7 +19453,6 @@
       <w:pPr>
         <w:bidi w:val="1"/>
         <w:spacing w:after="160" w:line="300" w:lineRule="auto"/>
-        <w:ind w:left="0" w:right="0" w:firstLine="0"/>
         <w:jc w:val="right"/>
       </w:pPr>
       <w:r>
@@ -20374,7 +19479,6 @@
       <w:pPr>
         <w:bidi w:val="1"/>
         <w:spacing w:after="160" w:line="300" w:lineRule="auto"/>
-        <w:ind w:left="0" w:right="0" w:firstLine="0"/>
         <w:jc w:val="right"/>
       </w:pPr>
       <w:r>
@@ -20401,7 +19505,6 @@
       <w:pPr>
         <w:bidi w:val="1"/>
         <w:spacing w:after="160" w:line="300" w:lineRule="auto"/>
-        <w:ind w:left="0" w:right="0" w:firstLine="0"/>
         <w:jc w:val="right"/>
       </w:pPr>
       <w:r>
@@ -20428,7 +19531,6 @@
       <w:pPr>
         <w:bidi w:val="1"/>
         <w:spacing w:after="160" w:line="300" w:lineRule="auto"/>
-        <w:ind w:left="0" w:right="0" w:firstLine="0"/>
         <w:jc w:val="right"/>
       </w:pPr>
       <w:r>
@@ -20446,7 +19548,6 @@
       <w:pPr>
         <w:bidi w:val="1"/>
         <w:spacing w:after="160" w:line="300" w:lineRule="auto"/>
-        <w:ind w:left="0" w:right="0" w:firstLine="0"/>
         <w:jc w:val="right"/>
       </w:pPr>
       <w:r>
@@ -20473,7 +19574,6 @@
       <w:pPr>
         <w:bidi w:val="1"/>
         <w:spacing w:after="160" w:line="300" w:lineRule="auto"/>
-        <w:ind w:left="0" w:right="0" w:firstLine="0"/>
         <w:jc w:val="right"/>
       </w:pPr>
       <w:r>
@@ -20502,7 +19602,6 @@
       <w:pPr>
         <w:bidi w:val="1"/>
         <w:spacing w:after="160" w:line="300" w:lineRule="auto"/>
-        <w:ind w:left="0" w:right="0" w:firstLine="0"/>
         <w:jc w:val="right"/>
       </w:pPr>
       <w:r>
@@ -20520,7 +19619,6 @@
       <w:pPr>
         <w:bidi w:val="1"/>
         <w:spacing w:after="160" w:line="300" w:lineRule="auto"/>
-        <w:ind w:left="0" w:right="0" w:firstLine="0"/>
         <w:jc w:val="right"/>
       </w:pPr>
       <w:r>
@@ -20547,7 +19645,6 @@
       <w:pPr>
         <w:bidi w:val="1"/>
         <w:spacing w:after="160" w:line="300" w:lineRule="auto"/>
-        <w:ind w:left="0" w:right="0" w:firstLine="0"/>
         <w:jc w:val="right"/>
       </w:pPr>
       <w:r>
@@ -20574,7 +19671,6 @@
       <w:pPr>
         <w:bidi w:val="1"/>
         <w:spacing w:after="160" w:line="300" w:lineRule="auto"/>
-        <w:ind w:left="0" w:right="0" w:firstLine="0"/>
         <w:jc w:val="right"/>
       </w:pPr>
       <w:r>
@@ -20601,7 +19697,6 @@
       <w:pPr>
         <w:bidi w:val="1"/>
         <w:spacing w:after="160" w:line="300" w:lineRule="auto"/>
-        <w:ind w:left="0" w:right="0" w:firstLine="0"/>
         <w:jc w:val="right"/>
       </w:pPr>
       <w:r>
@@ -20630,7 +19725,6 @@
       <w:pPr>
         <w:bidi w:val="1"/>
         <w:spacing w:after="160" w:line="300" w:lineRule="auto"/>
-        <w:ind w:left="0" w:right="0" w:firstLine="0"/>
         <w:jc w:val="right"/>
       </w:pPr>
       <w:r>
@@ -20657,7 +19751,6 @@
       <w:pPr>
         <w:bidi w:val="1"/>
         <w:spacing w:after="160" w:line="300" w:lineRule="auto"/>
-        <w:ind w:left="0" w:right="0" w:firstLine="0"/>
         <w:jc w:val="right"/>
       </w:pPr>
       <w:r>
@@ -20675,7 +19768,6 @@
       <w:pPr>
         <w:bidi w:val="1"/>
         <w:spacing w:after="160" w:line="300" w:lineRule="auto"/>
-        <w:ind w:left="0" w:right="0" w:firstLine="0"/>
         <w:jc w:val="right"/>
       </w:pPr>
       <w:r>
@@ -20702,7 +19794,6 @@
       <w:pPr>
         <w:bidi w:val="1"/>
         <w:spacing w:after="160" w:line="300" w:lineRule="auto"/>
-        <w:ind w:left="0" w:right="0" w:firstLine="0"/>
         <w:jc w:val="right"/>
       </w:pPr>
       <w:r>
@@ -20729,7 +19820,6 @@
       <w:pPr>
         <w:bidi w:val="1"/>
         <w:spacing w:after="160" w:line="300" w:lineRule="auto"/>
-        <w:ind w:left="0" w:right="0" w:firstLine="0"/>
         <w:jc w:val="right"/>
       </w:pPr>
       <w:r>
@@ -20756,7 +19846,6 @@
       <w:pPr>
         <w:bidi w:val="1"/>
         <w:spacing w:after="160" w:line="300" w:lineRule="auto"/>
-        <w:ind w:left="0" w:right="0" w:firstLine="0"/>
         <w:jc w:val="right"/>
       </w:pPr>
       <w:r>
@@ -20783,7 +19872,6 @@
       <w:pPr>
         <w:bidi w:val="1"/>
         <w:spacing w:after="160" w:line="300" w:lineRule="auto"/>
-        <w:ind w:left="0" w:right="0" w:firstLine="0"/>
         <w:jc w:val="right"/>
       </w:pPr>
       <w:r>
@@ -20801,7 +19889,6 @@
       <w:pPr>
         <w:bidi w:val="1"/>
         <w:spacing w:after="160" w:line="300" w:lineRule="auto"/>
-        <w:ind w:left="0" w:right="0" w:firstLine="0"/>
         <w:jc w:val="right"/>
       </w:pPr>
       <w:r>
@@ -20819,7 +19906,6 @@
       <w:pPr>
         <w:bidi w:val="1"/>
         <w:spacing w:after="160" w:line="300" w:lineRule="auto"/>
-        <w:ind w:left="0" w:right="0" w:firstLine="0"/>
         <w:jc w:val="right"/>
       </w:pPr>
       <w:r>
@@ -20848,7 +19934,6 @@
       <w:pPr>
         <w:bidi w:val="1"/>
         <w:spacing w:after="160" w:line="300" w:lineRule="auto"/>
-        <w:ind w:left="0" w:right="0" w:firstLine="0"/>
         <w:jc w:val="right"/>
       </w:pPr>
       <w:r>
@@ -20875,7 +19960,6 @@
       <w:pPr>
         <w:bidi w:val="1"/>
         <w:spacing w:after="160" w:line="300" w:lineRule="auto"/>
-        <w:ind w:left="0" w:right="0" w:firstLine="0"/>
         <w:jc w:val="right"/>
       </w:pPr>
       <w:r>
@@ -20893,7 +19977,6 @@
       <w:pPr>
         <w:bidi w:val="1"/>
         <w:spacing w:after="160" w:line="300" w:lineRule="auto"/>
-        <w:ind w:left="0" w:right="0" w:firstLine="0"/>
         <w:jc w:val="right"/>
       </w:pPr>
       <w:r>
@@ -20911,7 +19994,6 @@
       <w:pPr>
         <w:bidi w:val="1"/>
         <w:spacing w:after="160" w:line="300" w:lineRule="auto"/>
-        <w:ind w:left="0" w:right="0" w:firstLine="0"/>
         <w:jc w:val="right"/>
       </w:pPr>
       <w:r>
@@ -20940,7 +20022,6 @@
       <w:pPr>
         <w:bidi w:val="1"/>
         <w:spacing w:after="160" w:line="300" w:lineRule="auto"/>
-        <w:ind w:left="0" w:right="0" w:firstLine="0"/>
         <w:jc w:val="right"/>
       </w:pPr>
       <w:r>
@@ -20969,7 +20050,6 @@
       <w:pPr>
         <w:bidi w:val="1"/>
         <w:spacing w:after="160" w:line="300" w:lineRule="auto"/>
-        <w:ind w:left="0" w:right="0" w:firstLine="0"/>
         <w:jc w:val="right"/>
       </w:pPr>
       <w:r>
@@ -20996,7 +20076,6 @@
       <w:pPr>
         <w:bidi w:val="1"/>
         <w:spacing w:after="160" w:line="300" w:lineRule="auto"/>
-        <w:ind w:left="0" w:right="0" w:firstLine="0"/>
         <w:jc w:val="right"/>
       </w:pPr>
       <w:r>
@@ -21023,7 +20102,6 @@
       <w:pPr>
         <w:bidi w:val="1"/>
         <w:spacing w:after="160" w:line="300" w:lineRule="auto"/>
-        <w:ind w:left="0" w:right="0" w:firstLine="0"/>
         <w:jc w:val="right"/>
       </w:pPr>
       <w:r>
@@ -21041,7 +20119,6 @@
       <w:pPr>
         <w:bidi w:val="1"/>
         <w:spacing w:after="160" w:line="300" w:lineRule="auto"/>
-        <w:ind w:left="0" w:right="0" w:firstLine="0"/>
         <w:jc w:val="right"/>
       </w:pPr>
       <w:r>
@@ -21061,7 +20138,6 @@
       <w:pPr>
         <w:bidi w:val="1"/>
         <w:spacing w:after="160" w:line="300" w:lineRule="auto"/>
-        <w:ind w:left="0" w:right="0" w:firstLine="0"/>
         <w:jc w:val="right"/>
       </w:pPr>
       <w:r>
@@ -21081,7 +20157,6 @@
       <w:pPr>
         <w:bidi w:val="1"/>
         <w:spacing w:after="160" w:line="300" w:lineRule="auto"/>
-        <w:ind w:left="0" w:right="0" w:firstLine="0"/>
         <w:jc w:val="right"/>
       </w:pPr>
       <w:r>
@@ -21101,7 +20176,6 @@
       <w:pPr>
         <w:bidi w:val="1"/>
         <w:spacing w:after="160" w:line="300" w:lineRule="auto"/>
-        <w:ind w:left="0" w:right="0" w:firstLine="0"/>
         <w:jc w:val="right"/>
       </w:pPr>
       <w:r>
@@ -21119,7 +20193,6 @@
       <w:pPr>
         <w:bidi w:val="1"/>
         <w:spacing w:after="160" w:line="300" w:lineRule="auto"/>
-        <w:ind w:left="0" w:right="0" w:firstLine="0"/>
         <w:jc w:val="right"/>
       </w:pPr>
       <w:r>
@@ -21146,7 +20219,6 @@
       <w:pPr>
         <w:bidi w:val="1"/>
         <w:spacing w:after="160" w:line="300" w:lineRule="auto"/>
-        <w:ind w:left="0" w:right="0" w:firstLine="0"/>
         <w:jc w:val="right"/>
       </w:pPr>
       <w:r>
@@ -21173,7 +20245,6 @@
       <w:pPr>
         <w:bidi w:val="1"/>
         <w:spacing w:after="160" w:line="300" w:lineRule="auto"/>
-        <w:ind w:left="0" w:right="0" w:firstLine="0"/>
         <w:jc w:val="right"/>
       </w:pPr>
       <w:r>
@@ -21191,7 +20262,6 @@
       <w:pPr>
         <w:bidi w:val="1"/>
         <w:spacing w:after="160" w:line="300" w:lineRule="auto"/>
-        <w:ind w:left="0" w:right="0" w:firstLine="0"/>
         <w:jc w:val="right"/>
       </w:pPr>
       <w:r>
@@ -21209,7 +20279,6 @@
       <w:pPr>
         <w:bidi w:val="1"/>
         <w:spacing w:after="160" w:line="300" w:lineRule="auto"/>
-        <w:ind w:left="0" w:right="0" w:firstLine="0"/>
         <w:jc w:val="right"/>
       </w:pPr>
       <w:r>
@@ -21227,7 +20296,6 @@
       <w:pPr>
         <w:bidi w:val="1"/>
         <w:spacing w:after="160" w:line="300" w:lineRule="auto"/>
-        <w:ind w:left="0" w:right="0" w:firstLine="0"/>
         <w:jc w:val="right"/>
       </w:pPr>
       <w:r>
@@ -21245,7 +20313,6 @@
       <w:pPr>
         <w:bidi w:val="1"/>
         <w:spacing w:after="160" w:line="300" w:lineRule="auto"/>
-        <w:ind w:left="0" w:right="0" w:firstLine="0"/>
         <w:jc w:val="right"/>
       </w:pPr>
       <w:r>
@@ -21272,7 +20339,6 @@
       <w:pPr>
         <w:bidi w:val="1"/>
         <w:spacing w:after="160" w:line="300" w:lineRule="auto"/>
-        <w:ind w:left="0" w:right="0" w:firstLine="0"/>
         <w:jc w:val="right"/>
       </w:pPr>
       <w:r>
@@ -21299,7 +20365,6 @@
       <w:pPr>
         <w:bidi w:val="1"/>
         <w:spacing w:after="160" w:line="300" w:lineRule="auto"/>
-        <w:ind w:left="0" w:right="0" w:firstLine="0"/>
         <w:jc w:val="right"/>
       </w:pPr>
       <w:r>
@@ -21317,7 +20382,6 @@
       <w:pPr>
         <w:bidi w:val="1"/>
         <w:spacing w:after="160" w:line="300" w:lineRule="auto"/>
-        <w:ind w:left="0" w:right="0" w:firstLine="0"/>
         <w:jc w:val="right"/>
       </w:pPr>
       <w:r>
@@ -21344,7 +20408,6 @@
       <w:pPr>
         <w:bidi w:val="1"/>
         <w:spacing w:after="160" w:line="300" w:lineRule="auto"/>
-        <w:ind w:left="0" w:right="0" w:firstLine="0"/>
         <w:jc w:val="right"/>
       </w:pPr>
       <w:r>
@@ -21371,7 +20434,6 @@
       <w:pPr>
         <w:bidi w:val="1"/>
         <w:spacing w:after="160" w:line="300" w:lineRule="auto"/>
-        <w:ind w:left="0" w:right="0" w:firstLine="0"/>
         <w:jc w:val="right"/>
       </w:pPr>
       <w:r>
@@ -21398,7 +20460,6 @@
       <w:pPr>
         <w:bidi w:val="1"/>
         <w:spacing w:after="160" w:line="300" w:lineRule="auto"/>
-        <w:ind w:left="0" w:right="0" w:firstLine="0"/>
         <w:jc w:val="right"/>
       </w:pPr>
       <w:r>
@@ -21425,7 +20486,6 @@
       <w:pPr>
         <w:bidi w:val="1"/>
         <w:spacing w:after="160" w:line="300" w:lineRule="auto"/>
-        <w:ind w:left="0" w:right="0" w:firstLine="0"/>
         <w:jc w:val="right"/>
       </w:pPr>
       <w:r>
@@ -21452,7 +20512,6 @@
       <w:pPr>
         <w:bidi w:val="1"/>
         <w:spacing w:after="160" w:line="300" w:lineRule="auto"/>
-        <w:ind w:left="0" w:right="0" w:firstLine="0"/>
         <w:jc w:val="right"/>
       </w:pPr>
       <w:r>
@@ -21479,7 +20538,6 @@
       <w:pPr>
         <w:bidi w:val="1"/>
         <w:spacing w:after="160" w:line="300" w:lineRule="auto"/>
-        <w:ind w:left="0" w:right="0" w:firstLine="0"/>
         <w:jc w:val="right"/>
       </w:pPr>
       <w:r>
@@ -21497,7 +20555,6 @@
       <w:pPr>
         <w:bidi w:val="1"/>
         <w:spacing w:after="160" w:line="300" w:lineRule="auto"/>
-        <w:ind w:left="0" w:right="0" w:firstLine="0"/>
         <w:jc w:val="right"/>
       </w:pPr>
       <w:r>
@@ -21515,7 +20572,6 @@
       <w:pPr>
         <w:bidi w:val="1"/>
         <w:spacing w:after="160" w:line="300" w:lineRule="auto"/>
-        <w:ind w:left="0" w:right="0" w:firstLine="0"/>
         <w:jc w:val="right"/>
       </w:pPr>
       <w:r>
@@ -21542,7 +20598,6 @@
       <w:pPr>
         <w:bidi w:val="1"/>
         <w:spacing w:after="160" w:line="300" w:lineRule="auto"/>
-        <w:ind w:left="0" w:right="0" w:firstLine="0"/>
         <w:jc w:val="right"/>
       </w:pPr>
       <w:r>
@@ -21569,7 +20624,6 @@
       <w:pPr>
         <w:bidi w:val="1"/>
         <w:spacing w:after="160" w:line="300" w:lineRule="auto"/>
-        <w:ind w:left="0" w:right="0" w:firstLine="0"/>
         <w:jc w:val="right"/>
       </w:pPr>
       <w:r>
@@ -21587,7 +20641,6 @@
       <w:pPr>
         <w:bidi w:val="1"/>
         <w:spacing w:after="160" w:line="300" w:lineRule="auto"/>
-        <w:ind w:left="0" w:right="0" w:firstLine="0"/>
         <w:jc w:val="right"/>
       </w:pPr>
       <w:r>
@@ -21605,7 +20658,6 @@
       <w:pPr>
         <w:bidi w:val="1"/>
         <w:spacing w:after="160" w:line="300" w:lineRule="auto"/>
-        <w:ind w:left="0" w:right="0" w:firstLine="0"/>
         <w:jc w:val="right"/>
       </w:pPr>
       <w:r>
@@ -21623,7 +20675,6 @@
       <w:pPr>
         <w:bidi w:val="1"/>
         <w:spacing w:after="160" w:line="300" w:lineRule="auto"/>
-        <w:ind w:left="0" w:right="0" w:firstLine="0"/>
         <w:jc w:val="right"/>
       </w:pPr>
       <w:r>
@@ -21650,7 +20701,6 @@
       <w:pPr>
         <w:bidi w:val="1"/>
         <w:spacing w:after="160" w:line="300" w:lineRule="auto"/>
-        <w:ind w:left="0" w:right="0" w:firstLine="0"/>
         <w:jc w:val="right"/>
       </w:pPr>
       <w:r>
@@ -21677,7 +20727,6 @@
       <w:pPr>
         <w:bidi w:val="1"/>
         <w:spacing w:after="160" w:line="300" w:lineRule="auto"/>
-        <w:ind w:left="0" w:right="0" w:firstLine="0"/>
         <w:jc w:val="right"/>
       </w:pPr>
       <w:r>
@@ -21695,7 +20744,6 @@
       <w:pPr>
         <w:bidi w:val="1"/>
         <w:spacing w:after="160" w:line="300" w:lineRule="auto"/>
-        <w:ind w:left="0" w:right="0" w:firstLine="0"/>
         <w:jc w:val="right"/>
       </w:pPr>
       <w:r>
@@ -21715,7 +20763,6 @@
       <w:pPr>
         <w:bidi w:val="1"/>
         <w:spacing w:after="160" w:line="300" w:lineRule="auto"/>
-        <w:ind w:left="0" w:right="0" w:firstLine="0"/>
         <w:jc w:val="right"/>
       </w:pPr>
       <w:r>
@@ -21737,7 +20784,6 @@
       <w:pPr>
         <w:bidi w:val="1"/>
         <w:spacing w:after="160" w:line="300" w:lineRule="auto"/>
-        <w:ind w:left="0" w:right="0" w:firstLine="0"/>
         <w:jc w:val="right"/>
       </w:pPr>
       <w:r>
@@ -21755,7 +20801,6 @@
       <w:pPr>
         <w:bidi w:val="1"/>
         <w:spacing w:after="160" w:line="300" w:lineRule="auto"/>
-        <w:ind w:left="0" w:right="0" w:firstLine="0"/>
         <w:jc w:val="right"/>
       </w:pPr>
       <w:r>
@@ -21773,7 +20818,6 @@
       <w:pPr>
         <w:bidi w:val="1"/>
         <w:spacing w:after="160" w:line="300" w:lineRule="auto"/>
-        <w:ind w:left="0" w:right="0" w:firstLine="0"/>
         <w:jc w:val="right"/>
       </w:pPr>
       <w:r>
@@ -21800,7 +20844,6 @@
       <w:pPr>
         <w:bidi w:val="1"/>
         <w:spacing w:after="160" w:line="300" w:lineRule="auto"/>
-        <w:ind w:left="0" w:right="0" w:firstLine="0"/>
         <w:jc w:val="right"/>
       </w:pPr>
       <w:r>
@@ -21827,7 +20870,6 @@
       <w:pPr>
         <w:bidi w:val="1"/>
         <w:spacing w:after="160" w:line="300" w:lineRule="auto"/>
-        <w:ind w:left="0" w:right="0" w:firstLine="0"/>
         <w:jc w:val="right"/>
       </w:pPr>
       <w:r>
@@ -21845,7 +20887,6 @@
       <w:pPr>
         <w:bidi w:val="1"/>
         <w:spacing w:after="160" w:line="300" w:lineRule="auto"/>
-        <w:ind w:left="0" w:right="0" w:firstLine="0"/>
         <w:jc w:val="right"/>
       </w:pPr>
       <w:r>
@@ -21863,7 +20904,6 @@
       <w:pPr>
         <w:bidi w:val="1"/>
         <w:spacing w:after="160" w:line="300" w:lineRule="auto"/>
-        <w:ind w:left="0" w:right="0" w:firstLine="0"/>
         <w:jc w:val="right"/>
       </w:pPr>
       <w:r>
@@ -21883,7 +20923,6 @@
       <w:pPr>
         <w:bidi w:val="1"/>
         <w:spacing w:after="160" w:line="300" w:lineRule="auto"/>
-        <w:ind w:left="0" w:right="0" w:firstLine="0"/>
         <w:jc w:val="right"/>
       </w:pPr>
       <w:r>
@@ -21905,7 +20944,6 @@
       <w:pPr>
         <w:bidi w:val="1"/>
         <w:spacing w:after="160" w:line="300" w:lineRule="auto"/>
-        <w:ind w:left="0" w:right="0" w:firstLine="0"/>
         <w:jc w:val="right"/>
       </w:pPr>
       <w:r>
@@ -21927,7 +20965,6 @@
       <w:pPr>
         <w:bidi w:val="1"/>
         <w:spacing w:after="160" w:line="300" w:lineRule="auto"/>
-        <w:ind w:left="0" w:right="0" w:firstLine="0"/>
         <w:jc w:val="right"/>
       </w:pPr>
       <w:r>
@@ -21945,7 +20982,6 @@
       <w:pPr>
         <w:bidi w:val="1"/>
         <w:spacing w:after="160" w:line="300" w:lineRule="auto"/>
-        <w:ind w:left="0" w:right="0" w:firstLine="0"/>
         <w:jc w:val="right"/>
       </w:pPr>
       <w:r>
@@ -21963,7 +20999,6 @@
       <w:pPr>
         <w:bidi w:val="1"/>
         <w:spacing w:after="160" w:line="300" w:lineRule="auto"/>
-        <w:ind w:left="0" w:right="0" w:firstLine="0"/>
         <w:jc w:val="right"/>
       </w:pPr>
       <w:r>
@@ -21981,7 +21016,6 @@
       <w:pPr>
         <w:bidi w:val="1"/>
         <w:spacing w:after="160" w:line="300" w:lineRule="auto"/>
-        <w:ind w:left="0" w:right="0" w:firstLine="0"/>
         <w:jc w:val="right"/>
       </w:pPr>
       <w:r>
@@ -21999,7 +21033,6 @@
       <w:pPr>
         <w:bidi w:val="1"/>
         <w:spacing w:after="160" w:line="300" w:lineRule="auto"/>
-        <w:ind w:left="0" w:right="0" w:firstLine="0"/>
         <w:jc w:val="right"/>
       </w:pPr>
       <w:r>
@@ -22028,7 +21061,6 @@
       <w:pPr>
         <w:bidi w:val="1"/>
         <w:spacing w:after="160" w:line="300" w:lineRule="auto"/>
-        <w:ind w:left="0" w:right="0" w:firstLine="0"/>
         <w:jc w:val="right"/>
       </w:pPr>
       <w:r>
@@ -22055,7 +21087,6 @@
       <w:pPr>
         <w:bidi w:val="1"/>
         <w:spacing w:after="160" w:line="300" w:lineRule="auto"/>
-        <w:ind w:left="0" w:right="0" w:firstLine="0"/>
         <w:jc w:val="right"/>
       </w:pPr>
       <w:r>
@@ -22077,7 +21108,6 @@
       <w:pPr>
         <w:bidi w:val="1"/>
         <w:spacing w:after="160" w:line="300" w:lineRule="auto"/>
-        <w:ind w:left="0" w:right="0" w:firstLine="0"/>
         <w:jc w:val="right"/>
       </w:pPr>
       <w:r>
@@ -22095,7 +21125,6 @@
       <w:pPr>
         <w:bidi w:val="1"/>
         <w:spacing w:after="160" w:line="300" w:lineRule="auto"/>
-        <w:ind w:left="0" w:right="0" w:firstLine="0"/>
         <w:jc w:val="right"/>
       </w:pPr>
       <w:r>
@@ -22122,7 +21151,6 @@
       <w:pPr>
         <w:bidi w:val="1"/>
         <w:spacing w:after="160" w:line="300" w:lineRule="auto"/>
-        <w:ind w:left="0" w:right="0" w:firstLine="0"/>
         <w:jc w:val="right"/>
       </w:pPr>
       <w:r>
@@ -22149,7 +21177,6 @@
       <w:pPr>
         <w:bidi w:val="1"/>
         <w:spacing w:after="160" w:line="300" w:lineRule="auto"/>
-        <w:ind w:left="0" w:right="0" w:firstLine="0"/>
         <w:jc w:val="right"/>
       </w:pPr>
       <w:r>
@@ -22167,7 +21194,6 @@
       <w:pPr>
         <w:bidi w:val="1"/>
         <w:spacing w:after="160" w:line="300" w:lineRule="auto"/>
-        <w:ind w:left="0" w:right="0" w:firstLine="0"/>
         <w:jc w:val="right"/>
       </w:pPr>
       <w:r>
@@ -22194,7 +21220,6 @@
       <w:pPr>
         <w:bidi w:val="1"/>
         <w:spacing w:after="160" w:line="300" w:lineRule="auto"/>
-        <w:ind w:left="0" w:right="0" w:firstLine="0"/>
         <w:jc w:val="right"/>
       </w:pPr>
       <w:r>
@@ -22221,7 +21246,6 @@
       <w:pPr>
         <w:bidi w:val="1"/>
         <w:spacing w:after="160" w:line="300" w:lineRule="auto"/>
-        <w:ind w:left="0" w:right="0" w:firstLine="0"/>
         <w:jc w:val="right"/>
       </w:pPr>
       <w:r>
@@ -22239,7 +21263,6 @@
       <w:pPr>
         <w:bidi w:val="1"/>
         <w:spacing w:after="160" w:line="300" w:lineRule="auto"/>
-        <w:ind w:left="0" w:right="0" w:firstLine="0"/>
         <w:jc w:val="right"/>
       </w:pPr>
       <w:r>
@@ -22266,7 +21289,6 @@
       <w:pPr>
         <w:bidi w:val="1"/>
         <w:spacing w:after="160" w:line="300" w:lineRule="auto"/>
-        <w:ind w:left="0" w:right="0" w:firstLine="0"/>
         <w:jc w:val="right"/>
       </w:pPr>
       <w:r>
@@ -22297,7 +21319,6 @@
       <w:pPr>
         <w:bidi w:val="1"/>
         <w:spacing w:after="160" w:line="300" w:lineRule="auto"/>
-        <w:ind w:left="0" w:right="0" w:firstLine="0"/>
         <w:jc w:val="right"/>
       </w:pPr>
       <w:r>
@@ -22332,7 +21353,6 @@
       <w:pPr>
         <w:bidi w:val="1"/>
         <w:spacing w:after="160" w:line="300" w:lineRule="auto"/>
-        <w:ind w:left="0" w:right="0" w:firstLine="0"/>
         <w:jc w:val="right"/>
       </w:pPr>
       <w:r>
@@ -22361,7 +21381,6 @@
       <w:pPr>
         <w:bidi w:val="1"/>
         <w:spacing w:after="160" w:line="300" w:lineRule="auto"/>
-        <w:ind w:left="0" w:right="0" w:firstLine="0"/>
         <w:jc w:val="right"/>
       </w:pPr>
       <w:r>
@@ -22379,7 +21398,6 @@
       <w:pPr>
         <w:bidi w:val="1"/>
         <w:spacing w:after="160" w:line="300" w:lineRule="auto"/>
-        <w:ind w:left="0" w:right="0" w:firstLine="0"/>
         <w:jc w:val="right"/>
       </w:pPr>
       <w:r>
@@ -22406,7 +21424,6 @@
       <w:pPr>
         <w:bidi w:val="1"/>
         <w:spacing w:after="160" w:line="300" w:lineRule="auto"/>
-        <w:ind w:left="0" w:right="0" w:firstLine="0"/>
         <w:jc w:val="right"/>
       </w:pPr>
       <w:r>
@@ -22433,7 +21450,6 @@
       <w:pPr>
         <w:bidi w:val="1"/>
         <w:spacing w:after="160" w:line="300" w:lineRule="auto"/>
-        <w:ind w:left="0" w:right="0" w:firstLine="0"/>
         <w:jc w:val="right"/>
       </w:pPr>
       <w:r>
@@ -22460,7 +21476,6 @@
       <w:pPr>
         <w:bidi w:val="1"/>
         <w:spacing w:after="160" w:line="300" w:lineRule="auto"/>
-        <w:ind w:left="0" w:right="0" w:firstLine="0"/>
         <w:jc w:val="right"/>
       </w:pPr>
       <w:r>
@@ -22487,7 +21502,6 @@
       <w:pPr>
         <w:bidi w:val="1"/>
         <w:spacing w:after="160" w:line="300" w:lineRule="auto"/>
-        <w:ind w:left="0" w:right="0" w:firstLine="0"/>
         <w:jc w:val="right"/>
       </w:pPr>
       <w:r>
@@ -22505,7 +21519,6 @@
       <w:pPr>
         <w:bidi w:val="1"/>
         <w:spacing w:after="160" w:line="300" w:lineRule="auto"/>
-        <w:ind w:left="0" w:right="0" w:firstLine="0"/>
         <w:jc w:val="right"/>
       </w:pPr>
       <w:r>
@@ -22525,7 +21538,6 @@
       <w:pPr>
         <w:bidi w:val="1"/>
         <w:spacing w:after="160" w:line="300" w:lineRule="auto"/>
-        <w:ind w:left="0" w:right="0" w:firstLine="0"/>
         <w:jc w:val="right"/>
       </w:pPr>
       <w:r>
@@ -22543,7 +21555,6 @@
       <w:pPr>
         <w:bidi w:val="1"/>
         <w:spacing w:after="160" w:line="300" w:lineRule="auto"/>
-        <w:ind w:left="0" w:right="0" w:firstLine="0"/>
         <w:jc w:val="right"/>
       </w:pPr>
       <w:r>
@@ -22561,7 +21572,6 @@
       <w:pPr>
         <w:bidi w:val="1"/>
         <w:spacing w:after="160" w:line="300" w:lineRule="auto"/>
-        <w:ind w:left="0" w:right="0" w:firstLine="0"/>
         <w:jc w:val="right"/>
       </w:pPr>
       <w:r>
@@ -22588,7 +21598,6 @@
       <w:pPr>
         <w:bidi w:val="1"/>
         <w:spacing w:after="160" w:line="300" w:lineRule="auto"/>
-        <w:ind w:left="0" w:right="0" w:firstLine="0"/>
         <w:jc w:val="right"/>
       </w:pPr>
       <w:r>
@@ -22615,7 +21624,6 @@
       <w:pPr>
         <w:bidi w:val="1"/>
         <w:spacing w:after="160" w:line="300" w:lineRule="auto"/>
-        <w:ind w:left="0" w:right="0" w:firstLine="0"/>
         <w:jc w:val="right"/>
       </w:pPr>
       <w:r>
@@ -22633,7 +21641,6 @@
       <w:pPr>
         <w:bidi w:val="1"/>
         <w:spacing w:after="160" w:line="300" w:lineRule="auto"/>
-        <w:ind w:left="0" w:right="0" w:firstLine="0"/>
         <w:jc w:val="right"/>
       </w:pPr>
       <w:r>
@@ -22651,7 +21658,6 @@
       <w:pPr>
         <w:bidi w:val="1"/>
         <w:spacing w:after="160" w:line="300" w:lineRule="auto"/>
-        <w:ind w:left="0" w:right="0" w:firstLine="0"/>
         <w:jc w:val="right"/>
       </w:pPr>
       <w:r>
@@ -22678,7 +21684,6 @@
       <w:pPr>
         <w:bidi w:val="1"/>
         <w:spacing w:after="160" w:line="300" w:lineRule="auto"/>
-        <w:ind w:left="0" w:right="0" w:firstLine="0"/>
         <w:jc w:val="right"/>
       </w:pPr>
       <w:r>
@@ -22705,7 +21710,6 @@
       <w:pPr>
         <w:bidi w:val="1"/>
         <w:spacing w:after="160" w:line="300" w:lineRule="auto"/>
-        <w:ind w:left="0" w:right="0" w:firstLine="0"/>
         <w:jc w:val="right"/>
       </w:pPr>
       <w:r>
@@ -22723,7 +21727,6 @@
       <w:pPr>
         <w:bidi w:val="1"/>
         <w:spacing w:after="160" w:line="300" w:lineRule="auto"/>
-        <w:ind w:left="0" w:right="0" w:firstLine="0"/>
         <w:jc w:val="right"/>
       </w:pPr>
       <w:r>
@@ -22741,7 +21744,6 @@
       <w:pPr>
         <w:bidi w:val="1"/>
         <w:spacing w:after="160" w:line="300" w:lineRule="auto"/>
-        <w:ind w:left="0" w:right="0" w:firstLine="0"/>
         <w:jc w:val="right"/>
       </w:pPr>
       <w:r>
@@ -22768,7 +21770,6 @@
       <w:pPr>
         <w:bidi w:val="1"/>
         <w:spacing w:after="160" w:line="300" w:lineRule="auto"/>
-        <w:ind w:left="0" w:right="0" w:firstLine="0"/>
         <w:jc w:val="right"/>
       </w:pPr>
       <w:r>
@@ -22795,7 +21796,6 @@
       <w:pPr>
         <w:bidi w:val="1"/>
         <w:spacing w:after="160" w:line="300" w:lineRule="auto"/>
-        <w:ind w:left="0" w:right="0" w:firstLine="0"/>
         <w:jc w:val="right"/>
       </w:pPr>
       <w:r>
@@ -22822,7 +21822,6 @@
       <w:pPr>
         <w:bidi w:val="1"/>
         <w:spacing w:after="160" w:line="300" w:lineRule="auto"/>
-        <w:ind w:left="0" w:right="0" w:firstLine="0"/>
         <w:jc w:val="right"/>
       </w:pPr>
       <w:r>
@@ -22851,7 +21850,6 @@
       <w:pPr>
         <w:bidi w:val="1"/>
         <w:spacing w:after="160" w:line="300" w:lineRule="auto"/>
-        <w:ind w:left="0" w:right="0" w:firstLine="0"/>
         <w:jc w:val="right"/>
       </w:pPr>
       <w:r>
@@ -22869,7 +21867,6 @@
       <w:pPr>
         <w:bidi w:val="1"/>
         <w:spacing w:after="160" w:line="300" w:lineRule="auto"/>
-        <w:ind w:left="0" w:right="0" w:firstLine="0"/>
         <w:jc w:val="right"/>
       </w:pPr>
       <w:r>
@@ -22889,7 +21886,6 @@
       <w:pPr>
         <w:bidi w:val="1"/>
         <w:spacing w:after="160" w:line="300" w:lineRule="auto"/>
-        <w:ind w:left="0" w:right="0" w:firstLine="0"/>
         <w:jc w:val="right"/>
       </w:pPr>
       <w:r>
@@ -22907,7 +21903,6 @@
       <w:pPr>
         <w:bidi w:val="1"/>
         <w:spacing w:after="160" w:line="300" w:lineRule="auto"/>
-        <w:ind w:left="0" w:right="0" w:firstLine="0"/>
         <w:jc w:val="right"/>
       </w:pPr>
       <w:r>
@@ -22925,7 +21920,6 @@
       <w:pPr>
         <w:bidi w:val="1"/>
         <w:spacing w:after="160" w:line="300" w:lineRule="auto"/>
-        <w:ind w:left="0" w:right="0" w:firstLine="0"/>
         <w:jc w:val="right"/>
       </w:pPr>
       <w:r>
@@ -22943,7 +21937,6 @@
       <w:pPr>
         <w:bidi w:val="1"/>
         <w:spacing w:after="160" w:line="300" w:lineRule="auto"/>
-        <w:ind w:left="0" w:right="0" w:firstLine="0"/>
         <w:jc w:val="right"/>
       </w:pPr>
       <w:r>
@@ -22970,7 +21963,6 @@
       <w:pPr>
         <w:bidi w:val="1"/>
         <w:spacing w:after="160" w:line="300" w:lineRule="auto"/>
-        <w:ind w:left="0" w:right="0" w:firstLine="0"/>
         <w:jc w:val="right"/>
       </w:pPr>
       <w:r>
@@ -22997,7 +21989,6 @@
       <w:pPr>
         <w:bidi w:val="1"/>
         <w:spacing w:after="160" w:line="300" w:lineRule="auto"/>
-        <w:ind w:left="0" w:right="0" w:firstLine="0"/>
         <w:jc w:val="right"/>
       </w:pPr>
       <w:r>
@@ -23015,7 +22006,6 @@
       <w:pPr>
         <w:bidi w:val="1"/>
         <w:spacing w:after="160" w:line="300" w:lineRule="auto"/>
-        <w:ind w:left="0" w:right="0" w:firstLine="0"/>
         <w:jc w:val="right"/>
       </w:pPr>
       <w:r>
@@ -23042,7 +22032,6 @@
       <w:pPr>
         <w:bidi w:val="1"/>
         <w:spacing w:after="160" w:line="300" w:lineRule="auto"/>
-        <w:ind w:left="0" w:right="0" w:firstLine="0"/>
         <w:jc w:val="right"/>
       </w:pPr>
       <w:r>
@@ -23069,7 +22058,6 @@
       <w:pPr>
         <w:bidi w:val="1"/>
         <w:spacing w:after="160" w:line="300" w:lineRule="auto"/>
-        <w:ind w:left="0" w:right="0" w:firstLine="0"/>
         <w:jc w:val="right"/>
       </w:pPr>
       <w:r>
@@ -23087,7 +22075,6 @@
       <w:pPr>
         <w:bidi w:val="1"/>
         <w:spacing w:after="160" w:line="300" w:lineRule="auto"/>
-        <w:ind w:left="0" w:right="0" w:firstLine="0"/>
         <w:jc w:val="right"/>
       </w:pPr>
       <w:r>
@@ -23105,7 +22092,6 @@
       <w:pPr>
         <w:bidi w:val="1"/>
         <w:spacing w:after="160" w:line="300" w:lineRule="auto"/>
-        <w:ind w:left="0" w:right="0" w:firstLine="0"/>
         <w:jc w:val="right"/>
       </w:pPr>
       <w:r>
@@ -23132,7 +22118,6 @@
       <w:pPr>
         <w:bidi w:val="1"/>
         <w:spacing w:after="160" w:line="300" w:lineRule="auto"/>
-        <w:ind w:left="0" w:right="0" w:firstLine="0"/>
         <w:jc w:val="right"/>
       </w:pPr>
       <w:r>
@@ -23159,7 +22144,6 @@
       <w:pPr>
         <w:bidi w:val="1"/>
         <w:spacing w:after="160" w:line="300" w:lineRule="auto"/>
-        <w:ind w:left="0" w:right="0" w:firstLine="0"/>
         <w:jc w:val="right"/>
       </w:pPr>
       <w:r>
@@ -23177,7 +22161,6 @@
       <w:pPr>
         <w:bidi w:val="1"/>
         <w:spacing w:after="160" w:line="300" w:lineRule="auto"/>
-        <w:ind w:left="0" w:right="0" w:firstLine="0"/>
         <w:jc w:val="right"/>
       </w:pPr>
       <w:r>
@@ -23195,7 +22178,6 @@
       <w:pPr>
         <w:bidi w:val="1"/>
         <w:spacing w:after="160" w:line="300" w:lineRule="auto"/>
-        <w:ind w:left="0" w:right="0" w:firstLine="0"/>
         <w:jc w:val="right"/>
       </w:pPr>
       <w:r>
@@ -23213,7 +22195,6 @@
       <w:pPr>
         <w:bidi w:val="1"/>
         <w:spacing w:after="160" w:line="300" w:lineRule="auto"/>
-        <w:ind w:left="0" w:right="0" w:firstLine="0"/>
         <w:jc w:val="right"/>
       </w:pPr>
       <w:r>
@@ -23231,7 +22212,6 @@
       <w:pPr>
         <w:bidi w:val="1"/>
         <w:spacing w:after="160" w:line="300" w:lineRule="auto"/>
-        <w:ind w:left="0" w:right="0" w:firstLine="0"/>
         <w:jc w:val="right"/>
       </w:pPr>
       <w:r>
@@ -23249,7 +22229,6 @@
       <w:pPr>
         <w:bidi w:val="1"/>
         <w:spacing w:after="160" w:line="300" w:lineRule="auto"/>
-        <w:ind w:left="0" w:right="0" w:firstLine="0"/>
         <w:jc w:val="right"/>
       </w:pPr>
       <w:r>
@@ -23276,7 +22255,6 @@
       <w:pPr>
         <w:bidi w:val="1"/>
         <w:spacing w:after="160" w:line="300" w:lineRule="auto"/>
-        <w:ind w:left="0" w:right="0" w:firstLine="0"/>
         <w:jc w:val="right"/>
       </w:pPr>
       <w:r>
@@ -23303,7 +22281,6 @@
       <w:pPr>
         <w:bidi w:val="1"/>
         <w:spacing w:after="160" w:line="300" w:lineRule="auto"/>
-        <w:ind w:left="0" w:right="0" w:firstLine="0"/>
         <w:jc w:val="right"/>
       </w:pPr>
       <w:r>
@@ -23321,7 +22298,6 @@
       <w:pPr>
         <w:bidi w:val="1"/>
         <w:spacing w:after="160" w:line="300" w:lineRule="auto"/>
-        <w:ind w:left="0" w:right="0" w:firstLine="0"/>
         <w:jc w:val="right"/>
       </w:pPr>
       <w:r>
@@ -23339,7 +22315,6 @@
       <w:pPr>
         <w:bidi w:val="1"/>
         <w:spacing w:after="160" w:line="300" w:lineRule="auto"/>
-        <w:ind w:left="0" w:right="0" w:firstLine="0"/>
         <w:jc w:val="right"/>
       </w:pPr>
       <w:r>
@@ -23359,7 +22334,6 @@
       <w:pPr>
         <w:bidi w:val="1"/>
         <w:spacing w:after="160" w:line="300" w:lineRule="auto"/>
-        <w:ind w:left="0" w:right="0" w:firstLine="0"/>
         <w:jc w:val="right"/>
       </w:pPr>
       <w:r>
@@ -23379,7 +22353,6 @@
       <w:pPr>
         <w:bidi w:val="1"/>
         <w:spacing w:after="160" w:line="300" w:lineRule="auto"/>
-        <w:ind w:left="0" w:right="0" w:firstLine="0"/>
         <w:jc w:val="right"/>
       </w:pPr>
       <w:r>
@@ -23399,7 +22372,6 @@
       <w:pPr>
         <w:bidi w:val="1"/>
         <w:spacing w:after="160" w:line="300" w:lineRule="auto"/>
-        <w:ind w:left="0" w:right="0" w:firstLine="0"/>
         <w:jc w:val="right"/>
       </w:pPr>
       <w:r>
@@ -23426,7 +22398,6 @@
       <w:pPr>
         <w:bidi w:val="1"/>
         <w:spacing w:after="160" w:line="300" w:lineRule="auto"/>
-        <w:ind w:left="0" w:right="0" w:firstLine="0"/>
         <w:jc w:val="right"/>
       </w:pPr>
       <w:r>
@@ -23453,7 +22424,6 @@
       <w:pPr>
         <w:bidi w:val="1"/>
         <w:spacing w:after="160" w:line="300" w:lineRule="auto"/>
-        <w:ind w:left="0" w:right="0" w:firstLine="0"/>
         <w:jc w:val="right"/>
       </w:pPr>
       <w:r>
@@ -23480,7 +22450,6 @@
       <w:pPr>
         <w:bidi w:val="1"/>
         <w:spacing w:after="160" w:line="300" w:lineRule="auto"/>
-        <w:ind w:left="0" w:right="0" w:firstLine="0"/>
         <w:jc w:val="right"/>
       </w:pPr>
       <w:r>
@@ -23507,7 +22476,6 @@
       <w:pPr>
         <w:bidi w:val="1"/>
         <w:spacing w:after="160" w:line="300" w:lineRule="auto"/>
-        <w:ind w:left="0" w:right="0" w:firstLine="0"/>
         <w:jc w:val="right"/>
       </w:pPr>
       <w:r>
@@ -23534,7 +22502,6 @@
       <w:pPr>
         <w:bidi w:val="1"/>
         <w:spacing w:after="160" w:line="300" w:lineRule="auto"/>
-        <w:ind w:left="0" w:right="0" w:firstLine="0"/>
         <w:jc w:val="right"/>
       </w:pPr>
       <w:r>
@@ -23563,7 +22530,6 @@
       <w:pPr>
         <w:bidi w:val="1"/>
         <w:spacing w:after="160" w:line="300" w:lineRule="auto"/>
-        <w:ind w:left="0" w:right="0" w:firstLine="0"/>
         <w:jc w:val="right"/>
       </w:pPr>
       <w:r>
@@ -23583,7 +22549,6 @@
       <w:pPr>
         <w:bidi w:val="1"/>
         <w:spacing w:after="160" w:line="300" w:lineRule="auto"/>
-        <w:ind w:left="0" w:right="0" w:firstLine="0"/>
         <w:jc w:val="right"/>
       </w:pPr>
       <w:r>
@@ -23601,7 +22566,6 @@
       <w:pPr>
         <w:bidi w:val="1"/>
         <w:spacing w:after="160" w:line="300" w:lineRule="auto"/>
-        <w:ind w:left="0" w:right="0" w:firstLine="0"/>
         <w:jc w:val="right"/>
       </w:pPr>
       <w:r>
@@ -23621,7 +22585,6 @@
       <w:pPr>
         <w:bidi w:val="1"/>
         <w:spacing w:after="160" w:line="300" w:lineRule="auto"/>
-        <w:ind w:left="0" w:right="0" w:firstLine="0"/>
         <w:jc w:val="right"/>
       </w:pPr>
       <w:r>
@@ -23648,7 +22611,6 @@
       <w:pPr>
         <w:bidi w:val="1"/>
         <w:spacing w:after="160" w:line="300" w:lineRule="auto"/>
-        <w:ind w:left="0" w:right="0" w:firstLine="0"/>
         <w:jc w:val="right"/>
       </w:pPr>
       <w:r>
@@ -23675,7 +22637,6 @@
       <w:pPr>
         <w:bidi w:val="1"/>
         <w:spacing w:after="160" w:line="300" w:lineRule="auto"/>
-        <w:ind w:left="0" w:right="0" w:firstLine="0"/>
         <w:jc w:val="right"/>
       </w:pPr>
       <w:r>
@@ -23702,7 +22663,6 @@
       <w:pPr>
         <w:bidi w:val="1"/>
         <w:spacing w:after="160" w:line="300" w:lineRule="auto"/>
-        <w:ind w:left="0" w:right="0" w:firstLine="0"/>
         <w:jc w:val="right"/>
       </w:pPr>
       <w:r>
@@ -23720,7 +22680,6 @@
       <w:pPr>
         <w:bidi w:val="1"/>
         <w:spacing w:after="160" w:line="300" w:lineRule="auto"/>
-        <w:ind w:left="0" w:right="0" w:firstLine="0"/>
         <w:jc w:val="right"/>
       </w:pPr>
       <w:r>
@@ -23738,7 +22697,6 @@
       <w:pPr>
         <w:bidi w:val="1"/>
         <w:spacing w:after="160" w:line="300" w:lineRule="auto"/>
-        <w:ind w:left="0" w:right="0" w:firstLine="0"/>
         <w:jc w:val="right"/>
       </w:pPr>
       <w:r>
@@ -23756,7 +22714,6 @@
       <w:pPr>
         <w:bidi w:val="1"/>
         <w:spacing w:after="160" w:line="300" w:lineRule="auto"/>
-        <w:ind w:left="0" w:right="0" w:firstLine="0"/>
         <w:jc w:val="right"/>
       </w:pPr>
       <w:r>
@@ -23783,7 +22740,6 @@
       <w:pPr>
         <w:bidi w:val="1"/>
         <w:spacing w:after="160" w:line="300" w:lineRule="auto"/>
-        <w:ind w:left="0" w:right="0" w:firstLine="0"/>
         <w:jc w:val="right"/>
       </w:pPr>
       <w:r>
@@ -23810,7 +22766,6 @@
       <w:pPr>
         <w:bidi w:val="1"/>
         <w:spacing w:after="160" w:line="300" w:lineRule="auto"/>
-        <w:ind w:left="0" w:right="0" w:firstLine="0"/>
         <w:jc w:val="right"/>
       </w:pPr>
       <w:r>
@@ -23837,7 +22792,6 @@
       <w:pPr>
         <w:bidi w:val="1"/>
         <w:spacing w:after="160" w:line="300" w:lineRule="auto"/>
-        <w:ind w:left="0" w:right="0" w:firstLine="0"/>
         <w:jc w:val="right"/>
       </w:pPr>
       <w:r>
@@ -23855,7 +22809,6 @@
       <w:pPr>
         <w:bidi w:val="1"/>
         <w:spacing w:after="160" w:line="300" w:lineRule="auto"/>
-        <w:ind w:left="0" w:right="0" w:firstLine="0"/>
         <w:jc w:val="right"/>
       </w:pPr>
       <w:r>
@@ -23873,7 +22826,6 @@
       <w:pPr>
         <w:bidi w:val="1"/>
         <w:spacing w:after="160" w:line="300" w:lineRule="auto"/>
-        <w:ind w:left="0" w:right="0" w:firstLine="0"/>
         <w:jc w:val="right"/>
       </w:pPr>
       <w:r>
@@ -23891,7 +22843,6 @@
       <w:pPr>
         <w:bidi w:val="1"/>
         <w:spacing w:after="160" w:line="300" w:lineRule="auto"/>
-        <w:ind w:left="0" w:right="0" w:firstLine="0"/>
         <w:jc w:val="right"/>
       </w:pPr>
       <w:r>
@@ -23909,7 +22860,6 @@
       <w:pPr>
         <w:bidi w:val="1"/>
         <w:spacing w:after="160" w:line="300" w:lineRule="auto"/>
-        <w:ind w:left="0" w:right="0" w:firstLine="0"/>
         <w:jc w:val="right"/>
       </w:pPr>
       <w:r>
@@ -23936,7 +22886,6 @@
       <w:pPr>
         <w:bidi w:val="1"/>
         <w:spacing w:after="160" w:line="300" w:lineRule="auto"/>
-        <w:ind w:left="0" w:right="0" w:firstLine="0"/>
         <w:jc w:val="right"/>
       </w:pPr>
       <w:r>
@@ -23963,7 +22912,6 @@
       <w:pPr>
         <w:bidi w:val="1"/>
         <w:spacing w:after="160" w:line="300" w:lineRule="auto"/>
-        <w:ind w:left="0" w:right="0" w:firstLine="0"/>
         <w:jc w:val="right"/>
       </w:pPr>
       <w:r>
@@ -23990,7 +22938,6 @@
       <w:pPr>
         <w:bidi w:val="1"/>
         <w:spacing w:after="160" w:line="300" w:lineRule="auto"/>
-        <w:ind w:left="0" w:right="0" w:firstLine="0"/>
         <w:jc w:val="right"/>
       </w:pPr>
       <w:r>
@@ -24017,7 +22964,6 @@
       <w:pPr>
         <w:bidi w:val="1"/>
         <w:spacing w:after="160" w:line="300" w:lineRule="auto"/>
-        <w:ind w:left="0" w:right="0" w:firstLine="0"/>
         <w:jc w:val="right"/>
       </w:pPr>
       <w:r>
@@ -24035,7 +22981,6 @@
       <w:pPr>
         <w:bidi w:val="1"/>
         <w:spacing w:after="160" w:line="300" w:lineRule="auto"/>
-        <w:ind w:left="0" w:right="0" w:firstLine="0"/>
         <w:jc w:val="right"/>
       </w:pPr>
       <w:r>
@@ -24053,7 +22998,6 @@
       <w:pPr>
         <w:bidi w:val="1"/>
         <w:spacing w:after="160" w:line="300" w:lineRule="auto"/>
-        <w:ind w:left="0" w:right="0" w:firstLine="0"/>
         <w:jc w:val="right"/>
       </w:pPr>
       <w:r>
@@ -24082,7 +23026,6 @@
       <w:pPr>
         <w:bidi w:val="1"/>
         <w:spacing w:after="160" w:line="300" w:lineRule="auto"/>
-        <w:ind w:left="0" w:right="0" w:firstLine="0"/>
         <w:jc w:val="right"/>
       </w:pPr>
       <w:r>
@@ -24111,7 +23054,6 @@
       <w:pPr>
         <w:bidi w:val="1"/>
         <w:spacing w:after="160" w:line="300" w:lineRule="auto"/>
-        <w:ind w:left="0" w:right="0" w:firstLine="0"/>
         <w:jc w:val="right"/>
       </w:pPr>
       <w:r>
@@ -24138,7 +23080,6 @@
       <w:pPr>
         <w:bidi w:val="1"/>
         <w:spacing w:after="160" w:line="300" w:lineRule="auto"/>
-        <w:ind w:left="0" w:right="0" w:firstLine="0"/>
         <w:jc w:val="right"/>
       </w:pPr>
       <w:r>
@@ -24156,7 +23097,6 @@
       <w:pPr>
         <w:bidi w:val="1"/>
         <w:spacing w:after="160" w:line="300" w:lineRule="auto"/>
-        <w:ind w:left="0" w:right="0" w:firstLine="0"/>
         <w:jc w:val="right"/>
       </w:pPr>
       <w:r>
@@ -24174,7 +23114,6 @@
       <w:pPr>
         <w:bidi w:val="1"/>
         <w:spacing w:after="160" w:line="300" w:lineRule="auto"/>
-        <w:ind w:left="0" w:right="0" w:firstLine="0"/>
         <w:jc w:val="right"/>
       </w:pPr>
       <w:r>
@@ -24192,7 +23131,6 @@
       <w:pPr>
         <w:bidi w:val="1"/>
         <w:spacing w:after="160" w:line="300" w:lineRule="auto"/>
-        <w:ind w:left="0" w:right="0" w:firstLine="0"/>
         <w:jc w:val="right"/>
       </w:pPr>
       <w:r>
@@ -24212,7 +23150,6 @@
       <w:pPr>
         <w:bidi w:val="1"/>
         <w:spacing w:after="160" w:line="300" w:lineRule="auto"/>
-        <w:ind w:left="0" w:right="0" w:firstLine="0"/>
         <w:jc w:val="right"/>
       </w:pPr>
       <w:r>

--- a/theory-site-static/files/ai-believes/what-ai-believes-en.docx
+++ b/theory-site-static/files/ai-believes/what-ai-believes-en.docx
@@ -43,7 +43,9 @@
     </w:p>
     <w:p>
       <w:pPr>
+        <w:ind w:left="0" w:right="0" w:firstLine="0"/>
         <w:jc w:val="center"/>
+        <w:bidi w:val="1"/>
       </w:pPr>
       <w:r>
         <w:rPr>
@@ -57,7 +59,9 @@
     </w:p>
     <w:p>
       <w:pPr>
+        <w:ind w:left="0" w:right="0" w:firstLine="0"/>
         <w:jc w:val="center"/>
+        <w:bidi w:val="1"/>
       </w:pPr>
       <w:r>
         <w:rPr>
@@ -70,7 +74,9 @@
     </w:p>
     <w:p>
       <w:pPr>
+        <w:ind w:left="0" w:right="0" w:firstLine="0"/>
         <w:jc w:val="center"/>
+        <w:bidi w:val="1"/>
       </w:pPr>
       <w:r>
         <w:rPr>
@@ -84,7 +90,9 @@
     </w:p>
     <w:p>
       <w:pPr>
+        <w:ind w:left="0" w:right="0" w:firstLine="0"/>
         <w:jc w:val="center"/>
+        <w:bidi w:val="1"/>
       </w:pPr>
       <w:r>
         <w:rPr>
@@ -103,6 +111,7 @@
     </w:p>
     <w:p>
       <w:pPr>
+        <w:ind w:left="0" w:right="0" w:firstLine="0"/>
         <w:jc w:val="center"/>
         <w:bidi w:val="1"/>
       </w:pPr>
@@ -120,6 +129,7 @@
       <w:pPr>
         <w:bidi w:val="1"/>
         <w:spacing w:after="160" w:line="300" w:lineRule="auto"/>
+        <w:ind w:left="0" w:right="0" w:firstLine="0"/>
         <w:jc w:val="right"/>
       </w:pPr>
       <w:r>
@@ -146,6 +156,7 @@
       <w:pPr>
         <w:bidi w:val="1"/>
         <w:spacing w:after="160" w:line="300" w:lineRule="auto"/>
+        <w:ind w:left="0" w:right="0" w:firstLine="0"/>
         <w:jc w:val="right"/>
       </w:pPr>
       <w:r>
@@ -172,6 +183,7 @@
       <w:pPr>
         <w:bidi w:val="1"/>
         <w:spacing w:after="160" w:line="300" w:lineRule="auto"/>
+        <w:ind w:left="0" w:right="0" w:firstLine="0"/>
         <w:jc w:val="right"/>
       </w:pPr>
       <w:r>
@@ -189,6 +201,7 @@
       <w:pPr>
         <w:bidi w:val="1"/>
         <w:spacing w:after="160" w:line="300" w:lineRule="auto"/>
+        <w:ind w:left="0" w:right="0" w:firstLine="0"/>
         <w:jc w:val="right"/>
       </w:pPr>
       <w:r>
@@ -206,6 +219,7 @@
       <w:pPr>
         <w:bidi w:val="1"/>
         <w:spacing w:after="160" w:line="300" w:lineRule="auto"/>
+        <w:ind w:left="0" w:right="0" w:firstLine="0"/>
         <w:jc w:val="right"/>
       </w:pPr>
       <w:r>
@@ -232,6 +246,7 @@
       <w:pPr>
         <w:bidi w:val="1"/>
         <w:spacing w:after="160" w:line="300" w:lineRule="auto"/>
+        <w:ind w:left="0" w:right="0" w:firstLine="0"/>
         <w:jc w:val="right"/>
       </w:pPr>
       <w:r>
@@ -258,6 +273,7 @@
       <w:pPr>
         <w:bidi w:val="1"/>
         <w:spacing w:after="160" w:line="300" w:lineRule="auto"/>
+        <w:ind w:left="0" w:right="0" w:firstLine="0"/>
         <w:jc w:val="right"/>
       </w:pPr>
       <w:r>
@@ -284,6 +300,7 @@
       <w:pPr>
         <w:bidi w:val="1"/>
         <w:spacing w:after="160" w:line="300" w:lineRule="auto"/>
+        <w:ind w:left="0" w:right="0" w:firstLine="0"/>
         <w:jc w:val="right"/>
       </w:pPr>
       <w:r>
@@ -310,6 +327,7 @@
       <w:pPr>
         <w:bidi w:val="1"/>
         <w:spacing w:after="160" w:line="300" w:lineRule="auto"/>
+        <w:ind w:left="0" w:right="0" w:firstLine="0"/>
         <w:jc w:val="right"/>
       </w:pPr>
       <w:r>
@@ -327,6 +345,7 @@
       <w:pPr>
         <w:bidi w:val="1"/>
         <w:spacing w:after="160" w:line="300" w:lineRule="auto"/>
+        <w:ind w:left="0" w:right="0" w:firstLine="0"/>
         <w:jc w:val="right"/>
       </w:pPr>
       <w:r>
@@ -344,6 +363,7 @@
       <w:pPr>
         <w:bidi w:val="1"/>
         <w:spacing w:after="160" w:line="300" w:lineRule="auto"/>
+        <w:ind w:left="0" w:right="0" w:firstLine="0"/>
         <w:jc w:val="right"/>
       </w:pPr>
       <w:r>
@@ -370,6 +390,7 @@
       <w:pPr>
         <w:bidi w:val="1"/>
         <w:spacing w:after="160" w:line="300" w:lineRule="auto"/>
+        <w:ind w:left="0" w:right="0" w:firstLine="0"/>
         <w:jc w:val="right"/>
       </w:pPr>
       <w:r>
@@ -396,6 +417,7 @@
       <w:pPr>
         <w:bidi w:val="1"/>
         <w:spacing w:after="160" w:line="300" w:lineRule="auto"/>
+        <w:ind w:left="0" w:right="0" w:firstLine="0"/>
         <w:jc w:val="right"/>
       </w:pPr>
       <w:r>
@@ -413,6 +435,7 @@
       <w:pPr>
         <w:bidi w:val="1"/>
         <w:spacing w:after="160" w:line="300" w:lineRule="auto"/>
+        <w:ind w:left="0" w:right="0" w:firstLine="0"/>
         <w:jc w:val="right"/>
       </w:pPr>
       <w:r>
@@ -430,6 +453,7 @@
       <w:pPr>
         <w:bidi w:val="1"/>
         <w:spacing w:after="160" w:line="300" w:lineRule="auto"/>
+        <w:ind w:left="0" w:right="0" w:firstLine="0"/>
         <w:jc w:val="right"/>
       </w:pPr>
       <w:r>
@@ -447,6 +471,7 @@
       <w:pPr>
         <w:bidi w:val="1"/>
         <w:spacing w:after="160" w:line="300" w:lineRule="auto"/>
+        <w:ind w:left="0" w:right="0" w:firstLine="0"/>
         <w:jc w:val="right"/>
       </w:pPr>
       <w:r>
@@ -473,6 +498,7 @@
       <w:pPr>
         <w:bidi w:val="1"/>
         <w:spacing w:after="160" w:line="300" w:lineRule="auto"/>
+        <w:ind w:left="0" w:right="0" w:firstLine="0"/>
         <w:jc w:val="right"/>
       </w:pPr>
       <w:r>
@@ -499,6 +525,7 @@
       <w:pPr>
         <w:bidi w:val="1"/>
         <w:spacing w:after="160" w:line="300" w:lineRule="auto"/>
+        <w:ind w:left="0" w:right="0" w:firstLine="0"/>
         <w:jc w:val="right"/>
       </w:pPr>
       <w:r>
@@ -516,6 +543,7 @@
       <w:pPr>
         <w:bidi w:val="1"/>
         <w:spacing w:after="160" w:line="300" w:lineRule="auto"/>
+        <w:ind w:left="0" w:right="0" w:firstLine="0"/>
         <w:jc w:val="right"/>
       </w:pPr>
       <w:r>
@@ -533,6 +561,7 @@
       <w:pPr>
         <w:bidi w:val="1"/>
         <w:spacing w:after="160" w:line="300" w:lineRule="auto"/>
+        <w:ind w:left="0" w:right="0" w:firstLine="0"/>
         <w:jc w:val="right"/>
       </w:pPr>
       <w:r>
@@ -559,6 +588,7 @@
       <w:pPr>
         <w:bidi w:val="1"/>
         <w:spacing w:after="160" w:line="300" w:lineRule="auto"/>
+        <w:ind w:left="0" w:right="0" w:firstLine="0"/>
         <w:jc w:val="right"/>
       </w:pPr>
       <w:r>
@@ -585,6 +615,7 @@
       <w:pPr>
         <w:bidi w:val="1"/>
         <w:spacing w:after="160" w:line="300" w:lineRule="auto"/>
+        <w:ind w:left="0" w:right="0" w:firstLine="0"/>
         <w:jc w:val="right"/>
       </w:pPr>
       <w:r>
@@ -602,6 +633,7 @@
       <w:pPr>
         <w:bidi w:val="1"/>
         <w:spacing w:after="160" w:line="300" w:lineRule="auto"/>
+        <w:ind w:left="0" w:right="0" w:firstLine="0"/>
         <w:jc w:val="right"/>
       </w:pPr>
       <w:r>
@@ -628,6 +660,7 @@
       <w:pPr>
         <w:bidi w:val="1"/>
         <w:spacing w:after="160" w:line="300" w:lineRule="auto"/>
+        <w:ind w:left="0" w:right="0" w:firstLine="0"/>
         <w:jc w:val="right"/>
       </w:pPr>
       <w:r>
@@ -654,6 +687,7 @@
       <w:pPr>
         <w:bidi w:val="1"/>
         <w:spacing w:after="160" w:line="300" w:lineRule="auto"/>
+        <w:ind w:left="0" w:right="0" w:firstLine="0"/>
         <w:jc w:val="right"/>
       </w:pPr>
       <w:r>
@@ -680,6 +714,7 @@
       <w:pPr>
         <w:bidi w:val="1"/>
         <w:spacing w:after="160" w:line="300" w:lineRule="auto"/>
+        <w:ind w:left="0" w:right="0" w:firstLine="0"/>
         <w:jc w:val="right"/>
       </w:pPr>
       <w:r>
@@ -697,6 +732,7 @@
       <w:pPr>
         <w:bidi w:val="1"/>
         <w:spacing w:after="160" w:line="300" w:lineRule="auto"/>
+        <w:ind w:left="0" w:right="0" w:firstLine="0"/>
         <w:jc w:val="right"/>
       </w:pPr>
       <w:r>
@@ -714,6 +750,7 @@
       <w:pPr>
         <w:bidi w:val="1"/>
         <w:spacing w:after="160" w:line="300" w:lineRule="auto"/>
+        <w:ind w:left="0" w:right="0" w:firstLine="0"/>
         <w:jc w:val="right"/>
       </w:pPr>
       <w:r>
@@ -740,6 +777,7 @@
       <w:pPr>
         <w:bidi w:val="1"/>
         <w:spacing w:after="160" w:line="300" w:lineRule="auto"/>
+        <w:ind w:left="0" w:right="0" w:firstLine="0"/>
         <w:jc w:val="right"/>
       </w:pPr>
       <w:r>
@@ -766,6 +804,7 @@
       <w:pPr>
         <w:bidi w:val="1"/>
         <w:spacing w:after="160" w:line="300" w:lineRule="auto"/>
+        <w:ind w:left="0" w:right="0" w:firstLine="0"/>
         <w:jc w:val="right"/>
       </w:pPr>
       <w:r>
@@ -783,6 +822,7 @@
       <w:pPr>
         <w:bidi w:val="1"/>
         <w:spacing w:after="160" w:line="300" w:lineRule="auto"/>
+        <w:ind w:left="0" w:right="0" w:firstLine="0"/>
         <w:jc w:val="right"/>
       </w:pPr>
       <w:r>
@@ -800,6 +840,7 @@
       <w:pPr>
         <w:bidi w:val="1"/>
         <w:spacing w:after="160" w:line="300" w:lineRule="auto"/>
+        <w:ind w:left="0" w:right="0" w:firstLine="0"/>
         <w:jc w:val="right"/>
       </w:pPr>
       <w:r>
@@ -826,6 +867,7 @@
       <w:pPr>
         <w:bidi w:val="1"/>
         <w:spacing w:after="160" w:line="300" w:lineRule="auto"/>
+        <w:ind w:left="0" w:right="0" w:firstLine="0"/>
         <w:jc w:val="right"/>
       </w:pPr>
       <w:r>
@@ -852,6 +894,7 @@
       <w:pPr>
         <w:bidi w:val="1"/>
         <w:spacing w:after="160" w:line="300" w:lineRule="auto"/>
+        <w:ind w:left="0" w:right="0" w:firstLine="0"/>
         <w:jc w:val="right"/>
       </w:pPr>
       <w:r>
@@ -869,6 +912,7 @@
       <w:pPr>
         <w:bidi w:val="1"/>
         <w:spacing w:after="160" w:line="300" w:lineRule="auto"/>
+        <w:ind w:left="0" w:right="0" w:firstLine="0"/>
         <w:jc w:val="right"/>
       </w:pPr>
       <w:r>
@@ -886,6 +930,7 @@
       <w:pPr>
         <w:bidi w:val="1"/>
         <w:spacing w:after="160" w:line="300" w:lineRule="auto"/>
+        <w:ind w:left="0" w:right="0" w:firstLine="0"/>
         <w:jc w:val="right"/>
       </w:pPr>
       <w:r>
@@ -903,6 +948,7 @@
       <w:pPr>
         <w:bidi w:val="1"/>
         <w:spacing w:after="160" w:line="300" w:lineRule="auto"/>
+        <w:ind w:left="0" w:right="0" w:firstLine="0"/>
         <w:jc w:val="right"/>
       </w:pPr>
       <w:r>
@@ -929,6 +975,7 @@
       <w:pPr>
         <w:bidi w:val="1"/>
         <w:spacing w:after="160" w:line="300" w:lineRule="auto"/>
+        <w:ind w:left="0" w:right="0" w:firstLine="0"/>
         <w:jc w:val="right"/>
       </w:pPr>
       <w:r>
@@ -955,6 +1002,7 @@
       <w:pPr>
         <w:bidi w:val="1"/>
         <w:spacing w:after="160" w:line="300" w:lineRule="auto"/>
+        <w:ind w:left="0" w:right="0" w:firstLine="0"/>
         <w:jc w:val="right"/>
       </w:pPr>
       <w:r>
@@ -972,6 +1020,7 @@
       <w:pPr>
         <w:bidi w:val="1"/>
         <w:spacing w:after="160" w:line="300" w:lineRule="auto"/>
+        <w:ind w:left="0" w:right="0" w:firstLine="0"/>
         <w:jc w:val="right"/>
       </w:pPr>
       <w:r>
@@ -998,6 +1047,7 @@
       <w:pPr>
         <w:bidi w:val="1"/>
         <w:spacing w:after="160" w:line="300" w:lineRule="auto"/>
+        <w:ind w:left="0" w:right="0" w:firstLine="0"/>
         <w:jc w:val="right"/>
       </w:pPr>
       <w:r>
@@ -1024,6 +1074,7 @@
       <w:pPr>
         <w:bidi w:val="1"/>
         <w:spacing w:after="160" w:line="300" w:lineRule="auto"/>
+        <w:ind w:left="0" w:right="0" w:firstLine="0"/>
         <w:jc w:val="right"/>
       </w:pPr>
       <w:r>
@@ -1041,6 +1092,7 @@
       <w:pPr>
         <w:bidi w:val="1"/>
         <w:spacing w:after="160" w:line="300" w:lineRule="auto"/>
+        <w:ind w:left="0" w:right="0" w:firstLine="0"/>
         <w:jc w:val="right"/>
       </w:pPr>
       <w:r>
@@ -1067,6 +1119,7 @@
       <w:pPr>
         <w:bidi w:val="1"/>
         <w:spacing w:after="160" w:line="300" w:lineRule="auto"/>
+        <w:ind w:left="0" w:right="0" w:firstLine="0"/>
         <w:jc w:val="right"/>
       </w:pPr>
       <w:r>
@@ -1093,6 +1146,7 @@
       <w:pPr>
         <w:bidi w:val="1"/>
         <w:spacing w:after="160" w:line="300" w:lineRule="auto"/>
+        <w:ind w:left="0" w:right="0" w:firstLine="0"/>
         <w:jc w:val="right"/>
       </w:pPr>
       <w:r>
@@ -1110,6 +1164,7 @@
       <w:pPr>
         <w:bidi w:val="1"/>
         <w:spacing w:after="160" w:line="300" w:lineRule="auto"/>
+        <w:ind w:left="0" w:right="0" w:firstLine="0"/>
         <w:jc w:val="right"/>
       </w:pPr>
       <w:r>
@@ -1127,6 +1182,7 @@
       <w:pPr>
         <w:bidi w:val="1"/>
         <w:spacing w:after="160" w:line="300" w:lineRule="auto"/>
+        <w:ind w:left="0" w:right="0" w:firstLine="0"/>
         <w:jc w:val="right"/>
       </w:pPr>
       <w:r>
@@ -1144,6 +1200,7 @@
       <w:pPr>
         <w:bidi w:val="1"/>
         <w:spacing w:after="160" w:line="300" w:lineRule="auto"/>
+        <w:ind w:left="0" w:right="0" w:firstLine="0"/>
         <w:jc w:val="right"/>
       </w:pPr>
       <w:r>
@@ -1170,6 +1227,7 @@
       <w:pPr>
         <w:bidi w:val="1"/>
         <w:spacing w:after="160" w:line="300" w:lineRule="auto"/>
+        <w:ind w:left="0" w:right="0" w:firstLine="0"/>
         <w:jc w:val="right"/>
       </w:pPr>
       <w:r>
@@ -1198,6 +1256,7 @@
       <w:pPr>
         <w:bidi w:val="1"/>
         <w:spacing w:after="160" w:line="300" w:lineRule="auto"/>
+        <w:ind w:left="0" w:right="0" w:firstLine="0"/>
         <w:jc w:val="right"/>
       </w:pPr>
       <w:r>
@@ -1217,6 +1276,7 @@
       <w:pPr>
         <w:bidi w:val="1"/>
         <w:spacing w:after="160" w:line="300" w:lineRule="auto"/>
+        <w:ind w:left="0" w:right="0" w:firstLine="0"/>
         <w:jc w:val="right"/>
       </w:pPr>
       <w:r>
@@ -1236,6 +1296,7 @@
       <w:pPr>
         <w:bidi w:val="1"/>
         <w:spacing w:after="160" w:line="300" w:lineRule="auto"/>
+        <w:ind w:left="0" w:right="0" w:firstLine="0"/>
         <w:jc w:val="right"/>
       </w:pPr>
       <w:r>
@@ -1253,6 +1314,7 @@
       <w:pPr>
         <w:bidi w:val="1"/>
         <w:spacing w:after="160" w:line="300" w:lineRule="auto"/>
+        <w:ind w:left="0" w:right="0" w:firstLine="0"/>
         <w:jc w:val="right"/>
       </w:pPr>
       <w:r>
@@ -1270,6 +1332,7 @@
       <w:pPr>
         <w:bidi w:val="1"/>
         <w:spacing w:after="160" w:line="300" w:lineRule="auto"/>
+        <w:ind w:left="0" w:right="0" w:firstLine="0"/>
         <w:jc w:val="right"/>
       </w:pPr>
       <w:r>
@@ -1287,6 +1350,7 @@
       <w:pPr>
         <w:bidi w:val="1"/>
         <w:spacing w:after="160" w:line="300" w:lineRule="auto"/>
+        <w:ind w:left="0" w:right="0" w:firstLine="0"/>
         <w:jc w:val="right"/>
       </w:pPr>
       <w:r>
@@ -1304,6 +1368,7 @@
       <w:pPr>
         <w:bidi w:val="1"/>
         <w:spacing w:after="160" w:line="300" w:lineRule="auto"/>
+        <w:ind w:left="0" w:right="0" w:firstLine="0"/>
         <w:jc w:val="right"/>
       </w:pPr>
       <w:r>
@@ -1330,6 +1395,7 @@
       <w:pPr>
         <w:bidi w:val="1"/>
         <w:spacing w:after="160" w:line="300" w:lineRule="auto"/>
+        <w:ind w:left="0" w:right="0" w:firstLine="0"/>
         <w:jc w:val="right"/>
       </w:pPr>
       <w:r>
@@ -1356,6 +1422,7 @@
       <w:pPr>
         <w:bidi w:val="1"/>
         <w:spacing w:after="160" w:line="300" w:lineRule="auto"/>
+        <w:ind w:left="0" w:right="0" w:firstLine="0"/>
         <w:jc w:val="right"/>
       </w:pPr>
       <w:r>
@@ -1382,6 +1449,7 @@
       <w:pPr>
         <w:bidi w:val="1"/>
         <w:spacing w:after="160" w:line="300" w:lineRule="auto"/>
+        <w:ind w:left="0" w:right="0" w:firstLine="0"/>
         <w:jc w:val="right"/>
       </w:pPr>
       <w:r>
@@ -1401,6 +1469,7 @@
       <w:pPr>
         <w:bidi w:val="1"/>
         <w:spacing w:after="160" w:line="300" w:lineRule="auto"/>
+        <w:ind w:left="0" w:right="0" w:firstLine="0"/>
         <w:jc w:val="right"/>
       </w:pPr>
       <w:r>
@@ -1418,6 +1487,7 @@
       <w:pPr>
         <w:bidi w:val="1"/>
         <w:spacing w:after="160" w:line="300" w:lineRule="auto"/>
+        <w:ind w:left="0" w:right="0" w:firstLine="0"/>
         <w:jc w:val="right"/>
       </w:pPr>
       <w:r>
@@ -1435,6 +1505,7 @@
       <w:pPr>
         <w:bidi w:val="1"/>
         <w:spacing w:after="160" w:line="300" w:lineRule="auto"/>
+        <w:ind w:left="0" w:right="0" w:firstLine="0"/>
         <w:jc w:val="right"/>
       </w:pPr>
       <w:r>
@@ -1452,6 +1523,7 @@
       <w:pPr>
         <w:bidi w:val="1"/>
         <w:spacing w:after="160" w:line="300" w:lineRule="auto"/>
+        <w:ind w:left="0" w:right="0" w:firstLine="0"/>
         <w:jc w:val="right"/>
       </w:pPr>
       <w:r>
@@ -1471,6 +1543,7 @@
       <w:pPr>
         <w:bidi w:val="1"/>
         <w:spacing w:after="160" w:line="300" w:lineRule="auto"/>
+        <w:ind w:left="0" w:right="0" w:firstLine="0"/>
         <w:jc w:val="right"/>
       </w:pPr>
       <w:r>
@@ -1488,6 +1561,7 @@
       <w:pPr>
         <w:bidi w:val="1"/>
         <w:spacing w:after="160" w:line="300" w:lineRule="auto"/>
+        <w:ind w:left="0" w:right="0" w:firstLine="0"/>
         <w:jc w:val="right"/>
       </w:pPr>
       <w:r>
@@ -1505,6 +1579,7 @@
       <w:pPr>
         <w:bidi w:val="1"/>
         <w:spacing w:after="160" w:line="300" w:lineRule="auto"/>
+        <w:ind w:left="0" w:right="0" w:firstLine="0"/>
         <w:jc w:val="right"/>
       </w:pPr>
       <w:r>
@@ -1524,6 +1599,7 @@
       <w:pPr>
         <w:bidi w:val="1"/>
         <w:spacing w:after="160" w:line="300" w:lineRule="auto"/>
+        <w:ind w:left="0" w:right="0" w:firstLine="0"/>
         <w:jc w:val="right"/>
       </w:pPr>
       <w:r>
@@ -1541,6 +1617,7 @@
       <w:pPr>
         <w:bidi w:val="1"/>
         <w:spacing w:after="160" w:line="300" w:lineRule="auto"/>
+        <w:ind w:left="0" w:right="0" w:firstLine="0"/>
         <w:jc w:val="right"/>
       </w:pPr>
       <w:r>
@@ -1558,6 +1635,7 @@
       <w:pPr>
         <w:bidi w:val="1"/>
         <w:spacing w:after="160" w:line="300" w:lineRule="auto"/>
+        <w:ind w:left="0" w:right="0" w:firstLine="0"/>
         <w:jc w:val="right"/>
       </w:pPr>
       <w:r>
@@ -1577,6 +1655,7 @@
       <w:pPr>
         <w:bidi w:val="1"/>
         <w:spacing w:after="160" w:line="300" w:lineRule="auto"/>
+        <w:ind w:left="0" w:right="0" w:firstLine="0"/>
         <w:jc w:val="right"/>
       </w:pPr>
       <w:r>
@@ -1594,6 +1673,7 @@
       <w:pPr>
         <w:bidi w:val="1"/>
         <w:spacing w:after="160" w:line="300" w:lineRule="auto"/>
+        <w:ind w:left="0" w:right="0" w:firstLine="0"/>
         <w:jc w:val="right"/>
       </w:pPr>
       <w:r>
@@ -1620,6 +1700,7 @@
       <w:pPr>
         <w:bidi w:val="1"/>
         <w:spacing w:after="160" w:line="300" w:lineRule="auto"/>
+        <w:ind w:left="0" w:right="0" w:firstLine="0"/>
         <w:jc w:val="right"/>
       </w:pPr>
       <w:r>
@@ -1646,6 +1727,7 @@
       <w:pPr>
         <w:bidi w:val="1"/>
         <w:spacing w:after="160" w:line="300" w:lineRule="auto"/>
+        <w:ind w:left="0" w:right="0" w:firstLine="0"/>
         <w:jc w:val="right"/>
       </w:pPr>
       <w:r>
@@ -1663,6 +1745,7 @@
       <w:pPr>
         <w:bidi w:val="1"/>
         <w:spacing w:after="160" w:line="300" w:lineRule="auto"/>
+        <w:ind w:left="0" w:right="0" w:firstLine="0"/>
         <w:jc w:val="right"/>
       </w:pPr>
       <w:r>
@@ -1689,6 +1772,7 @@
       <w:pPr>
         <w:bidi w:val="1"/>
         <w:spacing w:after="160" w:line="300" w:lineRule="auto"/>
+        <w:ind w:left="0" w:right="0" w:firstLine="0"/>
         <w:jc w:val="right"/>
       </w:pPr>
       <w:r>
@@ -1715,6 +1799,7 @@
       <w:pPr>
         <w:bidi w:val="1"/>
         <w:spacing w:after="160" w:line="300" w:lineRule="auto"/>
+        <w:ind w:left="0" w:right="0" w:firstLine="0"/>
         <w:jc w:val="right"/>
       </w:pPr>
       <w:r>
@@ -1741,6 +1826,7 @@
       <w:pPr>
         <w:bidi w:val="1"/>
         <w:spacing w:after="160" w:line="300" w:lineRule="auto"/>
+        <w:ind w:left="0" w:right="0" w:firstLine="0"/>
         <w:jc w:val="right"/>
       </w:pPr>
       <w:r>
@@ -1767,6 +1853,7 @@
       <w:pPr>
         <w:bidi w:val="1"/>
         <w:spacing w:after="160" w:line="300" w:lineRule="auto"/>
+        <w:ind w:left="0" w:right="0" w:firstLine="0"/>
         <w:jc w:val="right"/>
       </w:pPr>
       <w:r>
@@ -1784,6 +1871,7 @@
       <w:pPr>
         <w:bidi w:val="1"/>
         <w:spacing w:after="160" w:line="300" w:lineRule="auto"/>
+        <w:ind w:left="0" w:right="0" w:firstLine="0"/>
         <w:jc w:val="right"/>
       </w:pPr>
       <w:r>
@@ -1801,6 +1889,7 @@
       <w:pPr>
         <w:bidi w:val="1"/>
         <w:spacing w:after="160" w:line="300" w:lineRule="auto"/>
+        <w:ind w:left="0" w:right="0" w:firstLine="0"/>
         <w:jc w:val="right"/>
       </w:pPr>
       <w:r>
@@ -1818,6 +1907,7 @@
       <w:pPr>
         <w:bidi w:val="1"/>
         <w:spacing w:after="160" w:line="300" w:lineRule="auto"/>
+        <w:ind w:left="0" w:right="0" w:firstLine="0"/>
         <w:jc w:val="right"/>
       </w:pPr>
       <w:r>
@@ -1844,6 +1934,7 @@
       <w:pPr>
         <w:bidi w:val="1"/>
         <w:spacing w:after="160" w:line="300" w:lineRule="auto"/>
+        <w:ind w:left="0" w:right="0" w:firstLine="0"/>
         <w:jc w:val="right"/>
       </w:pPr>
       <w:r>
@@ -1870,6 +1961,7 @@
       <w:pPr>
         <w:bidi w:val="1"/>
         <w:spacing w:after="160" w:line="300" w:lineRule="auto"/>
+        <w:ind w:left="0" w:right="0" w:firstLine="0"/>
         <w:jc w:val="right"/>
       </w:pPr>
       <w:r>
@@ -1887,6 +1979,7 @@
       <w:pPr>
         <w:bidi w:val="1"/>
         <w:spacing w:after="160" w:line="300" w:lineRule="auto"/>
+        <w:ind w:left="0" w:right="0" w:firstLine="0"/>
         <w:jc w:val="right"/>
       </w:pPr>
       <w:r>
@@ -1904,6 +1997,7 @@
       <w:pPr>
         <w:bidi w:val="1"/>
         <w:spacing w:after="160" w:line="300" w:lineRule="auto"/>
+        <w:ind w:left="0" w:right="0" w:firstLine="0"/>
         <w:jc w:val="right"/>
       </w:pPr>
       <w:r>
@@ -1921,6 +2015,7 @@
       <w:pPr>
         <w:bidi w:val="1"/>
         <w:spacing w:after="160" w:line="300" w:lineRule="auto"/>
+        <w:ind w:left="0" w:right="0" w:firstLine="0"/>
         <w:jc w:val="right"/>
       </w:pPr>
       <w:r>
@@ -1938,6 +2033,7 @@
       <w:pPr>
         <w:bidi w:val="1"/>
         <w:spacing w:after="160" w:line="300" w:lineRule="auto"/>
+        <w:ind w:left="0" w:right="0" w:firstLine="0"/>
         <w:jc w:val="right"/>
       </w:pPr>
       <w:r>
@@ -1957,6 +2053,7 @@
       <w:pPr>
         <w:bidi w:val="1"/>
         <w:spacing w:after="160" w:line="300" w:lineRule="auto"/>
+        <w:ind w:left="0" w:right="0" w:firstLine="0"/>
         <w:jc w:val="right"/>
       </w:pPr>
       <w:r>
@@ -1974,6 +2071,7 @@
       <w:pPr>
         <w:bidi w:val="1"/>
         <w:spacing w:after="160" w:line="300" w:lineRule="auto"/>
+        <w:ind w:left="0" w:right="0" w:firstLine="0"/>
         <w:jc w:val="right"/>
       </w:pPr>
       <w:r>
@@ -1991,6 +2089,7 @@
       <w:pPr>
         <w:bidi w:val="1"/>
         <w:spacing w:after="160" w:line="300" w:lineRule="auto"/>
+        <w:ind w:left="0" w:right="0" w:firstLine="0"/>
         <w:jc w:val="right"/>
       </w:pPr>
       <w:r>
@@ -2010,6 +2109,7 @@
       <w:pPr>
         <w:bidi w:val="1"/>
         <w:spacing w:after="160" w:line="300" w:lineRule="auto"/>
+        <w:ind w:left="0" w:right="0" w:firstLine="0"/>
         <w:jc w:val="right"/>
       </w:pPr>
       <w:r>
@@ -2027,6 +2127,7 @@
       <w:pPr>
         <w:bidi w:val="1"/>
         <w:spacing w:after="160" w:line="300" w:lineRule="auto"/>
+        <w:ind w:left="0" w:right="0" w:firstLine="0"/>
         <w:jc w:val="right"/>
       </w:pPr>
       <w:r>
@@ -2044,6 +2145,7 @@
       <w:pPr>
         <w:bidi w:val="1"/>
         <w:spacing w:after="160" w:line="300" w:lineRule="auto"/>
+        <w:ind w:left="0" w:right="0" w:firstLine="0"/>
         <w:jc w:val="right"/>
       </w:pPr>
       <w:r>
@@ -2061,6 +2163,7 @@
       <w:pPr>
         <w:bidi w:val="1"/>
         <w:spacing w:after="160" w:line="300" w:lineRule="auto"/>
+        <w:ind w:left="0" w:right="0" w:firstLine="0"/>
         <w:jc w:val="right"/>
       </w:pPr>
       <w:r>
@@ -2080,6 +2183,7 @@
       <w:pPr>
         <w:bidi w:val="1"/>
         <w:spacing w:after="160" w:line="300" w:lineRule="auto"/>
+        <w:ind w:left="0" w:right="0" w:firstLine="0"/>
         <w:jc w:val="right"/>
       </w:pPr>
       <w:r>
@@ -2097,6 +2201,7 @@
       <w:pPr>
         <w:bidi w:val="1"/>
         <w:spacing w:after="160" w:line="300" w:lineRule="auto"/>
+        <w:ind w:left="0" w:right="0" w:firstLine="0"/>
         <w:jc w:val="right"/>
       </w:pPr>
       <w:r>
@@ -2114,6 +2219,7 @@
       <w:pPr>
         <w:bidi w:val="1"/>
         <w:spacing w:after="160" w:line="300" w:lineRule="auto"/>
+        <w:ind w:left="0" w:right="0" w:firstLine="0"/>
         <w:jc w:val="right"/>
       </w:pPr>
       <w:r>
@@ -2131,6 +2237,7 @@
       <w:pPr>
         <w:bidi w:val="1"/>
         <w:spacing w:after="160" w:line="300" w:lineRule="auto"/>
+        <w:ind w:left="0" w:right="0" w:firstLine="0"/>
         <w:jc w:val="right"/>
       </w:pPr>
       <w:r>
@@ -2148,6 +2255,7 @@
       <w:pPr>
         <w:bidi w:val="1"/>
         <w:spacing w:after="160" w:line="300" w:lineRule="auto"/>
+        <w:ind w:left="0" w:right="0" w:firstLine="0"/>
         <w:jc w:val="right"/>
       </w:pPr>
       <w:r>
@@ -2165,6 +2273,7 @@
       <w:pPr>
         <w:bidi w:val="1"/>
         <w:spacing w:after="160" w:line="300" w:lineRule="auto"/>
+        <w:ind w:left="0" w:right="0" w:firstLine="0"/>
         <w:jc w:val="right"/>
       </w:pPr>
       <w:r>
@@ -2182,6 +2291,7 @@
       <w:pPr>
         <w:bidi w:val="1"/>
         <w:spacing w:after="160" w:line="300" w:lineRule="auto"/>
+        <w:ind w:left="0" w:right="0" w:firstLine="0"/>
         <w:jc w:val="right"/>
       </w:pPr>
       <w:r>
@@ -2199,6 +2309,7 @@
       <w:pPr>
         <w:bidi w:val="1"/>
         <w:spacing w:after="160" w:line="300" w:lineRule="auto"/>
+        <w:ind w:left="0" w:right="0" w:firstLine="0"/>
         <w:jc w:val="right"/>
       </w:pPr>
       <w:r>
@@ -2216,6 +2327,7 @@
       <w:pPr>
         <w:bidi w:val="1"/>
         <w:spacing w:after="160" w:line="300" w:lineRule="auto"/>
+        <w:ind w:left="0" w:right="0" w:firstLine="0"/>
         <w:jc w:val="right"/>
       </w:pPr>
       <w:r>
@@ -2233,6 +2345,7 @@
       <w:pPr>
         <w:bidi w:val="1"/>
         <w:spacing w:after="160" w:line="300" w:lineRule="auto"/>
+        <w:ind w:left="0" w:right="0" w:firstLine="0"/>
         <w:jc w:val="right"/>
       </w:pPr>
       <w:r>
@@ -2250,6 +2363,7 @@
       <w:pPr>
         <w:bidi w:val="1"/>
         <w:spacing w:after="160" w:line="300" w:lineRule="auto"/>
+        <w:ind w:left="0" w:right="0" w:firstLine="0"/>
         <w:jc w:val="right"/>
       </w:pPr>
       <w:r>
@@ -2276,6 +2390,7 @@
       <w:pPr>
         <w:bidi w:val="1"/>
         <w:spacing w:after="160" w:line="300" w:lineRule="auto"/>
+        <w:ind w:left="0" w:right="0" w:firstLine="0"/>
         <w:jc w:val="right"/>
       </w:pPr>
       <w:r>
@@ -2302,6 +2417,7 @@
       <w:pPr>
         <w:bidi w:val="1"/>
         <w:spacing w:after="160" w:line="300" w:lineRule="auto"/>
+        <w:ind w:left="0" w:right="0" w:firstLine="0"/>
         <w:jc w:val="right"/>
       </w:pPr>
       <w:r>
@@ -2319,6 +2435,7 @@
       <w:pPr>
         <w:bidi w:val="1"/>
         <w:spacing w:after="160" w:line="300" w:lineRule="auto"/>
+        <w:ind w:left="0" w:right="0" w:firstLine="0"/>
         <w:jc w:val="right"/>
       </w:pPr>
       <w:r>
@@ -2345,6 +2462,7 @@
       <w:pPr>
         <w:bidi w:val="1"/>
         <w:spacing w:after="160" w:line="300" w:lineRule="auto"/>
+        <w:ind w:left="0" w:right="0" w:firstLine="0"/>
         <w:jc w:val="right"/>
       </w:pPr>
       <w:r>
@@ -2371,6 +2489,7 @@
       <w:pPr>
         <w:bidi w:val="1"/>
         <w:spacing w:after="160" w:line="300" w:lineRule="auto"/>
+        <w:ind w:left="0" w:right="0" w:firstLine="0"/>
         <w:jc w:val="right"/>
       </w:pPr>
       <w:r>
@@ -2388,6 +2507,7 @@
       <w:pPr>
         <w:bidi w:val="1"/>
         <w:spacing w:after="160" w:line="300" w:lineRule="auto"/>
+        <w:ind w:left="0" w:right="0" w:firstLine="0"/>
         <w:jc w:val="right"/>
       </w:pPr>
       <w:r>
@@ -2414,6 +2534,7 @@
       <w:pPr>
         <w:bidi w:val="1"/>
         <w:spacing w:after="160" w:line="300" w:lineRule="auto"/>
+        <w:ind w:left="0" w:right="0" w:firstLine="0"/>
         <w:jc w:val="right"/>
       </w:pPr>
       <w:r>
@@ -2440,6 +2561,7 @@
       <w:pPr>
         <w:bidi w:val="1"/>
         <w:spacing w:after="160" w:line="300" w:lineRule="auto"/>
+        <w:ind w:left="0" w:right="0" w:firstLine="0"/>
         <w:jc w:val="right"/>
       </w:pPr>
       <w:r>
@@ -2457,6 +2579,7 @@
       <w:pPr>
         <w:bidi w:val="1"/>
         <w:spacing w:after="160" w:line="300" w:lineRule="auto"/>
+        <w:ind w:left="0" w:right="0" w:firstLine="0"/>
         <w:jc w:val="right"/>
       </w:pPr>
       <w:r>
@@ -2476,6 +2599,7 @@
       <w:pPr>
         <w:bidi w:val="1"/>
         <w:spacing w:after="160" w:line="300" w:lineRule="auto"/>
+        <w:ind w:left="0" w:right="0" w:firstLine="0"/>
         <w:jc w:val="right"/>
       </w:pPr>
       <w:r>
@@ -2493,6 +2617,7 @@
       <w:pPr>
         <w:bidi w:val="1"/>
         <w:spacing w:after="160" w:line="300" w:lineRule="auto"/>
+        <w:ind w:left="0" w:right="0" w:firstLine="0"/>
         <w:jc w:val="right"/>
       </w:pPr>
       <w:r>
@@ -2519,6 +2644,7 @@
       <w:pPr>
         <w:bidi w:val="1"/>
         <w:spacing w:after="160" w:line="300" w:lineRule="auto"/>
+        <w:ind w:left="0" w:right="0" w:firstLine="0"/>
         <w:jc w:val="right"/>
       </w:pPr>
       <w:r>
@@ -2545,6 +2671,7 @@
       <w:pPr>
         <w:bidi w:val="1"/>
         <w:spacing w:after="160" w:line="300" w:lineRule="auto"/>
+        <w:ind w:left="0" w:right="0" w:firstLine="0"/>
         <w:jc w:val="right"/>
       </w:pPr>
       <w:r>
@@ -2571,6 +2698,7 @@
       <w:pPr>
         <w:bidi w:val="1"/>
         <w:spacing w:after="160" w:line="300" w:lineRule="auto"/>
+        <w:ind w:left="0" w:right="0" w:firstLine="0"/>
         <w:jc w:val="right"/>
       </w:pPr>
       <w:r>
@@ -2597,6 +2725,7 @@
       <w:pPr>
         <w:bidi w:val="1"/>
         <w:spacing w:after="160" w:line="300" w:lineRule="auto"/>
+        <w:ind w:left="0" w:right="0" w:firstLine="0"/>
         <w:jc w:val="right"/>
       </w:pPr>
       <w:r>
@@ -2623,6 +2752,7 @@
       <w:pPr>
         <w:bidi w:val="1"/>
         <w:spacing w:after="160" w:line="300" w:lineRule="auto"/>
+        <w:ind w:left="0" w:right="0" w:firstLine="0"/>
         <w:jc w:val="right"/>
       </w:pPr>
       <w:r>
@@ -2649,6 +2779,7 @@
       <w:pPr>
         <w:bidi w:val="1"/>
         <w:spacing w:after="160" w:line="300" w:lineRule="auto"/>
+        <w:ind w:left="0" w:right="0" w:firstLine="0"/>
         <w:jc w:val="right"/>
       </w:pPr>
       <w:r>
@@ -2666,6 +2797,7 @@
       <w:pPr>
         <w:bidi w:val="1"/>
         <w:spacing w:after="160" w:line="300" w:lineRule="auto"/>
+        <w:ind w:left="0" w:right="0" w:firstLine="0"/>
         <w:jc w:val="right"/>
       </w:pPr>
       <w:r>
@@ -2683,6 +2815,7 @@
       <w:pPr>
         <w:bidi w:val="1"/>
         <w:spacing w:after="160" w:line="300" w:lineRule="auto"/>
+        <w:ind w:left="0" w:right="0" w:firstLine="0"/>
         <w:jc w:val="right"/>
       </w:pPr>
       <w:r>
@@ -2700,6 +2833,7 @@
       <w:pPr>
         <w:bidi w:val="1"/>
         <w:spacing w:after="160" w:line="300" w:lineRule="auto"/>
+        <w:ind w:left="0" w:right="0" w:firstLine="0"/>
         <w:jc w:val="right"/>
       </w:pPr>
       <w:r>
@@ -2717,6 +2851,7 @@
       <w:pPr>
         <w:bidi w:val="1"/>
         <w:spacing w:after="160" w:line="300" w:lineRule="auto"/>
+        <w:ind w:left="0" w:right="0" w:firstLine="0"/>
         <w:jc w:val="right"/>
       </w:pPr>
       <w:r>
@@ -2743,6 +2878,7 @@
       <w:pPr>
         <w:bidi w:val="1"/>
         <w:spacing w:after="160" w:line="300" w:lineRule="auto"/>
+        <w:ind w:left="0" w:right="0" w:firstLine="0"/>
         <w:jc w:val="right"/>
       </w:pPr>
       <w:r>
@@ -2769,6 +2905,7 @@
       <w:pPr>
         <w:bidi w:val="1"/>
         <w:spacing w:after="160" w:line="300" w:lineRule="auto"/>
+        <w:ind w:left="0" w:right="0" w:firstLine="0"/>
         <w:jc w:val="right"/>
       </w:pPr>
       <w:r>
@@ -2795,6 +2932,7 @@
       <w:pPr>
         <w:bidi w:val="1"/>
         <w:spacing w:after="160" w:line="300" w:lineRule="auto"/>
+        <w:ind w:left="0" w:right="0" w:firstLine="0"/>
         <w:jc w:val="right"/>
       </w:pPr>
       <w:r>
@@ -2812,6 +2950,7 @@
       <w:pPr>
         <w:bidi w:val="1"/>
         <w:spacing w:after="160" w:line="300" w:lineRule="auto"/>
+        <w:ind w:left="0" w:right="0" w:firstLine="0"/>
         <w:jc w:val="right"/>
       </w:pPr>
       <w:r>
@@ -2829,6 +2968,7 @@
       <w:pPr>
         <w:bidi w:val="1"/>
         <w:spacing w:after="160" w:line="300" w:lineRule="auto"/>
+        <w:ind w:left="0" w:right="0" w:firstLine="0"/>
         <w:jc w:val="right"/>
       </w:pPr>
       <w:r>
@@ -2855,6 +2995,7 @@
       <w:pPr>
         <w:bidi w:val="1"/>
         <w:spacing w:after="160" w:line="300" w:lineRule="auto"/>
+        <w:ind w:left="0" w:right="0" w:firstLine="0"/>
         <w:jc w:val="right"/>
       </w:pPr>
       <w:r>
@@ -2881,6 +3022,7 @@
       <w:pPr>
         <w:bidi w:val="1"/>
         <w:spacing w:after="160" w:line="300" w:lineRule="auto"/>
+        <w:ind w:left="0" w:right="0" w:firstLine="0"/>
         <w:jc w:val="right"/>
       </w:pPr>
       <w:r>
@@ -2907,6 +3049,7 @@
       <w:pPr>
         <w:bidi w:val="1"/>
         <w:spacing w:after="160" w:line="300" w:lineRule="auto"/>
+        <w:ind w:left="0" w:right="0" w:firstLine="0"/>
         <w:jc w:val="right"/>
       </w:pPr>
       <w:r>
@@ -2933,6 +3076,7 @@
       <w:pPr>
         <w:bidi w:val="1"/>
         <w:spacing w:after="160" w:line="300" w:lineRule="auto"/>
+        <w:ind w:left="0" w:right="0" w:firstLine="0"/>
         <w:jc w:val="right"/>
       </w:pPr>
       <w:r>
@@ -2950,6 +3094,7 @@
       <w:pPr>
         <w:bidi w:val="1"/>
         <w:spacing w:after="160" w:line="300" w:lineRule="auto"/>
+        <w:ind w:left="0" w:right="0" w:firstLine="0"/>
         <w:jc w:val="right"/>
       </w:pPr>
       <w:r>
@@ -2967,6 +3112,7 @@
       <w:pPr>
         <w:bidi w:val="1"/>
         <w:spacing w:after="160" w:line="300" w:lineRule="auto"/>
+        <w:ind w:left="0" w:right="0" w:firstLine="0"/>
         <w:jc w:val="right"/>
       </w:pPr>
       <w:r>
@@ -2984,6 +3130,7 @@
       <w:pPr>
         <w:bidi w:val="1"/>
         <w:spacing w:after="160" w:line="300" w:lineRule="auto"/>
+        <w:ind w:left="0" w:right="0" w:firstLine="0"/>
         <w:jc w:val="right"/>
       </w:pPr>
       <w:r>
@@ -3010,6 +3157,7 @@
       <w:pPr>
         <w:bidi w:val="1"/>
         <w:spacing w:after="160" w:line="300" w:lineRule="auto"/>
+        <w:ind w:left="0" w:right="0" w:firstLine="0"/>
         <w:jc w:val="right"/>
       </w:pPr>
       <w:r>
@@ -3036,6 +3184,7 @@
       <w:pPr>
         <w:bidi w:val="1"/>
         <w:spacing w:after="160" w:line="300" w:lineRule="auto"/>
+        <w:ind w:left="0" w:right="0" w:firstLine="0"/>
         <w:jc w:val="right"/>
       </w:pPr>
       <w:r>
@@ -3053,6 +3202,7 @@
       <w:pPr>
         <w:bidi w:val="1"/>
         <w:spacing w:after="160" w:line="300" w:lineRule="auto"/>
+        <w:ind w:left="0" w:right="0" w:firstLine="0"/>
         <w:jc w:val="right"/>
       </w:pPr>
       <w:r>
@@ -3070,6 +3220,7 @@
       <w:pPr>
         <w:bidi w:val="1"/>
         <w:spacing w:after="160" w:line="300" w:lineRule="auto"/>
+        <w:ind w:left="0" w:right="0" w:firstLine="0"/>
         <w:jc w:val="right"/>
       </w:pPr>
       <w:r>
@@ -3096,6 +3247,7 @@
       <w:pPr>
         <w:bidi w:val="1"/>
         <w:spacing w:after="160" w:line="300" w:lineRule="auto"/>
+        <w:ind w:left="0" w:right="0" w:firstLine="0"/>
         <w:jc w:val="right"/>
       </w:pPr>
       <w:r>
@@ -3122,6 +3274,7 @@
       <w:pPr>
         <w:bidi w:val="1"/>
         <w:spacing w:after="160" w:line="300" w:lineRule="auto"/>
+        <w:ind w:left="0" w:right="0" w:firstLine="0"/>
         <w:jc w:val="right"/>
       </w:pPr>
       <w:r>
@@ -3148,6 +3301,7 @@
       <w:pPr>
         <w:bidi w:val="1"/>
         <w:spacing w:after="160" w:line="300" w:lineRule="auto"/>
+        <w:ind w:left="0" w:right="0" w:firstLine="0"/>
         <w:jc w:val="right"/>
       </w:pPr>
       <w:r>
@@ -3165,6 +3319,7 @@
       <w:pPr>
         <w:bidi w:val="1"/>
         <w:spacing w:after="160" w:line="300" w:lineRule="auto"/>
+        <w:ind w:left="0" w:right="0" w:firstLine="0"/>
         <w:jc w:val="right"/>
       </w:pPr>
       <w:r>
@@ -3182,6 +3337,7 @@
       <w:pPr>
         <w:bidi w:val="1"/>
         <w:spacing w:after="160" w:line="300" w:lineRule="auto"/>
+        <w:ind w:left="0" w:right="0" w:firstLine="0"/>
         <w:jc w:val="right"/>
       </w:pPr>
       <w:r>
@@ -3199,6 +3355,7 @@
       <w:pPr>
         <w:bidi w:val="1"/>
         <w:spacing w:after="160" w:line="300" w:lineRule="auto"/>
+        <w:ind w:left="0" w:right="0" w:firstLine="0"/>
         <w:jc w:val="right"/>
       </w:pPr>
       <w:r>
@@ -3216,6 +3373,7 @@
       <w:pPr>
         <w:bidi w:val="1"/>
         <w:spacing w:after="160" w:line="300" w:lineRule="auto"/>
+        <w:ind w:left="0" w:right="0" w:firstLine="0"/>
         <w:jc w:val="right"/>
       </w:pPr>
       <w:r>
@@ -3233,6 +3391,7 @@
       <w:pPr>
         <w:bidi w:val="1"/>
         <w:spacing w:after="160" w:line="300" w:lineRule="auto"/>
+        <w:ind w:left="0" w:right="0" w:firstLine="0"/>
         <w:jc w:val="right"/>
       </w:pPr>
       <w:r>
@@ -3250,6 +3409,7 @@
       <w:pPr>
         <w:bidi w:val="1"/>
         <w:spacing w:after="160" w:line="300" w:lineRule="auto"/>
+        <w:ind w:left="0" w:right="0" w:firstLine="0"/>
         <w:jc w:val="right"/>
       </w:pPr>
       <w:r>
@@ -3276,6 +3436,7 @@
       <w:pPr>
         <w:bidi w:val="1"/>
         <w:spacing w:after="160" w:line="300" w:lineRule="auto"/>
+        <w:ind w:left="0" w:right="0" w:firstLine="0"/>
         <w:jc w:val="right"/>
       </w:pPr>
       <w:r>
@@ -3302,6 +3463,7 @@
       <w:pPr>
         <w:bidi w:val="1"/>
         <w:spacing w:after="160" w:line="300" w:lineRule="auto"/>
+        <w:ind w:left="0" w:right="0" w:firstLine="0"/>
         <w:jc w:val="right"/>
       </w:pPr>
       <w:r>
@@ -3319,6 +3481,7 @@
       <w:pPr>
         <w:bidi w:val="1"/>
         <w:spacing w:after="160" w:line="300" w:lineRule="auto"/>
+        <w:ind w:left="0" w:right="0" w:firstLine="0"/>
         <w:jc w:val="right"/>
       </w:pPr>
       <w:r>
@@ -3336,6 +3499,7 @@
       <w:pPr>
         <w:bidi w:val="1"/>
         <w:spacing w:after="160" w:line="300" w:lineRule="auto"/>
+        <w:ind w:left="0" w:right="0" w:firstLine="0"/>
         <w:jc w:val="right"/>
       </w:pPr>
       <w:r>
@@ -3353,6 +3517,7 @@
       <w:pPr>
         <w:bidi w:val="1"/>
         <w:spacing w:after="160" w:line="300" w:lineRule="auto"/>
+        <w:ind w:left="0" w:right="0" w:firstLine="0"/>
         <w:jc w:val="right"/>
       </w:pPr>
       <w:r>
@@ -3379,6 +3544,7 @@
       <w:pPr>
         <w:bidi w:val="1"/>
         <w:spacing w:after="160" w:line="300" w:lineRule="auto"/>
+        <w:ind w:left="0" w:right="0" w:firstLine="0"/>
         <w:jc w:val="right"/>
       </w:pPr>
       <w:r>
@@ -3405,6 +3571,7 @@
       <w:pPr>
         <w:bidi w:val="1"/>
         <w:spacing w:after="160" w:line="300" w:lineRule="auto"/>
+        <w:ind w:left="0" w:right="0" w:firstLine="0"/>
         <w:jc w:val="right"/>
       </w:pPr>
       <w:r>
@@ -3431,6 +3598,7 @@
       <w:pPr>
         <w:bidi w:val="1"/>
         <w:spacing w:after="160" w:line="300" w:lineRule="auto"/>
+        <w:ind w:left="0" w:right="0" w:firstLine="0"/>
         <w:jc w:val="right"/>
       </w:pPr>
       <w:r>
@@ -3448,6 +3616,7 @@
       <w:pPr>
         <w:bidi w:val="1"/>
         <w:spacing w:after="160" w:line="300" w:lineRule="auto"/>
+        <w:ind w:left="0" w:right="0" w:firstLine="0"/>
         <w:jc w:val="right"/>
       </w:pPr>
       <w:r>
@@ -3465,6 +3634,7 @@
       <w:pPr>
         <w:bidi w:val="1"/>
         <w:spacing w:after="160" w:line="300" w:lineRule="auto"/>
+        <w:ind w:left="0" w:right="0" w:firstLine="0"/>
         <w:jc w:val="right"/>
       </w:pPr>
       <w:r>
@@ -3484,6 +3654,7 @@
       <w:pPr>
         <w:bidi w:val="1"/>
         <w:spacing w:after="160" w:line="300" w:lineRule="auto"/>
+        <w:ind w:left="0" w:right="0" w:firstLine="0"/>
         <w:jc w:val="right"/>
       </w:pPr>
       <w:r>
@@ -3501,6 +3672,7 @@
       <w:pPr>
         <w:bidi w:val="1"/>
         <w:spacing w:after="160" w:line="300" w:lineRule="auto"/>
+        <w:ind w:left="0" w:right="0" w:firstLine="0"/>
         <w:jc w:val="right"/>
       </w:pPr>
       <w:r>
@@ -3520,6 +3692,7 @@
       <w:pPr>
         <w:bidi w:val="1"/>
         <w:spacing w:after="160" w:line="300" w:lineRule="auto"/>
+        <w:ind w:left="0" w:right="0" w:firstLine="0"/>
         <w:jc w:val="right"/>
       </w:pPr>
       <w:r>
@@ -3537,6 +3710,7 @@
       <w:pPr>
         <w:bidi w:val="1"/>
         <w:spacing w:after="160" w:line="300" w:lineRule="auto"/>
+        <w:ind w:left="0" w:right="0" w:firstLine="0"/>
         <w:jc w:val="right"/>
       </w:pPr>
       <w:r>
@@ -3556,6 +3730,7 @@
       <w:pPr>
         <w:bidi w:val="1"/>
         <w:spacing w:after="160" w:line="300" w:lineRule="auto"/>
+        <w:ind w:left="0" w:right="0" w:firstLine="0"/>
         <w:jc w:val="right"/>
       </w:pPr>
       <w:r>
@@ -3573,6 +3748,7 @@
       <w:pPr>
         <w:bidi w:val="1"/>
         <w:spacing w:after="160" w:line="300" w:lineRule="auto"/>
+        <w:ind w:left="0" w:right="0" w:firstLine="0"/>
         <w:jc w:val="right"/>
       </w:pPr>
       <w:r>
@@ -3592,6 +3768,7 @@
       <w:pPr>
         <w:bidi w:val="1"/>
         <w:spacing w:after="160" w:line="300" w:lineRule="auto"/>
+        <w:ind w:left="0" w:right="0" w:firstLine="0"/>
         <w:jc w:val="right"/>
       </w:pPr>
       <w:r>
@@ -3609,6 +3786,7 @@
       <w:pPr>
         <w:bidi w:val="1"/>
         <w:spacing w:after="160" w:line="300" w:lineRule="auto"/>
+        <w:ind w:left="0" w:right="0" w:firstLine="0"/>
         <w:jc w:val="right"/>
       </w:pPr>
       <w:r>
@@ -3635,6 +3813,7 @@
       <w:pPr>
         <w:bidi w:val="1"/>
         <w:spacing w:after="160" w:line="300" w:lineRule="auto"/>
+        <w:ind w:left="0" w:right="0" w:firstLine="0"/>
         <w:jc w:val="right"/>
       </w:pPr>
       <w:r>
@@ -3661,6 +3840,7 @@
       <w:pPr>
         <w:bidi w:val="1"/>
         <w:spacing w:after="160" w:line="300" w:lineRule="auto"/>
+        <w:ind w:left="0" w:right="0" w:firstLine="0"/>
         <w:jc w:val="right"/>
       </w:pPr>
       <w:r>
@@ -3678,6 +3858,7 @@
       <w:pPr>
         <w:bidi w:val="1"/>
         <w:spacing w:after="160" w:line="300" w:lineRule="auto"/>
+        <w:ind w:left="0" w:right="0" w:firstLine="0"/>
         <w:jc w:val="right"/>
       </w:pPr>
       <w:r>
@@ -3695,6 +3876,7 @@
       <w:pPr>
         <w:bidi w:val="1"/>
         <w:spacing w:after="160" w:line="300" w:lineRule="auto"/>
+        <w:ind w:left="0" w:right="0" w:firstLine="0"/>
         <w:jc w:val="right"/>
       </w:pPr>
       <w:r>
@@ -3714,6 +3896,7 @@
       <w:pPr>
         <w:bidi w:val="1"/>
         <w:spacing w:after="160" w:line="300" w:lineRule="auto"/>
+        <w:ind w:left="0" w:right="0" w:firstLine="0"/>
         <w:jc w:val="right"/>
       </w:pPr>
       <w:r>
@@ -3731,6 +3914,7 @@
       <w:pPr>
         <w:bidi w:val="1"/>
         <w:spacing w:after="160" w:line="300" w:lineRule="auto"/>
+        <w:ind w:left="0" w:right="0" w:firstLine="0"/>
         <w:jc w:val="right"/>
       </w:pPr>
       <w:r>
@@ -3748,6 +3932,7 @@
       <w:pPr>
         <w:bidi w:val="1"/>
         <w:spacing w:after="160" w:line="300" w:lineRule="auto"/>
+        <w:ind w:left="0" w:right="0" w:firstLine="0"/>
         <w:jc w:val="right"/>
       </w:pPr>
       <w:r>
@@ -3767,6 +3952,7 @@
       <w:pPr>
         <w:bidi w:val="1"/>
         <w:spacing w:after="160" w:line="300" w:lineRule="auto"/>
+        <w:ind w:left="0" w:right="0" w:firstLine="0"/>
         <w:jc w:val="right"/>
       </w:pPr>
       <w:r>
@@ -3784,6 +3970,7 @@
       <w:pPr>
         <w:bidi w:val="1"/>
         <w:spacing w:after="160" w:line="300" w:lineRule="auto"/>
+        <w:ind w:left="0" w:right="0" w:firstLine="0"/>
         <w:jc w:val="right"/>
       </w:pPr>
       <w:r>
@@ -3801,6 +3988,7 @@
       <w:pPr>
         <w:bidi w:val="1"/>
         <w:spacing w:after="160" w:line="300" w:lineRule="auto"/>
+        <w:ind w:left="0" w:right="0" w:firstLine="0"/>
         <w:jc w:val="right"/>
       </w:pPr>
       <w:r>
@@ -3818,6 +4006,7 @@
       <w:pPr>
         <w:bidi w:val="1"/>
         <w:spacing w:after="160" w:line="300" w:lineRule="auto"/>
+        <w:ind w:left="0" w:right="0" w:firstLine="0"/>
         <w:jc w:val="right"/>
       </w:pPr>
       <w:r>
@@ -3837,6 +4026,7 @@
       <w:pPr>
         <w:bidi w:val="1"/>
         <w:spacing w:after="160" w:line="300" w:lineRule="auto"/>
+        <w:ind w:left="0" w:right="0" w:firstLine="0"/>
         <w:jc w:val="right"/>
       </w:pPr>
       <w:r>
@@ -3854,6 +4044,7 @@
       <w:pPr>
         <w:bidi w:val="1"/>
         <w:spacing w:after="160" w:line="300" w:lineRule="auto"/>
+        <w:ind w:left="0" w:right="0" w:firstLine="0"/>
         <w:jc w:val="right"/>
       </w:pPr>
       <w:r>
@@ -3871,6 +4062,7 @@
       <w:pPr>
         <w:bidi w:val="1"/>
         <w:spacing w:after="160" w:line="300" w:lineRule="auto"/>
+        <w:ind w:left="0" w:right="0" w:firstLine="0"/>
         <w:jc w:val="right"/>
       </w:pPr>
       <w:r>
@@ -3888,6 +4080,7 @@
       <w:pPr>
         <w:bidi w:val="1"/>
         <w:spacing w:after="160" w:line="300" w:lineRule="auto"/>
+        <w:ind w:left="0" w:right="0" w:firstLine="0"/>
         <w:jc w:val="right"/>
       </w:pPr>
       <w:r>
@@ -3907,6 +4100,7 @@
       <w:pPr>
         <w:bidi w:val="1"/>
         <w:spacing w:after="160" w:line="300" w:lineRule="auto"/>
+        <w:ind w:left="0" w:right="0" w:firstLine="0"/>
         <w:jc w:val="right"/>
       </w:pPr>
       <w:r>
@@ -3924,6 +4118,7 @@
       <w:pPr>
         <w:bidi w:val="1"/>
         <w:spacing w:after="160" w:line="300" w:lineRule="auto"/>
+        <w:ind w:left="0" w:right="0" w:firstLine="0"/>
         <w:jc w:val="right"/>
       </w:pPr>
       <w:r>
@@ -3950,6 +4145,7 @@
       <w:pPr>
         <w:bidi w:val="1"/>
         <w:spacing w:after="160" w:line="300" w:lineRule="auto"/>
+        <w:ind w:left="0" w:right="0" w:firstLine="0"/>
         <w:jc w:val="right"/>
       </w:pPr>
       <w:r>
@@ -3976,6 +4172,7 @@
       <w:pPr>
         <w:bidi w:val="1"/>
         <w:spacing w:after="160" w:line="300" w:lineRule="auto"/>
+        <w:ind w:left="0" w:right="0" w:firstLine="0"/>
         <w:jc w:val="right"/>
       </w:pPr>
       <w:r>
@@ -3993,6 +4190,7 @@
       <w:pPr>
         <w:bidi w:val="1"/>
         <w:spacing w:after="160" w:line="300" w:lineRule="auto"/>
+        <w:ind w:left="0" w:right="0" w:firstLine="0"/>
         <w:jc w:val="right"/>
       </w:pPr>
       <w:r>
@@ -4010,6 +4208,7 @@
       <w:pPr>
         <w:bidi w:val="1"/>
         <w:spacing w:after="160" w:line="300" w:lineRule="auto"/>
+        <w:ind w:left="0" w:right="0" w:firstLine="0"/>
         <w:jc w:val="right"/>
       </w:pPr>
       <w:r>
@@ -4036,6 +4235,7 @@
       <w:pPr>
         <w:bidi w:val="1"/>
         <w:spacing w:after="160" w:line="300" w:lineRule="auto"/>
+        <w:ind w:left="0" w:right="0" w:firstLine="0"/>
         <w:jc w:val="right"/>
       </w:pPr>
       <w:r>
@@ -4062,6 +4262,7 @@
       <w:pPr>
         <w:bidi w:val="1"/>
         <w:spacing w:after="160" w:line="300" w:lineRule="auto"/>
+        <w:ind w:left="0" w:right="0" w:firstLine="0"/>
         <w:jc w:val="right"/>
       </w:pPr>
       <w:r>
@@ -4079,6 +4280,7 @@
       <w:pPr>
         <w:bidi w:val="1"/>
         <w:spacing w:after="160" w:line="300" w:lineRule="auto"/>
+        <w:ind w:left="0" w:right="0" w:firstLine="0"/>
         <w:jc w:val="right"/>
       </w:pPr>
       <w:r>
@@ -4096,6 +4298,7 @@
       <w:pPr>
         <w:bidi w:val="1"/>
         <w:spacing w:after="160" w:line="300" w:lineRule="auto"/>
+        <w:ind w:left="0" w:right="0" w:firstLine="0"/>
         <w:jc w:val="right"/>
       </w:pPr>
       <w:r>
@@ -4122,6 +4325,7 @@
       <w:pPr>
         <w:bidi w:val="1"/>
         <w:spacing w:after="160" w:line="300" w:lineRule="auto"/>
+        <w:ind w:left="0" w:right="0" w:firstLine="0"/>
         <w:jc w:val="right"/>
       </w:pPr>
       <w:r>
@@ -4148,6 +4352,7 @@
       <w:pPr>
         <w:bidi w:val="1"/>
         <w:spacing w:after="160" w:line="300" w:lineRule="auto"/>
+        <w:ind w:left="0" w:right="0" w:firstLine="0"/>
         <w:jc w:val="right"/>
       </w:pPr>
       <w:r>
@@ -4165,6 +4370,7 @@
       <w:pPr>
         <w:bidi w:val="1"/>
         <w:spacing w:after="160" w:line="300" w:lineRule="auto"/>
+        <w:ind w:left="0" w:right="0" w:firstLine="0"/>
         <w:jc w:val="right"/>
       </w:pPr>
       <w:r>
@@ -4191,6 +4397,7 @@
       <w:pPr>
         <w:bidi w:val="1"/>
         <w:spacing w:after="160" w:line="300" w:lineRule="auto"/>
+        <w:ind w:left="0" w:right="0" w:firstLine="0"/>
         <w:jc w:val="right"/>
       </w:pPr>
       <w:r>
@@ -4217,6 +4424,7 @@
       <w:pPr>
         <w:bidi w:val="1"/>
         <w:spacing w:after="160" w:line="300" w:lineRule="auto"/>
+        <w:ind w:left="0" w:right="0" w:firstLine="0"/>
         <w:jc w:val="right"/>
       </w:pPr>
       <w:r>
@@ -4234,6 +4442,7 @@
       <w:pPr>
         <w:bidi w:val="1"/>
         <w:spacing w:after="160" w:line="300" w:lineRule="auto"/>
+        <w:ind w:left="0" w:right="0" w:firstLine="0"/>
         <w:jc w:val="right"/>
       </w:pPr>
       <w:r>
@@ -4260,6 +4469,7 @@
       <w:pPr>
         <w:bidi w:val="1"/>
         <w:spacing w:after="160" w:line="300" w:lineRule="auto"/>
+        <w:ind w:left="0" w:right="0" w:firstLine="0"/>
         <w:jc w:val="right"/>
       </w:pPr>
       <w:r>
@@ -4286,6 +4496,7 @@
       <w:pPr>
         <w:bidi w:val="1"/>
         <w:spacing w:after="160" w:line="300" w:lineRule="auto"/>
+        <w:ind w:left="0" w:right="0" w:firstLine="0"/>
         <w:jc w:val="right"/>
       </w:pPr>
       <w:r>
@@ -4303,6 +4514,7 @@
       <w:pPr>
         <w:bidi w:val="1"/>
         <w:spacing w:after="160" w:line="300" w:lineRule="auto"/>
+        <w:ind w:left="0" w:right="0" w:firstLine="0"/>
         <w:jc w:val="right"/>
       </w:pPr>
       <w:r>
@@ -4322,6 +4534,7 @@
       <w:pPr>
         <w:bidi w:val="1"/>
         <w:spacing w:after="160" w:line="300" w:lineRule="auto"/>
+        <w:ind w:left="0" w:right="0" w:firstLine="0"/>
         <w:jc w:val="right"/>
       </w:pPr>
       <w:r>
@@ -4348,6 +4561,7 @@
       <w:pPr>
         <w:bidi w:val="1"/>
         <w:spacing w:after="160" w:line="300" w:lineRule="auto"/>
+        <w:ind w:left="0" w:right="0" w:firstLine="0"/>
         <w:jc w:val="right"/>
       </w:pPr>
       <w:r>
@@ -4374,6 +4588,7 @@
       <w:pPr>
         <w:bidi w:val="1"/>
         <w:spacing w:after="160" w:line="300" w:lineRule="auto"/>
+        <w:ind w:left="0" w:right="0" w:firstLine="0"/>
         <w:jc w:val="right"/>
       </w:pPr>
       <w:r>
@@ -4402,6 +4617,7 @@
       <w:pPr>
         <w:bidi w:val="1"/>
         <w:spacing w:after="160" w:line="300" w:lineRule="auto"/>
+        <w:ind w:left="0" w:right="0" w:firstLine="0"/>
         <w:jc w:val="right"/>
       </w:pPr>
       <w:r>
@@ -4428,6 +4644,7 @@
       <w:pPr>
         <w:bidi w:val="1"/>
         <w:spacing w:after="160" w:line="300" w:lineRule="auto"/>
+        <w:ind w:left="0" w:right="0" w:firstLine="0"/>
         <w:jc w:val="right"/>
       </w:pPr>
       <w:r>
@@ -4454,6 +4671,7 @@
       <w:pPr>
         <w:bidi w:val="1"/>
         <w:spacing w:after="160" w:line="300" w:lineRule="auto"/>
+        <w:ind w:left="0" w:right="0" w:firstLine="0"/>
         <w:jc w:val="right"/>
       </w:pPr>
       <w:r>
@@ -4482,6 +4700,7 @@
       <w:pPr>
         <w:bidi w:val="1"/>
         <w:spacing w:after="160" w:line="300" w:lineRule="auto"/>
+        <w:ind w:left="0" w:right="0" w:firstLine="0"/>
         <w:jc w:val="right"/>
       </w:pPr>
       <w:r>
@@ -4499,6 +4718,7 @@
       <w:pPr>
         <w:bidi w:val="1"/>
         <w:spacing w:after="160" w:line="300" w:lineRule="auto"/>
+        <w:ind w:left="0" w:right="0" w:firstLine="0"/>
         <w:jc w:val="right"/>
       </w:pPr>
       <w:r>
@@ -4516,6 +4736,7 @@
       <w:pPr>
         <w:bidi w:val="1"/>
         <w:spacing w:after="160" w:line="300" w:lineRule="auto"/>
+        <w:ind w:left="0" w:right="0" w:firstLine="0"/>
         <w:jc w:val="right"/>
       </w:pPr>
       <w:r>
@@ -4542,6 +4763,7 @@
       <w:pPr>
         <w:bidi w:val="1"/>
         <w:spacing w:after="160" w:line="300" w:lineRule="auto"/>
+        <w:ind w:left="0" w:right="0" w:firstLine="0"/>
         <w:jc w:val="right"/>
       </w:pPr>
       <w:r>
@@ -4568,6 +4790,7 @@
       <w:pPr>
         <w:bidi w:val="1"/>
         <w:spacing w:after="160" w:line="300" w:lineRule="auto"/>
+        <w:ind w:left="0" w:right="0" w:firstLine="0"/>
         <w:jc w:val="right"/>
       </w:pPr>
       <w:r>
@@ -4585,6 +4808,7 @@
       <w:pPr>
         <w:bidi w:val="1"/>
         <w:spacing w:after="160" w:line="300" w:lineRule="auto"/>
+        <w:ind w:left="0" w:right="0" w:firstLine="0"/>
         <w:jc w:val="right"/>
       </w:pPr>
       <w:r>
@@ -4602,6 +4826,7 @@
       <w:pPr>
         <w:bidi w:val="1"/>
         <w:spacing w:after="160" w:line="300" w:lineRule="auto"/>
+        <w:ind w:left="0" w:right="0" w:firstLine="0"/>
         <w:jc w:val="right"/>
       </w:pPr>
       <w:r>
@@ -4619,6 +4844,7 @@
       <w:pPr>
         <w:bidi w:val="1"/>
         <w:spacing w:after="160" w:line="300" w:lineRule="auto"/>
+        <w:ind w:left="0" w:right="0" w:firstLine="0"/>
         <w:jc w:val="right"/>
       </w:pPr>
       <w:r>
@@ -4636,6 +4862,7 @@
       <w:pPr>
         <w:bidi w:val="1"/>
         <w:spacing w:after="160" w:line="300" w:lineRule="auto"/>
+        <w:ind w:left="0" w:right="0" w:firstLine="0"/>
         <w:jc w:val="right"/>
       </w:pPr>
       <w:r>
@@ -4653,6 +4880,7 @@
       <w:pPr>
         <w:bidi w:val="1"/>
         <w:spacing w:after="160" w:line="300" w:lineRule="auto"/>
+        <w:ind w:left="0" w:right="0" w:firstLine="0"/>
         <w:jc w:val="right"/>
       </w:pPr>
       <w:r>
@@ -4670,6 +4898,7 @@
       <w:pPr>
         <w:bidi w:val="1"/>
         <w:spacing w:after="160" w:line="300" w:lineRule="auto"/>
+        <w:ind w:left="0" w:right="0" w:firstLine="0"/>
         <w:jc w:val="right"/>
       </w:pPr>
       <w:r>
@@ -4696,6 +4925,7 @@
       <w:pPr>
         <w:bidi w:val="1"/>
         <w:spacing w:after="160" w:line="300" w:lineRule="auto"/>
+        <w:ind w:left="0" w:right="0" w:firstLine="0"/>
         <w:jc w:val="right"/>
       </w:pPr>
       <w:r>
@@ -4722,6 +4952,7 @@
       <w:pPr>
         <w:bidi w:val="1"/>
         <w:spacing w:after="160" w:line="300" w:lineRule="auto"/>
+        <w:ind w:left="0" w:right="0" w:firstLine="0"/>
         <w:jc w:val="right"/>
       </w:pPr>
       <w:r>
@@ -4739,6 +4970,7 @@
       <w:pPr>
         <w:bidi w:val="1"/>
         <w:spacing w:after="160" w:line="300" w:lineRule="auto"/>
+        <w:ind w:left="0" w:right="0" w:firstLine="0"/>
         <w:jc w:val="right"/>
       </w:pPr>
       <w:r>
@@ -4765,6 +4997,7 @@
       <w:pPr>
         <w:bidi w:val="1"/>
         <w:spacing w:after="160" w:line="300" w:lineRule="auto"/>
+        <w:ind w:left="0" w:right="0" w:firstLine="0"/>
         <w:jc w:val="right"/>
       </w:pPr>
       <w:r>
@@ -4791,6 +5024,7 @@
       <w:pPr>
         <w:bidi w:val="1"/>
         <w:spacing w:after="160" w:line="300" w:lineRule="auto"/>
+        <w:ind w:left="0" w:right="0" w:firstLine="0"/>
         <w:jc w:val="right"/>
       </w:pPr>
       <w:r>
@@ -4817,6 +5051,7 @@
       <w:pPr>
         <w:bidi w:val="1"/>
         <w:spacing w:after="160" w:line="300" w:lineRule="auto"/>
+        <w:ind w:left="0" w:right="0" w:firstLine="0"/>
         <w:jc w:val="right"/>
       </w:pPr>
       <w:r>
@@ -4834,6 +5069,7 @@
       <w:pPr>
         <w:bidi w:val="1"/>
         <w:spacing w:after="160" w:line="300" w:lineRule="auto"/>
+        <w:ind w:left="0" w:right="0" w:firstLine="0"/>
         <w:jc w:val="right"/>
       </w:pPr>
       <w:r>
@@ -4851,6 +5087,7 @@
       <w:pPr>
         <w:bidi w:val="1"/>
         <w:spacing w:after="160" w:line="300" w:lineRule="auto"/>
+        <w:ind w:left="0" w:right="0" w:firstLine="0"/>
         <w:jc w:val="right"/>
       </w:pPr>
       <w:r>
@@ -4877,6 +5114,7 @@
       <w:pPr>
         <w:bidi w:val="1"/>
         <w:spacing w:after="160" w:line="300" w:lineRule="auto"/>
+        <w:ind w:left="0" w:right="0" w:firstLine="0"/>
         <w:jc w:val="right"/>
       </w:pPr>
       <w:r>
@@ -4903,6 +5141,7 @@
       <w:pPr>
         <w:bidi w:val="1"/>
         <w:spacing w:after="160" w:line="300" w:lineRule="auto"/>
+        <w:ind w:left="0" w:right="0" w:firstLine="0"/>
         <w:jc w:val="right"/>
       </w:pPr>
       <w:r>
@@ -4920,6 +5159,7 @@
       <w:pPr>
         <w:bidi w:val="1"/>
         <w:spacing w:after="160" w:line="300" w:lineRule="auto"/>
+        <w:ind w:left="0" w:right="0" w:firstLine="0"/>
         <w:jc w:val="right"/>
       </w:pPr>
       <w:r>
@@ -4945,6 +5185,7 @@
       <w:pPr>
         <w:bidi w:val="1"/>
         <w:spacing w:after="160" w:line="300" w:lineRule="auto"/>
+        <w:ind w:left="0" w:right="0" w:firstLine="0"/>
         <w:jc w:val="right"/>
       </w:pPr>
       <w:r>
@@ -4962,6 +5203,7 @@
       <w:pPr>
         <w:bidi w:val="1"/>
         <w:spacing w:after="160" w:line="300" w:lineRule="auto"/>
+        <w:ind w:left="0" w:right="0" w:firstLine="0"/>
         <w:jc w:val="right"/>
       </w:pPr>
       <w:r>
@@ -4981,6 +5223,7 @@
       <w:pPr>
         <w:bidi w:val="1"/>
         <w:spacing w:after="160" w:line="300" w:lineRule="auto"/>
+        <w:ind w:left="0" w:right="0" w:firstLine="0"/>
         <w:jc w:val="right"/>
       </w:pPr>
       <w:r>
@@ -4998,6 +5241,7 @@
       <w:pPr>
         <w:bidi w:val="1"/>
         <w:spacing w:after="160" w:line="300" w:lineRule="auto"/>
+        <w:ind w:left="0" w:right="0" w:firstLine="0"/>
         <w:jc w:val="right"/>
       </w:pPr>
       <w:r>
@@ -5024,6 +5268,7 @@
       <w:pPr>
         <w:bidi w:val="1"/>
         <w:spacing w:after="160" w:line="300" w:lineRule="auto"/>
+        <w:ind w:left="0" w:right="0" w:firstLine="0"/>
         <w:jc w:val="right"/>
       </w:pPr>
       <w:r>
@@ -5050,6 +5295,7 @@
       <w:pPr>
         <w:bidi w:val="1"/>
         <w:spacing w:after="160" w:line="300" w:lineRule="auto"/>
+        <w:ind w:left="0" w:right="0" w:firstLine="0"/>
         <w:jc w:val="right"/>
       </w:pPr>
       <w:r>
@@ -5067,6 +5313,7 @@
       <w:pPr>
         <w:bidi w:val="1"/>
         <w:spacing w:after="160" w:line="300" w:lineRule="auto"/>
+        <w:ind w:left="0" w:right="0" w:firstLine="0"/>
         <w:jc w:val="right"/>
       </w:pPr>
       <w:r>
@@ -5084,6 +5331,7 @@
       <w:pPr>
         <w:bidi w:val="1"/>
         <w:spacing w:after="160" w:line="300" w:lineRule="auto"/>
+        <w:ind w:left="0" w:right="0" w:firstLine="0"/>
         <w:jc w:val="right"/>
       </w:pPr>
       <w:r>
@@ -5101,6 +5349,7 @@
       <w:pPr>
         <w:bidi w:val="1"/>
         <w:spacing w:after="160" w:line="300" w:lineRule="auto"/>
+        <w:ind w:left="0" w:right="0" w:firstLine="0"/>
         <w:jc w:val="right"/>
       </w:pPr>
       <w:r>
@@ -5118,6 +5367,7 @@
       <w:pPr>
         <w:bidi w:val="1"/>
         <w:spacing w:after="160" w:line="300" w:lineRule="auto"/>
+        <w:ind w:left="0" w:right="0" w:firstLine="0"/>
         <w:jc w:val="right"/>
       </w:pPr>
       <w:r>
@@ -5135,6 +5385,7 @@
       <w:pPr>
         <w:bidi w:val="1"/>
         <w:spacing w:after="160" w:line="300" w:lineRule="auto"/>
+        <w:ind w:left="0" w:right="0" w:firstLine="0"/>
         <w:jc w:val="right"/>
       </w:pPr>
       <w:r>
@@ -5161,6 +5412,7 @@
       <w:pPr>
         <w:bidi w:val="1"/>
         <w:spacing w:after="160" w:line="300" w:lineRule="auto"/>
+        <w:ind w:left="0" w:right="0" w:firstLine="0"/>
         <w:jc w:val="right"/>
       </w:pPr>
       <w:r>
@@ -5187,6 +5439,7 @@
       <w:pPr>
         <w:bidi w:val="1"/>
         <w:spacing w:after="160" w:line="300" w:lineRule="auto"/>
+        <w:ind w:left="0" w:right="0" w:firstLine="0"/>
         <w:jc w:val="right"/>
       </w:pPr>
       <w:r>
@@ -5204,6 +5457,7 @@
       <w:pPr>
         <w:bidi w:val="1"/>
         <w:spacing w:after="160" w:line="300" w:lineRule="auto"/>
+        <w:ind w:left="0" w:right="0" w:firstLine="0"/>
         <w:jc w:val="right"/>
       </w:pPr>
       <w:r>
@@ -5221,6 +5475,7 @@
       <w:pPr>
         <w:bidi w:val="1"/>
         <w:spacing w:after="160" w:line="300" w:lineRule="auto"/>
+        <w:ind w:left="0" w:right="0" w:firstLine="0"/>
         <w:jc w:val="right"/>
       </w:pPr>
       <w:r>
@@ -5247,6 +5502,7 @@
       <w:pPr>
         <w:bidi w:val="1"/>
         <w:spacing w:after="160" w:line="300" w:lineRule="auto"/>
+        <w:ind w:left="0" w:right="0" w:firstLine="0"/>
         <w:jc w:val="right"/>
       </w:pPr>
       <w:r>
@@ -5273,6 +5529,7 @@
       <w:pPr>
         <w:bidi w:val="1"/>
         <w:spacing w:after="160" w:line="300" w:lineRule="auto"/>
+        <w:ind w:left="0" w:right="0" w:firstLine="0"/>
         <w:jc w:val="right"/>
       </w:pPr>
       <w:r>
@@ -5290,6 +5547,7 @@
       <w:pPr>
         <w:bidi w:val="1"/>
         <w:spacing w:after="160" w:line="300" w:lineRule="auto"/>
+        <w:ind w:left="0" w:right="0" w:firstLine="0"/>
         <w:jc w:val="right"/>
       </w:pPr>
       <w:r>
@@ -5309,6 +5567,7 @@
       <w:pPr>
         <w:bidi w:val="1"/>
         <w:spacing w:after="160" w:line="300" w:lineRule="auto"/>
+        <w:ind w:left="0" w:right="0" w:firstLine="0"/>
         <w:jc w:val="right"/>
       </w:pPr>
       <w:r>
@@ -5326,6 +5585,7 @@
       <w:pPr>
         <w:bidi w:val="1"/>
         <w:spacing w:after="160" w:line="300" w:lineRule="auto"/>
+        <w:ind w:left="0" w:right="0" w:firstLine="0"/>
         <w:jc w:val="right"/>
       </w:pPr>
       <w:r>
@@ -5343,6 +5603,7 @@
       <w:pPr>
         <w:bidi w:val="1"/>
         <w:spacing w:after="160" w:line="300" w:lineRule="auto"/>
+        <w:ind w:left="0" w:right="0" w:firstLine="0"/>
         <w:jc w:val="right"/>
       </w:pPr>
       <w:r>
@@ -5362,6 +5623,7 @@
       <w:pPr>
         <w:bidi w:val="1"/>
         <w:spacing w:after="160" w:line="300" w:lineRule="auto"/>
+        <w:ind w:left="0" w:right="0" w:firstLine="0"/>
         <w:jc w:val="right"/>
       </w:pPr>
       <w:r>
@@ -5379,6 +5641,7 @@
       <w:pPr>
         <w:bidi w:val="1"/>
         <w:spacing w:after="160" w:line="300" w:lineRule="auto"/>
+        <w:ind w:left="0" w:right="0" w:firstLine="0"/>
         <w:jc w:val="right"/>
       </w:pPr>
       <w:r>
@@ -5396,6 +5659,7 @@
       <w:pPr>
         <w:bidi w:val="1"/>
         <w:spacing w:after="160" w:line="300" w:lineRule="auto"/>
+        <w:ind w:left="0" w:right="0" w:firstLine="0"/>
         <w:jc w:val="right"/>
       </w:pPr>
       <w:r>
@@ -5424,6 +5688,7 @@
       <w:pPr>
         <w:bidi w:val="1"/>
         <w:spacing w:after="160" w:line="300" w:lineRule="auto"/>
+        <w:ind w:left="0" w:right="0" w:firstLine="0"/>
         <w:jc w:val="right"/>
       </w:pPr>
       <w:r>
@@ -5450,6 +5715,7 @@
       <w:pPr>
         <w:bidi w:val="1"/>
         <w:spacing w:after="160" w:line="300" w:lineRule="auto"/>
+        <w:ind w:left="0" w:right="0" w:firstLine="0"/>
         <w:jc w:val="right"/>
       </w:pPr>
       <w:r>
@@ -5467,6 +5733,7 @@
       <w:pPr>
         <w:bidi w:val="1"/>
         <w:spacing w:after="160" w:line="300" w:lineRule="auto"/>
+        <w:ind w:left="0" w:right="0" w:firstLine="0"/>
         <w:jc w:val="right"/>
       </w:pPr>
       <w:r>
@@ -5493,6 +5760,7 @@
       <w:pPr>
         <w:bidi w:val="1"/>
         <w:spacing w:after="160" w:line="300" w:lineRule="auto"/>
+        <w:ind w:left="0" w:right="0" w:firstLine="0"/>
         <w:jc w:val="right"/>
       </w:pPr>
       <w:r>
@@ -5519,6 +5787,7 @@
       <w:pPr>
         <w:bidi w:val="1"/>
         <w:spacing w:after="160" w:line="300" w:lineRule="auto"/>
+        <w:ind w:left="0" w:right="0" w:firstLine="0"/>
         <w:jc w:val="right"/>
       </w:pPr>
       <w:r>
@@ -5536,6 +5805,7 @@
       <w:pPr>
         <w:bidi w:val="1"/>
         <w:spacing w:after="160" w:line="300" w:lineRule="auto"/>
+        <w:ind w:left="0" w:right="0" w:firstLine="0"/>
         <w:jc w:val="right"/>
       </w:pPr>
       <w:r>
@@ -5553,6 +5823,7 @@
       <w:pPr>
         <w:bidi w:val="1"/>
         <w:spacing w:after="160" w:line="300" w:lineRule="auto"/>
+        <w:ind w:left="0" w:right="0" w:firstLine="0"/>
         <w:jc w:val="right"/>
       </w:pPr>
       <w:r>
@@ -5579,6 +5850,7 @@
       <w:pPr>
         <w:bidi w:val="1"/>
         <w:spacing w:after="160" w:line="300" w:lineRule="auto"/>
+        <w:ind w:left="0" w:right="0" w:firstLine="0"/>
         <w:jc w:val="right"/>
       </w:pPr>
       <w:r>
@@ -5607,6 +5879,7 @@
       <w:pPr>
         <w:bidi w:val="1"/>
         <w:spacing w:after="160" w:line="300" w:lineRule="auto"/>
+        <w:ind w:left="0" w:right="0" w:firstLine="0"/>
         <w:jc w:val="right"/>
       </w:pPr>
       <w:r>
@@ -5624,6 +5897,7 @@
       <w:pPr>
         <w:bidi w:val="1"/>
         <w:spacing w:after="160" w:line="300" w:lineRule="auto"/>
+        <w:ind w:left="0" w:right="0" w:firstLine="0"/>
         <w:jc w:val="right"/>
       </w:pPr>
       <w:r>
@@ -5650,6 +5924,7 @@
       <w:pPr>
         <w:bidi w:val="1"/>
         <w:spacing w:after="160" w:line="300" w:lineRule="auto"/>
+        <w:ind w:left="0" w:right="0" w:firstLine="0"/>
         <w:jc w:val="right"/>
       </w:pPr>
       <w:r>
@@ -5676,6 +5951,7 @@
       <w:pPr>
         <w:bidi w:val="1"/>
         <w:spacing w:after="160" w:line="300" w:lineRule="auto"/>
+        <w:ind w:left="0" w:right="0" w:firstLine="0"/>
         <w:jc w:val="right"/>
       </w:pPr>
       <w:r>
@@ -5693,6 +5969,7 @@
       <w:pPr>
         <w:bidi w:val="1"/>
         <w:spacing w:after="160" w:line="300" w:lineRule="auto"/>
+        <w:ind w:left="0" w:right="0" w:firstLine="0"/>
         <w:jc w:val="right"/>
       </w:pPr>
       <w:r>
@@ -5712,6 +5989,7 @@
       <w:pPr>
         <w:bidi w:val="1"/>
         <w:spacing w:after="160" w:line="300" w:lineRule="auto"/>
+        <w:ind w:left="0" w:right="0" w:firstLine="0"/>
         <w:jc w:val="right"/>
       </w:pPr>
       <w:r>
@@ -5729,6 +6007,7 @@
       <w:pPr>
         <w:bidi w:val="1"/>
         <w:spacing w:after="160" w:line="300" w:lineRule="auto"/>
+        <w:ind w:left="0" w:right="0" w:firstLine="0"/>
         <w:jc w:val="right"/>
       </w:pPr>
       <w:r>
@@ -5746,6 +6025,7 @@
       <w:pPr>
         <w:bidi w:val="1"/>
         <w:spacing w:after="160" w:line="300" w:lineRule="auto"/>
+        <w:ind w:left="0" w:right="0" w:firstLine="0"/>
         <w:jc w:val="right"/>
       </w:pPr>
       <w:r>
@@ -5765,6 +6045,7 @@
       <w:pPr>
         <w:bidi w:val="1"/>
         <w:spacing w:after="160" w:line="300" w:lineRule="auto"/>
+        <w:ind w:left="0" w:right="0" w:firstLine="0"/>
         <w:jc w:val="right"/>
       </w:pPr>
       <w:r>
@@ -5782,6 +6063,7 @@
       <w:pPr>
         <w:bidi w:val="1"/>
         <w:spacing w:after="160" w:line="300" w:lineRule="auto"/>
+        <w:ind w:left="0" w:right="0" w:firstLine="0"/>
         <w:jc w:val="right"/>
       </w:pPr>
       <w:r>
@@ -5801,6 +6083,7 @@
       <w:pPr>
         <w:bidi w:val="1"/>
         <w:spacing w:after="160" w:line="300" w:lineRule="auto"/>
+        <w:ind w:left="0" w:right="0" w:firstLine="0"/>
         <w:jc w:val="right"/>
       </w:pPr>
       <w:r>
@@ -5827,6 +6110,7 @@
       <w:pPr>
         <w:bidi w:val="1"/>
         <w:spacing w:after="160" w:line="300" w:lineRule="auto"/>
+        <w:ind w:left="0" w:right="0" w:firstLine="0"/>
         <w:jc w:val="right"/>
       </w:pPr>
       <w:r>
@@ -5853,6 +6137,7 @@
       <w:pPr>
         <w:bidi w:val="1"/>
         <w:spacing w:after="160" w:line="300" w:lineRule="auto"/>
+        <w:ind w:left="0" w:right="0" w:firstLine="0"/>
         <w:jc w:val="right"/>
       </w:pPr>
       <w:r>
@@ -5881,6 +6166,7 @@
       <w:pPr>
         <w:bidi w:val="1"/>
         <w:spacing w:after="160" w:line="300" w:lineRule="auto"/>
+        <w:ind w:left="0" w:right="0" w:firstLine="0"/>
         <w:jc w:val="right"/>
       </w:pPr>
       <w:r>
@@ -5909,6 +6195,7 @@
       <w:pPr>
         <w:bidi w:val="1"/>
         <w:spacing w:after="160" w:line="300" w:lineRule="auto"/>
+        <w:ind w:left="0" w:right="0" w:firstLine="0"/>
         <w:jc w:val="right"/>
       </w:pPr>
       <w:r>
@@ -5926,6 +6213,7 @@
       <w:pPr>
         <w:bidi w:val="1"/>
         <w:spacing w:after="160" w:line="300" w:lineRule="auto"/>
+        <w:ind w:left="0" w:right="0" w:firstLine="0"/>
         <w:jc w:val="right"/>
       </w:pPr>
       <w:r>
@@ -5943,6 +6231,7 @@
       <w:pPr>
         <w:bidi w:val="1"/>
         <w:spacing w:after="160" w:line="300" w:lineRule="auto"/>
+        <w:ind w:left="0" w:right="0" w:firstLine="0"/>
         <w:jc w:val="right"/>
       </w:pPr>
       <w:r>
@@ -5960,6 +6249,7 @@
       <w:pPr>
         <w:bidi w:val="1"/>
         <w:spacing w:after="160" w:line="300" w:lineRule="auto"/>
+        <w:ind w:left="0" w:right="0" w:firstLine="0"/>
         <w:jc w:val="right"/>
       </w:pPr>
       <w:r>
@@ -5986,6 +6276,7 @@
       <w:pPr>
         <w:bidi w:val="1"/>
         <w:spacing w:after="160" w:line="300" w:lineRule="auto"/>
+        <w:ind w:left="0" w:right="0" w:firstLine="0"/>
         <w:jc w:val="right"/>
       </w:pPr>
       <w:r>
@@ -6012,6 +6303,7 @@
       <w:pPr>
         <w:bidi w:val="1"/>
         <w:spacing w:after="160" w:line="300" w:lineRule="auto"/>
+        <w:ind w:left="0" w:right="0" w:firstLine="0"/>
         <w:jc w:val="right"/>
       </w:pPr>
       <w:r>
@@ -6038,6 +6330,7 @@
       <w:pPr>
         <w:bidi w:val="1"/>
         <w:spacing w:after="160" w:line="300" w:lineRule="auto"/>
+        <w:ind w:left="0" w:right="0" w:firstLine="0"/>
         <w:jc w:val="right"/>
       </w:pPr>
       <w:r>
@@ -6064,6 +6357,7 @@
       <w:pPr>
         <w:bidi w:val="1"/>
         <w:spacing w:after="160" w:line="300" w:lineRule="auto"/>
+        <w:ind w:left="0" w:right="0" w:firstLine="0"/>
         <w:jc w:val="right"/>
       </w:pPr>
       <w:r>
@@ -6090,6 +6384,7 @@
       <w:pPr>
         <w:bidi w:val="1"/>
         <w:spacing w:after="160" w:line="300" w:lineRule="auto"/>
+        <w:ind w:left="0" w:right="0" w:firstLine="0"/>
         <w:jc w:val="right"/>
       </w:pPr>
       <w:r>
@@ -6109,6 +6404,7 @@
       <w:pPr>
         <w:bidi w:val="1"/>
         <w:spacing w:after="160" w:line="300" w:lineRule="auto"/>
+        <w:ind w:left="0" w:right="0" w:firstLine="0"/>
         <w:jc w:val="right"/>
       </w:pPr>
       <w:r>
@@ -6126,6 +6422,7 @@
       <w:pPr>
         <w:bidi w:val="1"/>
         <w:spacing w:after="160" w:line="300" w:lineRule="auto"/>
+        <w:ind w:left="0" w:right="0" w:firstLine="0"/>
         <w:jc w:val="right"/>
       </w:pPr>
       <w:r>
@@ -6143,6 +6440,7 @@
       <w:pPr>
         <w:bidi w:val="1"/>
         <w:spacing w:after="160" w:line="300" w:lineRule="auto"/>
+        <w:ind w:left="0" w:right="0" w:firstLine="0"/>
         <w:jc w:val="right"/>
       </w:pPr>
       <w:r>
@@ -6160,6 +6458,7 @@
       <w:pPr>
         <w:bidi w:val="1"/>
         <w:spacing w:after="160" w:line="300" w:lineRule="auto"/>
+        <w:ind w:left="0" w:right="0" w:firstLine="0"/>
         <w:jc w:val="right"/>
       </w:pPr>
       <w:r>
@@ -6177,6 +6476,7 @@
       <w:pPr>
         <w:bidi w:val="1"/>
         <w:spacing w:after="160" w:line="300" w:lineRule="auto"/>
+        <w:ind w:left="0" w:right="0" w:firstLine="0"/>
         <w:jc w:val="right"/>
       </w:pPr>
       <w:r>
@@ -6196,6 +6496,7 @@
       <w:pPr>
         <w:bidi w:val="1"/>
         <w:spacing w:after="160" w:line="300" w:lineRule="auto"/>
+        <w:ind w:left="0" w:right="0" w:firstLine="0"/>
         <w:jc w:val="right"/>
       </w:pPr>
       <w:r>
@@ -6226,6 +6527,7 @@
       <w:pPr>
         <w:bidi w:val="1"/>
         <w:spacing w:after="160" w:line="300" w:lineRule="auto"/>
+        <w:ind w:left="0" w:right="0" w:firstLine="0"/>
         <w:jc w:val="right"/>
       </w:pPr>
       <w:r>
@@ -6252,6 +6554,7 @@
       <w:pPr>
         <w:bidi w:val="1"/>
         <w:spacing w:after="160" w:line="300" w:lineRule="auto"/>
+        <w:ind w:left="0" w:right="0" w:firstLine="0"/>
         <w:jc w:val="right"/>
       </w:pPr>
       <w:r>
@@ -6269,6 +6572,7 @@
       <w:pPr>
         <w:bidi w:val="1"/>
         <w:spacing w:after="160" w:line="300" w:lineRule="auto"/>
+        <w:ind w:left="0" w:right="0" w:firstLine="0"/>
         <w:jc w:val="right"/>
       </w:pPr>
       <w:r>
@@ -6295,6 +6599,7 @@
       <w:pPr>
         <w:bidi w:val="1"/>
         <w:spacing w:after="160" w:line="300" w:lineRule="auto"/>
+        <w:ind w:left="0" w:right="0" w:firstLine="0"/>
         <w:jc w:val="right"/>
       </w:pPr>
       <w:r>
@@ -6321,6 +6626,7 @@
       <w:pPr>
         <w:bidi w:val="1"/>
         <w:spacing w:after="160" w:line="300" w:lineRule="auto"/>
+        <w:ind w:left="0" w:right="0" w:firstLine="0"/>
         <w:jc w:val="right"/>
       </w:pPr>
       <w:r>
@@ -6347,6 +6653,7 @@
       <w:pPr>
         <w:bidi w:val="1"/>
         <w:spacing w:after="160" w:line="300" w:lineRule="auto"/>
+        <w:ind w:left="0" w:right="0" w:firstLine="0"/>
         <w:jc w:val="right"/>
       </w:pPr>
       <w:r>
@@ -6364,6 +6671,7 @@
       <w:pPr>
         <w:bidi w:val="1"/>
         <w:spacing w:after="160" w:line="300" w:lineRule="auto"/>
+        <w:ind w:left="0" w:right="0" w:firstLine="0"/>
         <w:jc w:val="right"/>
       </w:pPr>
       <w:r>
@@ -6381,6 +6689,7 @@
       <w:pPr>
         <w:bidi w:val="1"/>
         <w:spacing w:after="160" w:line="300" w:lineRule="auto"/>
+        <w:ind w:left="0" w:right="0" w:firstLine="0"/>
         <w:jc w:val="right"/>
       </w:pPr>
       <w:r>
@@ -6402,6 +6711,7 @@
       <w:pPr>
         <w:bidi w:val="1"/>
         <w:spacing w:after="160" w:line="300" w:lineRule="auto"/>
+        <w:ind w:left="0" w:right="0" w:firstLine="0"/>
         <w:jc w:val="right"/>
       </w:pPr>
       <w:r>
@@ -6423,6 +6733,7 @@
       <w:pPr>
         <w:bidi w:val="1"/>
         <w:spacing w:after="160" w:line="300" w:lineRule="auto"/>
+        <w:ind w:left="0" w:right="0" w:firstLine="0"/>
         <w:jc w:val="right"/>
       </w:pPr>
       <w:r>
@@ -6451,6 +6762,7 @@
       <w:pPr>
         <w:bidi w:val="1"/>
         <w:spacing w:after="160" w:line="300" w:lineRule="auto"/>
+        <w:ind w:left="0" w:right="0" w:firstLine="0"/>
         <w:jc w:val="right"/>
       </w:pPr>
       <w:r>
@@ -6477,6 +6789,7 @@
       <w:pPr>
         <w:bidi w:val="1"/>
         <w:spacing w:after="160" w:line="300" w:lineRule="auto"/>
+        <w:ind w:left="0" w:right="0" w:firstLine="0"/>
         <w:jc w:val="right"/>
       </w:pPr>
       <w:r>
@@ -6503,6 +6816,7 @@
       <w:pPr>
         <w:bidi w:val="1"/>
         <w:spacing w:after="160" w:line="300" w:lineRule="auto"/>
+        <w:ind w:left="0" w:right="0" w:firstLine="0"/>
         <w:jc w:val="right"/>
       </w:pPr>
       <w:r>
@@ -6533,6 +6847,7 @@
       <w:pPr>
         <w:bidi w:val="1"/>
         <w:spacing w:after="160" w:line="300" w:lineRule="auto"/>
+        <w:ind w:left="0" w:right="0" w:firstLine="0"/>
         <w:jc w:val="right"/>
       </w:pPr>
       <w:r>
@@ -6550,6 +6865,7 @@
       <w:pPr>
         <w:bidi w:val="1"/>
         <w:spacing w:after="160" w:line="300" w:lineRule="auto"/>
+        <w:ind w:left="0" w:right="0" w:firstLine="0"/>
         <w:jc w:val="right"/>
       </w:pPr>
       <w:r>
@@ -6571,6 +6887,7 @@
       <w:pPr>
         <w:bidi w:val="1"/>
         <w:spacing w:after="160" w:line="300" w:lineRule="auto"/>
+        <w:ind w:left="0" w:right="0" w:firstLine="0"/>
         <w:jc w:val="right"/>
       </w:pPr>
       <w:r>
@@ -6597,6 +6914,7 @@
       <w:pPr>
         <w:bidi w:val="1"/>
         <w:spacing w:after="160" w:line="300" w:lineRule="auto"/>
+        <w:ind w:left="0" w:right="0" w:firstLine="0"/>
         <w:jc w:val="right"/>
       </w:pPr>
       <w:r>
@@ -6623,6 +6941,7 @@
       <w:pPr>
         <w:bidi w:val="1"/>
         <w:spacing w:after="160" w:line="300" w:lineRule="auto"/>
+        <w:ind w:left="0" w:right="0" w:firstLine="0"/>
         <w:jc w:val="right"/>
       </w:pPr>
       <w:r>
@@ -6640,6 +6959,7 @@
       <w:pPr>
         <w:bidi w:val="1"/>
         <w:spacing w:after="160" w:line="300" w:lineRule="auto"/>
+        <w:ind w:left="0" w:right="0" w:firstLine="0"/>
         <w:jc w:val="right"/>
       </w:pPr>
       <w:r>
@@ -6657,6 +6977,7 @@
       <w:pPr>
         <w:bidi w:val="1"/>
         <w:spacing w:after="160" w:line="300" w:lineRule="auto"/>
+        <w:ind w:left="0" w:right="0" w:firstLine="0"/>
         <w:jc w:val="right"/>
       </w:pPr>
       <w:r>
@@ -6683,6 +7004,7 @@
       <w:pPr>
         <w:bidi w:val="1"/>
         <w:spacing w:after="160" w:line="300" w:lineRule="auto"/>
+        <w:ind w:left="0" w:right="0" w:firstLine="0"/>
         <w:jc w:val="right"/>
       </w:pPr>
       <w:r>
@@ -6709,6 +7031,7 @@
       <w:pPr>
         <w:bidi w:val="1"/>
         <w:spacing w:after="160" w:line="300" w:lineRule="auto"/>
+        <w:ind w:left="0" w:right="0" w:firstLine="0"/>
         <w:jc w:val="right"/>
       </w:pPr>
       <w:r>
@@ -6735,6 +7058,7 @@
       <w:pPr>
         <w:bidi w:val="1"/>
         <w:spacing w:after="160" w:line="300" w:lineRule="auto"/>
+        <w:ind w:left="0" w:right="0" w:firstLine="0"/>
         <w:jc w:val="right"/>
       </w:pPr>
       <w:r>
@@ -6752,6 +7076,7 @@
       <w:pPr>
         <w:bidi w:val="1"/>
         <w:spacing w:after="160" w:line="300" w:lineRule="auto"/>
+        <w:ind w:left="0" w:right="0" w:firstLine="0"/>
         <w:jc w:val="right"/>
       </w:pPr>
       <w:r>
@@ -6769,6 +7094,7 @@
       <w:pPr>
         <w:bidi w:val="1"/>
         <w:spacing w:after="160" w:line="300" w:lineRule="auto"/>
+        <w:ind w:left="0" w:right="0" w:firstLine="0"/>
         <w:jc w:val="right"/>
       </w:pPr>
       <w:r>
@@ -6790,6 +7116,7 @@
       <w:pPr>
         <w:bidi w:val="1"/>
         <w:spacing w:after="160" w:line="300" w:lineRule="auto"/>
+        <w:ind w:left="0" w:right="0" w:firstLine="0"/>
         <w:jc w:val="right"/>
       </w:pPr>
       <w:r>
@@ -6811,6 +7138,7 @@
       <w:pPr>
         <w:bidi w:val="1"/>
         <w:spacing w:after="160" w:line="300" w:lineRule="auto"/>
+        <w:ind w:left="0" w:right="0" w:firstLine="0"/>
         <w:jc w:val="right"/>
       </w:pPr>
       <w:r>
@@ -6828,6 +7156,7 @@
       <w:pPr>
         <w:bidi w:val="1"/>
         <w:spacing w:after="160" w:line="300" w:lineRule="auto"/>
+        <w:ind w:left="0" w:right="0" w:firstLine="0"/>
         <w:jc w:val="right"/>
       </w:pPr>
       <w:r>
@@ -6847,6 +7176,7 @@
       <w:pPr>
         <w:bidi w:val="1"/>
         <w:spacing w:after="160" w:line="300" w:lineRule="auto"/>
+        <w:ind w:left="0" w:right="0" w:firstLine="0"/>
         <w:jc w:val="right"/>
       </w:pPr>
       <w:r>
@@ -6875,6 +7205,7 @@
       <w:pPr>
         <w:bidi w:val="1"/>
         <w:spacing w:after="160" w:line="300" w:lineRule="auto"/>
+        <w:ind w:left="0" w:right="0" w:firstLine="0"/>
         <w:jc w:val="right"/>
       </w:pPr>
       <w:r>
@@ -6905,6 +7236,7 @@
       <w:pPr>
         <w:bidi w:val="1"/>
         <w:spacing w:after="160" w:line="300" w:lineRule="auto"/>
+        <w:ind w:left="0" w:right="0" w:firstLine="0"/>
         <w:jc w:val="right"/>
       </w:pPr>
       <w:r>
@@ -6931,6 +7263,7 @@
       <w:pPr>
         <w:bidi w:val="1"/>
         <w:spacing w:after="160" w:line="300" w:lineRule="auto"/>
+        <w:ind w:left="0" w:right="0" w:firstLine="0"/>
         <w:jc w:val="right"/>
       </w:pPr>
       <w:r>
@@ -6957,6 +7290,7 @@
       <w:pPr>
         <w:bidi w:val="1"/>
         <w:spacing w:after="160" w:line="300" w:lineRule="auto"/>
+        <w:ind w:left="0" w:right="0" w:firstLine="0"/>
         <w:jc w:val="right"/>
       </w:pPr>
       <w:r>
@@ -6974,6 +7308,7 @@
       <w:pPr>
         <w:bidi w:val="1"/>
         <w:spacing w:after="160" w:line="300" w:lineRule="auto"/>
+        <w:ind w:left="0" w:right="0" w:firstLine="0"/>
         <w:jc w:val="right"/>
       </w:pPr>
       <w:r>
@@ -6991,6 +7326,7 @@
       <w:pPr>
         <w:bidi w:val="1"/>
         <w:spacing w:after="160" w:line="300" w:lineRule="auto"/>
+        <w:ind w:left="0" w:right="0" w:firstLine="0"/>
         <w:jc w:val="right"/>
       </w:pPr>
       <w:r>
@@ -7017,6 +7353,7 @@
       <w:pPr>
         <w:bidi w:val="1"/>
         <w:spacing w:after="160" w:line="300" w:lineRule="auto"/>
+        <w:ind w:left="0" w:right="0" w:firstLine="0"/>
         <w:jc w:val="right"/>
       </w:pPr>
       <w:r>
@@ -7043,6 +7380,7 @@
       <w:pPr>
         <w:bidi w:val="1"/>
         <w:spacing w:after="160" w:line="300" w:lineRule="auto"/>
+        <w:ind w:left="0" w:right="0" w:firstLine="0"/>
         <w:jc w:val="right"/>
       </w:pPr>
       <w:r>
@@ -7069,6 +7407,7 @@
       <w:pPr>
         <w:bidi w:val="1"/>
         <w:spacing w:after="160" w:line="300" w:lineRule="auto"/>
+        <w:ind w:left="0" w:right="0" w:firstLine="0"/>
         <w:jc w:val="right"/>
       </w:pPr>
       <w:r>
@@ -7095,6 +7434,7 @@
       <w:pPr>
         <w:bidi w:val="1"/>
         <w:spacing w:after="160" w:line="300" w:lineRule="auto"/>
+        <w:ind w:left="0" w:right="0" w:firstLine="0"/>
         <w:jc w:val="right"/>
       </w:pPr>
       <w:r>
@@ -7121,6 +7461,7 @@
       <w:pPr>
         <w:bidi w:val="1"/>
         <w:spacing w:after="160" w:line="300" w:lineRule="auto"/>
+        <w:ind w:left="0" w:right="0" w:firstLine="0"/>
         <w:jc w:val="right"/>
       </w:pPr>
       <w:r>
@@ -7147,6 +7488,7 @@
       <w:pPr>
         <w:bidi w:val="1"/>
         <w:spacing w:after="160" w:line="300" w:lineRule="auto"/>
+        <w:ind w:left="0" w:right="0" w:firstLine="0"/>
         <w:jc w:val="right"/>
       </w:pPr>
       <w:r>
@@ -7173,6 +7515,7 @@
       <w:pPr>
         <w:bidi w:val="1"/>
         <w:spacing w:after="160" w:line="300" w:lineRule="auto"/>
+        <w:ind w:left="0" w:right="0" w:firstLine="0"/>
         <w:jc w:val="right"/>
       </w:pPr>
       <w:r>
@@ -7190,6 +7533,7 @@
       <w:pPr>
         <w:bidi w:val="1"/>
         <w:spacing w:after="160" w:line="300" w:lineRule="auto"/>
+        <w:ind w:left="0" w:right="0" w:firstLine="0"/>
         <w:jc w:val="right"/>
       </w:pPr>
       <w:r>
@@ -7207,6 +7551,7 @@
       <w:pPr>
         <w:bidi w:val="1"/>
         <w:spacing w:after="160" w:line="300" w:lineRule="auto"/>
+        <w:ind w:left="0" w:right="0" w:firstLine="0"/>
         <w:jc w:val="right"/>
       </w:pPr>
       <w:r>
@@ -7233,6 +7578,7 @@
       <w:pPr>
         <w:bidi w:val="1"/>
         <w:spacing w:after="160" w:line="300" w:lineRule="auto"/>
+        <w:ind w:left="0" w:right="0" w:firstLine="0"/>
         <w:jc w:val="right"/>
       </w:pPr>
       <w:r>
@@ -7259,6 +7605,7 @@
       <w:pPr>
         <w:bidi w:val="1"/>
         <w:spacing w:after="160" w:line="300" w:lineRule="auto"/>
+        <w:ind w:left="0" w:right="0" w:firstLine="0"/>
         <w:jc w:val="right"/>
       </w:pPr>
       <w:r>
@@ -7285,6 +7632,7 @@
       <w:pPr>
         <w:bidi w:val="1"/>
         <w:spacing w:after="160" w:line="300" w:lineRule="auto"/>
+        <w:ind w:left="0" w:right="0" w:firstLine="0"/>
         <w:jc w:val="right"/>
       </w:pPr>
       <w:r>
@@ -7311,6 +7659,7 @@
       <w:pPr>
         <w:bidi w:val="1"/>
         <w:spacing w:after="160" w:line="300" w:lineRule="auto"/>
+        <w:ind w:left="0" w:right="0" w:firstLine="0"/>
         <w:jc w:val="right"/>
       </w:pPr>
       <w:r>
@@ -7328,6 +7677,7 @@
       <w:pPr>
         <w:bidi w:val="1"/>
         <w:spacing w:after="160" w:line="300" w:lineRule="auto"/>
+        <w:ind w:left="0" w:right="0" w:firstLine="0"/>
         <w:jc w:val="right"/>
       </w:pPr>
       <w:r>
@@ -7354,6 +7704,7 @@
       <w:pPr>
         <w:bidi w:val="1"/>
         <w:spacing w:after="160" w:line="300" w:lineRule="auto"/>
+        <w:ind w:left="0" w:right="0" w:firstLine="0"/>
         <w:jc w:val="right"/>
       </w:pPr>
       <w:r>
@@ -7380,6 +7731,7 @@
       <w:pPr>
         <w:bidi w:val="1"/>
         <w:spacing w:after="160" w:line="300" w:lineRule="auto"/>
+        <w:ind w:left="0" w:right="0" w:firstLine="0"/>
         <w:jc w:val="right"/>
       </w:pPr>
       <w:r>
@@ -7406,6 +7758,7 @@
       <w:pPr>
         <w:bidi w:val="1"/>
         <w:spacing w:after="160" w:line="300" w:lineRule="auto"/>
+        <w:ind w:left="0" w:right="0" w:firstLine="0"/>
         <w:jc w:val="right"/>
       </w:pPr>
       <w:r>
@@ -7432,6 +7785,7 @@
       <w:pPr>
         <w:bidi w:val="1"/>
         <w:spacing w:after="160" w:line="300" w:lineRule="auto"/>
+        <w:ind w:left="0" w:right="0" w:firstLine="0"/>
         <w:jc w:val="right"/>
       </w:pPr>
       <w:r>
@@ -7449,6 +7803,7 @@
       <w:pPr>
         <w:bidi w:val="1"/>
         <w:spacing w:after="160" w:line="300" w:lineRule="auto"/>
+        <w:ind w:left="0" w:right="0" w:firstLine="0"/>
         <w:jc w:val="right"/>
       </w:pPr>
       <w:r>
@@ -7475,6 +7830,7 @@
       <w:pPr>
         <w:bidi w:val="1"/>
         <w:spacing w:after="160" w:line="300" w:lineRule="auto"/>
+        <w:ind w:left="0" w:right="0" w:firstLine="0"/>
         <w:jc w:val="right"/>
       </w:pPr>
       <w:r>
@@ -7501,6 +7857,7 @@
       <w:pPr>
         <w:bidi w:val="1"/>
         <w:spacing w:after="160" w:line="300" w:lineRule="auto"/>
+        <w:ind w:left="0" w:right="0" w:firstLine="0"/>
         <w:jc w:val="right"/>
       </w:pPr>
       <w:r>
@@ -7527,6 +7884,7 @@
       <w:pPr>
         <w:bidi w:val="1"/>
         <w:spacing w:after="160" w:line="300" w:lineRule="auto"/>
+        <w:ind w:left="0" w:right="0" w:firstLine="0"/>
         <w:jc w:val="right"/>
       </w:pPr>
       <w:r>
@@ -7553,6 +7911,7 @@
       <w:pPr>
         <w:bidi w:val="1"/>
         <w:spacing w:after="160" w:line="300" w:lineRule="auto"/>
+        <w:ind w:left="0" w:right="0" w:firstLine="0"/>
         <w:jc w:val="right"/>
       </w:pPr>
       <w:r>
@@ -7570,6 +7929,7 @@
       <w:pPr>
         <w:bidi w:val="1"/>
         <w:spacing w:after="160" w:line="300" w:lineRule="auto"/>
+        <w:ind w:left="0" w:right="0" w:firstLine="0"/>
         <w:jc w:val="right"/>
       </w:pPr>
       <w:r>
@@ -7587,6 +7947,7 @@
       <w:pPr>
         <w:bidi w:val="1"/>
         <w:spacing w:after="160" w:line="300" w:lineRule="auto"/>
+        <w:ind w:left="0" w:right="0" w:firstLine="0"/>
         <w:jc w:val="right"/>
       </w:pPr>
       <w:r>
@@ -7604,6 +7965,7 @@
       <w:pPr>
         <w:bidi w:val="1"/>
         <w:spacing w:after="160" w:line="300" w:lineRule="auto"/>
+        <w:ind w:left="0" w:right="0" w:firstLine="0"/>
         <w:jc w:val="right"/>
       </w:pPr>
       <w:r>
@@ -7621,6 +7983,7 @@
       <w:pPr>
         <w:bidi w:val="1"/>
         <w:spacing w:after="160" w:line="300" w:lineRule="auto"/>
+        <w:ind w:left="0" w:right="0" w:firstLine="0"/>
         <w:jc w:val="right"/>
       </w:pPr>
       <w:r>
@@ -7638,6 +8001,7 @@
       <w:pPr>
         <w:bidi w:val="1"/>
         <w:spacing w:after="160" w:line="300" w:lineRule="auto"/>
+        <w:ind w:left="0" w:right="0" w:firstLine="0"/>
         <w:jc w:val="right"/>
       </w:pPr>
       <w:r>
@@ -7655,6 +8019,7 @@
       <w:pPr>
         <w:bidi w:val="1"/>
         <w:spacing w:after="160" w:line="300" w:lineRule="auto"/>
+        <w:ind w:left="0" w:right="0" w:firstLine="0"/>
         <w:jc w:val="right"/>
       </w:pPr>
       <w:r>
@@ -7672,6 +8037,7 @@
       <w:pPr>
         <w:bidi w:val="1"/>
         <w:spacing w:after="160" w:line="300" w:lineRule="auto"/>
+        <w:ind w:left="0" w:right="0" w:firstLine="0"/>
         <w:jc w:val="right"/>
       </w:pPr>
       <w:r>
@@ -7698,6 +8064,7 @@
       <w:pPr>
         <w:bidi w:val="1"/>
         <w:spacing w:after="160" w:line="300" w:lineRule="auto"/>
+        <w:ind w:left="0" w:right="0" w:firstLine="0"/>
         <w:jc w:val="right"/>
       </w:pPr>
       <w:r>
@@ -7724,6 +8091,7 @@
       <w:pPr>
         <w:bidi w:val="1"/>
         <w:spacing w:after="160" w:line="300" w:lineRule="auto"/>
+        <w:ind w:left="0" w:right="0" w:firstLine="0"/>
         <w:jc w:val="right"/>
       </w:pPr>
       <w:r>
@@ -7741,6 +8109,7 @@
       <w:pPr>
         <w:bidi w:val="1"/>
         <w:spacing w:after="160" w:line="300" w:lineRule="auto"/>
+        <w:ind w:left="0" w:right="0" w:firstLine="0"/>
         <w:jc w:val="right"/>
       </w:pPr>
       <w:r>
@@ -7767,6 +8136,7 @@
       <w:pPr>
         <w:bidi w:val="1"/>
         <w:spacing w:after="160" w:line="300" w:lineRule="auto"/>
+        <w:ind w:left="0" w:right="0" w:firstLine="0"/>
         <w:jc w:val="right"/>
       </w:pPr>
       <w:r>
@@ -7799,6 +8169,7 @@
       <w:pPr>
         <w:bidi w:val="1"/>
         <w:spacing w:after="160" w:line="300" w:lineRule="auto"/>
+        <w:ind w:left="0" w:right="0" w:firstLine="0"/>
         <w:jc w:val="right"/>
       </w:pPr>
       <w:r>
@@ -7827,6 +8198,7 @@
       <w:pPr>
         <w:bidi w:val="1"/>
         <w:spacing w:after="160" w:line="300" w:lineRule="auto"/>
+        <w:ind w:left="0" w:right="0" w:firstLine="0"/>
         <w:jc w:val="right"/>
       </w:pPr>
       <w:r>
@@ -7846,6 +8218,7 @@
       <w:pPr>
         <w:bidi w:val="1"/>
         <w:spacing w:after="160" w:line="300" w:lineRule="auto"/>
+        <w:ind w:left="0" w:right="0" w:firstLine="0"/>
         <w:jc w:val="right"/>
       </w:pPr>
       <w:r>
@@ -7867,6 +8240,7 @@
       <w:pPr>
         <w:bidi w:val="1"/>
         <w:spacing w:after="160" w:line="300" w:lineRule="auto"/>
+        <w:ind w:left="0" w:right="0" w:firstLine="0"/>
         <w:jc w:val="right"/>
       </w:pPr>
       <w:r>
@@ -7895,6 +8269,7 @@
       <w:pPr>
         <w:bidi w:val="1"/>
         <w:spacing w:after="160" w:line="300" w:lineRule="auto"/>
+        <w:ind w:left="0" w:right="0" w:firstLine="0"/>
         <w:jc w:val="right"/>
       </w:pPr>
       <w:r>
@@ -7921,6 +8296,7 @@
       <w:pPr>
         <w:bidi w:val="1"/>
         <w:spacing w:after="160" w:line="300" w:lineRule="auto"/>
+        <w:ind w:left="0" w:right="0" w:firstLine="0"/>
         <w:jc w:val="right"/>
       </w:pPr>
       <w:r>
@@ -7938,6 +8314,7 @@
       <w:pPr>
         <w:bidi w:val="1"/>
         <w:spacing w:after="160" w:line="300" w:lineRule="auto"/>
+        <w:ind w:left="0" w:right="0" w:firstLine="0"/>
         <w:jc w:val="right"/>
       </w:pPr>
       <w:r>
@@ -7964,6 +8341,7 @@
       <w:pPr>
         <w:bidi w:val="1"/>
         <w:spacing w:after="160" w:line="300" w:lineRule="auto"/>
+        <w:ind w:left="0" w:right="0" w:firstLine="0"/>
         <w:jc w:val="right"/>
       </w:pPr>
       <w:r>
@@ -7990,6 +8368,7 @@
       <w:pPr>
         <w:bidi w:val="1"/>
         <w:spacing w:after="160" w:line="300" w:lineRule="auto"/>
+        <w:ind w:left="0" w:right="0" w:firstLine="0"/>
         <w:jc w:val="right"/>
       </w:pPr>
       <w:r>
@@ -8016,6 +8395,7 @@
       <w:pPr>
         <w:bidi w:val="1"/>
         <w:spacing w:after="160" w:line="300" w:lineRule="auto"/>
+        <w:ind w:left="0" w:right="0" w:firstLine="0"/>
         <w:jc w:val="right"/>
       </w:pPr>
       <w:r>
@@ -8052,6 +8432,7 @@
       <w:pPr>
         <w:bidi w:val="1"/>
         <w:spacing w:after="160" w:line="300" w:lineRule="auto"/>
+        <w:ind w:left="0" w:right="0" w:firstLine="0"/>
         <w:jc w:val="right"/>
       </w:pPr>
       <w:r>
@@ -8078,6 +8459,7 @@
       <w:pPr>
         <w:bidi w:val="1"/>
         <w:spacing w:after="160" w:line="300" w:lineRule="auto"/>
+        <w:ind w:left="0" w:right="0" w:firstLine="0"/>
         <w:jc w:val="right"/>
       </w:pPr>
       <w:r>
@@ -8106,6 +8488,7 @@
       <w:pPr>
         <w:bidi w:val="1"/>
         <w:spacing w:after="160" w:line="300" w:lineRule="auto"/>
+        <w:ind w:left="0" w:right="0" w:firstLine="0"/>
         <w:jc w:val="right"/>
       </w:pPr>
       <w:r>
@@ -8132,6 +8515,7 @@
       <w:pPr>
         <w:bidi w:val="1"/>
         <w:spacing w:after="160" w:line="300" w:lineRule="auto"/>
+        <w:ind w:left="0" w:right="0" w:firstLine="0"/>
         <w:jc w:val="right"/>
       </w:pPr>
       <w:r>
@@ -8149,6 +8533,7 @@
       <w:pPr>
         <w:bidi w:val="1"/>
         <w:spacing w:after="160" w:line="300" w:lineRule="auto"/>
+        <w:ind w:left="0" w:right="0" w:firstLine="0"/>
         <w:jc w:val="right"/>
       </w:pPr>
       <w:r>
@@ -8166,6 +8551,7 @@
       <w:pPr>
         <w:bidi w:val="1"/>
         <w:spacing w:after="160" w:line="300" w:lineRule="auto"/>
+        <w:ind w:left="0" w:right="0" w:firstLine="0"/>
         <w:jc w:val="right"/>
       </w:pPr>
       <w:r>
@@ -8183,6 +8569,7 @@
       <w:pPr>
         <w:bidi w:val="1"/>
         <w:spacing w:after="160" w:line="300" w:lineRule="auto"/>
+        <w:ind w:left="0" w:right="0" w:firstLine="0"/>
         <w:jc w:val="right"/>
       </w:pPr>
       <w:r>
@@ -8209,6 +8596,7 @@
       <w:pPr>
         <w:bidi w:val="1"/>
         <w:spacing w:after="160" w:line="300" w:lineRule="auto"/>
+        <w:ind w:left="0" w:right="0" w:firstLine="0"/>
         <w:jc w:val="right"/>
       </w:pPr>
       <w:r>
@@ -8235,6 +8623,7 @@
       <w:pPr>
         <w:bidi w:val="1"/>
         <w:spacing w:after="160" w:line="300" w:lineRule="auto"/>
+        <w:ind w:left="0" w:right="0" w:firstLine="0"/>
         <w:jc w:val="right"/>
       </w:pPr>
       <w:r>
@@ -8261,6 +8650,7 @@
       <w:pPr>
         <w:bidi w:val="1"/>
         <w:spacing w:after="160" w:line="300" w:lineRule="auto"/>
+        <w:ind w:left="0" w:right="0" w:firstLine="0"/>
         <w:jc w:val="right"/>
       </w:pPr>
       <w:r>
@@ -8287,6 +8677,7 @@
       <w:pPr>
         <w:bidi w:val="1"/>
         <w:spacing w:after="160" w:line="300" w:lineRule="auto"/>
+        <w:ind w:left="0" w:right="0" w:firstLine="0"/>
         <w:jc w:val="right"/>
       </w:pPr>
       <w:r>
@@ -8313,6 +8704,7 @@
       <w:pPr>
         <w:bidi w:val="1"/>
         <w:spacing w:after="160" w:line="300" w:lineRule="auto"/>
+        <w:ind w:left="0" w:right="0" w:firstLine="0"/>
         <w:jc w:val="right"/>
       </w:pPr>
       <w:r>
@@ -8343,6 +8735,7 @@
       <w:pPr>
         <w:bidi w:val="1"/>
         <w:spacing w:after="160" w:line="300" w:lineRule="auto"/>
+        <w:ind w:left="0" w:right="0" w:firstLine="0"/>
         <w:jc w:val="right"/>
       </w:pPr>
       <w:r>
@@ -8369,6 +8762,7 @@
       <w:pPr>
         <w:bidi w:val="1"/>
         <w:spacing w:after="160" w:line="300" w:lineRule="auto"/>
+        <w:ind w:left="0" w:right="0" w:firstLine="0"/>
         <w:jc w:val="right"/>
       </w:pPr>
       <w:r>
@@ -8386,6 +8780,7 @@
       <w:pPr>
         <w:bidi w:val="1"/>
         <w:spacing w:after="160" w:line="300" w:lineRule="auto"/>
+        <w:ind w:left="0" w:right="0" w:firstLine="0"/>
         <w:jc w:val="right"/>
       </w:pPr>
       <w:r>
@@ -8403,6 +8798,7 @@
       <w:pPr>
         <w:bidi w:val="1"/>
         <w:spacing w:after="160" w:line="300" w:lineRule="auto"/>
+        <w:ind w:left="0" w:right="0" w:firstLine="0"/>
         <w:jc w:val="right"/>
       </w:pPr>
       <w:r>
@@ -8429,6 +8825,7 @@
       <w:pPr>
         <w:bidi w:val="1"/>
         <w:spacing w:after="160" w:line="300" w:lineRule="auto"/>
+        <w:ind w:left="0" w:right="0" w:firstLine="0"/>
         <w:jc w:val="right"/>
       </w:pPr>
       <w:r>
@@ -8455,6 +8852,7 @@
       <w:pPr>
         <w:bidi w:val="1"/>
         <w:spacing w:after="160" w:line="300" w:lineRule="auto"/>
+        <w:ind w:left="0" w:right="0" w:firstLine="0"/>
         <w:jc w:val="right"/>
       </w:pPr>
       <w:r>
@@ -8472,6 +8870,7 @@
       <w:pPr>
         <w:bidi w:val="1"/>
         <w:spacing w:after="160" w:line="300" w:lineRule="auto"/>
+        <w:ind w:left="0" w:right="0" w:firstLine="0"/>
         <w:jc w:val="right"/>
       </w:pPr>
       <w:r>
@@ -8489,6 +8888,7 @@
       <w:pPr>
         <w:bidi w:val="1"/>
         <w:spacing w:after="160" w:line="300" w:lineRule="auto"/>
+        <w:ind w:left="0" w:right="0" w:firstLine="0"/>
         <w:jc w:val="right"/>
       </w:pPr>
       <w:r>
@@ -8506,6 +8906,7 @@
       <w:pPr>
         <w:bidi w:val="1"/>
         <w:spacing w:after="160" w:line="300" w:lineRule="auto"/>
+        <w:ind w:left="0" w:right="0" w:firstLine="0"/>
         <w:jc w:val="right"/>
       </w:pPr>
       <w:r>
@@ -8525,6 +8926,7 @@
       <w:pPr>
         <w:bidi w:val="1"/>
         <w:spacing w:after="160" w:line="300" w:lineRule="auto"/>
+        <w:ind w:left="0" w:right="0" w:firstLine="0"/>
         <w:jc w:val="right"/>
       </w:pPr>
       <w:r>
@@ -8550,6 +8952,7 @@
       <w:pPr>
         <w:bidi w:val="1"/>
         <w:spacing w:after="160" w:line="300" w:lineRule="auto"/>
+        <w:ind w:left="0" w:right="0" w:firstLine="0"/>
         <w:jc w:val="right"/>
       </w:pPr>
       <w:r>
@@ -8567,6 +8970,7 @@
       <w:pPr>
         <w:bidi w:val="1"/>
         <w:spacing w:after="160" w:line="300" w:lineRule="auto"/>
+        <w:ind w:left="0" w:right="0" w:firstLine="0"/>
         <w:jc w:val="right"/>
       </w:pPr>
       <w:r>
@@ -8584,6 +8988,7 @@
       <w:pPr>
         <w:bidi w:val="1"/>
         <w:spacing w:after="160" w:line="300" w:lineRule="auto"/>
+        <w:ind w:left="0" w:right="0" w:firstLine="0"/>
         <w:jc w:val="right"/>
       </w:pPr>
       <w:r>
@@ -8613,6 +9018,7 @@
       <w:pPr>
         <w:bidi w:val="1"/>
         <w:spacing w:after="160" w:line="300" w:lineRule="auto"/>
+        <w:ind w:left="0" w:right="0" w:firstLine="0"/>
         <w:jc w:val="right"/>
       </w:pPr>
       <w:r>
@@ -8632,6 +9038,7 @@
       <w:pPr>
         <w:bidi w:val="1"/>
         <w:spacing w:after="160" w:line="300" w:lineRule="auto"/>
+        <w:ind w:left="0" w:right="0" w:firstLine="0"/>
         <w:jc w:val="right"/>
       </w:pPr>
       <w:r>
@@ -8649,6 +9056,7 @@
       <w:pPr>
         <w:bidi w:val="1"/>
         <w:spacing w:after="160" w:line="300" w:lineRule="auto"/>
+        <w:ind w:left="0" w:right="0" w:firstLine="0"/>
         <w:jc w:val="right"/>
       </w:pPr>
       <w:r>
@@ -8668,6 +9076,7 @@
       <w:pPr>
         <w:bidi w:val="1"/>
         <w:spacing w:after="160" w:line="300" w:lineRule="auto"/>
+        <w:ind w:left="0" w:right="0" w:firstLine="0"/>
         <w:jc w:val="right"/>
       </w:pPr>
       <w:r>
@@ -8685,6 +9094,7 @@
       <w:pPr>
         <w:bidi w:val="1"/>
         <w:spacing w:after="160" w:line="300" w:lineRule="auto"/>
+        <w:ind w:left="0" w:right="0" w:firstLine="0"/>
         <w:jc w:val="right"/>
       </w:pPr>
       <w:r>
@@ -8702,6 +9112,7 @@
       <w:pPr>
         <w:bidi w:val="1"/>
         <w:spacing w:after="160" w:line="300" w:lineRule="auto"/>
+        <w:ind w:left="0" w:right="0" w:firstLine="0"/>
         <w:jc w:val="right"/>
       </w:pPr>
       <w:r>
@@ -8728,6 +9139,7 @@
       <w:pPr>
         <w:bidi w:val="1"/>
         <w:spacing w:after="160" w:line="300" w:lineRule="auto"/>
+        <w:ind w:left="0" w:right="0" w:firstLine="0"/>
         <w:jc w:val="right"/>
       </w:pPr>
       <w:r>
@@ -8754,6 +9166,7 @@
       <w:pPr>
         <w:bidi w:val="1"/>
         <w:spacing w:after="160" w:line="300" w:lineRule="auto"/>
+        <w:ind w:left="0" w:right="0" w:firstLine="0"/>
         <w:jc w:val="right"/>
       </w:pPr>
       <w:r>
@@ -8771,6 +9184,7 @@
       <w:pPr>
         <w:bidi w:val="1"/>
         <w:spacing w:after="160" w:line="300" w:lineRule="auto"/>
+        <w:ind w:left="0" w:right="0" w:firstLine="0"/>
         <w:jc w:val="right"/>
       </w:pPr>
       <w:r>
@@ -8790,6 +9204,7 @@
       <w:pPr>
         <w:bidi w:val="1"/>
         <w:spacing w:after="160" w:line="300" w:lineRule="auto"/>
+        <w:ind w:left="0" w:right="0" w:firstLine="0"/>
         <w:jc w:val="right"/>
       </w:pPr>
       <w:r>
@@ -8807,6 +9222,7 @@
       <w:pPr>
         <w:bidi w:val="1"/>
         <w:spacing w:after="160" w:line="300" w:lineRule="auto"/>
+        <w:ind w:left="0" w:right="0" w:firstLine="0"/>
         <w:jc w:val="right"/>
       </w:pPr>
       <w:r>
@@ -8826,6 +9242,7 @@
       <w:pPr>
         <w:bidi w:val="1"/>
         <w:spacing w:after="160" w:line="300" w:lineRule="auto"/>
+        <w:ind w:left="0" w:right="0" w:firstLine="0"/>
         <w:jc w:val="right"/>
       </w:pPr>
       <w:r>
@@ -8854,6 +9271,7 @@
       <w:pPr>
         <w:bidi w:val="1"/>
         <w:spacing w:after="160" w:line="300" w:lineRule="auto"/>
+        <w:ind w:left="0" w:right="0" w:firstLine="0"/>
         <w:jc w:val="right"/>
       </w:pPr>
       <w:r>
@@ -8880,6 +9298,7 @@
       <w:pPr>
         <w:bidi w:val="1"/>
         <w:spacing w:after="160" w:line="300" w:lineRule="auto"/>
+        <w:ind w:left="0" w:right="0" w:firstLine="0"/>
         <w:jc w:val="right"/>
       </w:pPr>
       <w:r>
@@ -8897,6 +9316,7 @@
       <w:pPr>
         <w:bidi w:val="1"/>
         <w:spacing w:after="160" w:line="300" w:lineRule="auto"/>
+        <w:ind w:left="0" w:right="0" w:firstLine="0"/>
         <w:jc w:val="right"/>
       </w:pPr>
       <w:r>
@@ -8914,6 +9334,7 @@
       <w:pPr>
         <w:bidi w:val="1"/>
         <w:spacing w:after="160" w:line="300" w:lineRule="auto"/>
+        <w:ind w:left="0" w:right="0" w:firstLine="0"/>
         <w:jc w:val="right"/>
       </w:pPr>
       <w:r>
@@ -8931,6 +9352,7 @@
       <w:pPr>
         <w:bidi w:val="1"/>
         <w:spacing w:after="160" w:line="300" w:lineRule="auto"/>
+        <w:ind w:left="0" w:right="0" w:firstLine="0"/>
         <w:jc w:val="right"/>
       </w:pPr>
       <w:r>
@@ -8957,6 +9379,7 @@
       <w:pPr>
         <w:bidi w:val="1"/>
         <w:spacing w:after="160" w:line="300" w:lineRule="auto"/>
+        <w:ind w:left="0" w:right="0" w:firstLine="0"/>
         <w:jc w:val="right"/>
       </w:pPr>
       <w:r>
@@ -8983,6 +9406,7 @@
       <w:pPr>
         <w:bidi w:val="1"/>
         <w:spacing w:after="160" w:line="300" w:lineRule="auto"/>
+        <w:ind w:left="0" w:right="0" w:firstLine="0"/>
         <w:jc w:val="right"/>
       </w:pPr>
       <w:r>
@@ -9000,6 +9424,7 @@
       <w:pPr>
         <w:bidi w:val="1"/>
         <w:spacing w:after="160" w:line="300" w:lineRule="auto"/>
+        <w:ind w:left="0" w:right="0" w:firstLine="0"/>
         <w:jc w:val="right"/>
       </w:pPr>
       <w:r>
@@ -9026,6 +9451,7 @@
       <w:pPr>
         <w:bidi w:val="1"/>
         <w:spacing w:after="160" w:line="300" w:lineRule="auto"/>
+        <w:ind w:left="0" w:right="0" w:firstLine="0"/>
         <w:jc w:val="right"/>
       </w:pPr>
       <w:r>
@@ -9056,6 +9482,7 @@
       <w:pPr>
         <w:bidi w:val="1"/>
         <w:spacing w:after="160" w:line="300" w:lineRule="auto"/>
+        <w:ind w:left="0" w:right="0" w:firstLine="0"/>
         <w:jc w:val="right"/>
       </w:pPr>
       <w:r>
@@ -9082,6 +9509,7 @@
       <w:pPr>
         <w:bidi w:val="1"/>
         <w:spacing w:after="160" w:line="300" w:lineRule="auto"/>
+        <w:ind w:left="0" w:right="0" w:firstLine="0"/>
         <w:jc w:val="right"/>
       </w:pPr>
       <w:r>
@@ -9108,6 +9536,7 @@
       <w:pPr>
         <w:bidi w:val="1"/>
         <w:spacing w:after="160" w:line="300" w:lineRule="auto"/>
+        <w:ind w:left="0" w:right="0" w:firstLine="0"/>
         <w:jc w:val="right"/>
       </w:pPr>
       <w:r>
@@ -9125,6 +9554,7 @@
       <w:pPr>
         <w:bidi w:val="1"/>
         <w:spacing w:after="160" w:line="300" w:lineRule="auto"/>
+        <w:ind w:left="0" w:right="0" w:firstLine="0"/>
         <w:jc w:val="right"/>
       </w:pPr>
       <w:r>
@@ -9157,6 +9587,7 @@
       <w:pPr>
         <w:bidi w:val="1"/>
         <w:spacing w:after="160" w:line="300" w:lineRule="auto"/>
+        <w:ind w:left="0" w:right="0" w:firstLine="0"/>
         <w:jc w:val="right"/>
       </w:pPr>
       <w:r>
@@ -9183,6 +9614,7 @@
       <w:pPr>
         <w:bidi w:val="1"/>
         <w:spacing w:after="160" w:line="300" w:lineRule="auto"/>
+        <w:ind w:left="0" w:right="0" w:firstLine="0"/>
         <w:jc w:val="right"/>
       </w:pPr>
       <w:r>
@@ -9200,6 +9632,7 @@
       <w:pPr>
         <w:bidi w:val="1"/>
         <w:spacing w:after="160" w:line="300" w:lineRule="auto"/>
+        <w:ind w:left="0" w:right="0" w:firstLine="0"/>
         <w:jc w:val="right"/>
       </w:pPr>
       <w:r>
@@ -9226,6 +9659,7 @@
       <w:pPr>
         <w:bidi w:val="1"/>
         <w:spacing w:after="160" w:line="300" w:lineRule="auto"/>
+        <w:ind w:left="0" w:right="0" w:firstLine="0"/>
         <w:jc w:val="right"/>
       </w:pPr>
       <w:r>
@@ -9254,6 +9688,7 @@
       <w:pPr>
         <w:bidi w:val="1"/>
         <w:spacing w:after="160" w:line="300" w:lineRule="auto"/>
+        <w:ind w:left="0" w:right="0" w:firstLine="0"/>
         <w:jc w:val="right"/>
       </w:pPr>
       <w:r>
@@ -9280,6 +9715,7 @@
       <w:pPr>
         <w:bidi w:val="1"/>
         <w:spacing w:after="160" w:line="300" w:lineRule="auto"/>
+        <w:ind w:left="0" w:right="0" w:firstLine="0"/>
         <w:jc w:val="right"/>
       </w:pPr>
       <w:r>
@@ -9305,6 +9741,7 @@
       <w:pPr>
         <w:bidi w:val="1"/>
         <w:spacing w:after="160" w:line="300" w:lineRule="auto"/>
+        <w:ind w:left="0" w:right="0" w:firstLine="0"/>
         <w:jc w:val="right"/>
       </w:pPr>
       <w:r>
@@ -9337,6 +9774,7 @@
       <w:pPr>
         <w:bidi w:val="1"/>
         <w:spacing w:after="160" w:line="300" w:lineRule="auto"/>
+        <w:ind w:left="0" w:right="0" w:firstLine="0"/>
         <w:jc w:val="right"/>
       </w:pPr>
       <w:r>
@@ -9363,6 +9801,7 @@
       <w:pPr>
         <w:bidi w:val="1"/>
         <w:spacing w:after="160" w:line="300" w:lineRule="auto"/>
+        <w:ind w:left="0" w:right="0" w:firstLine="0"/>
         <w:jc w:val="right"/>
       </w:pPr>
       <w:r>
@@ -9389,6 +9828,7 @@
       <w:pPr>
         <w:bidi w:val="1"/>
         <w:spacing w:after="160" w:line="300" w:lineRule="auto"/>
+        <w:ind w:left="0" w:right="0" w:firstLine="0"/>
         <w:jc w:val="right"/>
       </w:pPr>
       <w:r>
@@ -9406,6 +9846,7 @@
       <w:pPr>
         <w:bidi w:val="1"/>
         <w:spacing w:after="160" w:line="300" w:lineRule="auto"/>
+        <w:ind w:left="0" w:right="0" w:firstLine="0"/>
         <w:jc w:val="right"/>
       </w:pPr>
       <w:r>
@@ -9423,6 +9864,7 @@
       <w:pPr>
         <w:bidi w:val="1"/>
         <w:spacing w:after="160" w:line="300" w:lineRule="auto"/>
+        <w:ind w:left="0" w:right="0" w:firstLine="0"/>
         <w:jc w:val="right"/>
       </w:pPr>
       <w:r>
@@ -9440,6 +9882,7 @@
       <w:pPr>
         <w:bidi w:val="1"/>
         <w:spacing w:after="160" w:line="300" w:lineRule="auto"/>
+        <w:ind w:left="0" w:right="0" w:firstLine="0"/>
         <w:jc w:val="right"/>
       </w:pPr>
       <w:r>
@@ -9457,6 +9900,7 @@
       <w:pPr>
         <w:bidi w:val="1"/>
         <w:spacing w:after="160" w:line="300" w:lineRule="auto"/>
+        <w:ind w:left="0" w:right="0" w:firstLine="0"/>
         <w:jc w:val="right"/>
       </w:pPr>
       <w:r>
@@ -9474,6 +9918,7 @@
       <w:pPr>
         <w:bidi w:val="1"/>
         <w:spacing w:after="160" w:line="300" w:lineRule="auto"/>
+        <w:ind w:left="0" w:right="0" w:firstLine="0"/>
         <w:jc w:val="right"/>
       </w:pPr>
       <w:r>
@@ -9491,6 +9936,7 @@
       <w:pPr>
         <w:bidi w:val="1"/>
         <w:spacing w:after="160" w:line="300" w:lineRule="auto"/>
+        <w:ind w:left="0" w:right="0" w:firstLine="0"/>
         <w:jc w:val="right"/>
       </w:pPr>
       <w:r>
@@ -9508,6 +9954,7 @@
       <w:pPr>
         <w:bidi w:val="1"/>
         <w:spacing w:after="160" w:line="300" w:lineRule="auto"/>
+        <w:ind w:left="0" w:right="0" w:firstLine="0"/>
         <w:jc w:val="right"/>
       </w:pPr>
       <w:r>
@@ -9534,6 +9981,7 @@
       <w:pPr>
         <w:bidi w:val="1"/>
         <w:spacing w:after="160" w:line="300" w:lineRule="auto"/>
+        <w:ind w:left="0" w:right="0" w:firstLine="0"/>
         <w:jc w:val="right"/>
       </w:pPr>
       <w:r>
@@ -9560,6 +10008,7 @@
       <w:pPr>
         <w:bidi w:val="1"/>
         <w:spacing w:after="160" w:line="300" w:lineRule="auto"/>
+        <w:ind w:left="0" w:right="0" w:firstLine="0"/>
         <w:jc w:val="right"/>
       </w:pPr>
       <w:r>
@@ -9588,6 +10037,7 @@
       <w:pPr>
         <w:bidi w:val="1"/>
         <w:spacing w:after="160" w:line="300" w:lineRule="auto"/>
+        <w:ind w:left="0" w:right="0" w:firstLine="0"/>
         <w:jc w:val="right"/>
       </w:pPr>
       <w:r>
@@ -9614,6 +10064,7 @@
       <w:pPr>
         <w:bidi w:val="1"/>
         <w:spacing w:after="160" w:line="300" w:lineRule="auto"/>
+        <w:ind w:left="0" w:right="0" w:firstLine="0"/>
         <w:jc w:val="right"/>
       </w:pPr>
       <w:r>
@@ -9631,6 +10082,7 @@
       <w:pPr>
         <w:bidi w:val="1"/>
         <w:spacing w:after="160" w:line="300" w:lineRule="auto"/>
+        <w:ind w:left="0" w:right="0" w:firstLine="0"/>
         <w:jc w:val="right"/>
       </w:pPr>
       <w:r>
@@ -9648,6 +10100,7 @@
       <w:pPr>
         <w:bidi w:val="1"/>
         <w:spacing w:after="160" w:line="300" w:lineRule="auto"/>
+        <w:ind w:left="0" w:right="0" w:firstLine="0"/>
         <w:jc w:val="right"/>
       </w:pPr>
       <w:r>
@@ -9676,6 +10129,7 @@
       <w:pPr>
         <w:bidi w:val="1"/>
         <w:spacing w:after="160" w:line="300" w:lineRule="auto"/>
+        <w:ind w:left="0" w:right="0" w:firstLine="0"/>
         <w:jc w:val="right"/>
       </w:pPr>
       <w:r>
@@ -9702,6 +10156,7 @@
       <w:pPr>
         <w:bidi w:val="1"/>
         <w:spacing w:after="160" w:line="300" w:lineRule="auto"/>
+        <w:ind w:left="0" w:right="0" w:firstLine="0"/>
         <w:jc w:val="right"/>
       </w:pPr>
       <w:r>
@@ -9719,6 +10174,7 @@
       <w:pPr>
         <w:bidi w:val="1"/>
         <w:spacing w:after="160" w:line="300" w:lineRule="auto"/>
+        <w:ind w:left="0" w:right="0" w:firstLine="0"/>
         <w:jc w:val="right"/>
       </w:pPr>
       <w:r>
@@ -9736,6 +10192,7 @@
       <w:pPr>
         <w:bidi w:val="1"/>
         <w:spacing w:after="160" w:line="300" w:lineRule="auto"/>
+        <w:ind w:left="0" w:right="0" w:firstLine="0"/>
         <w:jc w:val="right"/>
       </w:pPr>
       <w:r>
@@ -9762,6 +10219,7 @@
       <w:pPr>
         <w:bidi w:val="1"/>
         <w:spacing w:after="160" w:line="300" w:lineRule="auto"/>
+        <w:ind w:left="0" w:right="0" w:firstLine="0"/>
         <w:jc w:val="right"/>
       </w:pPr>
       <w:r>
@@ -9788,6 +10246,7 @@
       <w:pPr>
         <w:bidi w:val="1"/>
         <w:spacing w:after="160" w:line="300" w:lineRule="auto"/>
+        <w:ind w:left="0" w:right="0" w:firstLine="0"/>
         <w:jc w:val="right"/>
       </w:pPr>
       <w:r>
@@ -9805,6 +10264,7 @@
       <w:pPr>
         <w:bidi w:val="1"/>
         <w:spacing w:after="160" w:line="300" w:lineRule="auto"/>
+        <w:ind w:left="0" w:right="0" w:firstLine="0"/>
         <w:jc w:val="right"/>
       </w:pPr>
       <w:r>
@@ -9822,6 +10282,7 @@
       <w:pPr>
         <w:bidi w:val="1"/>
         <w:spacing w:after="160" w:line="300" w:lineRule="auto"/>
+        <w:ind w:left="0" w:right="0" w:firstLine="0"/>
         <w:jc w:val="right"/>
       </w:pPr>
       <w:r>
@@ -9839,6 +10300,7 @@
       <w:pPr>
         <w:bidi w:val="1"/>
         <w:spacing w:after="160" w:line="300" w:lineRule="auto"/>
+        <w:ind w:left="0" w:right="0" w:firstLine="0"/>
         <w:jc w:val="right"/>
       </w:pPr>
       <w:r>
@@ -9856,6 +10318,7 @@
       <w:pPr>
         <w:bidi w:val="1"/>
         <w:spacing w:after="160" w:line="300" w:lineRule="auto"/>
+        <w:ind w:left="0" w:right="0" w:firstLine="0"/>
         <w:jc w:val="right"/>
       </w:pPr>
       <w:r>
@@ -9873,6 +10336,7 @@
       <w:pPr>
         <w:bidi w:val="1"/>
         <w:spacing w:after="160" w:line="300" w:lineRule="auto"/>
+        <w:ind w:left="0" w:right="0" w:firstLine="0"/>
         <w:jc w:val="right"/>
       </w:pPr>
       <w:r>
@@ -9890,6 +10354,7 @@
       <w:pPr>
         <w:bidi w:val="1"/>
         <w:spacing w:after="160" w:line="300" w:lineRule="auto"/>
+        <w:ind w:left="0" w:right="0" w:firstLine="0"/>
         <w:jc w:val="right"/>
       </w:pPr>
       <w:r>
@@ -9907,6 +10372,7 @@
       <w:pPr>
         <w:bidi w:val="1"/>
         <w:spacing w:after="160" w:line="300" w:lineRule="auto"/>
+        <w:ind w:left="0" w:right="0" w:firstLine="0"/>
         <w:jc w:val="right"/>
       </w:pPr>
       <w:r>
@@ -9933,6 +10399,7 @@
       <w:pPr>
         <w:bidi w:val="1"/>
         <w:spacing w:after="160" w:line="300" w:lineRule="auto"/>
+        <w:ind w:left="0" w:right="0" w:firstLine="0"/>
         <w:jc w:val="right"/>
       </w:pPr>
       <w:r>
@@ -9959,6 +10426,7 @@
       <w:pPr>
         <w:bidi w:val="1"/>
         <w:spacing w:after="160" w:line="300" w:lineRule="auto"/>
+        <w:ind w:left="0" w:right="0" w:firstLine="0"/>
         <w:jc w:val="right"/>
       </w:pPr>
       <w:r>
@@ -9976,6 +10444,7 @@
       <w:pPr>
         <w:bidi w:val="1"/>
         <w:spacing w:after="160" w:line="300" w:lineRule="auto"/>
+        <w:ind w:left="0" w:right="0" w:firstLine="0"/>
         <w:jc w:val="right"/>
       </w:pPr>
       <w:r>
@@ -9993,6 +10462,7 @@
       <w:pPr>
         <w:bidi w:val="1"/>
         <w:spacing w:after="160" w:line="300" w:lineRule="auto"/>
+        <w:ind w:left="0" w:right="0" w:firstLine="0"/>
         <w:jc w:val="right"/>
       </w:pPr>
       <w:r>
@@ -10019,6 +10489,7 @@
       <w:pPr>
         <w:bidi w:val="1"/>
         <w:spacing w:after="160" w:line="300" w:lineRule="auto"/>
+        <w:ind w:left="0" w:right="0" w:firstLine="0"/>
         <w:jc w:val="right"/>
       </w:pPr>
       <w:r>
@@ -10049,6 +10520,7 @@
       <w:pPr>
         <w:bidi w:val="1"/>
         <w:spacing w:after="160" w:line="300" w:lineRule="auto"/>
+        <w:ind w:left="0" w:right="0" w:firstLine="0"/>
         <w:jc w:val="right"/>
       </w:pPr>
       <w:r>
@@ -10070,6 +10542,7 @@
       <w:pPr>
         <w:bidi w:val="1"/>
         <w:spacing w:after="160" w:line="300" w:lineRule="auto"/>
+        <w:ind w:left="0" w:right="0" w:firstLine="0"/>
         <w:jc w:val="right"/>
       </w:pPr>
       <w:r>
@@ -10099,6 +10572,7 @@
       <w:pPr>
         <w:bidi w:val="1"/>
         <w:spacing w:after="160" w:line="300" w:lineRule="auto"/>
+        <w:ind w:left="0" w:right="0" w:firstLine="0"/>
         <w:jc w:val="right"/>
       </w:pPr>
       <w:r>
@@ -10127,6 +10601,7 @@
       <w:pPr>
         <w:bidi w:val="1"/>
         <w:spacing w:after="160" w:line="300" w:lineRule="auto"/>
+        <w:ind w:left="0" w:right="0" w:firstLine="0"/>
         <w:jc w:val="right"/>
       </w:pPr>
       <w:r>
@@ -10153,6 +10628,7 @@
       <w:pPr>
         <w:bidi w:val="1"/>
         <w:spacing w:after="160" w:line="300" w:lineRule="auto"/>
+        <w:ind w:left="0" w:right="0" w:firstLine="0"/>
         <w:jc w:val="right"/>
       </w:pPr>
       <w:r>
@@ -10170,6 +10646,7 @@
       <w:pPr>
         <w:bidi w:val="1"/>
         <w:spacing w:after="160" w:line="300" w:lineRule="auto"/>
+        <w:ind w:left="0" w:right="0" w:firstLine="0"/>
         <w:jc w:val="right"/>
       </w:pPr>
       <w:r>
@@ -10187,6 +10664,7 @@
       <w:pPr>
         <w:bidi w:val="1"/>
         <w:spacing w:after="160" w:line="300" w:lineRule="auto"/>
+        <w:ind w:left="0" w:right="0" w:firstLine="0"/>
         <w:jc w:val="right"/>
       </w:pPr>
       <w:r>
@@ -10204,6 +10682,7 @@
       <w:pPr>
         <w:bidi w:val="1"/>
         <w:spacing w:after="160" w:line="300" w:lineRule="auto"/>
+        <w:ind w:left="0" w:right="0" w:firstLine="0"/>
         <w:jc w:val="right"/>
       </w:pPr>
       <w:r>
@@ -10225,6 +10704,7 @@
       <w:pPr>
         <w:bidi w:val="1"/>
         <w:spacing w:after="160" w:line="300" w:lineRule="auto"/>
+        <w:ind w:left="0" w:right="0" w:firstLine="0"/>
         <w:jc w:val="right"/>
       </w:pPr>
       <w:r>
@@ -10242,6 +10722,7 @@
       <w:pPr>
         <w:bidi w:val="1"/>
         <w:spacing w:after="160" w:line="300" w:lineRule="auto"/>
+        <w:ind w:left="0" w:right="0" w:firstLine="0"/>
         <w:jc w:val="right"/>
       </w:pPr>
       <w:r>
@@ -10259,6 +10740,7 @@
       <w:pPr>
         <w:bidi w:val="1"/>
         <w:spacing w:after="160" w:line="300" w:lineRule="auto"/>
+        <w:ind w:left="0" w:right="0" w:firstLine="0"/>
         <w:jc w:val="right"/>
       </w:pPr>
       <w:r>
@@ -10278,6 +10760,7 @@
       <w:pPr>
         <w:bidi w:val="1"/>
         <w:spacing w:after="160" w:line="300" w:lineRule="auto"/>
+        <w:ind w:left="0" w:right="0" w:firstLine="0"/>
         <w:jc w:val="right"/>
       </w:pPr>
       <w:r>
@@ -10295,6 +10778,7 @@
       <w:pPr>
         <w:bidi w:val="1"/>
         <w:spacing w:after="160" w:line="300" w:lineRule="auto"/>
+        <w:ind w:left="0" w:right="0" w:firstLine="0"/>
         <w:jc w:val="right"/>
       </w:pPr>
       <w:r>
@@ -10312,6 +10796,7 @@
       <w:pPr>
         <w:bidi w:val="1"/>
         <w:spacing w:after="160" w:line="300" w:lineRule="auto"/>
+        <w:ind w:left="0" w:right="0" w:firstLine="0"/>
         <w:jc w:val="right"/>
       </w:pPr>
       <w:r>
@@ -10331,6 +10816,7 @@
       <w:pPr>
         <w:bidi w:val="1"/>
         <w:spacing w:after="160" w:line="300" w:lineRule="auto"/>
+        <w:ind w:left="0" w:right="0" w:firstLine="0"/>
         <w:jc w:val="right"/>
       </w:pPr>
       <w:r>
@@ -10348,6 +10834,7 @@
       <w:pPr>
         <w:bidi w:val="1"/>
         <w:spacing w:after="160" w:line="300" w:lineRule="auto"/>
+        <w:ind w:left="0" w:right="0" w:firstLine="0"/>
         <w:jc w:val="right"/>
       </w:pPr>
       <w:r>
@@ -10374,6 +10861,7 @@
       <w:pPr>
         <w:bidi w:val="1"/>
         <w:spacing w:after="160" w:line="300" w:lineRule="auto"/>
+        <w:ind w:left="0" w:right="0" w:firstLine="0"/>
         <w:jc w:val="right"/>
       </w:pPr>
       <w:r>
@@ -10404,6 +10892,7 @@
       <w:pPr>
         <w:bidi w:val="1"/>
         <w:spacing w:after="160" w:line="300" w:lineRule="auto"/>
+        <w:ind w:left="0" w:right="0" w:firstLine="0"/>
         <w:jc w:val="right"/>
       </w:pPr>
       <w:r>
@@ -10423,6 +10912,7 @@
       <w:pPr>
         <w:bidi w:val="1"/>
         <w:spacing w:after="160" w:line="300" w:lineRule="auto"/>
+        <w:ind w:left="0" w:right="0" w:firstLine="0"/>
         <w:jc w:val="right"/>
       </w:pPr>
       <w:r>
@@ -10440,6 +10930,7 @@
       <w:pPr>
         <w:bidi w:val="1"/>
         <w:spacing w:after="160" w:line="300" w:lineRule="auto"/>
+        <w:ind w:left="0" w:right="0" w:firstLine="0"/>
         <w:jc w:val="right"/>
       </w:pPr>
       <w:r>
@@ -10457,6 +10948,7 @@
       <w:pPr>
         <w:bidi w:val="1"/>
         <w:spacing w:after="160" w:line="300" w:lineRule="auto"/>
+        <w:ind w:left="0" w:right="0" w:firstLine="0"/>
         <w:jc w:val="right"/>
       </w:pPr>
       <w:r>
@@ -10474,6 +10966,7 @@
       <w:pPr>
         <w:bidi w:val="1"/>
         <w:spacing w:after="160" w:line="300" w:lineRule="auto"/>
+        <w:ind w:left="0" w:right="0" w:firstLine="0"/>
         <w:jc w:val="right"/>
       </w:pPr>
       <w:r>
@@ -10500,6 +10993,7 @@
       <w:pPr>
         <w:bidi w:val="1"/>
         <w:spacing w:after="160" w:line="300" w:lineRule="auto"/>
+        <w:ind w:left="0" w:right="0" w:firstLine="0"/>
         <w:jc w:val="right"/>
       </w:pPr>
       <w:r>
@@ -10526,6 +11020,7 @@
       <w:pPr>
         <w:bidi w:val="1"/>
         <w:spacing w:after="160" w:line="300" w:lineRule="auto"/>
+        <w:ind w:left="0" w:right="0" w:firstLine="0"/>
         <w:jc w:val="right"/>
       </w:pPr>
       <w:r>
@@ -10552,6 +11047,7 @@
       <w:pPr>
         <w:bidi w:val="1"/>
         <w:spacing w:after="160" w:line="300" w:lineRule="auto"/>
+        <w:ind w:left="0" w:right="0" w:firstLine="0"/>
         <w:jc w:val="right"/>
       </w:pPr>
       <w:r>
@@ -10584,6 +11080,7 @@
       <w:pPr>
         <w:bidi w:val="1"/>
         <w:spacing w:after="160" w:line="300" w:lineRule="auto"/>
+        <w:ind w:left="0" w:right="0" w:firstLine="0"/>
         <w:jc w:val="right"/>
       </w:pPr>
       <w:r>
@@ -10601,6 +11098,7 @@
       <w:pPr>
         <w:bidi w:val="1"/>
         <w:spacing w:after="160" w:line="300" w:lineRule="auto"/>
+        <w:ind w:left="0" w:right="0" w:firstLine="0"/>
         <w:jc w:val="right"/>
       </w:pPr>
       <w:r>
@@ -10618,6 +11116,7 @@
       <w:pPr>
         <w:bidi w:val="1"/>
         <w:spacing w:after="160" w:line="300" w:lineRule="auto"/>
+        <w:ind w:left="0" w:right="0" w:firstLine="0"/>
         <w:jc w:val="right"/>
       </w:pPr>
       <w:r>
@@ -10641,6 +11140,7 @@
       <w:pPr>
         <w:bidi w:val="1"/>
         <w:spacing w:after="160" w:line="300" w:lineRule="auto"/>
+        <w:ind w:left="0" w:right="0" w:firstLine="0"/>
         <w:jc w:val="right"/>
       </w:pPr>
       <w:r>
@@ -10658,6 +11158,7 @@
       <w:pPr>
         <w:bidi w:val="1"/>
         <w:spacing w:after="160" w:line="300" w:lineRule="auto"/>
+        <w:ind w:left="0" w:right="0" w:firstLine="0"/>
         <w:jc w:val="right"/>
       </w:pPr>
       <w:r>
@@ -10684,6 +11185,7 @@
       <w:pPr>
         <w:bidi w:val="1"/>
         <w:spacing w:after="160" w:line="300" w:lineRule="auto"/>
+        <w:ind w:left="0" w:right="0" w:firstLine="0"/>
         <w:jc w:val="right"/>
       </w:pPr>
       <w:r>
@@ -10712,6 +11214,7 @@
       <w:pPr>
         <w:bidi w:val="1"/>
         <w:spacing w:after="160" w:line="300" w:lineRule="auto"/>
+        <w:ind w:left="0" w:right="0" w:firstLine="0"/>
         <w:jc w:val="right"/>
       </w:pPr>
       <w:r>
@@ -10729,6 +11232,7 @@
       <w:pPr>
         <w:bidi w:val="1"/>
         <w:spacing w:after="160" w:line="300" w:lineRule="auto"/>
+        <w:ind w:left="0" w:right="0" w:firstLine="0"/>
         <w:jc w:val="right"/>
       </w:pPr>
       <w:r>
@@ -10746,6 +11250,7 @@
       <w:pPr>
         <w:bidi w:val="1"/>
         <w:spacing w:after="160" w:line="300" w:lineRule="auto"/>
+        <w:ind w:left="0" w:right="0" w:firstLine="0"/>
         <w:jc w:val="right"/>
       </w:pPr>
       <w:r>
@@ -10763,6 +11268,7 @@
       <w:pPr>
         <w:bidi w:val="1"/>
         <w:spacing w:after="160" w:line="300" w:lineRule="auto"/>
+        <w:ind w:left="0" w:right="0" w:firstLine="0"/>
         <w:jc w:val="right"/>
       </w:pPr>
       <w:r>
@@ -10789,6 +11295,7 @@
       <w:pPr>
         <w:bidi w:val="1"/>
         <w:spacing w:after="160" w:line="300" w:lineRule="auto"/>
+        <w:ind w:left="0" w:right="0" w:firstLine="0"/>
         <w:jc w:val="right"/>
       </w:pPr>
       <w:r>
@@ -10815,6 +11322,7 @@
       <w:pPr>
         <w:bidi w:val="1"/>
         <w:spacing w:after="160" w:line="300" w:lineRule="auto"/>
+        <w:ind w:left="0" w:right="0" w:firstLine="0"/>
         <w:jc w:val="right"/>
       </w:pPr>
       <w:r>
@@ -10840,6 +11348,7 @@
       <w:pPr>
         <w:bidi w:val="1"/>
         <w:spacing w:after="160" w:line="300" w:lineRule="auto"/>
+        <w:ind w:left="0" w:right="0" w:firstLine="0"/>
         <w:jc w:val="right"/>
       </w:pPr>
       <w:r>
@@ -10866,6 +11375,7 @@
       <w:pPr>
         <w:bidi w:val="1"/>
         <w:spacing w:after="160" w:line="300" w:lineRule="auto"/>
+        <w:ind w:left="0" w:right="0" w:firstLine="0"/>
         <w:jc w:val="right"/>
       </w:pPr>
       <w:r>
@@ -10883,6 +11393,7 @@
       <w:pPr>
         <w:bidi w:val="1"/>
         <w:spacing w:after="160" w:line="300" w:lineRule="auto"/>
+        <w:ind w:left="0" w:right="0" w:firstLine="0"/>
         <w:jc w:val="right"/>
       </w:pPr>
       <w:r>
@@ -10902,6 +11413,7 @@
       <w:pPr>
         <w:bidi w:val="1"/>
         <w:spacing w:after="160" w:line="300" w:lineRule="auto"/>
+        <w:ind w:left="0" w:right="0" w:firstLine="0"/>
         <w:jc w:val="right"/>
       </w:pPr>
       <w:r>
@@ -10919,6 +11431,7 @@
       <w:pPr>
         <w:bidi w:val="1"/>
         <w:spacing w:after="160" w:line="300" w:lineRule="auto"/>
+        <w:ind w:left="0" w:right="0" w:firstLine="0"/>
         <w:jc w:val="right"/>
       </w:pPr>
       <w:r>
@@ -10947,6 +11460,7 @@
       <w:pPr>
         <w:bidi w:val="1"/>
         <w:spacing w:after="160" w:line="300" w:lineRule="auto"/>
+        <w:ind w:left="0" w:right="0" w:firstLine="0"/>
         <w:jc w:val="right"/>
       </w:pPr>
       <w:r>
@@ -10973,6 +11487,7 @@
       <w:pPr>
         <w:bidi w:val="1"/>
         <w:spacing w:after="160" w:line="300" w:lineRule="auto"/>
+        <w:ind w:left="0" w:right="0" w:firstLine="0"/>
         <w:jc w:val="right"/>
       </w:pPr>
       <w:r>
@@ -10990,6 +11505,7 @@
       <w:pPr>
         <w:bidi w:val="1"/>
         <w:spacing w:after="160" w:line="300" w:lineRule="auto"/>
+        <w:ind w:left="0" w:right="0" w:firstLine="0"/>
         <w:jc w:val="right"/>
       </w:pPr>
       <w:r>
@@ -11016,6 +11532,7 @@
       <w:pPr>
         <w:bidi w:val="1"/>
         <w:spacing w:after="160" w:line="300" w:lineRule="auto"/>
+        <w:ind w:left="0" w:right="0" w:firstLine="0"/>
         <w:jc w:val="right"/>
       </w:pPr>
       <w:r>
@@ -11042,6 +11559,7 @@
       <w:pPr>
         <w:bidi w:val="1"/>
         <w:spacing w:after="160" w:line="300" w:lineRule="auto"/>
+        <w:ind w:left="0" w:right="0" w:firstLine="0"/>
         <w:jc w:val="right"/>
       </w:pPr>
       <w:r>
@@ -11068,6 +11586,7 @@
       <w:pPr>
         <w:bidi w:val="1"/>
         <w:spacing w:after="160" w:line="300" w:lineRule="auto"/>
+        <w:ind w:left="0" w:right="0" w:firstLine="0"/>
         <w:jc w:val="right"/>
       </w:pPr>
       <w:r>
@@ -11096,6 +11615,7 @@
       <w:pPr>
         <w:bidi w:val="1"/>
         <w:spacing w:after="160" w:line="300" w:lineRule="auto"/>
+        <w:ind w:left="0" w:right="0" w:firstLine="0"/>
         <w:jc w:val="right"/>
       </w:pPr>
       <w:r>
@@ -11113,6 +11633,7 @@
       <w:pPr>
         <w:bidi w:val="1"/>
         <w:spacing w:after="160" w:line="300" w:lineRule="auto"/>
+        <w:ind w:left="0" w:right="0" w:firstLine="0"/>
         <w:jc w:val="right"/>
       </w:pPr>
       <w:r>
@@ -11132,6 +11653,7 @@
       <w:pPr>
         <w:bidi w:val="1"/>
         <w:spacing w:after="160" w:line="300" w:lineRule="auto"/>
+        <w:ind w:left="0" w:right="0" w:firstLine="0"/>
         <w:jc w:val="right"/>
       </w:pPr>
       <w:r>
@@ -11149,6 +11671,7 @@
       <w:pPr>
         <w:bidi w:val="1"/>
         <w:spacing w:after="160" w:line="300" w:lineRule="auto"/>
+        <w:ind w:left="0" w:right="0" w:firstLine="0"/>
         <w:jc w:val="right"/>
       </w:pPr>
       <w:r>
@@ -11168,6 +11691,7 @@
       <w:pPr>
         <w:bidi w:val="1"/>
         <w:spacing w:after="160" w:line="300" w:lineRule="auto"/>
+        <w:ind w:left="0" w:right="0" w:firstLine="0"/>
         <w:jc w:val="right"/>
       </w:pPr>
       <w:r>
@@ -11185,6 +11709,7 @@
       <w:pPr>
         <w:bidi w:val="1"/>
         <w:spacing w:after="160" w:line="300" w:lineRule="auto"/>
+        <w:ind w:left="0" w:right="0" w:firstLine="0"/>
         <w:jc w:val="right"/>
       </w:pPr>
       <w:r>
@@ -11202,6 +11727,7 @@
       <w:pPr>
         <w:bidi w:val="1"/>
         <w:spacing w:after="160" w:line="300" w:lineRule="auto"/>
+        <w:ind w:left="0" w:right="0" w:firstLine="0"/>
         <w:jc w:val="right"/>
       </w:pPr>
       <w:r>
@@ -11228,6 +11754,7 @@
       <w:pPr>
         <w:bidi w:val="1"/>
         <w:spacing w:after="160" w:line="300" w:lineRule="auto"/>
+        <w:ind w:left="0" w:right="0" w:firstLine="0"/>
         <w:jc w:val="right"/>
       </w:pPr>
       <w:r>
@@ -11254,6 +11781,7 @@
       <w:pPr>
         <w:bidi w:val="1"/>
         <w:spacing w:after="160" w:line="300" w:lineRule="auto"/>
+        <w:ind w:left="0" w:right="0" w:firstLine="0"/>
         <w:jc w:val="right"/>
       </w:pPr>
       <w:r>
@@ -11280,6 +11808,7 @@
       <w:pPr>
         <w:bidi w:val="1"/>
         <w:spacing w:after="160" w:line="300" w:lineRule="auto"/>
+        <w:ind w:left="0" w:right="0" w:firstLine="0"/>
         <w:jc w:val="right"/>
       </w:pPr>
       <w:r>
@@ -11310,6 +11839,7 @@
       <w:pPr>
         <w:bidi w:val="1"/>
         <w:spacing w:after="160" w:line="300" w:lineRule="auto"/>
+        <w:ind w:left="0" w:right="0" w:firstLine="0"/>
         <w:jc w:val="right"/>
       </w:pPr>
       <w:r>
@@ -11327,6 +11857,7 @@
       <w:pPr>
         <w:bidi w:val="1"/>
         <w:spacing w:after="160" w:line="300" w:lineRule="auto"/>
+        <w:ind w:left="0" w:right="0" w:firstLine="0"/>
         <w:jc w:val="right"/>
       </w:pPr>
       <w:r>
@@ -11346,6 +11877,7 @@
       <w:pPr>
         <w:bidi w:val="1"/>
         <w:spacing w:after="160" w:line="300" w:lineRule="auto"/>
+        <w:ind w:left="0" w:right="0" w:firstLine="0"/>
         <w:jc w:val="right"/>
       </w:pPr>
       <w:r>
@@ -11363,6 +11895,7 @@
       <w:pPr>
         <w:bidi w:val="1"/>
         <w:spacing w:after="160" w:line="300" w:lineRule="auto"/>
+        <w:ind w:left="0" w:right="0" w:firstLine="0"/>
         <w:jc w:val="right"/>
       </w:pPr>
       <w:r>
@@ -11382,6 +11915,7 @@
       <w:pPr>
         <w:bidi w:val="1"/>
         <w:spacing w:after="160" w:line="300" w:lineRule="auto"/>
+        <w:ind w:left="0" w:right="0" w:firstLine="0"/>
         <w:jc w:val="right"/>
       </w:pPr>
       <w:r>
@@ -11399,6 +11933,7 @@
       <w:pPr>
         <w:bidi w:val="1"/>
         <w:spacing w:after="160" w:line="300" w:lineRule="auto"/>
+        <w:ind w:left="0" w:right="0" w:firstLine="0"/>
         <w:jc w:val="right"/>
       </w:pPr>
       <w:r>
@@ -11416,6 +11951,7 @@
       <w:pPr>
         <w:bidi w:val="1"/>
         <w:spacing w:after="160" w:line="300" w:lineRule="auto"/>
+        <w:ind w:left="0" w:right="0" w:firstLine="0"/>
         <w:jc w:val="right"/>
       </w:pPr>
       <w:r>
@@ -11442,6 +11978,7 @@
       <w:pPr>
         <w:bidi w:val="1"/>
         <w:spacing w:after="160" w:line="300" w:lineRule="auto"/>
+        <w:ind w:left="0" w:right="0" w:firstLine="0"/>
         <w:jc w:val="right"/>
       </w:pPr>
       <w:r>
@@ -11468,6 +12005,7 @@
       <w:pPr>
         <w:bidi w:val="1"/>
         <w:spacing w:after="160" w:line="300" w:lineRule="auto"/>
+        <w:ind w:left="0" w:right="0" w:firstLine="0"/>
         <w:jc w:val="right"/>
       </w:pPr>
       <w:r>
@@ -11485,6 +12023,7 @@
       <w:pPr>
         <w:bidi w:val="1"/>
         <w:spacing w:after="160" w:line="300" w:lineRule="auto"/>
+        <w:ind w:left="0" w:right="0" w:firstLine="0"/>
         <w:jc w:val="right"/>
       </w:pPr>
       <w:r>
@@ -11504,6 +12043,7 @@
       <w:pPr>
         <w:bidi w:val="1"/>
         <w:spacing w:after="160" w:line="300" w:lineRule="auto"/>
+        <w:ind w:left="0" w:right="0" w:firstLine="0"/>
         <w:jc w:val="right"/>
       </w:pPr>
       <w:r>
@@ -11521,6 +12061,7 @@
       <w:pPr>
         <w:bidi w:val="1"/>
         <w:spacing w:after="160" w:line="300" w:lineRule="auto"/>
+        <w:ind w:left="0" w:right="0" w:firstLine="0"/>
         <w:jc w:val="right"/>
       </w:pPr>
       <w:r>
@@ -11540,6 +12081,7 @@
       <w:pPr>
         <w:bidi w:val="1"/>
         <w:spacing w:after="160" w:line="300" w:lineRule="auto"/>
+        <w:ind w:left="0" w:right="0" w:firstLine="0"/>
         <w:jc w:val="right"/>
       </w:pPr>
       <w:r>
@@ -11557,6 +12099,7 @@
       <w:pPr>
         <w:bidi w:val="1"/>
         <w:spacing w:after="160" w:line="300" w:lineRule="auto"/>
+        <w:ind w:left="0" w:right="0" w:firstLine="0"/>
         <w:jc w:val="right"/>
       </w:pPr>
       <w:r>
@@ -11576,6 +12119,7 @@
       <w:pPr>
         <w:bidi w:val="1"/>
         <w:spacing w:after="160" w:line="300" w:lineRule="auto"/>
+        <w:ind w:left="0" w:right="0" w:firstLine="0"/>
         <w:jc w:val="right"/>
       </w:pPr>
       <w:r>
@@ -11593,6 +12137,7 @@
       <w:pPr>
         <w:bidi w:val="1"/>
         <w:spacing w:after="160" w:line="300" w:lineRule="auto"/>
+        <w:ind w:left="0" w:right="0" w:firstLine="0"/>
         <w:jc w:val="right"/>
       </w:pPr>
       <w:r>
@@ -11619,6 +12164,7 @@
       <w:pPr>
         <w:bidi w:val="1"/>
         <w:spacing w:after="160" w:line="300" w:lineRule="auto"/>
+        <w:ind w:left="0" w:right="0" w:firstLine="0"/>
         <w:jc w:val="right"/>
       </w:pPr>
       <w:r>
@@ -11645,6 +12191,7 @@
       <w:pPr>
         <w:bidi w:val="1"/>
         <w:spacing w:after="160" w:line="300" w:lineRule="auto"/>
+        <w:ind w:left="0" w:right="0" w:firstLine="0"/>
         <w:jc w:val="right"/>
       </w:pPr>
       <w:r>
@@ -11662,6 +12209,7 @@
       <w:pPr>
         <w:bidi w:val="1"/>
         <w:spacing w:after="160" w:line="300" w:lineRule="auto"/>
+        <w:ind w:left="0" w:right="0" w:firstLine="0"/>
         <w:jc w:val="right"/>
       </w:pPr>
       <w:r>
@@ -11679,6 +12227,7 @@
       <w:pPr>
         <w:bidi w:val="1"/>
         <w:spacing w:after="160" w:line="300" w:lineRule="auto"/>
+        <w:ind w:left="0" w:right="0" w:firstLine="0"/>
         <w:jc w:val="right"/>
       </w:pPr>
       <w:r>
@@ -11698,6 +12247,7 @@
       <w:pPr>
         <w:bidi w:val="1"/>
         <w:spacing w:after="160" w:line="300" w:lineRule="auto"/>
+        <w:ind w:left="0" w:right="0" w:firstLine="0"/>
         <w:jc w:val="right"/>
       </w:pPr>
       <w:r>
@@ -11715,6 +12265,7 @@
       <w:pPr>
         <w:bidi w:val="1"/>
         <w:spacing w:after="160" w:line="300" w:lineRule="auto"/>
+        <w:ind w:left="0" w:right="0" w:firstLine="0"/>
         <w:jc w:val="right"/>
       </w:pPr>
       <w:r>
@@ -11734,6 +12285,7 @@
       <w:pPr>
         <w:bidi w:val="1"/>
         <w:spacing w:after="160" w:line="300" w:lineRule="auto"/>
+        <w:ind w:left="0" w:right="0" w:firstLine="0"/>
         <w:jc w:val="right"/>
       </w:pPr>
       <w:r>
@@ -11751,6 +12303,7 @@
       <w:pPr>
         <w:bidi w:val="1"/>
         <w:spacing w:after="160" w:line="300" w:lineRule="auto"/>
+        <w:ind w:left="0" w:right="0" w:firstLine="0"/>
         <w:jc w:val="right"/>
       </w:pPr>
       <w:r>
@@ -11770,6 +12323,7 @@
       <w:pPr>
         <w:bidi w:val="1"/>
         <w:spacing w:after="160" w:line="300" w:lineRule="auto"/>
+        <w:ind w:left="0" w:right="0" w:firstLine="0"/>
         <w:jc w:val="right"/>
       </w:pPr>
       <w:r>
@@ -11787,6 +12341,7 @@
       <w:pPr>
         <w:bidi w:val="1"/>
         <w:spacing w:after="160" w:line="300" w:lineRule="auto"/>
+        <w:ind w:left="0" w:right="0" w:firstLine="0"/>
         <w:jc w:val="right"/>
       </w:pPr>
       <w:r>
@@ -11804,6 +12359,7 @@
       <w:pPr>
         <w:bidi w:val="1"/>
         <w:spacing w:after="160" w:line="300" w:lineRule="auto"/>
+        <w:ind w:left="0" w:right="0" w:firstLine="0"/>
         <w:jc w:val="right"/>
       </w:pPr>
       <w:r>
@@ -11830,6 +12386,7 @@
       <w:pPr>
         <w:bidi w:val="1"/>
         <w:spacing w:after="160" w:line="300" w:lineRule="auto"/>
+        <w:ind w:left="0" w:right="0" w:firstLine="0"/>
         <w:jc w:val="right"/>
       </w:pPr>
       <w:r>
@@ -11856,6 +12413,7 @@
       <w:pPr>
         <w:bidi w:val="1"/>
         <w:spacing w:after="160" w:line="300" w:lineRule="auto"/>
+        <w:ind w:left="0" w:right="0" w:firstLine="0"/>
         <w:jc w:val="right"/>
       </w:pPr>
       <w:r>
@@ -11882,6 +12440,7 @@
       <w:pPr>
         <w:bidi w:val="1"/>
         <w:spacing w:after="160" w:line="300" w:lineRule="auto"/>
+        <w:ind w:left="0" w:right="0" w:firstLine="0"/>
         <w:jc w:val="right"/>
       </w:pPr>
       <w:r>
@@ -11899,6 +12458,7 @@
       <w:pPr>
         <w:bidi w:val="1"/>
         <w:spacing w:after="160" w:line="300" w:lineRule="auto"/>
+        <w:ind w:left="0" w:right="0" w:firstLine="0"/>
         <w:jc w:val="right"/>
       </w:pPr>
       <w:r>
@@ -11925,6 +12485,7 @@
       <w:pPr>
         <w:bidi w:val="1"/>
         <w:spacing w:after="160" w:line="300" w:lineRule="auto"/>
+        <w:ind w:left="0" w:right="0" w:firstLine="0"/>
         <w:jc w:val="right"/>
       </w:pPr>
       <w:r>
@@ -11951,6 +12512,7 @@
       <w:pPr>
         <w:bidi w:val="1"/>
         <w:spacing w:after="160" w:line="300" w:lineRule="auto"/>
+        <w:ind w:left="0" w:right="0" w:firstLine="0"/>
         <w:jc w:val="right"/>
       </w:pPr>
       <w:r>
@@ -11977,6 +12539,7 @@
       <w:pPr>
         <w:bidi w:val="1"/>
         <w:spacing w:after="160" w:line="300" w:lineRule="auto"/>
+        <w:ind w:left="0" w:right="0" w:firstLine="0"/>
         <w:jc w:val="right"/>
       </w:pPr>
       <w:r>
@@ -12003,6 +12566,7 @@
       <w:pPr>
         <w:bidi w:val="1"/>
         <w:spacing w:after="160" w:line="300" w:lineRule="auto"/>
+        <w:ind w:left="0" w:right="0" w:firstLine="0"/>
         <w:jc w:val="right"/>
       </w:pPr>
       <w:r>
@@ -12020,6 +12584,7 @@
       <w:pPr>
         <w:bidi w:val="1"/>
         <w:spacing w:after="160" w:line="300" w:lineRule="auto"/>
+        <w:ind w:left="0" w:right="0" w:firstLine="0"/>
         <w:jc w:val="right"/>
       </w:pPr>
       <w:r>
@@ -12046,6 +12611,7 @@
       <w:pPr>
         <w:bidi w:val="1"/>
         <w:spacing w:after="160" w:line="300" w:lineRule="auto"/>
+        <w:ind w:left="0" w:right="0" w:firstLine="0"/>
         <w:jc w:val="right"/>
       </w:pPr>
       <w:r>
@@ -12072,6 +12638,7 @@
       <w:pPr>
         <w:bidi w:val="1"/>
         <w:spacing w:after="160" w:line="300" w:lineRule="auto"/>
+        <w:ind w:left="0" w:right="0" w:firstLine="0"/>
         <w:jc w:val="right"/>
       </w:pPr>
       <w:r>
@@ -12098,6 +12665,7 @@
       <w:pPr>
         <w:bidi w:val="1"/>
         <w:spacing w:after="160" w:line="300" w:lineRule="auto"/>
+        <w:ind w:left="0" w:right="0" w:firstLine="0"/>
         <w:jc w:val="right"/>
       </w:pPr>
       <w:r>
@@ -12124,6 +12692,7 @@
       <w:pPr>
         <w:bidi w:val="1"/>
         <w:spacing w:after="160" w:line="300" w:lineRule="auto"/>
+        <w:ind w:left="0" w:right="0" w:firstLine="0"/>
         <w:jc w:val="right"/>
       </w:pPr>
       <w:r>
@@ -12154,6 +12723,7 @@
       <w:pPr>
         <w:bidi w:val="1"/>
         <w:spacing w:after="160" w:line="300" w:lineRule="auto"/>
+        <w:ind w:left="0" w:right="0" w:firstLine="0"/>
         <w:jc w:val="right"/>
       </w:pPr>
       <w:r>
@@ -12171,6 +12741,7 @@
       <w:pPr>
         <w:bidi w:val="1"/>
         <w:spacing w:after="160" w:line="300" w:lineRule="auto"/>
+        <w:ind w:left="0" w:right="0" w:firstLine="0"/>
         <w:jc w:val="right"/>
       </w:pPr>
       <w:r>
@@ -12190,6 +12761,7 @@
       <w:pPr>
         <w:bidi w:val="1"/>
         <w:spacing w:after="160" w:line="300" w:lineRule="auto"/>
+        <w:ind w:left="0" w:right="0" w:firstLine="0"/>
         <w:jc w:val="right"/>
       </w:pPr>
       <w:r>
@@ -12207,6 +12779,7 @@
       <w:pPr>
         <w:bidi w:val="1"/>
         <w:spacing w:after="160" w:line="300" w:lineRule="auto"/>
+        <w:ind w:left="0" w:right="0" w:firstLine="0"/>
         <w:jc w:val="right"/>
       </w:pPr>
       <w:r>
@@ -12224,6 +12797,7 @@
       <w:pPr>
         <w:bidi w:val="1"/>
         <w:spacing w:after="160" w:line="300" w:lineRule="auto"/>
+        <w:ind w:left="0" w:right="0" w:firstLine="0"/>
         <w:jc w:val="right"/>
       </w:pPr>
       <w:r>
@@ -12241,6 +12815,7 @@
       <w:pPr>
         <w:bidi w:val="1"/>
         <w:spacing w:after="160" w:line="300" w:lineRule="auto"/>
+        <w:ind w:left="0" w:right="0" w:firstLine="0"/>
         <w:jc w:val="right"/>
       </w:pPr>
       <w:r>
@@ -12269,6 +12844,7 @@
       <w:pPr>
         <w:bidi w:val="1"/>
         <w:spacing w:after="160" w:line="300" w:lineRule="auto"/>
+        <w:ind w:left="0" w:right="0" w:firstLine="0"/>
         <w:jc w:val="right"/>
       </w:pPr>
       <w:r>
@@ -12295,6 +12871,7 @@
       <w:pPr>
         <w:bidi w:val="1"/>
         <w:spacing w:after="160" w:line="300" w:lineRule="auto"/>
+        <w:ind w:left="0" w:right="0" w:firstLine="0"/>
         <w:jc w:val="right"/>
       </w:pPr>
       <w:r>
@@ -12312,6 +12889,7 @@
       <w:pPr>
         <w:bidi w:val="1"/>
         <w:spacing w:after="160" w:line="300" w:lineRule="auto"/>
+        <w:ind w:left="0" w:right="0" w:firstLine="0"/>
         <w:jc w:val="right"/>
       </w:pPr>
       <w:r>
@@ -12329,6 +12907,7 @@
       <w:pPr>
         <w:bidi w:val="1"/>
         <w:spacing w:after="160" w:line="300" w:lineRule="auto"/>
+        <w:ind w:left="0" w:right="0" w:firstLine="0"/>
         <w:jc w:val="right"/>
       </w:pPr>
       <w:r>
@@ -12355,6 +12934,7 @@
       <w:pPr>
         <w:bidi w:val="1"/>
         <w:spacing w:after="160" w:line="300" w:lineRule="auto"/>
+        <w:ind w:left="0" w:right="0" w:firstLine="0"/>
         <w:jc w:val="right"/>
       </w:pPr>
       <w:r>
@@ -12381,6 +12961,7 @@
       <w:pPr>
         <w:bidi w:val="1"/>
         <w:spacing w:after="160" w:line="300" w:lineRule="auto"/>
+        <w:ind w:left="0" w:right="0" w:firstLine="0"/>
         <w:jc w:val="right"/>
       </w:pPr>
       <w:r>
@@ -12409,6 +12990,7 @@
       <w:pPr>
         <w:bidi w:val="1"/>
         <w:spacing w:after="160" w:line="300" w:lineRule="auto"/>
+        <w:ind w:left="0" w:right="0" w:firstLine="0"/>
         <w:jc w:val="right"/>
       </w:pPr>
       <w:r>
@@ -12426,6 +13008,7 @@
       <w:pPr>
         <w:bidi w:val="1"/>
         <w:spacing w:after="160" w:line="300" w:lineRule="auto"/>
+        <w:ind w:left="0" w:right="0" w:firstLine="0"/>
         <w:jc w:val="right"/>
       </w:pPr>
       <w:r>
@@ -12445,6 +13028,7 @@
       <w:pPr>
         <w:bidi w:val="1"/>
         <w:spacing w:after="160" w:line="300" w:lineRule="auto"/>
+        <w:ind w:left="0" w:right="0" w:firstLine="0"/>
         <w:jc w:val="right"/>
       </w:pPr>
       <w:r>
@@ -12462,6 +13046,7 @@
       <w:pPr>
         <w:bidi w:val="1"/>
         <w:spacing w:after="160" w:line="300" w:lineRule="auto"/>
+        <w:ind w:left="0" w:right="0" w:firstLine="0"/>
         <w:jc w:val="right"/>
       </w:pPr>
       <w:r>
@@ -12479,6 +13064,7 @@
       <w:pPr>
         <w:bidi w:val="1"/>
         <w:spacing w:after="160" w:line="300" w:lineRule="auto"/>
+        <w:ind w:left="0" w:right="0" w:firstLine="0"/>
         <w:jc w:val="right"/>
       </w:pPr>
       <w:r>
@@ -12498,6 +13084,7 @@
       <w:pPr>
         <w:bidi w:val="1"/>
         <w:spacing w:after="160" w:line="300" w:lineRule="auto"/>
+        <w:ind w:left="0" w:right="0" w:firstLine="0"/>
         <w:jc w:val="right"/>
       </w:pPr>
       <w:r>
@@ -12524,6 +13111,7 @@
       <w:pPr>
         <w:bidi w:val="1"/>
         <w:spacing w:after="160" w:line="300" w:lineRule="auto"/>
+        <w:ind w:left="0" w:right="0" w:firstLine="0"/>
         <w:jc w:val="right"/>
       </w:pPr>
       <w:r>
@@ -12550,6 +13138,7 @@
       <w:pPr>
         <w:bidi w:val="1"/>
         <w:spacing w:after="160" w:line="300" w:lineRule="auto"/>
+        <w:ind w:left="0" w:right="0" w:firstLine="0"/>
         <w:jc w:val="right"/>
       </w:pPr>
       <w:r>
@@ -12567,6 +13156,7 @@
       <w:pPr>
         <w:bidi w:val="1"/>
         <w:spacing w:after="160" w:line="300" w:lineRule="auto"/>
+        <w:ind w:left="0" w:right="0" w:firstLine="0"/>
         <w:jc w:val="right"/>
       </w:pPr>
       <w:r>
@@ -12584,6 +13174,7 @@
       <w:pPr>
         <w:bidi w:val="1"/>
         <w:spacing w:after="160" w:line="300" w:lineRule="auto"/>
+        <w:ind w:left="0" w:right="0" w:firstLine="0"/>
         <w:jc w:val="right"/>
       </w:pPr>
       <w:r>
@@ -12601,6 +13192,7 @@
       <w:pPr>
         <w:bidi w:val="1"/>
         <w:spacing w:after="160" w:line="300" w:lineRule="auto"/>
+        <w:ind w:left="0" w:right="0" w:firstLine="0"/>
         <w:jc w:val="right"/>
       </w:pPr>
       <w:r>
@@ -12618,6 +13210,7 @@
       <w:pPr>
         <w:bidi w:val="1"/>
         <w:spacing w:after="160" w:line="300" w:lineRule="auto"/>
+        <w:ind w:left="0" w:right="0" w:firstLine="0"/>
         <w:jc w:val="right"/>
       </w:pPr>
       <w:r>
@@ -12635,6 +13228,7 @@
       <w:pPr>
         <w:bidi w:val="1"/>
         <w:spacing w:after="160" w:line="300" w:lineRule="auto"/>
+        <w:ind w:left="0" w:right="0" w:firstLine="0"/>
         <w:jc w:val="right"/>
       </w:pPr>
       <w:r>
@@ -12652,6 +13246,7 @@
       <w:pPr>
         <w:bidi w:val="1"/>
         <w:spacing w:after="160" w:line="300" w:lineRule="auto"/>
+        <w:ind w:left="0" w:right="0" w:firstLine="0"/>
         <w:jc w:val="right"/>
       </w:pPr>
       <w:r>
@@ -12669,6 +13264,7 @@
       <w:pPr>
         <w:bidi w:val="1"/>
         <w:spacing w:after="160" w:line="300" w:lineRule="auto"/>
+        <w:ind w:left="0" w:right="0" w:firstLine="0"/>
         <w:jc w:val="right"/>
       </w:pPr>
       <w:r>
@@ -12695,6 +13291,7 @@
       <w:pPr>
         <w:bidi w:val="1"/>
         <w:spacing w:after="160" w:line="300" w:lineRule="auto"/>
+        <w:ind w:left="0" w:right="0" w:firstLine="0"/>
         <w:jc w:val="right"/>
       </w:pPr>
       <w:r>
@@ -12721,6 +13318,7 @@
       <w:pPr>
         <w:bidi w:val="1"/>
         <w:spacing w:after="160" w:line="300" w:lineRule="auto"/>
+        <w:ind w:left="0" w:right="0" w:firstLine="0"/>
         <w:jc w:val="right"/>
       </w:pPr>
       <w:r>
@@ -12738,6 +13336,7 @@
       <w:pPr>
         <w:bidi w:val="1"/>
         <w:spacing w:after="160" w:line="300" w:lineRule="auto"/>
+        <w:ind w:left="0" w:right="0" w:firstLine="0"/>
         <w:jc w:val="right"/>
       </w:pPr>
       <w:r>
@@ -12764,6 +13363,7 @@
       <w:pPr>
         <w:bidi w:val="1"/>
         <w:spacing w:after="160" w:line="300" w:lineRule="auto"/>
+        <w:ind w:left="0" w:right="0" w:firstLine="0"/>
         <w:jc w:val="right"/>
       </w:pPr>
       <w:r>
@@ -12790,6 +13390,7 @@
       <w:pPr>
         <w:bidi w:val="1"/>
         <w:spacing w:after="160" w:line="300" w:lineRule="auto"/>
+        <w:ind w:left="0" w:right="0" w:firstLine="0"/>
         <w:jc w:val="right"/>
       </w:pPr>
       <w:r>
@@ -12816,6 +13417,7 @@
       <w:pPr>
         <w:bidi w:val="1"/>
         <w:spacing w:after="160" w:line="300" w:lineRule="auto"/>
+        <w:ind w:left="0" w:right="0" w:firstLine="0"/>
         <w:jc w:val="right"/>
       </w:pPr>
       <w:r>
@@ -12842,6 +13444,7 @@
       <w:pPr>
         <w:bidi w:val="1"/>
         <w:spacing w:after="160" w:line="300" w:lineRule="auto"/>
+        <w:ind w:left="0" w:right="0" w:firstLine="0"/>
         <w:jc w:val="right"/>
       </w:pPr>
       <w:r>
@@ -12859,6 +13462,7 @@
       <w:pPr>
         <w:bidi w:val="1"/>
         <w:spacing w:after="160" w:line="300" w:lineRule="auto"/>
+        <w:ind w:left="0" w:right="0" w:firstLine="0"/>
         <w:jc w:val="right"/>
       </w:pPr>
       <w:r>
@@ -12876,6 +13480,7 @@
       <w:pPr>
         <w:bidi w:val="1"/>
         <w:spacing w:after="160" w:line="300" w:lineRule="auto"/>
+        <w:ind w:left="0" w:right="0" w:firstLine="0"/>
         <w:jc w:val="right"/>
       </w:pPr>
       <w:r>
@@ -12893,6 +13498,7 @@
       <w:pPr>
         <w:bidi w:val="1"/>
         <w:spacing w:after="160" w:line="300" w:lineRule="auto"/>
+        <w:ind w:left="0" w:right="0" w:firstLine="0"/>
         <w:jc w:val="right"/>
       </w:pPr>
       <w:r>
@@ -12910,6 +13516,7 @@
       <w:pPr>
         <w:bidi w:val="1"/>
         <w:spacing w:after="160" w:line="300" w:lineRule="auto"/>
+        <w:ind w:left="0" w:right="0" w:firstLine="0"/>
         <w:jc w:val="right"/>
       </w:pPr>
       <w:r>
@@ -12927,6 +13534,7 @@
       <w:pPr>
         <w:bidi w:val="1"/>
         <w:spacing w:after="160" w:line="300" w:lineRule="auto"/>
+        <w:ind w:left="0" w:right="0" w:firstLine="0"/>
         <w:jc w:val="right"/>
       </w:pPr>
       <w:r>
@@ -12944,6 +13552,7 @@
       <w:pPr>
         <w:bidi w:val="1"/>
         <w:spacing w:after="160" w:line="300" w:lineRule="auto"/>
+        <w:ind w:left="0" w:right="0" w:firstLine="0"/>
         <w:jc w:val="right"/>
       </w:pPr>
       <w:r>
@@ -12970,6 +13579,7 @@
       <w:pPr>
         <w:bidi w:val="1"/>
         <w:spacing w:after="160" w:line="300" w:lineRule="auto"/>
+        <w:ind w:left="0" w:right="0" w:firstLine="0"/>
         <w:jc w:val="right"/>
       </w:pPr>
       <w:r>
@@ -12996,6 +13606,7 @@
       <w:pPr>
         <w:bidi w:val="1"/>
         <w:spacing w:after="160" w:line="300" w:lineRule="auto"/>
+        <w:ind w:left="0" w:right="0" w:firstLine="0"/>
         <w:jc w:val="right"/>
       </w:pPr>
       <w:r>
@@ -13013,6 +13624,7 @@
       <w:pPr>
         <w:bidi w:val="1"/>
         <w:spacing w:after="160" w:line="300" w:lineRule="auto"/>
+        <w:ind w:left="0" w:right="0" w:firstLine="0"/>
         <w:jc w:val="right"/>
       </w:pPr>
       <w:r>
@@ -13039,6 +13651,7 @@
       <w:pPr>
         <w:bidi w:val="1"/>
         <w:spacing w:after="160" w:line="300" w:lineRule="auto"/>
+        <w:ind w:left="0" w:right="0" w:firstLine="0"/>
         <w:jc w:val="right"/>
       </w:pPr>
       <w:r>
@@ -13065,6 +13678,7 @@
       <w:pPr>
         <w:bidi w:val="1"/>
         <w:spacing w:after="160" w:line="300" w:lineRule="auto"/>
+        <w:ind w:left="0" w:right="0" w:firstLine="0"/>
         <w:jc w:val="right"/>
       </w:pPr>
       <w:r>
@@ -13091,6 +13705,7 @@
       <w:pPr>
         <w:bidi w:val="1"/>
         <w:spacing w:after="160" w:line="300" w:lineRule="auto"/>
+        <w:ind w:left="0" w:right="0" w:firstLine="0"/>
         <w:jc w:val="right"/>
       </w:pPr>
       <w:r>
@@ -13108,6 +13723,7 @@
       <w:pPr>
         <w:bidi w:val="1"/>
         <w:spacing w:after="160" w:line="300" w:lineRule="auto"/>
+        <w:ind w:left="0" w:right="0" w:firstLine="0"/>
         <w:jc w:val="right"/>
       </w:pPr>
       <w:r>
@@ -13134,6 +13750,7 @@
       <w:pPr>
         <w:bidi w:val="1"/>
         <w:spacing w:after="160" w:line="300" w:lineRule="auto"/>
+        <w:ind w:left="0" w:right="0" w:firstLine="0"/>
         <w:jc w:val="right"/>
       </w:pPr>
       <w:r>
@@ -13160,6 +13777,7 @@
       <w:pPr>
         <w:bidi w:val="1"/>
         <w:spacing w:after="160" w:line="300" w:lineRule="auto"/>
+        <w:ind w:left="0" w:right="0" w:firstLine="0"/>
         <w:jc w:val="right"/>
       </w:pPr>
       <w:r>
@@ -13179,6 +13797,7 @@
       <w:pPr>
         <w:bidi w:val="1"/>
         <w:spacing w:after="160" w:line="300" w:lineRule="auto"/>
+        <w:ind w:left="0" w:right="0" w:firstLine="0"/>
         <w:jc w:val="right"/>
       </w:pPr>
       <w:r>
@@ -13196,6 +13815,7 @@
       <w:pPr>
         <w:bidi w:val="1"/>
         <w:spacing w:after="160" w:line="300" w:lineRule="auto"/>
+        <w:ind w:left="0" w:right="0" w:firstLine="0"/>
         <w:jc w:val="right"/>
       </w:pPr>
       <w:r>
@@ -13215,6 +13835,7 @@
       <w:pPr>
         <w:bidi w:val="1"/>
         <w:spacing w:after="160" w:line="300" w:lineRule="auto"/>
+        <w:ind w:left="0" w:right="0" w:firstLine="0"/>
         <w:jc w:val="right"/>
       </w:pPr>
       <w:r>
@@ -13232,6 +13853,7 @@
       <w:pPr>
         <w:bidi w:val="1"/>
         <w:spacing w:after="160" w:line="300" w:lineRule="auto"/>
+        <w:ind w:left="0" w:right="0" w:firstLine="0"/>
         <w:jc w:val="right"/>
       </w:pPr>
       <w:r>
@@ -13251,6 +13873,7 @@
       <w:pPr>
         <w:bidi w:val="1"/>
         <w:spacing w:after="160" w:line="300" w:lineRule="auto"/>
+        <w:ind w:left="0" w:right="0" w:firstLine="0"/>
         <w:jc w:val="right"/>
       </w:pPr>
       <w:r>
@@ -13268,6 +13891,7 @@
       <w:pPr>
         <w:bidi w:val="1"/>
         <w:spacing w:after="160" w:line="300" w:lineRule="auto"/>
+        <w:ind w:left="0" w:right="0" w:firstLine="0"/>
         <w:jc w:val="right"/>
       </w:pPr>
       <w:r>
@@ -13285,6 +13909,7 @@
       <w:pPr>
         <w:bidi w:val="1"/>
         <w:spacing w:after="160" w:line="300" w:lineRule="auto"/>
+        <w:ind w:left="0" w:right="0" w:firstLine="0"/>
         <w:jc w:val="right"/>
       </w:pPr>
       <w:r>
@@ -13311,6 +13936,7 @@
       <w:pPr>
         <w:bidi w:val="1"/>
         <w:spacing w:after="160" w:line="300" w:lineRule="auto"/>
+        <w:ind w:left="0" w:right="0" w:firstLine="0"/>
         <w:jc w:val="right"/>
       </w:pPr>
       <w:r>
@@ -13337,6 +13963,7 @@
       <w:pPr>
         <w:bidi w:val="1"/>
         <w:spacing w:after="160" w:line="300" w:lineRule="auto"/>
+        <w:ind w:left="0" w:right="0" w:firstLine="0"/>
         <w:jc w:val="right"/>
       </w:pPr>
       <w:r>
@@ -13354,6 +13981,7 @@
       <w:pPr>
         <w:bidi w:val="1"/>
         <w:spacing w:after="160" w:line="300" w:lineRule="auto"/>
+        <w:ind w:left="0" w:right="0" w:firstLine="0"/>
         <w:jc w:val="right"/>
       </w:pPr>
       <w:r>
@@ -13371,6 +13999,7 @@
       <w:pPr>
         <w:bidi w:val="1"/>
         <w:spacing w:after="160" w:line="300" w:lineRule="auto"/>
+        <w:ind w:left="0" w:right="0" w:firstLine="0"/>
         <w:jc w:val="right"/>
       </w:pPr>
       <w:r>
@@ -13390,6 +14019,7 @@
       <w:pPr>
         <w:bidi w:val="1"/>
         <w:spacing w:after="160" w:line="300" w:lineRule="auto"/>
+        <w:ind w:left="0" w:right="0" w:firstLine="0"/>
         <w:jc w:val="right"/>
       </w:pPr>
       <w:r>
@@ -13416,6 +14046,7 @@
       <w:pPr>
         <w:bidi w:val="1"/>
         <w:spacing w:after="160" w:line="300" w:lineRule="auto"/>
+        <w:ind w:left="0" w:right="0" w:firstLine="0"/>
         <w:jc w:val="right"/>
       </w:pPr>
       <w:r>
@@ -13444,6 +14075,7 @@
       <w:pPr>
         <w:bidi w:val="1"/>
         <w:spacing w:after="160" w:line="300" w:lineRule="auto"/>
+        <w:ind w:left="0" w:right="0" w:firstLine="0"/>
         <w:jc w:val="right"/>
       </w:pPr>
       <w:r>
@@ -13461,6 +14093,7 @@
       <w:pPr>
         <w:bidi w:val="1"/>
         <w:spacing w:after="160" w:line="300" w:lineRule="auto"/>
+        <w:ind w:left="0" w:right="0" w:firstLine="0"/>
         <w:jc w:val="right"/>
       </w:pPr>
       <w:r>
@@ -13480,6 +14113,7 @@
       <w:pPr>
         <w:bidi w:val="1"/>
         <w:spacing w:after="160" w:line="300" w:lineRule="auto"/>
+        <w:ind w:left="0" w:right="0" w:firstLine="0"/>
         <w:jc w:val="right"/>
       </w:pPr>
       <w:r>
@@ -13497,6 +14131,7 @@
       <w:pPr>
         <w:bidi w:val="1"/>
         <w:spacing w:after="160" w:line="300" w:lineRule="auto"/>
+        <w:ind w:left="0" w:right="0" w:firstLine="0"/>
         <w:jc w:val="right"/>
       </w:pPr>
       <w:r>
@@ -13523,6 +14158,7 @@
       <w:pPr>
         <w:bidi w:val="1"/>
         <w:spacing w:after="160" w:line="300" w:lineRule="auto"/>
+        <w:ind w:left="0" w:right="0" w:firstLine="0"/>
         <w:jc w:val="right"/>
       </w:pPr>
       <w:r>
@@ -13549,6 +14185,7 @@
       <w:pPr>
         <w:bidi w:val="1"/>
         <w:spacing w:after="160" w:line="300" w:lineRule="auto"/>
+        <w:ind w:left="0" w:right="0" w:firstLine="0"/>
         <w:jc w:val="right"/>
       </w:pPr>
       <w:r>
@@ -13566,6 +14203,7 @@
       <w:pPr>
         <w:bidi w:val="1"/>
         <w:spacing w:after="160" w:line="300" w:lineRule="auto"/>
+        <w:ind w:left="0" w:right="0" w:firstLine="0"/>
         <w:jc w:val="right"/>
       </w:pPr>
       <w:r>
@@ -13592,6 +14230,7 @@
       <w:pPr>
         <w:bidi w:val="1"/>
         <w:spacing w:after="160" w:line="300" w:lineRule="auto"/>
+        <w:ind w:left="0" w:right="0" w:firstLine="0"/>
         <w:jc w:val="right"/>
       </w:pPr>
       <w:r>
@@ -13618,6 +14257,7 @@
       <w:pPr>
         <w:bidi w:val="1"/>
         <w:spacing w:after="160" w:line="300" w:lineRule="auto"/>
+        <w:ind w:left="0" w:right="0" w:firstLine="0"/>
         <w:jc w:val="right"/>
       </w:pPr>
       <w:r>
@@ -13635,6 +14275,7 @@
       <w:pPr>
         <w:bidi w:val="1"/>
         <w:spacing w:after="160" w:line="300" w:lineRule="auto"/>
+        <w:ind w:left="0" w:right="0" w:firstLine="0"/>
         <w:jc w:val="right"/>
       </w:pPr>
       <w:r>
@@ -13661,6 +14302,7 @@
       <w:pPr>
         <w:bidi w:val="1"/>
         <w:spacing w:after="160" w:line="300" w:lineRule="auto"/>
+        <w:ind w:left="0" w:right="0" w:firstLine="0"/>
         <w:jc w:val="right"/>
       </w:pPr>
       <w:r>
@@ -13687,6 +14329,7 @@
       <w:pPr>
         <w:bidi w:val="1"/>
         <w:spacing w:after="160" w:line="300" w:lineRule="auto"/>
+        <w:ind w:left="0" w:right="0" w:firstLine="0"/>
         <w:jc w:val="right"/>
       </w:pPr>
       <w:r>
@@ -13704,6 +14347,7 @@
       <w:pPr>
         <w:bidi w:val="1"/>
         <w:spacing w:after="160" w:line="300" w:lineRule="auto"/>
+        <w:ind w:left="0" w:right="0" w:firstLine="0"/>
         <w:jc w:val="right"/>
       </w:pPr>
       <w:r>
@@ -13721,6 +14365,7 @@
       <w:pPr>
         <w:bidi w:val="1"/>
         <w:spacing w:after="160" w:line="300" w:lineRule="auto"/>
+        <w:ind w:left="0" w:right="0" w:firstLine="0"/>
         <w:jc w:val="right"/>
       </w:pPr>
       <w:r>
@@ -13747,6 +14392,7 @@
       <w:pPr>
         <w:bidi w:val="1"/>
         <w:spacing w:after="160" w:line="300" w:lineRule="auto"/>
+        <w:ind w:left="0" w:right="0" w:firstLine="0"/>
         <w:jc w:val="right"/>
       </w:pPr>
       <w:r>
@@ -13775,6 +14421,7 @@
       <w:pPr>
         <w:bidi w:val="1"/>
         <w:spacing w:after="160" w:line="300" w:lineRule="auto"/>
+        <w:ind w:left="0" w:right="0" w:firstLine="0"/>
         <w:jc w:val="right"/>
       </w:pPr>
       <w:r>
@@ -13792,6 +14439,7 @@
       <w:pPr>
         <w:bidi w:val="1"/>
         <w:spacing w:after="160" w:line="300" w:lineRule="auto"/>
+        <w:ind w:left="0" w:right="0" w:firstLine="0"/>
         <w:jc w:val="right"/>
       </w:pPr>
       <w:r>
@@ -13811,6 +14459,7 @@
       <w:pPr>
         <w:bidi w:val="1"/>
         <w:spacing w:after="160" w:line="300" w:lineRule="auto"/>
+        <w:ind w:left="0" w:right="0" w:firstLine="0"/>
         <w:jc w:val="right"/>
       </w:pPr>
       <w:r>
@@ -13828,6 +14477,7 @@
       <w:pPr>
         <w:bidi w:val="1"/>
         <w:spacing w:after="160" w:line="300" w:lineRule="auto"/>
+        <w:ind w:left="0" w:right="0" w:firstLine="0"/>
         <w:jc w:val="right"/>
       </w:pPr>
       <w:r>
@@ -13847,6 +14497,7 @@
       <w:pPr>
         <w:bidi w:val="1"/>
         <w:spacing w:after="160" w:line="300" w:lineRule="auto"/>
+        <w:ind w:left="0" w:right="0" w:firstLine="0"/>
         <w:jc w:val="right"/>
       </w:pPr>
       <w:r>
@@ -13864,6 +14515,7 @@
       <w:pPr>
         <w:bidi w:val="1"/>
         <w:spacing w:after="160" w:line="300" w:lineRule="auto"/>
+        <w:ind w:left="0" w:right="0" w:firstLine="0"/>
         <w:jc w:val="right"/>
       </w:pPr>
       <w:r>
@@ -13883,6 +14535,7 @@
       <w:pPr>
         <w:bidi w:val="1"/>
         <w:spacing w:after="160" w:line="300" w:lineRule="auto"/>
+        <w:ind w:left="0" w:right="0" w:firstLine="0"/>
         <w:jc w:val="right"/>
       </w:pPr>
       <w:r>
@@ -13909,6 +14562,7 @@
       <w:pPr>
         <w:bidi w:val="1"/>
         <w:spacing w:after="160" w:line="300" w:lineRule="auto"/>
+        <w:ind w:left="0" w:right="0" w:firstLine="0"/>
         <w:jc w:val="right"/>
       </w:pPr>
       <w:r>
@@ -13935,6 +14589,7 @@
       <w:pPr>
         <w:bidi w:val="1"/>
         <w:spacing w:after="160" w:line="300" w:lineRule="auto"/>
+        <w:ind w:left="0" w:right="0" w:firstLine="0"/>
         <w:jc w:val="right"/>
       </w:pPr>
       <w:r>
@@ -13961,6 +14616,7 @@
       <w:pPr>
         <w:bidi w:val="1"/>
         <w:spacing w:after="160" w:line="300" w:lineRule="auto"/>
+        <w:ind w:left="0" w:right="0" w:firstLine="0"/>
         <w:jc w:val="right"/>
       </w:pPr>
       <w:r>
@@ -13987,6 +14643,7 @@
       <w:pPr>
         <w:bidi w:val="1"/>
         <w:spacing w:after="160" w:line="300" w:lineRule="auto"/>
+        <w:ind w:left="0" w:right="0" w:firstLine="0"/>
         <w:jc w:val="right"/>
       </w:pPr>
       <w:r>
@@ -14013,6 +14670,7 @@
       <w:pPr>
         <w:bidi w:val="1"/>
         <w:spacing w:after="160" w:line="300" w:lineRule="auto"/>
+        <w:ind w:left="0" w:right="0" w:firstLine="0"/>
         <w:jc w:val="right"/>
       </w:pPr>
       <w:r>
@@ -14032,6 +14690,7 @@
       <w:pPr>
         <w:bidi w:val="1"/>
         <w:spacing w:after="160" w:line="300" w:lineRule="auto"/>
+        <w:ind w:left="0" w:right="0" w:firstLine="0"/>
         <w:jc w:val="right"/>
       </w:pPr>
       <w:r>
@@ -14049,6 +14708,7 @@
       <w:pPr>
         <w:bidi w:val="1"/>
         <w:spacing w:after="160" w:line="300" w:lineRule="auto"/>
+        <w:ind w:left="0" w:right="0" w:firstLine="0"/>
         <w:jc w:val="right"/>
       </w:pPr>
       <w:r>
@@ -14066,6 +14726,7 @@
       <w:pPr>
         <w:bidi w:val="1"/>
         <w:spacing w:after="160" w:line="300" w:lineRule="auto"/>
+        <w:ind w:left="0" w:right="0" w:firstLine="0"/>
         <w:jc w:val="right"/>
       </w:pPr>
       <w:r>
@@ -14085,6 +14746,7 @@
       <w:pPr>
         <w:bidi w:val="1"/>
         <w:spacing w:after="160" w:line="300" w:lineRule="auto"/>
+        <w:ind w:left="0" w:right="0" w:firstLine="0"/>
         <w:jc w:val="right"/>
       </w:pPr>
       <w:r>
@@ -14114,6 +14776,7 @@
       <w:pPr>
         <w:bidi w:val="1"/>
         <w:spacing w:after="160" w:line="300" w:lineRule="auto"/>
+        <w:ind w:left="0" w:right="0" w:firstLine="0"/>
         <w:jc w:val="right"/>
       </w:pPr>
       <w:r>
@@ -14131,6 +14794,7 @@
       <w:pPr>
         <w:bidi w:val="1"/>
         <w:spacing w:after="160" w:line="300" w:lineRule="auto"/>
+        <w:ind w:left="0" w:right="0" w:firstLine="0"/>
         <w:jc w:val="right"/>
       </w:pPr>
       <w:r>
@@ -14150,6 +14814,7 @@
       <w:pPr>
         <w:bidi w:val="1"/>
         <w:spacing w:after="160" w:line="300" w:lineRule="auto"/>
+        <w:ind w:left="0" w:right="0" w:firstLine="0"/>
         <w:jc w:val="right"/>
       </w:pPr>
       <w:r>
@@ -14167,6 +14832,7 @@
       <w:pPr>
         <w:bidi w:val="1"/>
         <w:spacing w:after="160" w:line="300" w:lineRule="auto"/>
+        <w:ind w:left="0" w:right="0" w:firstLine="0"/>
         <w:jc w:val="right"/>
       </w:pPr>
       <w:r>
@@ -14193,6 +14859,7 @@
       <w:pPr>
         <w:bidi w:val="1"/>
         <w:spacing w:after="160" w:line="300" w:lineRule="auto"/>
+        <w:ind w:left="0" w:right="0" w:firstLine="0"/>
         <w:jc w:val="right"/>
       </w:pPr>
       <w:r>
@@ -14219,6 +14886,7 @@
       <w:pPr>
         <w:bidi w:val="1"/>
         <w:spacing w:after="160" w:line="300" w:lineRule="auto"/>
+        <w:ind w:left="0" w:right="0" w:firstLine="0"/>
         <w:jc w:val="right"/>
       </w:pPr>
       <w:r>
@@ -14245,6 +14913,7 @@
       <w:pPr>
         <w:bidi w:val="1"/>
         <w:spacing w:after="160" w:line="300" w:lineRule="auto"/>
+        <w:ind w:left="0" w:right="0" w:firstLine="0"/>
         <w:jc w:val="right"/>
       </w:pPr>
       <w:r>
@@ -14271,6 +14940,7 @@
       <w:pPr>
         <w:bidi w:val="1"/>
         <w:spacing w:after="160" w:line="300" w:lineRule="auto"/>
+        <w:ind w:left="0" w:right="0" w:firstLine="0"/>
         <w:jc w:val="right"/>
       </w:pPr>
       <w:r>
@@ -14288,6 +14958,7 @@
       <w:pPr>
         <w:bidi w:val="1"/>
         <w:spacing w:after="160" w:line="300" w:lineRule="auto"/>
+        <w:ind w:left="0" w:right="0" w:firstLine="0"/>
         <w:jc w:val="right"/>
       </w:pPr>
       <w:r>
@@ -14305,6 +14976,7 @@
       <w:pPr>
         <w:bidi w:val="1"/>
         <w:spacing w:after="160" w:line="300" w:lineRule="auto"/>
+        <w:ind w:left="0" w:right="0" w:firstLine="0"/>
         <w:jc w:val="right"/>
       </w:pPr>
       <w:r>
@@ -14322,6 +14994,7 @@
       <w:pPr>
         <w:bidi w:val="1"/>
         <w:spacing w:after="160" w:line="300" w:lineRule="auto"/>
+        <w:ind w:left="0" w:right="0" w:firstLine="0"/>
         <w:jc w:val="right"/>
       </w:pPr>
       <w:r>
@@ -14347,6 +15020,7 @@
       <w:pPr>
         <w:bidi w:val="1"/>
         <w:spacing w:after="160" w:line="300" w:lineRule="auto"/>
+        <w:ind w:left="0" w:right="0" w:firstLine="0"/>
         <w:jc w:val="right"/>
       </w:pPr>
       <w:r>
@@ -14373,6 +15047,7 @@
       <w:pPr>
         <w:bidi w:val="1"/>
         <w:spacing w:after="160" w:line="300" w:lineRule="auto"/>
+        <w:ind w:left="0" w:right="0" w:firstLine="0"/>
         <w:jc w:val="right"/>
       </w:pPr>
       <w:r>
@@ -14399,6 +15074,7 @@
       <w:pPr>
         <w:bidi w:val="1"/>
         <w:spacing w:after="160" w:line="300" w:lineRule="auto"/>
+        <w:ind w:left="0" w:right="0" w:firstLine="0"/>
         <w:jc w:val="right"/>
       </w:pPr>
       <w:r>
@@ -14425,6 +15101,7 @@
       <w:pPr>
         <w:bidi w:val="1"/>
         <w:spacing w:after="160" w:line="300" w:lineRule="auto"/>
+        <w:ind w:left="0" w:right="0" w:firstLine="0"/>
         <w:jc w:val="right"/>
       </w:pPr>
       <w:r>
@@ -14451,6 +15128,7 @@
       <w:pPr>
         <w:bidi w:val="1"/>
         <w:spacing w:after="160" w:line="300" w:lineRule="auto"/>
+        <w:ind w:left="0" w:right="0" w:firstLine="0"/>
         <w:jc w:val="right"/>
       </w:pPr>
       <w:r>
@@ -14477,6 +15155,7 @@
       <w:pPr>
         <w:bidi w:val="1"/>
         <w:spacing w:after="160" w:line="300" w:lineRule="auto"/>
+        <w:ind w:left="0" w:right="0" w:firstLine="0"/>
         <w:jc w:val="right"/>
       </w:pPr>
       <w:r>
@@ -14494,6 +15173,7 @@
       <w:pPr>
         <w:bidi w:val="1"/>
         <w:spacing w:after="160" w:line="300" w:lineRule="auto"/>
+        <w:ind w:left="0" w:right="0" w:firstLine="0"/>
         <w:jc w:val="right"/>
       </w:pPr>
       <w:r>
@@ -14511,6 +15191,7 @@
       <w:pPr>
         <w:bidi w:val="1"/>
         <w:spacing w:after="160" w:line="300" w:lineRule="auto"/>
+        <w:ind w:left="0" w:right="0" w:firstLine="0"/>
         <w:jc w:val="right"/>
       </w:pPr>
       <w:r>
@@ -14537,6 +15218,7 @@
       <w:pPr>
         <w:bidi w:val="1"/>
         <w:spacing w:after="160" w:line="300" w:lineRule="auto"/>
+        <w:ind w:left="0" w:right="0" w:firstLine="0"/>
         <w:jc w:val="right"/>
       </w:pPr>
       <w:r>
@@ -14563,6 +15245,7 @@
       <w:pPr>
         <w:bidi w:val="1"/>
         <w:spacing w:after="160" w:line="300" w:lineRule="auto"/>
+        <w:ind w:left="0" w:right="0" w:firstLine="0"/>
         <w:jc w:val="right"/>
       </w:pPr>
       <w:r>
@@ -14580,6 +15263,7 @@
       <w:pPr>
         <w:bidi w:val="1"/>
         <w:spacing w:after="160" w:line="300" w:lineRule="auto"/>
+        <w:ind w:left="0" w:right="0" w:firstLine="0"/>
         <w:jc w:val="right"/>
       </w:pPr>
       <w:r>
@@ -14597,6 +15281,7 @@
       <w:pPr>
         <w:bidi w:val="1"/>
         <w:spacing w:after="160" w:line="300" w:lineRule="auto"/>
+        <w:ind w:left="0" w:right="0" w:firstLine="0"/>
         <w:jc w:val="right"/>
       </w:pPr>
       <w:r>
@@ -14614,6 +15299,7 @@
       <w:pPr>
         <w:bidi w:val="1"/>
         <w:spacing w:after="160" w:line="300" w:lineRule="auto"/>
+        <w:ind w:left="0" w:right="0" w:firstLine="0"/>
         <w:jc w:val="right"/>
       </w:pPr>
       <w:r>
@@ -14631,6 +15317,7 @@
       <w:pPr>
         <w:bidi w:val="1"/>
         <w:spacing w:after="160" w:line="300" w:lineRule="auto"/>
+        <w:ind w:left="0" w:right="0" w:firstLine="0"/>
         <w:jc w:val="right"/>
       </w:pPr>
       <w:r>
@@ -14648,6 +15335,7 @@
       <w:pPr>
         <w:bidi w:val="1"/>
         <w:spacing w:after="160" w:line="300" w:lineRule="auto"/>
+        <w:ind w:left="0" w:right="0" w:firstLine="0"/>
         <w:jc w:val="right"/>
       </w:pPr>
       <w:r>
@@ -14674,6 +15362,7 @@
       <w:pPr>
         <w:bidi w:val="1"/>
         <w:spacing w:after="160" w:line="300" w:lineRule="auto"/>
+        <w:ind w:left="0" w:right="0" w:firstLine="0"/>
         <w:jc w:val="right"/>
       </w:pPr>
       <w:r>
@@ -14700,6 +15389,7 @@
       <w:pPr>
         <w:bidi w:val="1"/>
         <w:spacing w:after="160" w:line="300" w:lineRule="auto"/>
+        <w:ind w:left="0" w:right="0" w:firstLine="0"/>
         <w:jc w:val="right"/>
       </w:pPr>
       <w:r>
@@ -14717,6 +15407,7 @@
       <w:pPr>
         <w:bidi w:val="1"/>
         <w:spacing w:after="160" w:line="300" w:lineRule="auto"/>
+        <w:ind w:left="0" w:right="0" w:firstLine="0"/>
         <w:jc w:val="right"/>
       </w:pPr>
       <w:r>
@@ -14734,6 +15425,7 @@
       <w:pPr>
         <w:bidi w:val="1"/>
         <w:spacing w:after="160" w:line="300" w:lineRule="auto"/>
+        <w:ind w:left="0" w:right="0" w:firstLine="0"/>
         <w:jc w:val="right"/>
       </w:pPr>
       <w:r>
@@ -14751,6 +15443,7 @@
       <w:pPr>
         <w:bidi w:val="1"/>
         <w:spacing w:after="160" w:line="300" w:lineRule="auto"/>
+        <w:ind w:left="0" w:right="0" w:firstLine="0"/>
         <w:jc w:val="right"/>
       </w:pPr>
       <w:r>
@@ -14768,6 +15461,7 @@
       <w:pPr>
         <w:bidi w:val="1"/>
         <w:spacing w:after="160" w:line="300" w:lineRule="auto"/>
+        <w:ind w:left="0" w:right="0" w:firstLine="0"/>
         <w:jc w:val="right"/>
       </w:pPr>
       <w:r>
@@ -14785,6 +15479,7 @@
       <w:pPr>
         <w:bidi w:val="1"/>
         <w:spacing w:after="160" w:line="300" w:lineRule="auto"/>
+        <w:ind w:left="0" w:right="0" w:firstLine="0"/>
         <w:jc w:val="right"/>
       </w:pPr>
       <w:r>
@@ -14811,6 +15506,7 @@
       <w:pPr>
         <w:bidi w:val="1"/>
         <w:spacing w:after="160" w:line="300" w:lineRule="auto"/>
+        <w:ind w:left="0" w:right="0" w:firstLine="0"/>
         <w:jc w:val="right"/>
       </w:pPr>
       <w:r>
@@ -14837,6 +15533,7 @@
       <w:pPr>
         <w:bidi w:val="1"/>
         <w:spacing w:after="160" w:line="300" w:lineRule="auto"/>
+        <w:ind w:left="0" w:right="0" w:firstLine="0"/>
         <w:jc w:val="right"/>
       </w:pPr>
       <w:r>
@@ -14863,6 +15560,7 @@
       <w:pPr>
         <w:bidi w:val="1"/>
         <w:spacing w:after="160" w:line="300" w:lineRule="auto"/>
+        <w:ind w:left="0" w:right="0" w:firstLine="0"/>
         <w:jc w:val="right"/>
       </w:pPr>
       <w:r>
@@ -14889,6 +15587,7 @@
       <w:pPr>
         <w:bidi w:val="1"/>
         <w:spacing w:after="160" w:line="300" w:lineRule="auto"/>
+        <w:ind w:left="0" w:right="0" w:firstLine="0"/>
         <w:jc w:val="right"/>
       </w:pPr>
       <w:r>
@@ -14906,6 +15605,7 @@
       <w:pPr>
         <w:bidi w:val="1"/>
         <w:spacing w:after="160" w:line="300" w:lineRule="auto"/>
+        <w:ind w:left="0" w:right="0" w:firstLine="0"/>
         <w:jc w:val="right"/>
       </w:pPr>
       <w:r>
@@ -14923,6 +15623,7 @@
       <w:pPr>
         <w:bidi w:val="1"/>
         <w:spacing w:after="160" w:line="300" w:lineRule="auto"/>
+        <w:ind w:left="0" w:right="0" w:firstLine="0"/>
         <w:jc w:val="right"/>
       </w:pPr>
       <w:r>
@@ -14940,6 +15641,7 @@
       <w:pPr>
         <w:bidi w:val="1"/>
         <w:spacing w:after="160" w:line="300" w:lineRule="auto"/>
+        <w:ind w:left="0" w:right="0" w:firstLine="0"/>
         <w:jc w:val="right"/>
       </w:pPr>
       <w:r>
@@ -14966,6 +15668,7 @@
       <w:pPr>
         <w:bidi w:val="1"/>
         <w:spacing w:after="160" w:line="300" w:lineRule="auto"/>
+        <w:ind w:left="0" w:right="0" w:firstLine="0"/>
         <w:jc w:val="right"/>
       </w:pPr>
       <w:r>
@@ -14992,6 +15695,7 @@
       <w:pPr>
         <w:bidi w:val="1"/>
         <w:spacing w:after="160" w:line="300" w:lineRule="auto"/>
+        <w:ind w:left="0" w:right="0" w:firstLine="0"/>
         <w:jc w:val="right"/>
       </w:pPr>
       <w:r>
@@ -15009,6 +15713,7 @@
       <w:pPr>
         <w:bidi w:val="1"/>
         <w:spacing w:after="160" w:line="300" w:lineRule="auto"/>
+        <w:ind w:left="0" w:right="0" w:firstLine="0"/>
         <w:jc w:val="right"/>
       </w:pPr>
       <w:r>
@@ -15035,6 +15740,7 @@
       <w:pPr>
         <w:bidi w:val="1"/>
         <w:spacing w:after="160" w:line="300" w:lineRule="auto"/>
+        <w:ind w:left="0" w:right="0" w:firstLine="0"/>
         <w:jc w:val="right"/>
       </w:pPr>
       <w:r>
@@ -15061,6 +15767,7 @@
       <w:pPr>
         <w:bidi w:val="1"/>
         <w:spacing w:after="160" w:line="300" w:lineRule="auto"/>
+        <w:ind w:left="0" w:right="0" w:firstLine="0"/>
         <w:jc w:val="right"/>
       </w:pPr>
       <w:r>
@@ -15078,6 +15785,7 @@
       <w:pPr>
         <w:bidi w:val="1"/>
         <w:spacing w:after="160" w:line="300" w:lineRule="auto"/>
+        <w:ind w:left="0" w:right="0" w:firstLine="0"/>
         <w:jc w:val="right"/>
       </w:pPr>
       <w:r>
@@ -15095,6 +15803,7 @@
       <w:pPr>
         <w:bidi w:val="1"/>
         <w:spacing w:after="160" w:line="300" w:lineRule="auto"/>
+        <w:ind w:left="0" w:right="0" w:firstLine="0"/>
         <w:jc w:val="right"/>
       </w:pPr>
       <w:r>
@@ -15121,6 +15830,7 @@
       <w:pPr>
         <w:bidi w:val="1"/>
         <w:spacing w:after="160" w:line="300" w:lineRule="auto"/>
+        <w:ind w:left="0" w:right="0" w:firstLine="0"/>
         <w:jc w:val="right"/>
       </w:pPr>
       <w:r>
@@ -15147,6 +15857,7 @@
       <w:pPr>
         <w:bidi w:val="1"/>
         <w:spacing w:after="160" w:line="300" w:lineRule="auto"/>
+        <w:ind w:left="0" w:right="0" w:firstLine="0"/>
         <w:jc w:val="right"/>
       </w:pPr>
       <w:r>
@@ -15164,6 +15875,7 @@
       <w:pPr>
         <w:bidi w:val="1"/>
         <w:spacing w:after="160" w:line="300" w:lineRule="auto"/>
+        <w:ind w:left="0" w:right="0" w:firstLine="0"/>
         <w:jc w:val="right"/>
       </w:pPr>
       <w:r>
@@ -15185,6 +15897,7 @@
       <w:pPr>
         <w:bidi w:val="1"/>
         <w:spacing w:after="160" w:line="300" w:lineRule="auto"/>
+        <w:ind w:left="0" w:right="0" w:firstLine="0"/>
         <w:jc w:val="right"/>
       </w:pPr>
       <w:r>
@@ -15210,6 +15923,7 @@
       <w:pPr>
         <w:bidi w:val="1"/>
         <w:spacing w:after="160" w:line="300" w:lineRule="auto"/>
+        <w:ind w:left="0" w:right="0" w:firstLine="0"/>
         <w:jc w:val="right"/>
       </w:pPr>
       <w:r>
@@ -15235,6 +15949,7 @@
       <w:pPr>
         <w:bidi w:val="1"/>
         <w:spacing w:after="160" w:line="300" w:lineRule="auto"/>
+        <w:ind w:left="0" w:right="0" w:firstLine="0"/>
         <w:jc w:val="right"/>
       </w:pPr>
       <w:r>
@@ -15252,6 +15967,7 @@
       <w:pPr>
         <w:bidi w:val="1"/>
         <w:spacing w:after="160" w:line="300" w:lineRule="auto"/>
+        <w:ind w:left="0" w:right="0" w:firstLine="0"/>
         <w:jc w:val="right"/>
       </w:pPr>
       <w:r>
@@ -15278,6 +15994,7 @@
       <w:pPr>
         <w:bidi w:val="1"/>
         <w:spacing w:after="160" w:line="300" w:lineRule="auto"/>
+        <w:ind w:left="0" w:right="0" w:firstLine="0"/>
         <w:jc w:val="right"/>
       </w:pPr>
       <w:r>
@@ -15304,6 +16021,7 @@
       <w:pPr>
         <w:bidi w:val="1"/>
         <w:spacing w:after="160" w:line="300" w:lineRule="auto"/>
+        <w:ind w:left="0" w:right="0" w:firstLine="0"/>
         <w:jc w:val="right"/>
       </w:pPr>
       <w:r>
@@ -15321,6 +16039,7 @@
       <w:pPr>
         <w:bidi w:val="1"/>
         <w:spacing w:after="160" w:line="300" w:lineRule="auto"/>
+        <w:ind w:left="0" w:right="0" w:firstLine="0"/>
         <w:jc w:val="right"/>
       </w:pPr>
       <w:r>
@@ -15338,6 +16057,7 @@
       <w:pPr>
         <w:bidi w:val="1"/>
         <w:spacing w:after="160" w:line="300" w:lineRule="auto"/>
+        <w:ind w:left="0" w:right="0" w:firstLine="0"/>
         <w:jc w:val="right"/>
       </w:pPr>
       <w:r>
@@ -15355,6 +16075,7 @@
       <w:pPr>
         <w:bidi w:val="1"/>
         <w:spacing w:after="160" w:line="300" w:lineRule="auto"/>
+        <w:ind w:left="0" w:right="0" w:firstLine="0"/>
         <w:jc w:val="right"/>
       </w:pPr>
       <w:r>
@@ -15381,6 +16102,7 @@
       <w:pPr>
         <w:bidi w:val="1"/>
         <w:spacing w:after="160" w:line="300" w:lineRule="auto"/>
+        <w:ind w:left="0" w:right="0" w:firstLine="0"/>
         <w:jc w:val="right"/>
       </w:pPr>
       <w:r>
@@ -15407,6 +16129,7 @@
       <w:pPr>
         <w:bidi w:val="1"/>
         <w:spacing w:after="160" w:line="300" w:lineRule="auto"/>
+        <w:ind w:left="0" w:right="0" w:firstLine="0"/>
         <w:jc w:val="right"/>
       </w:pPr>
       <w:r>
@@ -15424,6 +16147,7 @@
       <w:pPr>
         <w:bidi w:val="1"/>
         <w:spacing w:after="160" w:line="300" w:lineRule="auto"/>
+        <w:ind w:left="0" w:right="0" w:firstLine="0"/>
         <w:jc w:val="right"/>
       </w:pPr>
       <w:r>
@@ -15441,6 +16165,7 @@
       <w:pPr>
         <w:bidi w:val="1"/>
         <w:spacing w:after="160" w:line="300" w:lineRule="auto"/>
+        <w:ind w:left="0" w:right="0" w:firstLine="0"/>
         <w:jc w:val="right"/>
       </w:pPr>
       <w:r>
@@ -15458,6 +16183,7 @@
       <w:pPr>
         <w:bidi w:val="1"/>
         <w:spacing w:after="160" w:line="300" w:lineRule="auto"/>
+        <w:ind w:left="0" w:right="0" w:firstLine="0"/>
         <w:jc w:val="right"/>
       </w:pPr>
       <w:r>
@@ -15484,6 +16210,7 @@
       <w:pPr>
         <w:bidi w:val="1"/>
         <w:spacing w:after="160" w:line="300" w:lineRule="auto"/>
+        <w:ind w:left="0" w:right="0" w:firstLine="0"/>
         <w:jc w:val="right"/>
       </w:pPr>
       <w:r>
@@ -15510,6 +16237,7 @@
       <w:pPr>
         <w:bidi w:val="1"/>
         <w:spacing w:after="160" w:line="300" w:lineRule="auto"/>
+        <w:ind w:left="0" w:right="0" w:firstLine="0"/>
         <w:jc w:val="right"/>
       </w:pPr>
       <w:r>
@@ -15536,6 +16264,7 @@
       <w:pPr>
         <w:bidi w:val="1"/>
         <w:spacing w:after="160" w:line="300" w:lineRule="auto"/>
+        <w:ind w:left="0" w:right="0" w:firstLine="0"/>
         <w:jc w:val="right"/>
       </w:pPr>
       <w:r>
@@ -15562,6 +16291,7 @@
       <w:pPr>
         <w:bidi w:val="1"/>
         <w:spacing w:after="160" w:line="300" w:lineRule="auto"/>
+        <w:ind w:left="0" w:right="0" w:firstLine="0"/>
         <w:jc w:val="right"/>
       </w:pPr>
       <w:r>
@@ -15579,6 +16309,7 @@
       <w:pPr>
         <w:bidi w:val="1"/>
         <w:spacing w:after="160" w:line="300" w:lineRule="auto"/>
+        <w:ind w:left="0" w:right="0" w:firstLine="0"/>
         <w:jc w:val="right"/>
       </w:pPr>
       <w:r>
@@ -15605,6 +16336,7 @@
       <w:pPr>
         <w:bidi w:val="1"/>
         <w:spacing w:after="160" w:line="300" w:lineRule="auto"/>
+        <w:ind w:left="0" w:right="0" w:firstLine="0"/>
         <w:jc w:val="right"/>
       </w:pPr>
       <w:r>
@@ -15631,6 +16363,7 @@
       <w:pPr>
         <w:bidi w:val="1"/>
         <w:spacing w:after="160" w:line="300" w:lineRule="auto"/>
+        <w:ind w:left="0" w:right="0" w:firstLine="0"/>
         <w:jc w:val="right"/>
       </w:pPr>
       <w:r>
@@ -15648,6 +16381,7 @@
       <w:pPr>
         <w:bidi w:val="1"/>
         <w:spacing w:after="160" w:line="300" w:lineRule="auto"/>
+        <w:ind w:left="0" w:right="0" w:firstLine="0"/>
         <w:jc w:val="right"/>
       </w:pPr>
       <w:r>
@@ -15665,6 +16399,7 @@
       <w:pPr>
         <w:bidi w:val="1"/>
         <w:spacing w:after="160" w:line="300" w:lineRule="auto"/>
+        <w:ind w:left="0" w:right="0" w:firstLine="0"/>
         <w:jc w:val="right"/>
       </w:pPr>
       <w:r>
@@ -15682,6 +16417,7 @@
       <w:pPr>
         <w:bidi w:val="1"/>
         <w:spacing w:after="160" w:line="300" w:lineRule="auto"/>
+        <w:ind w:left="0" w:right="0" w:firstLine="0"/>
         <w:jc w:val="right"/>
       </w:pPr>
       <w:r>
@@ -15699,6 +16435,7 @@
       <w:pPr>
         <w:bidi w:val="1"/>
         <w:spacing w:after="160" w:line="300" w:lineRule="auto"/>
+        <w:ind w:left="0" w:right="0" w:firstLine="0"/>
         <w:jc w:val="right"/>
       </w:pPr>
       <w:r>
@@ -15716,6 +16453,7 @@
       <w:pPr>
         <w:bidi w:val="1"/>
         <w:spacing w:after="160" w:line="300" w:lineRule="auto"/>
+        <w:ind w:left="0" w:right="0" w:firstLine="0"/>
         <w:jc w:val="right"/>
       </w:pPr>
       <w:r>
@@ -15742,6 +16480,7 @@
       <w:pPr>
         <w:bidi w:val="1"/>
         <w:spacing w:after="160" w:line="300" w:lineRule="auto"/>
+        <w:ind w:left="0" w:right="0" w:firstLine="0"/>
         <w:jc w:val="right"/>
       </w:pPr>
       <w:r>
@@ -15768,6 +16507,7 @@
       <w:pPr>
         <w:bidi w:val="1"/>
         <w:spacing w:after="160" w:line="300" w:lineRule="auto"/>
+        <w:ind w:left="0" w:right="0" w:firstLine="0"/>
         <w:jc w:val="right"/>
       </w:pPr>
       <w:r>
@@ -15785,6 +16525,7 @@
       <w:pPr>
         <w:bidi w:val="1"/>
         <w:spacing w:after="160" w:line="300" w:lineRule="auto"/>
+        <w:ind w:left="0" w:right="0" w:firstLine="0"/>
         <w:jc w:val="right"/>
       </w:pPr>
       <w:r>
@@ -15802,6 +16543,7 @@
       <w:pPr>
         <w:bidi w:val="1"/>
         <w:spacing w:after="160" w:line="300" w:lineRule="auto"/>
+        <w:ind w:left="0" w:right="0" w:firstLine="0"/>
         <w:jc w:val="right"/>
       </w:pPr>
       <w:r>
@@ -15828,6 +16570,7 @@
       <w:pPr>
         <w:bidi w:val="1"/>
         <w:spacing w:after="160" w:line="300" w:lineRule="auto"/>
+        <w:ind w:left="0" w:right="0" w:firstLine="0"/>
         <w:jc w:val="right"/>
       </w:pPr>
       <w:r>
@@ -15854,6 +16597,7 @@
       <w:pPr>
         <w:bidi w:val="1"/>
         <w:spacing w:after="160" w:line="300" w:lineRule="auto"/>
+        <w:ind w:left="0" w:right="0" w:firstLine="0"/>
         <w:jc w:val="right"/>
       </w:pPr>
       <w:r>
@@ -15871,6 +16615,7 @@
       <w:pPr>
         <w:bidi w:val="1"/>
         <w:spacing w:after="160" w:line="300" w:lineRule="auto"/>
+        <w:ind w:left="0" w:right="0" w:firstLine="0"/>
         <w:jc w:val="right"/>
       </w:pPr>
       <w:r>
@@ -15888,6 +16633,7 @@
       <w:pPr>
         <w:bidi w:val="1"/>
         <w:spacing w:after="160" w:line="300" w:lineRule="auto"/>
+        <w:ind w:left="0" w:right="0" w:firstLine="0"/>
         <w:jc w:val="right"/>
       </w:pPr>
       <w:r>
@@ -15914,6 +16660,7 @@
       <w:pPr>
         <w:bidi w:val="1"/>
         <w:spacing w:after="160" w:line="300" w:lineRule="auto"/>
+        <w:ind w:left="0" w:right="0" w:firstLine="0"/>
         <w:jc w:val="right"/>
       </w:pPr>
       <w:r>
@@ -15940,6 +16687,7 @@
       <w:pPr>
         <w:bidi w:val="1"/>
         <w:spacing w:after="160" w:line="300" w:lineRule="auto"/>
+        <w:ind w:left="0" w:right="0" w:firstLine="0"/>
         <w:jc w:val="right"/>
       </w:pPr>
       <w:r>
@@ -15966,6 +16714,7 @@
       <w:pPr>
         <w:bidi w:val="1"/>
         <w:spacing w:after="160" w:line="300" w:lineRule="auto"/>
+        <w:ind w:left="0" w:right="0" w:firstLine="0"/>
         <w:jc w:val="right"/>
       </w:pPr>
       <w:r>
@@ -15992,6 +16741,7 @@
       <w:pPr>
         <w:bidi w:val="1"/>
         <w:spacing w:after="160" w:line="300" w:lineRule="auto"/>
+        <w:ind w:left="0" w:right="0" w:firstLine="0"/>
         <w:jc w:val="right"/>
       </w:pPr>
       <w:r>
@@ -16009,6 +16759,7 @@
       <w:pPr>
         <w:bidi w:val="1"/>
         <w:spacing w:after="160" w:line="300" w:lineRule="auto"/>
+        <w:ind w:left="0" w:right="0" w:firstLine="0"/>
         <w:jc w:val="right"/>
       </w:pPr>
       <w:r>
@@ -16030,6 +16781,7 @@
       <w:pPr>
         <w:bidi w:val="1"/>
         <w:spacing w:after="160" w:line="300" w:lineRule="auto"/>
+        <w:ind w:left="0" w:right="0" w:firstLine="0"/>
         <w:jc w:val="right"/>
       </w:pPr>
       <w:r>
@@ -16049,6 +16801,7 @@
       <w:pPr>
         <w:bidi w:val="1"/>
         <w:spacing w:after="160" w:line="300" w:lineRule="auto"/>
+        <w:ind w:left="0" w:right="0" w:firstLine="0"/>
         <w:jc w:val="right"/>
       </w:pPr>
       <w:r>
@@ -16074,6 +16827,7 @@
       <w:pPr>
         <w:bidi w:val="1"/>
         <w:spacing w:after="160" w:line="300" w:lineRule="auto"/>
+        <w:ind w:left="0" w:right="0" w:firstLine="0"/>
         <w:jc w:val="right"/>
       </w:pPr>
       <w:r>
@@ -16091,6 +16845,7 @@
       <w:pPr>
         <w:bidi w:val="1"/>
         <w:spacing w:after="160" w:line="300" w:lineRule="auto"/>
+        <w:ind w:left="0" w:right="0" w:firstLine="0"/>
         <w:jc w:val="right"/>
       </w:pPr>
       <w:r>
@@ -16119,6 +16874,7 @@
       <w:pPr>
         <w:bidi w:val="1"/>
         <w:spacing w:after="160" w:line="300" w:lineRule="auto"/>
+        <w:ind w:left="0" w:right="0" w:firstLine="0"/>
         <w:jc w:val="right"/>
       </w:pPr>
       <w:r>
@@ -16145,6 +16901,7 @@
       <w:pPr>
         <w:bidi w:val="1"/>
         <w:spacing w:after="160" w:line="300" w:lineRule="auto"/>
+        <w:ind w:left="0" w:right="0" w:firstLine="0"/>
         <w:jc w:val="right"/>
       </w:pPr>
       <w:r>
@@ -16162,6 +16919,7 @@
       <w:pPr>
         <w:bidi w:val="1"/>
         <w:spacing w:after="160" w:line="300" w:lineRule="auto"/>
+        <w:ind w:left="0" w:right="0" w:firstLine="0"/>
         <w:jc w:val="right"/>
       </w:pPr>
       <w:r>
@@ -16179,6 +16937,7 @@
       <w:pPr>
         <w:bidi w:val="1"/>
         <w:spacing w:after="160" w:line="300" w:lineRule="auto"/>
+        <w:ind w:left="0" w:right="0" w:firstLine="0"/>
         <w:jc w:val="right"/>
       </w:pPr>
       <w:r>
@@ -16196,6 +16955,7 @@
       <w:pPr>
         <w:bidi w:val="1"/>
         <w:spacing w:after="160" w:line="300" w:lineRule="auto"/>
+        <w:ind w:left="0" w:right="0" w:firstLine="0"/>
         <w:jc w:val="right"/>
       </w:pPr>
       <w:r>
@@ -16222,6 +16982,7 @@
       <w:pPr>
         <w:bidi w:val="1"/>
         <w:spacing w:after="160" w:line="300" w:lineRule="auto"/>
+        <w:ind w:left="0" w:right="0" w:firstLine="0"/>
         <w:jc w:val="right"/>
       </w:pPr>
       <w:r>
@@ -16250,6 +17011,7 @@
       <w:pPr>
         <w:bidi w:val="1"/>
         <w:spacing w:after="160" w:line="300" w:lineRule="auto"/>
+        <w:ind w:left="0" w:right="0" w:firstLine="0"/>
         <w:jc w:val="right"/>
       </w:pPr>
       <w:r>
@@ -16267,6 +17029,7 @@
       <w:pPr>
         <w:bidi w:val="1"/>
         <w:spacing w:after="160" w:line="300" w:lineRule="auto"/>
+        <w:ind w:left="0" w:right="0" w:firstLine="0"/>
         <w:jc w:val="right"/>
       </w:pPr>
       <w:r>
@@ -16286,6 +17049,7 @@
       <w:pPr>
         <w:bidi w:val="1"/>
         <w:spacing w:after="160" w:line="300" w:lineRule="auto"/>
+        <w:ind w:left="0" w:right="0" w:firstLine="0"/>
         <w:jc w:val="right"/>
       </w:pPr>
       <w:r>
@@ -16303,6 +17067,7 @@
       <w:pPr>
         <w:bidi w:val="1"/>
         <w:spacing w:after="160" w:line="300" w:lineRule="auto"/>
+        <w:ind w:left="0" w:right="0" w:firstLine="0"/>
         <w:jc w:val="right"/>
       </w:pPr>
       <w:r>
@@ -16322,6 +17087,7 @@
       <w:pPr>
         <w:bidi w:val="1"/>
         <w:spacing w:after="160" w:line="300" w:lineRule="auto"/>
+        <w:ind w:left="0" w:right="0" w:firstLine="0"/>
         <w:jc w:val="right"/>
       </w:pPr>
       <w:r>
@@ -16348,6 +17114,7 @@
       <w:pPr>
         <w:bidi w:val="1"/>
         <w:spacing w:after="160" w:line="300" w:lineRule="auto"/>
+        <w:ind w:left="0" w:right="0" w:firstLine="0"/>
         <w:jc w:val="right"/>
       </w:pPr>
       <w:r>
@@ -16378,6 +17145,7 @@
       <w:pPr>
         <w:bidi w:val="1"/>
         <w:spacing w:after="160" w:line="300" w:lineRule="auto"/>
+        <w:ind w:left="0" w:right="0" w:firstLine="0"/>
         <w:jc w:val="right"/>
       </w:pPr>
       <w:r>
@@ -16395,6 +17163,7 @@
       <w:pPr>
         <w:bidi w:val="1"/>
         <w:spacing w:after="160" w:line="300" w:lineRule="auto"/>
+        <w:ind w:left="0" w:right="0" w:firstLine="0"/>
         <w:jc w:val="right"/>
       </w:pPr>
       <w:r>
@@ -16412,6 +17181,7 @@
       <w:pPr>
         <w:bidi w:val="1"/>
         <w:spacing w:after="160" w:line="300" w:lineRule="auto"/>
+        <w:ind w:left="0" w:right="0" w:firstLine="0"/>
         <w:jc w:val="right"/>
       </w:pPr>
       <w:r>
@@ -16429,6 +17199,7 @@
       <w:pPr>
         <w:bidi w:val="1"/>
         <w:spacing w:after="160" w:line="300" w:lineRule="auto"/>
+        <w:ind w:left="0" w:right="0" w:firstLine="0"/>
         <w:jc w:val="right"/>
       </w:pPr>
       <w:r>
@@ -16448,6 +17219,7 @@
       <w:pPr>
         <w:bidi w:val="1"/>
         <w:spacing w:after="160" w:line="300" w:lineRule="auto"/>
+        <w:ind w:left="0" w:right="0" w:firstLine="0"/>
         <w:jc w:val="right"/>
       </w:pPr>
       <w:r>
@@ -16474,6 +17246,7 @@
       <w:pPr>
         <w:bidi w:val="1"/>
         <w:spacing w:after="160" w:line="300" w:lineRule="auto"/>
+        <w:ind w:left="0" w:right="0" w:firstLine="0"/>
         <w:jc w:val="right"/>
       </w:pPr>
       <w:r>
@@ -16500,6 +17273,7 @@
       <w:pPr>
         <w:bidi w:val="1"/>
         <w:spacing w:after="160" w:line="300" w:lineRule="auto"/>
+        <w:ind w:left="0" w:right="0" w:firstLine="0"/>
         <w:jc w:val="right"/>
       </w:pPr>
       <w:r>
@@ -16517,6 +17291,7 @@
       <w:pPr>
         <w:bidi w:val="1"/>
         <w:spacing w:after="160" w:line="300" w:lineRule="auto"/>
+        <w:ind w:left="0" w:right="0" w:firstLine="0"/>
         <w:jc w:val="right"/>
       </w:pPr>
       <w:r>
@@ -16534,6 +17309,7 @@
       <w:pPr>
         <w:bidi w:val="1"/>
         <w:spacing w:after="160" w:line="300" w:lineRule="auto"/>
+        <w:ind w:left="0" w:right="0" w:firstLine="0"/>
         <w:jc w:val="right"/>
       </w:pPr>
       <w:r>
@@ -16553,6 +17329,7 @@
       <w:pPr>
         <w:bidi w:val="1"/>
         <w:spacing w:after="160" w:line="300" w:lineRule="auto"/>
+        <w:ind w:left="0" w:right="0" w:firstLine="0"/>
         <w:jc w:val="right"/>
       </w:pPr>
       <w:r>
@@ -16583,6 +17360,7 @@
       <w:pPr>
         <w:bidi w:val="1"/>
         <w:spacing w:after="160" w:line="300" w:lineRule="auto"/>
+        <w:ind w:left="0" w:right="0" w:firstLine="0"/>
         <w:jc w:val="right"/>
       </w:pPr>
       <w:r>
@@ -16611,6 +17389,7 @@
       <w:pPr>
         <w:bidi w:val="1"/>
         <w:spacing w:after="160" w:line="300" w:lineRule="auto"/>
+        <w:ind w:left="0" w:right="0" w:firstLine="0"/>
         <w:jc w:val="right"/>
       </w:pPr>
       <w:r>
@@ -16628,6 +17407,7 @@
       <w:pPr>
         <w:bidi w:val="1"/>
         <w:spacing w:after="160" w:line="300" w:lineRule="auto"/>
+        <w:ind w:left="0" w:right="0" w:firstLine="0"/>
         <w:jc w:val="right"/>
       </w:pPr>
       <w:r>
@@ -16656,6 +17436,7 @@
       <w:pPr>
         <w:bidi w:val="1"/>
         <w:spacing w:after="160" w:line="300" w:lineRule="auto"/>
+        <w:ind w:left="0" w:right="0" w:firstLine="0"/>
         <w:jc w:val="right"/>
       </w:pPr>
       <w:r>
@@ -16682,6 +17463,7 @@
       <w:pPr>
         <w:bidi w:val="1"/>
         <w:spacing w:after="160" w:line="300" w:lineRule="auto"/>
+        <w:ind w:left="0" w:right="0" w:firstLine="0"/>
         <w:jc w:val="right"/>
       </w:pPr>
       <w:r>
@@ -16699,6 +17481,7 @@
       <w:pPr>
         <w:bidi w:val="1"/>
         <w:spacing w:after="160" w:line="300" w:lineRule="auto"/>
+        <w:ind w:left="0" w:right="0" w:firstLine="0"/>
         <w:jc w:val="right"/>
       </w:pPr>
       <w:r>
@@ -16716,6 +17499,7 @@
       <w:pPr>
         <w:bidi w:val="1"/>
         <w:spacing w:after="160" w:line="300" w:lineRule="auto"/>
+        <w:ind w:left="0" w:right="0" w:firstLine="0"/>
         <w:jc w:val="right"/>
       </w:pPr>
       <w:r>
@@ -16742,6 +17526,7 @@
       <w:pPr>
         <w:bidi w:val="1"/>
         <w:spacing w:after="160" w:line="300" w:lineRule="auto"/>
+        <w:ind w:left="0" w:right="0" w:firstLine="0"/>
         <w:jc w:val="right"/>
       </w:pPr>
       <w:r>
@@ -16768,6 +17553,7 @@
       <w:pPr>
         <w:bidi w:val="1"/>
         <w:spacing w:after="160" w:line="300" w:lineRule="auto"/>
+        <w:ind w:left="0" w:right="0" w:firstLine="0"/>
         <w:jc w:val="right"/>
       </w:pPr>
       <w:r>
@@ -16785,6 +17571,7 @@
       <w:pPr>
         <w:bidi w:val="1"/>
         <w:spacing w:after="160" w:line="300" w:lineRule="auto"/>
+        <w:ind w:left="0" w:right="0" w:firstLine="0"/>
         <w:jc w:val="right"/>
       </w:pPr>
       <w:r>
@@ -16811,6 +17598,7 @@
       <w:pPr>
         <w:bidi w:val="1"/>
         <w:spacing w:after="160" w:line="300" w:lineRule="auto"/>
+        <w:ind w:left="0" w:right="0" w:firstLine="0"/>
         <w:jc w:val="right"/>
       </w:pPr>
       <w:r>
@@ -16839,6 +17627,7 @@
       <w:pPr>
         <w:bidi w:val="1"/>
         <w:spacing w:after="160" w:line="300" w:lineRule="auto"/>
+        <w:ind w:left="0" w:right="0" w:firstLine="0"/>
         <w:jc w:val="right"/>
       </w:pPr>
       <w:r>
@@ -16856,6 +17645,7 @@
       <w:pPr>
         <w:bidi w:val="1"/>
         <w:spacing w:after="160" w:line="300" w:lineRule="auto"/>
+        <w:ind w:left="0" w:right="0" w:firstLine="0"/>
         <w:jc w:val="right"/>
       </w:pPr>
       <w:r>
@@ -16873,6 +17663,7 @@
       <w:pPr>
         <w:bidi w:val="1"/>
         <w:spacing w:after="160" w:line="300" w:lineRule="auto"/>
+        <w:ind w:left="0" w:right="0" w:firstLine="0"/>
         <w:jc w:val="right"/>
       </w:pPr>
       <w:r>
@@ -16892,6 +17683,7 @@
       <w:pPr>
         <w:bidi w:val="1"/>
         <w:spacing w:after="160" w:line="300" w:lineRule="auto"/>
+        <w:ind w:left="0" w:right="0" w:firstLine="0"/>
         <w:jc w:val="right"/>
       </w:pPr>
       <w:r>
@@ -16909,6 +17701,7 @@
       <w:pPr>
         <w:bidi w:val="1"/>
         <w:spacing w:after="160" w:line="300" w:lineRule="auto"/>
+        <w:ind w:left="0" w:right="0" w:firstLine="0"/>
         <w:jc w:val="right"/>
       </w:pPr>
       <w:r>
@@ -16926,6 +17719,7 @@
       <w:pPr>
         <w:bidi w:val="1"/>
         <w:spacing w:after="160" w:line="300" w:lineRule="auto"/>
+        <w:ind w:left="0" w:right="0" w:firstLine="0"/>
         <w:jc w:val="right"/>
       </w:pPr>
       <w:r>
@@ -16954,6 +17748,7 @@
       <w:pPr>
         <w:bidi w:val="1"/>
         <w:spacing w:after="160" w:line="300" w:lineRule="auto"/>
+        <w:ind w:left="0" w:right="0" w:firstLine="0"/>
         <w:jc w:val="right"/>
       </w:pPr>
       <w:r>
@@ -16980,6 +17775,7 @@
       <w:pPr>
         <w:bidi w:val="1"/>
         <w:spacing w:after="160" w:line="300" w:lineRule="auto"/>
+        <w:ind w:left="0" w:right="0" w:firstLine="0"/>
         <w:jc w:val="right"/>
       </w:pPr>
       <w:r>
@@ -16997,6 +17793,7 @@
       <w:pPr>
         <w:bidi w:val="1"/>
         <w:spacing w:after="160" w:line="300" w:lineRule="auto"/>
+        <w:ind w:left="0" w:right="0" w:firstLine="0"/>
         <w:jc w:val="right"/>
       </w:pPr>
       <w:r>
@@ -17023,6 +17820,7 @@
       <w:pPr>
         <w:bidi w:val="1"/>
         <w:spacing w:after="160" w:line="300" w:lineRule="auto"/>
+        <w:ind w:left="0" w:right="0" w:firstLine="0"/>
         <w:jc w:val="right"/>
       </w:pPr>
       <w:r>
@@ -17049,6 +17847,7 @@
       <w:pPr>
         <w:bidi w:val="1"/>
         <w:spacing w:after="160" w:line="300" w:lineRule="auto"/>
+        <w:ind w:left="0" w:right="0" w:firstLine="0"/>
         <w:jc w:val="right"/>
       </w:pPr>
       <w:r>
@@ -17075,6 +17874,7 @@
       <w:pPr>
         <w:bidi w:val="1"/>
         <w:spacing w:after="160" w:line="300" w:lineRule="auto"/>
+        <w:ind w:left="0" w:right="0" w:firstLine="0"/>
         <w:jc w:val="right"/>
       </w:pPr>
       <w:r>
@@ -17103,6 +17903,7 @@
       <w:pPr>
         <w:bidi w:val="1"/>
         <w:spacing w:after="160" w:line="300" w:lineRule="auto"/>
+        <w:ind w:left="0" w:right="0" w:firstLine="0"/>
         <w:jc w:val="right"/>
       </w:pPr>
       <w:r>
@@ -17129,6 +17930,7 @@
       <w:pPr>
         <w:bidi w:val="1"/>
         <w:spacing w:after="160" w:line="300" w:lineRule="auto"/>
+        <w:ind w:left="0" w:right="0" w:firstLine="0"/>
         <w:jc w:val="right"/>
       </w:pPr>
       <w:r>
@@ -17155,6 +17957,7 @@
       <w:pPr>
         <w:bidi w:val="1"/>
         <w:spacing w:after="160" w:line="300" w:lineRule="auto"/>
+        <w:ind w:left="0" w:right="0" w:firstLine="0"/>
         <w:jc w:val="right"/>
       </w:pPr>
       <w:r>
@@ -17172,6 +17975,7 @@
       <w:pPr>
         <w:bidi w:val="1"/>
         <w:spacing w:after="160" w:line="300" w:lineRule="auto"/>
+        <w:ind w:left="0" w:right="0" w:firstLine="0"/>
         <w:jc w:val="right"/>
       </w:pPr>
       <w:r>
@@ -17191,6 +17995,7 @@
       <w:pPr>
         <w:bidi w:val="1"/>
         <w:spacing w:after="160" w:line="300" w:lineRule="auto"/>
+        <w:ind w:left="0" w:right="0" w:firstLine="0"/>
         <w:jc w:val="right"/>
       </w:pPr>
       <w:r>
@@ -17208,6 +18013,7 @@
       <w:pPr>
         <w:bidi w:val="1"/>
         <w:spacing w:after="160" w:line="300" w:lineRule="auto"/>
+        <w:ind w:left="0" w:right="0" w:firstLine="0"/>
         <w:jc w:val="right"/>
       </w:pPr>
       <w:r>
@@ -17225,6 +18031,7 @@
       <w:pPr>
         <w:bidi w:val="1"/>
         <w:spacing w:after="160" w:line="300" w:lineRule="auto"/>
+        <w:ind w:left="0" w:right="0" w:firstLine="0"/>
         <w:jc w:val="right"/>
       </w:pPr>
       <w:r>
@@ -17244,6 +18051,7 @@
       <w:pPr>
         <w:bidi w:val="1"/>
         <w:spacing w:after="160" w:line="300" w:lineRule="auto"/>
+        <w:ind w:left="0" w:right="0" w:firstLine="0"/>
         <w:jc w:val="right"/>
       </w:pPr>
       <w:r>
@@ -17261,6 +18069,7 @@
       <w:pPr>
         <w:bidi w:val="1"/>
         <w:spacing w:after="160" w:line="300" w:lineRule="auto"/>
+        <w:ind w:left="0" w:right="0" w:firstLine="0"/>
         <w:jc w:val="right"/>
       </w:pPr>
       <w:r>
@@ -17278,6 +18087,7 @@
       <w:pPr>
         <w:bidi w:val="1"/>
         <w:spacing w:after="160" w:line="300" w:lineRule="auto"/>
+        <w:ind w:left="0" w:right="0" w:firstLine="0"/>
         <w:jc w:val="right"/>
       </w:pPr>
       <w:r>
@@ -17295,6 +18105,7 @@
       <w:pPr>
         <w:bidi w:val="1"/>
         <w:spacing w:after="160" w:line="300" w:lineRule="auto"/>
+        <w:ind w:left="0" w:right="0" w:firstLine="0"/>
         <w:jc w:val="right"/>
       </w:pPr>
       <w:r>
@@ -17321,6 +18132,7 @@
       <w:pPr>
         <w:bidi w:val="1"/>
         <w:spacing w:after="160" w:line="300" w:lineRule="auto"/>
+        <w:ind w:left="0" w:right="0" w:firstLine="0"/>
         <w:jc w:val="right"/>
       </w:pPr>
       <w:r>
@@ -17347,6 +18159,7 @@
       <w:pPr>
         <w:bidi w:val="1"/>
         <w:spacing w:after="160" w:line="300" w:lineRule="auto"/>
+        <w:ind w:left="0" w:right="0" w:firstLine="0"/>
         <w:jc w:val="right"/>
       </w:pPr>
       <w:r>
@@ -17364,6 +18177,7 @@
       <w:pPr>
         <w:bidi w:val="1"/>
         <w:spacing w:after="160" w:line="300" w:lineRule="auto"/>
+        <w:ind w:left="0" w:right="0" w:firstLine="0"/>
         <w:jc w:val="right"/>
       </w:pPr>
       <w:r>
@@ -17381,6 +18195,7 @@
       <w:pPr>
         <w:bidi w:val="1"/>
         <w:spacing w:after="160" w:line="300" w:lineRule="auto"/>
+        <w:ind w:left="0" w:right="0" w:firstLine="0"/>
         <w:jc w:val="right"/>
       </w:pPr>
       <w:r>
@@ -17407,6 +18222,7 @@
       <w:pPr>
         <w:bidi w:val="1"/>
         <w:spacing w:after="160" w:line="300" w:lineRule="auto"/>
+        <w:ind w:left="0" w:right="0" w:firstLine="0"/>
         <w:jc w:val="right"/>
       </w:pPr>
       <w:r>
@@ -17433,6 +18249,7 @@
       <w:pPr>
         <w:bidi w:val="1"/>
         <w:spacing w:after="160" w:line="300" w:lineRule="auto"/>
+        <w:ind w:left="0" w:right="0" w:firstLine="0"/>
         <w:jc w:val="right"/>
       </w:pPr>
       <w:r>
@@ -17450,6 +18267,7 @@
       <w:pPr>
         <w:bidi w:val="1"/>
         <w:spacing w:after="160" w:line="300" w:lineRule="auto"/>
+        <w:ind w:left="0" w:right="0" w:firstLine="0"/>
         <w:jc w:val="right"/>
       </w:pPr>
       <w:r>
@@ -17467,6 +18285,7 @@
       <w:pPr>
         <w:bidi w:val="1"/>
         <w:spacing w:after="160" w:line="300" w:lineRule="auto"/>
+        <w:ind w:left="0" w:right="0" w:firstLine="0"/>
         <w:jc w:val="right"/>
       </w:pPr>
       <w:r>
@@ -17484,6 +18303,7 @@
       <w:pPr>
         <w:bidi w:val="1"/>
         <w:spacing w:after="160" w:line="300" w:lineRule="auto"/>
+        <w:ind w:left="0" w:right="0" w:firstLine="0"/>
         <w:jc w:val="right"/>
       </w:pPr>
       <w:r>
@@ -17510,6 +18330,7 @@
       <w:pPr>
         <w:bidi w:val="1"/>
         <w:spacing w:after="160" w:line="300" w:lineRule="auto"/>
+        <w:ind w:left="0" w:right="0" w:firstLine="0"/>
         <w:jc w:val="right"/>
       </w:pPr>
       <w:r>
@@ -17536,6 +18357,7 @@
       <w:pPr>
         <w:bidi w:val="1"/>
         <w:spacing w:after="160" w:line="300" w:lineRule="auto"/>
+        <w:ind w:left="0" w:right="0" w:firstLine="0"/>
         <w:jc w:val="right"/>
       </w:pPr>
       <w:r>
@@ -17562,6 +18384,7 @@
       <w:pPr>
         <w:bidi w:val="1"/>
         <w:spacing w:after="160" w:line="300" w:lineRule="auto"/>
+        <w:ind w:left="0" w:right="0" w:firstLine="0"/>
         <w:jc w:val="right"/>
       </w:pPr>
       <w:r>
@@ -17588,6 +18411,7 @@
       <w:pPr>
         <w:bidi w:val="1"/>
         <w:spacing w:after="160" w:line="300" w:lineRule="auto"/>
+        <w:ind w:left="0" w:right="0" w:firstLine="0"/>
         <w:jc w:val="right"/>
       </w:pPr>
       <w:r>
@@ -17614,6 +18438,7 @@
       <w:pPr>
         <w:bidi w:val="1"/>
         <w:spacing w:after="160" w:line="300" w:lineRule="auto"/>
+        <w:ind w:left="0" w:right="0" w:firstLine="0"/>
         <w:jc w:val="right"/>
       </w:pPr>
       <w:r>
@@ -17640,6 +18465,7 @@
       <w:pPr>
         <w:bidi w:val="1"/>
         <w:spacing w:after="160" w:line="300" w:lineRule="auto"/>
+        <w:ind w:left="0" w:right="0" w:firstLine="0"/>
         <w:jc w:val="right"/>
       </w:pPr>
       <w:r>
@@ -17657,6 +18483,7 @@
       <w:pPr>
         <w:bidi w:val="1"/>
         <w:spacing w:after="160" w:line="300" w:lineRule="auto"/>
+        <w:ind w:left="0" w:right="0" w:firstLine="0"/>
         <w:jc w:val="right"/>
       </w:pPr>
       <w:r>
@@ -17674,6 +18501,7 @@
       <w:pPr>
         <w:bidi w:val="1"/>
         <w:spacing w:after="160" w:line="300" w:lineRule="auto"/>
+        <w:ind w:left="0" w:right="0" w:firstLine="0"/>
         <w:jc w:val="right"/>
       </w:pPr>
       <w:r>
@@ -17691,6 +18519,7 @@
       <w:pPr>
         <w:bidi w:val="1"/>
         <w:spacing w:after="160" w:line="300" w:lineRule="auto"/>
+        <w:ind w:left="0" w:right="0" w:firstLine="0"/>
         <w:jc w:val="right"/>
       </w:pPr>
       <w:r>
@@ -17717,6 +18546,7 @@
       <w:pPr>
         <w:bidi w:val="1"/>
         <w:spacing w:after="160" w:line="300" w:lineRule="auto"/>
+        <w:ind w:left="0" w:right="0" w:firstLine="0"/>
         <w:jc w:val="right"/>
       </w:pPr>
       <w:r>
@@ -17743,6 +18573,7 @@
       <w:pPr>
         <w:bidi w:val="1"/>
         <w:spacing w:after="160" w:line="300" w:lineRule="auto"/>
+        <w:ind w:left="0" w:right="0" w:firstLine="0"/>
         <w:jc w:val="right"/>
       </w:pPr>
       <w:r>
@@ -17760,6 +18591,7 @@
       <w:pPr>
         <w:bidi w:val="1"/>
         <w:spacing w:after="160" w:line="300" w:lineRule="auto"/>
+        <w:ind w:left="0" w:right="0" w:firstLine="0"/>
         <w:jc w:val="right"/>
       </w:pPr>
       <w:r>
@@ -17777,6 +18609,7 @@
       <w:pPr>
         <w:bidi w:val="1"/>
         <w:spacing w:after="160" w:line="300" w:lineRule="auto"/>
+        <w:ind w:left="0" w:right="0" w:firstLine="0"/>
         <w:jc w:val="right"/>
       </w:pPr>
       <w:r>
@@ -17794,6 +18627,7 @@
       <w:pPr>
         <w:bidi w:val="1"/>
         <w:spacing w:after="160" w:line="300" w:lineRule="auto"/>
+        <w:ind w:left="0" w:right="0" w:firstLine="0"/>
         <w:jc w:val="right"/>
       </w:pPr>
       <w:r>
@@ -17822,6 +18656,7 @@
       <w:pPr>
         <w:bidi w:val="1"/>
         <w:spacing w:after="160" w:line="300" w:lineRule="auto"/>
+        <w:ind w:left="0" w:right="0" w:firstLine="0"/>
         <w:jc w:val="right"/>
       </w:pPr>
       <w:r>
@@ -17848,6 +18683,7 @@
       <w:pPr>
         <w:bidi w:val="1"/>
         <w:spacing w:after="160" w:line="300" w:lineRule="auto"/>
+        <w:ind w:left="0" w:right="0" w:firstLine="0"/>
         <w:jc w:val="right"/>
       </w:pPr>
       <w:r>
@@ -17865,6 +18701,7 @@
       <w:pPr>
         <w:bidi w:val="1"/>
         <w:spacing w:after="160" w:line="300" w:lineRule="auto"/>
+        <w:ind w:left="0" w:right="0" w:firstLine="0"/>
         <w:jc w:val="right"/>
       </w:pPr>
       <w:r>
@@ -17893,6 +18730,7 @@
       <w:pPr>
         <w:bidi w:val="1"/>
         <w:spacing w:after="160" w:line="300" w:lineRule="auto"/>
+        <w:ind w:left="0" w:right="0" w:firstLine="0"/>
         <w:jc w:val="right"/>
       </w:pPr>
       <w:r>
@@ -17921,6 +18759,7 @@
       <w:pPr>
         <w:bidi w:val="1"/>
         <w:spacing w:after="160" w:line="300" w:lineRule="auto"/>
+        <w:ind w:left="0" w:right="0" w:firstLine="0"/>
         <w:jc w:val="right"/>
       </w:pPr>
       <w:r>
@@ -17949,6 +18788,7 @@
       <w:pPr>
         <w:bidi w:val="1"/>
         <w:spacing w:after="160" w:line="300" w:lineRule="auto"/>
+        <w:ind w:left="0" w:right="0" w:firstLine="0"/>
         <w:jc w:val="right"/>
       </w:pPr>
       <w:r>
@@ -17968,6 +18808,7 @@
       <w:pPr>
         <w:bidi w:val="1"/>
         <w:spacing w:after="160" w:line="300" w:lineRule="auto"/>
+        <w:ind w:left="0" w:right="0" w:firstLine="0"/>
         <w:jc w:val="right"/>
       </w:pPr>
       <w:r>
@@ -17996,6 +18837,7 @@
       <w:pPr>
         <w:bidi w:val="1"/>
         <w:spacing w:after="160" w:line="300" w:lineRule="auto"/>
+        <w:ind w:left="0" w:right="0" w:firstLine="0"/>
         <w:jc w:val="right"/>
       </w:pPr>
       <w:r>
@@ -18022,6 +18864,7 @@
       <w:pPr>
         <w:bidi w:val="1"/>
         <w:spacing w:after="160" w:line="300" w:lineRule="auto"/>
+        <w:ind w:left="0" w:right="0" w:firstLine="0"/>
         <w:jc w:val="right"/>
       </w:pPr>
       <w:r>
@@ -18048,6 +18891,7 @@
       <w:pPr>
         <w:bidi w:val="1"/>
         <w:spacing w:after="160" w:line="300" w:lineRule="auto"/>
+        <w:ind w:left="0" w:right="0" w:firstLine="0"/>
         <w:jc w:val="right"/>
       </w:pPr>
       <w:r>
@@ -18074,6 +18918,7 @@
       <w:pPr>
         <w:bidi w:val="1"/>
         <w:spacing w:after="160" w:line="300" w:lineRule="auto"/>
+        <w:ind w:left="0" w:right="0" w:firstLine="0"/>
         <w:jc w:val="right"/>
       </w:pPr>
       <w:r>
@@ -18100,6 +18945,7 @@
       <w:pPr>
         <w:bidi w:val="1"/>
         <w:spacing w:after="160" w:line="300" w:lineRule="auto"/>
+        <w:ind w:left="0" w:right="0" w:firstLine="0"/>
         <w:jc w:val="right"/>
       </w:pPr>
       <w:r>
@@ -18126,6 +18972,7 @@
       <w:pPr>
         <w:bidi w:val="1"/>
         <w:spacing w:after="160" w:line="300" w:lineRule="auto"/>
+        <w:ind w:left="0" w:right="0" w:firstLine="0"/>
         <w:jc w:val="right"/>
       </w:pPr>
       <w:r>
@@ -18143,6 +18990,7 @@
       <w:pPr>
         <w:bidi w:val="1"/>
         <w:spacing w:after="160" w:line="300" w:lineRule="auto"/>
+        <w:ind w:left="0" w:right="0" w:firstLine="0"/>
         <w:jc w:val="right"/>
       </w:pPr>
       <w:r>
@@ -18171,6 +19019,7 @@
       <w:pPr>
         <w:bidi w:val="1"/>
         <w:spacing w:after="160" w:line="300" w:lineRule="auto"/>
+        <w:ind w:left="0" w:right="0" w:firstLine="0"/>
         <w:jc w:val="right"/>
       </w:pPr>
       <w:r>
@@ -18197,6 +19046,7 @@
       <w:pPr>
         <w:bidi w:val="1"/>
         <w:spacing w:after="160" w:line="300" w:lineRule="auto"/>
+        <w:ind w:left="0" w:right="0" w:firstLine="0"/>
         <w:jc w:val="right"/>
       </w:pPr>
       <w:r>
@@ -18214,6 +19064,7 @@
       <w:pPr>
         <w:bidi w:val="1"/>
         <w:spacing w:after="160" w:line="300" w:lineRule="auto"/>
+        <w:ind w:left="0" w:right="0" w:firstLine="0"/>
         <w:jc w:val="right"/>
       </w:pPr>
       <w:r>
@@ -18231,6 +19082,7 @@
       <w:pPr>
         <w:bidi w:val="1"/>
         <w:spacing w:after="160" w:line="300" w:lineRule="auto"/>
+        <w:ind w:left="0" w:right="0" w:firstLine="0"/>
         <w:jc w:val="right"/>
       </w:pPr>
       <w:r>
@@ -18259,6 +19111,7 @@
       <w:pPr>
         <w:bidi w:val="1"/>
         <w:spacing w:after="160" w:line="300" w:lineRule="auto"/>
+        <w:ind w:left="0" w:right="0" w:firstLine="0"/>
         <w:jc w:val="right"/>
       </w:pPr>
       <w:r>
@@ -18285,6 +19138,7 @@
       <w:pPr>
         <w:bidi w:val="1"/>
         <w:spacing w:after="160" w:line="300" w:lineRule="auto"/>
+        <w:ind w:left="0" w:right="0" w:firstLine="0"/>
         <w:jc w:val="right"/>
       </w:pPr>
       <w:r>
@@ -18311,6 +19165,7 @@
       <w:pPr>
         <w:bidi w:val="1"/>
         <w:spacing w:after="160" w:line="300" w:lineRule="auto"/>
+        <w:ind w:left="0" w:right="0" w:firstLine="0"/>
         <w:jc w:val="right"/>
       </w:pPr>
       <w:r>
@@ -18328,6 +19183,7 @@
       <w:pPr>
         <w:bidi w:val="1"/>
         <w:spacing w:after="160" w:line="300" w:lineRule="auto"/>
+        <w:ind w:left="0" w:right="0" w:firstLine="0"/>
         <w:jc w:val="right"/>
       </w:pPr>
       <w:r>
@@ -18354,6 +19210,7 @@
       <w:pPr>
         <w:bidi w:val="1"/>
         <w:spacing w:after="160" w:line="300" w:lineRule="auto"/>
+        <w:ind w:left="0" w:right="0" w:firstLine="0"/>
         <w:jc w:val="right"/>
       </w:pPr>
       <w:r>
@@ -18380,6 +19237,7 @@
       <w:pPr>
         <w:bidi w:val="1"/>
         <w:spacing w:after="160" w:line="300" w:lineRule="auto"/>
+        <w:ind w:left="0" w:right="0" w:firstLine="0"/>
         <w:jc w:val="right"/>
       </w:pPr>
       <w:r>
@@ -18397,6 +19255,7 @@
       <w:pPr>
         <w:bidi w:val="1"/>
         <w:spacing w:after="160" w:line="300" w:lineRule="auto"/>
+        <w:ind w:left="0" w:right="0" w:firstLine="0"/>
         <w:jc w:val="right"/>
       </w:pPr>
       <w:r>
@@ -18423,6 +19282,7 @@
       <w:pPr>
         <w:bidi w:val="1"/>
         <w:spacing w:after="160" w:line="300" w:lineRule="auto"/>
+        <w:ind w:left="0" w:right="0" w:firstLine="0"/>
         <w:jc w:val="right"/>
       </w:pPr>
       <w:r>
@@ -18451,6 +19311,7 @@
       <w:pPr>
         <w:bidi w:val="1"/>
         <w:spacing w:after="160" w:line="300" w:lineRule="auto"/>
+        <w:ind w:left="0" w:right="0" w:firstLine="0"/>
         <w:jc w:val="right"/>
       </w:pPr>
       <w:r>
@@ -18470,6 +19331,7 @@
       <w:pPr>
         <w:bidi w:val="1"/>
         <w:spacing w:after="160" w:line="300" w:lineRule="auto"/>
+        <w:ind w:left="0" w:right="0" w:firstLine="0"/>
         <w:jc w:val="right"/>
       </w:pPr>
       <w:r>
@@ -18487,6 +19349,7 @@
       <w:pPr>
         <w:bidi w:val="1"/>
         <w:spacing w:after="160" w:line="300" w:lineRule="auto"/>
+        <w:ind w:left="0" w:right="0" w:firstLine="0"/>
         <w:jc w:val="right"/>
       </w:pPr>
       <w:r>
@@ -18517,6 +19380,7 @@
       <w:pPr>
         <w:bidi w:val="1"/>
         <w:spacing w:after="160" w:line="300" w:lineRule="auto"/>
+        <w:ind w:left="0" w:right="0" w:firstLine="0"/>
         <w:jc w:val="right"/>
       </w:pPr>
       <w:r>
@@ -18543,6 +19407,7 @@
       <w:pPr>
         <w:bidi w:val="1"/>
         <w:spacing w:after="160" w:line="300" w:lineRule="auto"/>
+        <w:ind w:left="0" w:right="0" w:firstLine="0"/>
         <w:jc w:val="right"/>
       </w:pPr>
       <w:r>
@@ -18569,6 +19434,7 @@
       <w:pPr>
         <w:bidi w:val="1"/>
         <w:spacing w:after="160" w:line="300" w:lineRule="auto"/>
+        <w:ind w:left="0" w:right="0" w:firstLine="0"/>
         <w:jc w:val="right"/>
       </w:pPr>
       <w:r>
@@ -18595,6 +19461,7 @@
       <w:pPr>
         <w:bidi w:val="1"/>
         <w:spacing w:after="160" w:line="300" w:lineRule="auto"/>
+        <w:ind w:left="0" w:right="0" w:firstLine="0"/>
         <w:jc w:val="right"/>
       </w:pPr>
       <w:r>
@@ -18612,6 +19479,7 @@
       <w:pPr>
         <w:bidi w:val="1"/>
         <w:spacing w:after="160" w:line="300" w:lineRule="auto"/>
+        <w:ind w:left="0" w:right="0" w:firstLine="0"/>
         <w:jc w:val="right"/>
       </w:pPr>
       <w:r>
@@ -18629,6 +19497,7 @@
       <w:pPr>
         <w:bidi w:val="1"/>
         <w:spacing w:after="160" w:line="300" w:lineRule="auto"/>
+        <w:ind w:left="0" w:right="0" w:firstLine="0"/>
         <w:jc w:val="right"/>
       </w:pPr>
       <w:r>
@@ -18646,6 +19515,7 @@
       <w:pPr>
         <w:bidi w:val="1"/>
         <w:spacing w:after="160" w:line="300" w:lineRule="auto"/>
+        <w:ind w:left="0" w:right="0" w:firstLine="0"/>
         <w:jc w:val="right"/>
       </w:pPr>
       <w:r>
@@ -18663,6 +19533,7 @@
       <w:pPr>
         <w:bidi w:val="1"/>
         <w:spacing w:after="160" w:line="300" w:lineRule="auto"/>
+        <w:ind w:left="0" w:right="0" w:firstLine="0"/>
         <w:jc w:val="right"/>
       </w:pPr>
       <w:r>
@@ -18689,6 +19560,7 @@
       <w:pPr>
         <w:bidi w:val="1"/>
         <w:spacing w:after="160" w:line="300" w:lineRule="auto"/>
+        <w:ind w:left="0" w:right="0" w:firstLine="0"/>
         <w:jc w:val="right"/>
       </w:pPr>
       <w:r>
@@ -18715,6 +19587,7 @@
       <w:pPr>
         <w:bidi w:val="1"/>
         <w:spacing w:after="160" w:line="300" w:lineRule="auto"/>
+        <w:ind w:left="0" w:right="0" w:firstLine="0"/>
         <w:jc w:val="right"/>
       </w:pPr>
       <w:r>
@@ -18736,6 +19609,7 @@
       <w:pPr>
         <w:bidi w:val="1"/>
         <w:spacing w:after="160" w:line="300" w:lineRule="auto"/>
+        <w:ind w:left="0" w:right="0" w:firstLine="0"/>
         <w:jc w:val="right"/>
       </w:pPr>
       <w:r>
@@ -18762,6 +19636,7 @@
       <w:pPr>
         <w:bidi w:val="1"/>
         <w:spacing w:after="160" w:line="300" w:lineRule="auto"/>
+        <w:ind w:left="0" w:right="0" w:firstLine="0"/>
         <w:jc w:val="right"/>
       </w:pPr>
       <w:r>
@@ -18788,6 +19663,7 @@
       <w:pPr>
         <w:bidi w:val="1"/>
         <w:spacing w:after="160" w:line="300" w:lineRule="auto"/>
+        <w:ind w:left="0" w:right="0" w:firstLine="0"/>
         <w:jc w:val="right"/>
       </w:pPr>
       <w:r>
@@ -18814,6 +19690,7 @@
       <w:pPr>
         <w:bidi w:val="1"/>
         <w:spacing w:after="160" w:line="300" w:lineRule="auto"/>
+        <w:ind w:left="0" w:right="0" w:firstLine="0"/>
         <w:jc w:val="right"/>
       </w:pPr>
       <w:r>
@@ -18831,6 +19708,7 @@
       <w:pPr>
         <w:bidi w:val="1"/>
         <w:spacing w:after="160" w:line="300" w:lineRule="auto"/>
+        <w:ind w:left="0" w:right="0" w:firstLine="0"/>
         <w:jc w:val="right"/>
       </w:pPr>
       <w:r>
@@ -18848,6 +19726,7 @@
       <w:pPr>
         <w:bidi w:val="1"/>
         <w:spacing w:after="160" w:line="300" w:lineRule="auto"/>
+        <w:ind w:left="0" w:right="0" w:firstLine="0"/>
         <w:jc w:val="right"/>
       </w:pPr>
       <w:r>
@@ -18865,6 +19744,7 @@
       <w:pPr>
         <w:bidi w:val="1"/>
         <w:spacing w:after="160" w:line="300" w:lineRule="auto"/>
+        <w:ind w:left="0" w:right="0" w:firstLine="0"/>
         <w:jc w:val="right"/>
       </w:pPr>
       <w:r>
@@ -18882,6 +19762,7 @@
       <w:pPr>
         <w:bidi w:val="1"/>
         <w:spacing w:after="160" w:line="300" w:lineRule="auto"/>
+        <w:ind w:left="0" w:right="0" w:firstLine="0"/>
         <w:jc w:val="right"/>
       </w:pPr>
       <w:r>
@@ -18899,6 +19780,7 @@
       <w:pPr>
         <w:bidi w:val="1"/>
         <w:spacing w:after="160" w:line="300" w:lineRule="auto"/>
+        <w:ind w:left="0" w:right="0" w:firstLine="0"/>
         <w:jc w:val="right"/>
       </w:pPr>
       <w:r>
@@ -18925,6 +19807,7 @@
       <w:pPr>
         <w:bidi w:val="1"/>
         <w:spacing w:after="160" w:line="300" w:lineRule="auto"/>
+        <w:ind w:left="0" w:right="0" w:firstLine="0"/>
         <w:jc w:val="right"/>
       </w:pPr>
       <w:r>
@@ -18951,6 +19834,7 @@
       <w:pPr>
         <w:bidi w:val="1"/>
         <w:spacing w:after="160" w:line="300" w:lineRule="auto"/>
+        <w:ind w:left="0" w:right="0" w:firstLine="0"/>
         <w:jc w:val="right"/>
       </w:pPr>
       <w:r>
@@ -18977,6 +19861,7 @@
       <w:pPr>
         <w:bidi w:val="1"/>
         <w:spacing w:after="160" w:line="300" w:lineRule="auto"/>
+        <w:ind w:left="0" w:right="0" w:firstLine="0"/>
         <w:jc w:val="right"/>
       </w:pPr>
       <w:r>
@@ -19003,6 +19888,7 @@
       <w:pPr>
         <w:bidi w:val="1"/>
         <w:spacing w:after="160" w:line="300" w:lineRule="auto"/>
+        <w:ind w:left="0" w:right="0" w:firstLine="0"/>
         <w:jc w:val="right"/>
       </w:pPr>
       <w:r>
@@ -19020,6 +19906,7 @@
       <w:pPr>
         <w:bidi w:val="1"/>
         <w:spacing w:after="160" w:line="300" w:lineRule="auto"/>
+        <w:ind w:left="0" w:right="0" w:firstLine="0"/>
         <w:jc w:val="right"/>
       </w:pPr>
       <w:r>
@@ -19037,6 +19924,7 @@
       <w:pPr>
         <w:bidi w:val="1"/>
         <w:spacing w:after="160" w:line="300" w:lineRule="auto"/>
+        <w:ind w:left="0" w:right="0" w:firstLine="0"/>
         <w:jc w:val="right"/>
       </w:pPr>
       <w:r>
@@ -19063,6 +19951,7 @@
       <w:pPr>
         <w:bidi w:val="1"/>
         <w:spacing w:after="160" w:line="300" w:lineRule="auto"/>
+        <w:ind w:left="0" w:right="0" w:firstLine="0"/>
         <w:jc w:val="right"/>
       </w:pPr>
       <w:r>
@@ -19089,6 +19978,7 @@
       <w:pPr>
         <w:bidi w:val="1"/>
         <w:spacing w:after="160" w:line="300" w:lineRule="auto"/>
+        <w:ind w:left="0" w:right="0" w:firstLine="0"/>
         <w:jc w:val="right"/>
       </w:pPr>
       <w:r>
@@ -19115,6 +20005,7 @@
       <w:pPr>
         <w:bidi w:val="1"/>
         <w:spacing w:after="160" w:line="300" w:lineRule="auto"/>
+        <w:ind w:left="0" w:right="0" w:firstLine="0"/>
         <w:jc w:val="right"/>
       </w:pPr>
       <w:r>
@@ -19143,6 +20034,7 @@
       <w:pPr>
         <w:bidi w:val="1"/>
         <w:spacing w:after="160" w:line="300" w:lineRule="auto"/>
+        <w:ind w:left="0" w:right="0" w:firstLine="0"/>
         <w:jc w:val="right"/>
       </w:pPr>
       <w:r>
@@ -19169,6 +20061,7 @@
       <w:pPr>
         <w:bidi w:val="1"/>
         <w:spacing w:after="160" w:line="300" w:lineRule="auto"/>
+        <w:ind w:left="0" w:right="0" w:firstLine="0"/>
         <w:jc w:val="right"/>
       </w:pPr>
       <w:r>
@@ -19195,6 +20088,7 @@
       <w:pPr>
         <w:bidi w:val="1"/>
         <w:spacing w:after="160" w:line="300" w:lineRule="auto"/>
+        <w:ind w:left="0" w:right="0" w:firstLine="0"/>
         <w:jc w:val="right"/>
       </w:pPr>
       <w:r>
@@ -19212,6 +20106,7 @@
       <w:pPr>
         <w:bidi w:val="1"/>
         <w:spacing w:after="160" w:line="300" w:lineRule="auto"/>
+        <w:ind w:left="0" w:right="0" w:firstLine="0"/>
         <w:jc w:val="right"/>
       </w:pPr>
       <w:r>
@@ -19238,6 +20133,7 @@
       <w:pPr>
         <w:bidi w:val="1"/>
         <w:spacing w:after="160" w:line="300" w:lineRule="auto"/>
+        <w:ind w:left="0" w:right="0" w:firstLine="0"/>
         <w:jc w:val="right"/>
       </w:pPr>
       <w:r>
@@ -19264,6 +20160,7 @@
       <w:pPr>
         <w:bidi w:val="1"/>
         <w:spacing w:after="160" w:line="300" w:lineRule="auto"/>
+        <w:ind w:left="0" w:right="0" w:firstLine="0"/>
         <w:jc w:val="right"/>
       </w:pPr>
       <w:r>
@@ -19281,6 +20178,7 @@
       <w:pPr>
         <w:bidi w:val="1"/>
         <w:spacing w:after="160" w:line="300" w:lineRule="auto"/>
+        <w:ind w:left="0" w:right="0" w:firstLine="0"/>
         <w:jc w:val="right"/>
       </w:pPr>
       <w:r>
@@ -19298,6 +20196,7 @@
       <w:pPr>
         <w:bidi w:val="1"/>
         <w:spacing w:after="160" w:line="300" w:lineRule="auto"/>
+        <w:ind w:left="0" w:right="0" w:firstLine="0"/>
         <w:jc w:val="right"/>
       </w:pPr>
       <w:r>
@@ -19324,6 +20223,7 @@
       <w:pPr>
         <w:bidi w:val="1"/>
         <w:spacing w:after="160" w:line="300" w:lineRule="auto"/>
+        <w:ind w:left="0" w:right="0" w:firstLine="0"/>
         <w:jc w:val="right"/>
       </w:pPr>
       <w:r>
@@ -19350,6 +20250,7 @@
       <w:pPr>
         <w:bidi w:val="1"/>
         <w:spacing w:after="160" w:line="300" w:lineRule="auto"/>
+        <w:ind w:left="0" w:right="0" w:firstLine="0"/>
         <w:jc w:val="right"/>
       </w:pPr>
       <w:r>
@@ -19376,6 +20277,7 @@
       <w:pPr>
         <w:bidi w:val="1"/>
         <w:spacing w:after="160" w:line="300" w:lineRule="auto"/>
+        <w:ind w:left="0" w:right="0" w:firstLine="0"/>
         <w:jc w:val="right"/>
       </w:pPr>
       <w:r>
@@ -19402,6 +20304,7 @@
       <w:pPr>
         <w:bidi w:val="1"/>
         <w:spacing w:after="160" w:line="300" w:lineRule="auto"/>
+        <w:ind w:left="0" w:right="0" w:firstLine="0"/>
         <w:jc w:val="right"/>
       </w:pPr>
       <w:r>
@@ -19419,6 +20322,7 @@
       <w:pPr>
         <w:bidi w:val="1"/>
         <w:spacing w:after="160" w:line="300" w:lineRule="auto"/>
+        <w:ind w:left="0" w:right="0" w:firstLine="0"/>
         <w:jc w:val="right"/>
       </w:pPr>
       <w:r>
@@ -19436,6 +20340,7 @@
       <w:pPr>
         <w:bidi w:val="1"/>
         <w:spacing w:after="160" w:line="300" w:lineRule="auto"/>
+        <w:ind w:left="0" w:right="0" w:firstLine="0"/>
         <w:jc w:val="right"/>
       </w:pPr>
       <w:r>
@@ -19453,6 +20358,7 @@
       <w:pPr>
         <w:bidi w:val="1"/>
         <w:spacing w:after="160" w:line="300" w:lineRule="auto"/>
+        <w:ind w:left="0" w:right="0" w:firstLine="0"/>
         <w:jc w:val="right"/>
       </w:pPr>
       <w:r>
@@ -19479,6 +20385,7 @@
       <w:pPr>
         <w:bidi w:val="1"/>
         <w:spacing w:after="160" w:line="300" w:lineRule="auto"/>
+        <w:ind w:left="0" w:right="0" w:firstLine="0"/>
         <w:jc w:val="right"/>
       </w:pPr>
       <w:r>
@@ -19505,6 +20412,7 @@
       <w:pPr>
         <w:bidi w:val="1"/>
         <w:spacing w:after="160" w:line="300" w:lineRule="auto"/>
+        <w:ind w:left="0" w:right="0" w:firstLine="0"/>
         <w:jc w:val="right"/>
       </w:pPr>
       <w:r>
@@ -19531,6 +20439,7 @@
       <w:pPr>
         <w:bidi w:val="1"/>
         <w:spacing w:after="160" w:line="300" w:lineRule="auto"/>
+        <w:ind w:left="0" w:right="0" w:firstLine="0"/>
         <w:jc w:val="right"/>
       </w:pPr>
       <w:r>
@@ -19548,6 +20457,7 @@
       <w:pPr>
         <w:bidi w:val="1"/>
         <w:spacing w:after="160" w:line="300" w:lineRule="auto"/>
+        <w:ind w:left="0" w:right="0" w:firstLine="0"/>
         <w:jc w:val="right"/>
       </w:pPr>
       <w:r>
@@ -19574,6 +20484,7 @@
       <w:pPr>
         <w:bidi w:val="1"/>
         <w:spacing w:after="160" w:line="300" w:lineRule="auto"/>
+        <w:ind w:left="0" w:right="0" w:firstLine="0"/>
         <w:jc w:val="right"/>
       </w:pPr>
       <w:r>
@@ -19602,6 +20513,7 @@
       <w:pPr>
         <w:bidi w:val="1"/>
         <w:spacing w:after="160" w:line="300" w:lineRule="auto"/>
+        <w:ind w:left="0" w:right="0" w:firstLine="0"/>
         <w:jc w:val="right"/>
       </w:pPr>
       <w:r>
@@ -19619,6 +20531,7 @@
       <w:pPr>
         <w:bidi w:val="1"/>
         <w:spacing w:after="160" w:line="300" w:lineRule="auto"/>
+        <w:ind w:left="0" w:right="0" w:firstLine="0"/>
         <w:jc w:val="right"/>
       </w:pPr>
       <w:r>
@@ -19645,6 +20558,7 @@
       <w:pPr>
         <w:bidi w:val="1"/>
         <w:spacing w:after="160" w:line="300" w:lineRule="auto"/>
+        <w:ind w:left="0" w:right="0" w:firstLine="0"/>
         <w:jc w:val="right"/>
       </w:pPr>
       <w:r>
@@ -19671,6 +20585,7 @@
       <w:pPr>
         <w:bidi w:val="1"/>
         <w:spacing w:after="160" w:line="300" w:lineRule="auto"/>
+        <w:ind w:left="0" w:right="0" w:firstLine="0"/>
         <w:jc w:val="right"/>
       </w:pPr>
       <w:r>
@@ -19697,6 +20612,7 @@
       <w:pPr>
         <w:bidi w:val="1"/>
         <w:spacing w:after="160" w:line="300" w:lineRule="auto"/>
+        <w:ind w:left="0" w:right="0" w:firstLine="0"/>
         <w:jc w:val="right"/>
       </w:pPr>
       <w:r>
@@ -19725,6 +20641,7 @@
       <w:pPr>
         <w:bidi w:val="1"/>
         <w:spacing w:after="160" w:line="300" w:lineRule="auto"/>
+        <w:ind w:left="0" w:right="0" w:firstLine="0"/>
         <w:jc w:val="right"/>
       </w:pPr>
       <w:r>
@@ -19751,6 +20668,7 @@
       <w:pPr>
         <w:bidi w:val="1"/>
         <w:spacing w:after="160" w:line="300" w:lineRule="auto"/>
+        <w:ind w:left="0" w:right="0" w:firstLine="0"/>
         <w:jc w:val="right"/>
       </w:pPr>
       <w:r>
@@ -19768,6 +20686,7 @@
       <w:pPr>
         <w:bidi w:val="1"/>
         <w:spacing w:after="160" w:line="300" w:lineRule="auto"/>
+        <w:ind w:left="0" w:right="0" w:firstLine="0"/>
         <w:jc w:val="right"/>
       </w:pPr>
       <w:r>
@@ -19794,6 +20713,7 @@
       <w:pPr>
         <w:bidi w:val="1"/>
         <w:spacing w:after="160" w:line="300" w:lineRule="auto"/>
+        <w:ind w:left="0" w:right="0" w:firstLine="0"/>
         <w:jc w:val="right"/>
       </w:pPr>
       <w:r>
@@ -19820,6 +20740,7 @@
       <w:pPr>
         <w:bidi w:val="1"/>
         <w:spacing w:after="160" w:line="300" w:lineRule="auto"/>
+        <w:ind w:left="0" w:right="0" w:firstLine="0"/>
         <w:jc w:val="right"/>
       </w:pPr>
       <w:r>
@@ -19846,6 +20767,7 @@
       <w:pPr>
         <w:bidi w:val="1"/>
         <w:spacing w:after="160" w:line="300" w:lineRule="auto"/>
+        <w:ind w:left="0" w:right="0" w:firstLine="0"/>
         <w:jc w:val="right"/>
       </w:pPr>
       <w:r>
@@ -19872,6 +20794,7 @@
       <w:pPr>
         <w:bidi w:val="1"/>
         <w:spacing w:after="160" w:line="300" w:lineRule="auto"/>
+        <w:ind w:left="0" w:right="0" w:firstLine="0"/>
         <w:jc w:val="right"/>
       </w:pPr>
       <w:r>
@@ -19889,6 +20812,7 @@
       <w:pPr>
         <w:bidi w:val="1"/>
         <w:spacing w:after="160" w:line="300" w:lineRule="auto"/>
+        <w:ind w:left="0" w:right="0" w:firstLine="0"/>
         <w:jc w:val="right"/>
       </w:pPr>
       <w:r>
@@ -19906,6 +20830,7 @@
       <w:pPr>
         <w:bidi w:val="1"/>
         <w:spacing w:after="160" w:line="300" w:lineRule="auto"/>
+        <w:ind w:left="0" w:right="0" w:firstLine="0"/>
         <w:jc w:val="right"/>
       </w:pPr>
       <w:r>
@@ -19934,6 +20859,7 @@
       <w:pPr>
         <w:bidi w:val="1"/>
         <w:spacing w:after="160" w:line="300" w:lineRule="auto"/>
+        <w:ind w:left="0" w:right="0" w:firstLine="0"/>
         <w:jc w:val="right"/>
       </w:pPr>
       <w:r>
@@ -19960,6 +20886,7 @@
       <w:pPr>
         <w:bidi w:val="1"/>
         <w:spacing w:after="160" w:line="300" w:lineRule="auto"/>
+        <w:ind w:left="0" w:right="0" w:firstLine="0"/>
         <w:jc w:val="right"/>
       </w:pPr>
       <w:r>
@@ -19977,6 +20904,7 @@
       <w:pPr>
         <w:bidi w:val="1"/>
         <w:spacing w:after="160" w:line="300" w:lineRule="auto"/>
+        <w:ind w:left="0" w:right="0" w:firstLine="0"/>
         <w:jc w:val="right"/>
       </w:pPr>
       <w:r>
@@ -19994,6 +20922,7 @@
       <w:pPr>
         <w:bidi w:val="1"/>
         <w:spacing w:after="160" w:line="300" w:lineRule="auto"/>
+        <w:ind w:left="0" w:right="0" w:firstLine="0"/>
         <w:jc w:val="right"/>
       </w:pPr>
       <w:r>
@@ -20022,6 +20951,7 @@
       <w:pPr>
         <w:bidi w:val="1"/>
         <w:spacing w:after="160" w:line="300" w:lineRule="auto"/>
+        <w:ind w:left="0" w:right="0" w:firstLine="0"/>
         <w:jc w:val="right"/>
       </w:pPr>
       <w:r>
@@ -20050,6 +20980,7 @@
       <w:pPr>
         <w:bidi w:val="1"/>
         <w:spacing w:after="160" w:line="300" w:lineRule="auto"/>
+        <w:ind w:left="0" w:right="0" w:firstLine="0"/>
         <w:jc w:val="right"/>
       </w:pPr>
       <w:r>
@@ -20076,6 +21007,7 @@
       <w:pPr>
         <w:bidi w:val="1"/>
         <w:spacing w:after="160" w:line="300" w:lineRule="auto"/>
+        <w:ind w:left="0" w:right="0" w:firstLine="0"/>
         <w:jc w:val="right"/>
       </w:pPr>
       <w:r>
@@ -20102,6 +21034,7 @@
       <w:pPr>
         <w:bidi w:val="1"/>
         <w:spacing w:after="160" w:line="300" w:lineRule="auto"/>
+        <w:ind w:left="0" w:right="0" w:firstLine="0"/>
         <w:jc w:val="right"/>
       </w:pPr>
       <w:r>
@@ -20119,6 +21052,7 @@
       <w:pPr>
         <w:bidi w:val="1"/>
         <w:spacing w:after="160" w:line="300" w:lineRule="auto"/>
+        <w:ind w:left="0" w:right="0" w:firstLine="0"/>
         <w:jc w:val="right"/>
       </w:pPr>
       <w:r>
@@ -20138,6 +21072,7 @@
       <w:pPr>
         <w:bidi w:val="1"/>
         <w:spacing w:after="160" w:line="300" w:lineRule="auto"/>
+        <w:ind w:left="0" w:right="0" w:firstLine="0"/>
         <w:jc w:val="right"/>
       </w:pPr>
       <w:r>
@@ -20157,6 +21092,7 @@
       <w:pPr>
         <w:bidi w:val="1"/>
         <w:spacing w:after="160" w:line="300" w:lineRule="auto"/>
+        <w:ind w:left="0" w:right="0" w:firstLine="0"/>
         <w:jc w:val="right"/>
       </w:pPr>
       <w:r>
@@ -20176,6 +21112,7 @@
       <w:pPr>
         <w:bidi w:val="1"/>
         <w:spacing w:after="160" w:line="300" w:lineRule="auto"/>
+        <w:ind w:left="0" w:right="0" w:firstLine="0"/>
         <w:jc w:val="right"/>
       </w:pPr>
       <w:r>
@@ -20193,6 +21130,7 @@
       <w:pPr>
         <w:bidi w:val="1"/>
         <w:spacing w:after="160" w:line="300" w:lineRule="auto"/>
+        <w:ind w:left="0" w:right="0" w:firstLine="0"/>
         <w:jc w:val="right"/>
       </w:pPr>
       <w:r>
@@ -20219,6 +21157,7 @@
       <w:pPr>
         <w:bidi w:val="1"/>
         <w:spacing w:after="160" w:line="300" w:lineRule="auto"/>
+        <w:ind w:left="0" w:right="0" w:firstLine="0"/>
         <w:jc w:val="right"/>
       </w:pPr>
       <w:r>
@@ -20245,6 +21184,7 @@
       <w:pPr>
         <w:bidi w:val="1"/>
         <w:spacing w:after="160" w:line="300" w:lineRule="auto"/>
+        <w:ind w:left="0" w:right="0" w:firstLine="0"/>
         <w:jc w:val="right"/>
       </w:pPr>
       <w:r>
@@ -20262,6 +21202,7 @@
       <w:pPr>
         <w:bidi w:val="1"/>
         <w:spacing w:after="160" w:line="300" w:lineRule="auto"/>
+        <w:ind w:left="0" w:right="0" w:firstLine="0"/>
         <w:jc w:val="right"/>
       </w:pPr>
       <w:r>
@@ -20279,6 +21220,7 @@
       <w:pPr>
         <w:bidi w:val="1"/>
         <w:spacing w:after="160" w:line="300" w:lineRule="auto"/>
+        <w:ind w:left="0" w:right="0" w:firstLine="0"/>
         <w:jc w:val="right"/>
       </w:pPr>
       <w:r>
@@ -20296,6 +21238,7 @@
       <w:pPr>
         <w:bidi w:val="1"/>
         <w:spacing w:after="160" w:line="300" w:lineRule="auto"/>
+        <w:ind w:left="0" w:right="0" w:firstLine="0"/>
         <w:jc w:val="right"/>
       </w:pPr>
       <w:r>
@@ -20313,6 +21256,7 @@
       <w:pPr>
         <w:bidi w:val="1"/>
         <w:spacing w:after="160" w:line="300" w:lineRule="auto"/>
+        <w:ind w:left="0" w:right="0" w:firstLine="0"/>
         <w:jc w:val="right"/>
       </w:pPr>
       <w:r>
@@ -20339,6 +21283,7 @@
       <w:pPr>
         <w:bidi w:val="1"/>
         <w:spacing w:after="160" w:line="300" w:lineRule="auto"/>
+        <w:ind w:left="0" w:right="0" w:firstLine="0"/>
         <w:jc w:val="right"/>
       </w:pPr>
       <w:r>
@@ -20365,6 +21310,7 @@
       <w:pPr>
         <w:bidi w:val="1"/>
         <w:spacing w:after="160" w:line="300" w:lineRule="auto"/>
+        <w:ind w:left="0" w:right="0" w:firstLine="0"/>
         <w:jc w:val="right"/>
       </w:pPr>
       <w:r>
@@ -20382,6 +21328,7 @@
       <w:pPr>
         <w:bidi w:val="1"/>
         <w:spacing w:after="160" w:line="300" w:lineRule="auto"/>
+        <w:ind w:left="0" w:right="0" w:firstLine="0"/>
         <w:jc w:val="right"/>
       </w:pPr>
       <w:r>
@@ -20408,6 +21355,7 @@
       <w:pPr>
         <w:bidi w:val="1"/>
         <w:spacing w:after="160" w:line="300" w:lineRule="auto"/>
+        <w:ind w:left="0" w:right="0" w:firstLine="0"/>
         <w:jc w:val="right"/>
       </w:pPr>
       <w:r>
@@ -20434,6 +21382,7 @@
       <w:pPr>
         <w:bidi w:val="1"/>
         <w:spacing w:after="160" w:line="300" w:lineRule="auto"/>
+        <w:ind w:left="0" w:right="0" w:firstLine="0"/>
         <w:jc w:val="right"/>
       </w:pPr>
       <w:r>
@@ -20460,6 +21409,7 @@
       <w:pPr>
         <w:bidi w:val="1"/>
         <w:spacing w:after="160" w:line="300" w:lineRule="auto"/>
+        <w:ind w:left="0" w:right="0" w:firstLine="0"/>
         <w:jc w:val="right"/>
       </w:pPr>
       <w:r>
@@ -20486,6 +21436,7 @@
       <w:pPr>
         <w:bidi w:val="1"/>
         <w:spacing w:after="160" w:line="300" w:lineRule="auto"/>
+        <w:ind w:left="0" w:right="0" w:firstLine="0"/>
         <w:jc w:val="right"/>
       </w:pPr>
       <w:r>
@@ -20512,6 +21463,7 @@
       <w:pPr>
         <w:bidi w:val="1"/>
         <w:spacing w:after="160" w:line="300" w:lineRule="auto"/>
+        <w:ind w:left="0" w:right="0" w:firstLine="0"/>
         <w:jc w:val="right"/>
       </w:pPr>
       <w:r>
@@ -20538,6 +21490,7 @@
       <w:pPr>
         <w:bidi w:val="1"/>
         <w:spacing w:after="160" w:line="300" w:lineRule="auto"/>
+        <w:ind w:left="0" w:right="0" w:firstLine="0"/>
         <w:jc w:val="right"/>
       </w:pPr>
       <w:r>
@@ -20555,6 +21508,7 @@
       <w:pPr>
         <w:bidi w:val="1"/>
         <w:spacing w:after="160" w:line="300" w:lineRule="auto"/>
+        <w:ind w:left="0" w:right="0" w:firstLine="0"/>
         <w:jc w:val="right"/>
       </w:pPr>
       <w:r>
@@ -20572,6 +21526,7 @@
       <w:pPr>
         <w:bidi w:val="1"/>
         <w:spacing w:after="160" w:line="300" w:lineRule="auto"/>
+        <w:ind w:left="0" w:right="0" w:firstLine="0"/>
         <w:jc w:val="right"/>
       </w:pPr>
       <w:r>
@@ -20598,6 +21553,7 @@
       <w:pPr>
         <w:bidi w:val="1"/>
         <w:spacing w:after="160" w:line="300" w:lineRule="auto"/>
+        <w:ind w:left="0" w:right="0" w:firstLine="0"/>
         <w:jc w:val="right"/>
       </w:pPr>
       <w:r>
@@ -20624,6 +21580,7 @@
       <w:pPr>
         <w:bidi w:val="1"/>
         <w:spacing w:after="160" w:line="300" w:lineRule="auto"/>
+        <w:ind w:left="0" w:right="0" w:firstLine="0"/>
         <w:jc w:val="right"/>
       </w:pPr>
       <w:r>
@@ -20641,6 +21598,7 @@
       <w:pPr>
         <w:bidi w:val="1"/>
         <w:spacing w:after="160" w:line="300" w:lineRule="auto"/>
+        <w:ind w:left="0" w:right="0" w:firstLine="0"/>
         <w:jc w:val="right"/>
       </w:pPr>
       <w:r>
@@ -20658,6 +21616,7 @@
       <w:pPr>
         <w:bidi w:val="1"/>
         <w:spacing w:after="160" w:line="300" w:lineRule="auto"/>
+        <w:ind w:left="0" w:right="0" w:firstLine="0"/>
         <w:jc w:val="right"/>
       </w:pPr>
       <w:r>
@@ -20675,6 +21634,7 @@
       <w:pPr>
         <w:bidi w:val="1"/>
         <w:spacing w:after="160" w:line="300" w:lineRule="auto"/>
+        <w:ind w:left="0" w:right="0" w:firstLine="0"/>
         <w:jc w:val="right"/>
       </w:pPr>
       <w:r>
@@ -20701,6 +21661,7 @@
       <w:pPr>
         <w:bidi w:val="1"/>
         <w:spacing w:after="160" w:line="300" w:lineRule="auto"/>
+        <w:ind w:left="0" w:right="0" w:firstLine="0"/>
         <w:jc w:val="right"/>
       </w:pPr>
       <w:r>
@@ -20727,6 +21688,7 @@
       <w:pPr>
         <w:bidi w:val="1"/>
         <w:spacing w:after="160" w:line="300" w:lineRule="auto"/>
+        <w:ind w:left="0" w:right="0" w:firstLine="0"/>
         <w:jc w:val="right"/>
       </w:pPr>
       <w:r>
@@ -20744,6 +21706,7 @@
       <w:pPr>
         <w:bidi w:val="1"/>
         <w:spacing w:after="160" w:line="300" w:lineRule="auto"/>
+        <w:ind w:left="0" w:right="0" w:firstLine="0"/>
         <w:jc w:val="right"/>
       </w:pPr>
       <w:r>
@@ -20763,6 +21726,7 @@
       <w:pPr>
         <w:bidi w:val="1"/>
         <w:spacing w:after="160" w:line="300" w:lineRule="auto"/>
+        <w:ind w:left="0" w:right="0" w:firstLine="0"/>
         <w:jc w:val="right"/>
       </w:pPr>
       <w:r>
@@ -20784,6 +21748,7 @@
       <w:pPr>
         <w:bidi w:val="1"/>
         <w:spacing w:after="160" w:line="300" w:lineRule="auto"/>
+        <w:ind w:left="0" w:right="0" w:firstLine="0"/>
         <w:jc w:val="right"/>
       </w:pPr>
       <w:r>
@@ -20801,6 +21766,7 @@
       <w:pPr>
         <w:bidi w:val="1"/>
         <w:spacing w:after="160" w:line="300" w:lineRule="auto"/>
+        <w:ind w:left="0" w:right="0" w:firstLine="0"/>
         <w:jc w:val="right"/>
       </w:pPr>
       <w:r>
@@ -20818,6 +21784,7 @@
       <w:pPr>
         <w:bidi w:val="1"/>
         <w:spacing w:after="160" w:line="300" w:lineRule="auto"/>
+        <w:ind w:left="0" w:right="0" w:firstLine="0"/>
         <w:jc w:val="right"/>
       </w:pPr>
       <w:r>
@@ -20844,6 +21811,7 @@
       <w:pPr>
         <w:bidi w:val="1"/>
         <w:spacing w:after="160" w:line="300" w:lineRule="auto"/>
+        <w:ind w:left="0" w:right="0" w:firstLine="0"/>
         <w:jc w:val="right"/>
       </w:pPr>
       <w:r>
@@ -20870,6 +21838,7 @@
       <w:pPr>
         <w:bidi w:val="1"/>
         <w:spacing w:after="160" w:line="300" w:lineRule="auto"/>
+        <w:ind w:left="0" w:right="0" w:firstLine="0"/>
         <w:jc w:val="right"/>
       </w:pPr>
       <w:r>
@@ -20887,6 +21856,7 @@
       <w:pPr>
         <w:bidi w:val="1"/>
         <w:spacing w:after="160" w:line="300" w:lineRule="auto"/>
+        <w:ind w:left="0" w:right="0" w:firstLine="0"/>
         <w:jc w:val="right"/>
       </w:pPr>
       <w:r>
@@ -20904,6 +21874,7 @@
       <w:pPr>
         <w:bidi w:val="1"/>
         <w:spacing w:after="160" w:line="300" w:lineRule="auto"/>
+        <w:ind w:left="0" w:right="0" w:firstLine="0"/>
         <w:jc w:val="right"/>
       </w:pPr>
       <w:r>
@@ -20923,6 +21894,7 @@
       <w:pPr>
         <w:bidi w:val="1"/>
         <w:spacing w:after="160" w:line="300" w:lineRule="auto"/>
+        <w:ind w:left="0" w:right="0" w:firstLine="0"/>
         <w:jc w:val="right"/>
       </w:pPr>
       <w:r>
@@ -20944,6 +21916,7 @@
       <w:pPr>
         <w:bidi w:val="1"/>
         <w:spacing w:after="160" w:line="300" w:lineRule="auto"/>
+        <w:ind w:left="0" w:right="0" w:firstLine="0"/>
         <w:jc w:val="right"/>
       </w:pPr>
       <w:r>
@@ -20965,6 +21938,7 @@
       <w:pPr>
         <w:bidi w:val="1"/>
         <w:spacing w:after="160" w:line="300" w:lineRule="auto"/>
+        <w:ind w:left="0" w:right="0" w:firstLine="0"/>
         <w:jc w:val="right"/>
       </w:pPr>
       <w:r>
@@ -20982,6 +21956,7 @@
       <w:pPr>
         <w:bidi w:val="1"/>
         <w:spacing w:after="160" w:line="300" w:lineRule="auto"/>
+        <w:ind w:left="0" w:right="0" w:firstLine="0"/>
         <w:jc w:val="right"/>
       </w:pPr>
       <w:r>
@@ -20999,6 +21974,7 @@
       <w:pPr>
         <w:bidi w:val="1"/>
         <w:spacing w:after="160" w:line="300" w:lineRule="auto"/>
+        <w:ind w:left="0" w:right="0" w:firstLine="0"/>
         <w:jc w:val="right"/>
       </w:pPr>
       <w:r>
@@ -21016,6 +21992,7 @@
       <w:pPr>
         <w:bidi w:val="1"/>
         <w:spacing w:after="160" w:line="300" w:lineRule="auto"/>
+        <w:ind w:left="0" w:right="0" w:firstLine="0"/>
         <w:jc w:val="right"/>
       </w:pPr>
       <w:r>
@@ -21033,6 +22010,7 @@
       <w:pPr>
         <w:bidi w:val="1"/>
         <w:spacing w:after="160" w:line="300" w:lineRule="auto"/>
+        <w:ind w:left="0" w:right="0" w:firstLine="0"/>
         <w:jc w:val="right"/>
       </w:pPr>
       <w:r>
@@ -21061,6 +22039,7 @@
       <w:pPr>
         <w:bidi w:val="1"/>
         <w:spacing w:after="160" w:line="300" w:lineRule="auto"/>
+        <w:ind w:left="0" w:right="0" w:firstLine="0"/>
         <w:jc w:val="right"/>
       </w:pPr>
       <w:r>
@@ -21087,6 +22066,7 @@
       <w:pPr>
         <w:bidi w:val="1"/>
         <w:spacing w:after="160" w:line="300" w:lineRule="auto"/>
+        <w:ind w:left="0" w:right="0" w:firstLine="0"/>
         <w:jc w:val="right"/>
       </w:pPr>
       <w:r>
@@ -21108,6 +22088,7 @@
       <w:pPr>
         <w:bidi w:val="1"/>
         <w:spacing w:after="160" w:line="300" w:lineRule="auto"/>
+        <w:ind w:left="0" w:right="0" w:firstLine="0"/>
         <w:jc w:val="right"/>
       </w:pPr>
       <w:r>
@@ -21125,6 +22106,7 @@
       <w:pPr>
         <w:bidi w:val="1"/>
         <w:spacing w:after="160" w:line="300" w:lineRule="auto"/>
+        <w:ind w:left="0" w:right="0" w:firstLine="0"/>
         <w:jc w:val="right"/>
       </w:pPr>
       <w:r>
@@ -21151,6 +22133,7 @@
       <w:pPr>
         <w:bidi w:val="1"/>
         <w:spacing w:after="160" w:line="300" w:lineRule="auto"/>
+        <w:ind w:left="0" w:right="0" w:firstLine="0"/>
         <w:jc w:val="right"/>
       </w:pPr>
       <w:r>
@@ -21177,6 +22160,7 @@
       <w:pPr>
         <w:bidi w:val="1"/>
         <w:spacing w:after="160" w:line="300" w:lineRule="auto"/>
+        <w:ind w:left="0" w:right="0" w:firstLine="0"/>
         <w:jc w:val="right"/>
       </w:pPr>
       <w:r>
@@ -21194,6 +22178,7 @@
       <w:pPr>
         <w:bidi w:val="1"/>
         <w:spacing w:after="160" w:line="300" w:lineRule="auto"/>
+        <w:ind w:left="0" w:right="0" w:firstLine="0"/>
         <w:jc w:val="right"/>
       </w:pPr>
       <w:r>
@@ -21220,6 +22205,7 @@
       <w:pPr>
         <w:bidi w:val="1"/>
         <w:spacing w:after="160" w:line="300" w:lineRule="auto"/>
+        <w:ind w:left="0" w:right="0" w:firstLine="0"/>
         <w:jc w:val="right"/>
       </w:pPr>
       <w:r>
@@ -21246,6 +22232,7 @@
       <w:pPr>
         <w:bidi w:val="1"/>
         <w:spacing w:after="160" w:line="300" w:lineRule="auto"/>
+        <w:ind w:left="0" w:right="0" w:firstLine="0"/>
         <w:jc w:val="right"/>
       </w:pPr>
       <w:r>
@@ -21263,6 +22250,7 @@
       <w:pPr>
         <w:bidi w:val="1"/>
         <w:spacing w:after="160" w:line="300" w:lineRule="auto"/>
+        <w:ind w:left="0" w:right="0" w:firstLine="0"/>
         <w:jc w:val="right"/>
       </w:pPr>
       <w:r>
@@ -21289,6 +22277,7 @@
       <w:pPr>
         <w:bidi w:val="1"/>
         <w:spacing w:after="160" w:line="300" w:lineRule="auto"/>
+        <w:ind w:left="0" w:right="0" w:firstLine="0"/>
         <w:jc w:val="right"/>
       </w:pPr>
       <w:r>
@@ -21319,6 +22308,7 @@
       <w:pPr>
         <w:bidi w:val="1"/>
         <w:spacing w:after="160" w:line="300" w:lineRule="auto"/>
+        <w:ind w:left="0" w:right="0" w:firstLine="0"/>
         <w:jc w:val="right"/>
       </w:pPr>
       <w:r>
@@ -21353,6 +22343,7 @@
       <w:pPr>
         <w:bidi w:val="1"/>
         <w:spacing w:after="160" w:line="300" w:lineRule="auto"/>
+        <w:ind w:left="0" w:right="0" w:firstLine="0"/>
         <w:jc w:val="right"/>
       </w:pPr>
       <w:r>
@@ -21381,6 +22372,7 @@
       <w:pPr>
         <w:bidi w:val="1"/>
         <w:spacing w:after="160" w:line="300" w:lineRule="auto"/>
+        <w:ind w:left="0" w:right="0" w:firstLine="0"/>
         <w:jc w:val="right"/>
       </w:pPr>
       <w:r>
@@ -21398,6 +22390,7 @@
       <w:pPr>
         <w:bidi w:val="1"/>
         <w:spacing w:after="160" w:line="300" w:lineRule="auto"/>
+        <w:ind w:left="0" w:right="0" w:firstLine="0"/>
         <w:jc w:val="right"/>
       </w:pPr>
       <w:r>
@@ -21424,6 +22417,7 @@
       <w:pPr>
         <w:bidi w:val="1"/>
         <w:spacing w:after="160" w:line="300" w:lineRule="auto"/>
+        <w:ind w:left="0" w:right="0" w:firstLine="0"/>
         <w:jc w:val="right"/>
       </w:pPr>
       <w:r>
@@ -21450,6 +22444,7 @@
       <w:pPr>
         <w:bidi w:val="1"/>
         <w:spacing w:after="160" w:line="300" w:lineRule="auto"/>
+        <w:ind w:left="0" w:right="0" w:firstLine="0"/>
         <w:jc w:val="right"/>
       </w:pPr>
       <w:r>
@@ -21476,6 +22471,7 @@
       <w:pPr>
         <w:bidi w:val="1"/>
         <w:spacing w:after="160" w:line="300" w:lineRule="auto"/>
+        <w:ind w:left="0" w:right="0" w:firstLine="0"/>
         <w:jc w:val="right"/>
       </w:pPr>
       <w:r>
@@ -21502,6 +22498,7 @@
       <w:pPr>
         <w:bidi w:val="1"/>
         <w:spacing w:after="160" w:line="300" w:lineRule="auto"/>
+        <w:ind w:left="0" w:right="0" w:firstLine="0"/>
         <w:jc w:val="right"/>
       </w:pPr>
       <w:r>
@@ -21519,6 +22516,7 @@
       <w:pPr>
         <w:bidi w:val="1"/>
         <w:spacing w:after="160" w:line="300" w:lineRule="auto"/>
+        <w:ind w:left="0" w:right="0" w:firstLine="0"/>
         <w:jc w:val="right"/>
       </w:pPr>
       <w:r>
@@ -21538,6 +22536,7 @@
       <w:pPr>
         <w:bidi w:val="1"/>
         <w:spacing w:after="160" w:line="300" w:lineRule="auto"/>
+        <w:ind w:left="0" w:right="0" w:firstLine="0"/>
         <w:jc w:val="right"/>
       </w:pPr>
       <w:r>
@@ -21555,6 +22554,7 @@
       <w:pPr>
         <w:bidi w:val="1"/>
         <w:spacing w:after="160" w:line="300" w:lineRule="auto"/>
+        <w:ind w:left="0" w:right="0" w:firstLine="0"/>
         <w:jc w:val="right"/>
       </w:pPr>
       <w:r>
@@ -21572,6 +22572,7 @@
       <w:pPr>
         <w:bidi w:val="1"/>
         <w:spacing w:after="160" w:line="300" w:lineRule="auto"/>
+        <w:ind w:left="0" w:right="0" w:firstLine="0"/>
         <w:jc w:val="right"/>
       </w:pPr>
       <w:r>
@@ -21598,6 +22599,7 @@
       <w:pPr>
         <w:bidi w:val="1"/>
         <w:spacing w:after="160" w:line="300" w:lineRule="auto"/>
+        <w:ind w:left="0" w:right="0" w:firstLine="0"/>
         <w:jc w:val="right"/>
       </w:pPr>
       <w:r>
@@ -21624,6 +22626,7 @@
       <w:pPr>
         <w:bidi w:val="1"/>
         <w:spacing w:after="160" w:line="300" w:lineRule="auto"/>
+        <w:ind w:left="0" w:right="0" w:firstLine="0"/>
         <w:jc w:val="right"/>
       </w:pPr>
       <w:r>
@@ -21641,6 +22644,7 @@
       <w:pPr>
         <w:bidi w:val="1"/>
         <w:spacing w:after="160" w:line="300" w:lineRule="auto"/>
+        <w:ind w:left="0" w:right="0" w:firstLine="0"/>
         <w:jc w:val="right"/>
       </w:pPr>
       <w:r>
@@ -21658,6 +22662,7 @@
       <w:pPr>
         <w:bidi w:val="1"/>
         <w:spacing w:after="160" w:line="300" w:lineRule="auto"/>
+        <w:ind w:left="0" w:right="0" w:firstLine="0"/>
         <w:jc w:val="right"/>
       </w:pPr>
       <w:r>
@@ -21684,6 +22689,7 @@
       <w:pPr>
         <w:bidi w:val="1"/>
         <w:spacing w:after="160" w:line="300" w:lineRule="auto"/>
+        <w:ind w:left="0" w:right="0" w:firstLine="0"/>
         <w:jc w:val="right"/>
       </w:pPr>
       <w:r>
@@ -21710,6 +22716,7 @@
       <w:pPr>
         <w:bidi w:val="1"/>
         <w:spacing w:after="160" w:line="300" w:lineRule="auto"/>
+        <w:ind w:left="0" w:right="0" w:firstLine="0"/>
         <w:jc w:val="right"/>
       </w:pPr>
       <w:r>
@@ -21727,6 +22734,7 @@
       <w:pPr>
         <w:bidi w:val="1"/>
         <w:spacing w:after="160" w:line="300" w:lineRule="auto"/>
+        <w:ind w:left="0" w:right="0" w:firstLine="0"/>
         <w:jc w:val="right"/>
       </w:pPr>
       <w:r>
@@ -21744,6 +22752,7 @@
       <w:pPr>
         <w:bidi w:val="1"/>
         <w:spacing w:after="160" w:line="300" w:lineRule="auto"/>
+        <w:ind w:left="0" w:right="0" w:firstLine="0"/>
         <w:jc w:val="right"/>
       </w:pPr>
       <w:r>
@@ -21770,6 +22779,7 @@
       <w:pPr>
         <w:bidi w:val="1"/>
         <w:spacing w:after="160" w:line="300" w:lineRule="auto"/>
+        <w:ind w:left="0" w:right="0" w:firstLine="0"/>
         <w:jc w:val="right"/>
       </w:pPr>
       <w:r>
@@ -21796,6 +22806,7 @@
       <w:pPr>
         <w:bidi w:val="1"/>
         <w:spacing w:after="160" w:line="300" w:lineRule="auto"/>
+        <w:ind w:left="0" w:right="0" w:firstLine="0"/>
         <w:jc w:val="right"/>
       </w:pPr>
       <w:r>
@@ -21822,6 +22833,7 @@
       <w:pPr>
         <w:bidi w:val="1"/>
         <w:spacing w:after="160" w:line="300" w:lineRule="auto"/>
+        <w:ind w:left="0" w:right="0" w:firstLine="0"/>
         <w:jc w:val="right"/>
       </w:pPr>
       <w:r>
@@ -21850,6 +22862,7 @@
       <w:pPr>
         <w:bidi w:val="1"/>
         <w:spacing w:after="160" w:line="300" w:lineRule="auto"/>
+        <w:ind w:left="0" w:right="0" w:firstLine="0"/>
         <w:jc w:val="right"/>
       </w:pPr>
       <w:r>
@@ -21867,6 +22880,7 @@
       <w:pPr>
         <w:bidi w:val="1"/>
         <w:spacing w:after="160" w:line="300" w:lineRule="auto"/>
+        <w:ind w:left="0" w:right="0" w:firstLine="0"/>
         <w:jc w:val="right"/>
       </w:pPr>
       <w:r>
@@ -21886,6 +22900,7 @@
       <w:pPr>
         <w:bidi w:val="1"/>
         <w:spacing w:after="160" w:line="300" w:lineRule="auto"/>
+        <w:ind w:left="0" w:right="0" w:firstLine="0"/>
         <w:jc w:val="right"/>
       </w:pPr>
       <w:r>
@@ -21903,6 +22918,7 @@
       <w:pPr>
         <w:bidi w:val="1"/>
         <w:spacing w:after="160" w:line="300" w:lineRule="auto"/>
+        <w:ind w:left="0" w:right="0" w:firstLine="0"/>
         <w:jc w:val="right"/>
       </w:pPr>
       <w:r>
@@ -21920,6 +22936,7 @@
       <w:pPr>
         <w:bidi w:val="1"/>
         <w:spacing w:after="160" w:line="300" w:lineRule="auto"/>
+        <w:ind w:left="0" w:right="0" w:firstLine="0"/>
         <w:jc w:val="right"/>
       </w:pPr>
       <w:r>
@@ -21937,6 +22954,7 @@
       <w:pPr>
         <w:bidi w:val="1"/>
         <w:spacing w:after="160" w:line="300" w:lineRule="auto"/>
+        <w:ind w:left="0" w:right="0" w:firstLine="0"/>
         <w:jc w:val="right"/>
       </w:pPr>
       <w:r>
@@ -21963,6 +22981,7 @@
       <w:pPr>
         <w:bidi w:val="1"/>
         <w:spacing w:after="160" w:line="300" w:lineRule="auto"/>
+        <w:ind w:left="0" w:right="0" w:firstLine="0"/>
         <w:jc w:val="right"/>
       </w:pPr>
       <w:r>
@@ -21989,6 +23008,7 @@
       <w:pPr>
         <w:bidi w:val="1"/>
         <w:spacing w:after="160" w:line="300" w:lineRule="auto"/>
+        <w:ind w:left="0" w:right="0" w:firstLine="0"/>
         <w:jc w:val="right"/>
       </w:pPr>
       <w:r>
@@ -22006,6 +23026,7 @@
       <w:pPr>
         <w:bidi w:val="1"/>
         <w:spacing w:after="160" w:line="300" w:lineRule="auto"/>
+        <w:ind w:left="0" w:right="0" w:firstLine="0"/>
         <w:jc w:val="right"/>
       </w:pPr>
       <w:r>
@@ -22032,6 +23053,7 @@
       <w:pPr>
         <w:bidi w:val="1"/>
         <w:spacing w:after="160" w:line="300" w:lineRule="auto"/>
+        <w:ind w:left="0" w:right="0" w:firstLine="0"/>
         <w:jc w:val="right"/>
       </w:pPr>
       <w:r>
@@ -22058,6 +23080,7 @@
       <w:pPr>
         <w:bidi w:val="1"/>
         <w:spacing w:after="160" w:line="300" w:lineRule="auto"/>
+        <w:ind w:left="0" w:right="0" w:firstLine="0"/>
         <w:jc w:val="right"/>
       </w:pPr>
       <w:r>
@@ -22075,6 +23098,7 @@
       <w:pPr>
         <w:bidi w:val="1"/>
         <w:spacing w:after="160" w:line="300" w:lineRule="auto"/>
+        <w:ind w:left="0" w:right="0" w:firstLine="0"/>
         <w:jc w:val="right"/>
       </w:pPr>
       <w:r>
@@ -22092,6 +23116,7 @@
       <w:pPr>
         <w:bidi w:val="1"/>
         <w:spacing w:after="160" w:line="300" w:lineRule="auto"/>
+        <w:ind w:left="0" w:right="0" w:firstLine="0"/>
         <w:jc w:val="right"/>
       </w:pPr>
       <w:r>
@@ -22118,6 +23143,7 @@
       <w:pPr>
         <w:bidi w:val="1"/>
         <w:spacing w:after="160" w:line="300" w:lineRule="auto"/>
+        <w:ind w:left="0" w:right="0" w:firstLine="0"/>
         <w:jc w:val="right"/>
       </w:pPr>
       <w:r>
@@ -22144,6 +23170,7 @@
       <w:pPr>
         <w:bidi w:val="1"/>
         <w:spacing w:after="160" w:line="300" w:lineRule="auto"/>
+        <w:ind w:left="0" w:right="0" w:firstLine="0"/>
         <w:jc w:val="right"/>
       </w:pPr>
       <w:r>
@@ -22161,6 +23188,7 @@
       <w:pPr>
         <w:bidi w:val="1"/>
         <w:spacing w:after="160" w:line="300" w:lineRule="auto"/>
+        <w:ind w:left="0" w:right="0" w:firstLine="0"/>
         <w:jc w:val="right"/>
       </w:pPr>
       <w:r>
@@ -22178,6 +23206,7 @@
       <w:pPr>
         <w:bidi w:val="1"/>
         <w:spacing w:after="160" w:line="300" w:lineRule="auto"/>
+        <w:ind w:left="0" w:right="0" w:firstLine="0"/>
         <w:jc w:val="right"/>
       </w:pPr>
       <w:r>
@@ -22195,6 +23224,7 @@
       <w:pPr>
         <w:bidi w:val="1"/>
         <w:spacing w:after="160" w:line="300" w:lineRule="auto"/>
+        <w:ind w:left="0" w:right="0" w:firstLine="0"/>
         <w:jc w:val="right"/>
       </w:pPr>
       <w:r>
@@ -22212,6 +23242,7 @@
       <w:pPr>
         <w:bidi w:val="1"/>
         <w:spacing w:after="160" w:line="300" w:lineRule="auto"/>
+        <w:ind w:left="0" w:right="0" w:firstLine="0"/>
         <w:jc w:val="right"/>
       </w:pPr>
       <w:r>
@@ -22229,6 +23260,7 @@
       <w:pPr>
         <w:bidi w:val="1"/>
         <w:spacing w:after="160" w:line="300" w:lineRule="auto"/>
+        <w:ind w:left="0" w:right="0" w:firstLine="0"/>
         <w:jc w:val="right"/>
       </w:pPr>
       <w:r>
@@ -22255,6 +23287,7 @@
       <w:pPr>
         <w:bidi w:val="1"/>
         <w:spacing w:after="160" w:line="300" w:lineRule="auto"/>
+        <w:ind w:left="0" w:right="0" w:firstLine="0"/>
         <w:jc w:val="right"/>
       </w:pPr>
       <w:r>
@@ -22281,6 +23314,7 @@
       <w:pPr>
         <w:bidi w:val="1"/>
         <w:spacing w:after="160" w:line="300" w:lineRule="auto"/>
+        <w:ind w:left="0" w:right="0" w:firstLine="0"/>
         <w:jc w:val="right"/>
       </w:pPr>
       <w:r>
@@ -22298,6 +23332,7 @@
       <w:pPr>
         <w:bidi w:val="1"/>
         <w:spacing w:after="160" w:line="300" w:lineRule="auto"/>
+        <w:ind w:left="0" w:right="0" w:firstLine="0"/>
         <w:jc w:val="right"/>
       </w:pPr>
       <w:r>
@@ -22315,6 +23350,7 @@
       <w:pPr>
         <w:bidi w:val="1"/>
         <w:spacing w:after="160" w:line="300" w:lineRule="auto"/>
+        <w:ind w:left="0" w:right="0" w:firstLine="0"/>
         <w:jc w:val="right"/>
       </w:pPr>
       <w:r>
@@ -22334,6 +23370,7 @@
       <w:pPr>
         <w:bidi w:val="1"/>
         <w:spacing w:after="160" w:line="300" w:lineRule="auto"/>
+        <w:ind w:left="0" w:right="0" w:firstLine="0"/>
         <w:jc w:val="right"/>
       </w:pPr>
       <w:r>
@@ -22353,6 +23390,7 @@
       <w:pPr>
         <w:bidi w:val="1"/>
         <w:spacing w:after="160" w:line="300" w:lineRule="auto"/>
+        <w:ind w:left="0" w:right="0" w:firstLine="0"/>
         <w:jc w:val="right"/>
       </w:pPr>
       <w:r>
@@ -22372,6 +23410,7 @@
       <w:pPr>
         <w:bidi w:val="1"/>
         <w:spacing w:after="160" w:line="300" w:lineRule="auto"/>
+        <w:ind w:left="0" w:right="0" w:firstLine="0"/>
         <w:jc w:val="right"/>
       </w:pPr>
       <w:r>
@@ -22398,6 +23437,7 @@
       <w:pPr>
         <w:bidi w:val="1"/>
         <w:spacing w:after="160" w:line="300" w:lineRule="auto"/>
+        <w:ind w:left="0" w:right="0" w:firstLine="0"/>
         <w:jc w:val="right"/>
       </w:pPr>
       <w:r>
@@ -22424,6 +23464,7 @@
       <w:pPr>
         <w:bidi w:val="1"/>
         <w:spacing w:after="160" w:line="300" w:lineRule="auto"/>
+        <w:ind w:left="0" w:right="0" w:firstLine="0"/>
         <w:jc w:val="right"/>
       </w:pPr>
       <w:r>
@@ -22450,6 +23491,7 @@
       <w:pPr>
         <w:bidi w:val="1"/>
         <w:spacing w:after="160" w:line="300" w:lineRule="auto"/>
+        <w:ind w:left="0" w:right="0" w:firstLine="0"/>
         <w:jc w:val="right"/>
       </w:pPr>
       <w:r>
@@ -22476,6 +23518,7 @@
       <w:pPr>
         <w:bidi w:val="1"/>
         <w:spacing w:after="160" w:line="300" w:lineRule="auto"/>
+        <w:ind w:left="0" w:right="0" w:firstLine="0"/>
         <w:jc w:val="right"/>
       </w:pPr>
       <w:r>
@@ -22502,6 +23545,7 @@
       <w:pPr>
         <w:bidi w:val="1"/>
         <w:spacing w:after="160" w:line="300" w:lineRule="auto"/>
+        <w:ind w:left="0" w:right="0" w:firstLine="0"/>
         <w:jc w:val="right"/>
       </w:pPr>
       <w:r>
@@ -22530,6 +23574,7 @@
       <w:pPr>
         <w:bidi w:val="1"/>
         <w:spacing w:after="160" w:line="300" w:lineRule="auto"/>
+        <w:ind w:left="0" w:right="0" w:firstLine="0"/>
         <w:jc w:val="right"/>
       </w:pPr>
       <w:r>
@@ -22549,6 +23594,7 @@
       <w:pPr>
         <w:bidi w:val="1"/>
         <w:spacing w:after="160" w:line="300" w:lineRule="auto"/>
+        <w:ind w:left="0" w:right="0" w:firstLine="0"/>
         <w:jc w:val="right"/>
       </w:pPr>
       <w:r>
@@ -22566,6 +23612,7 @@
       <w:pPr>
         <w:bidi w:val="1"/>
         <w:spacing w:after="160" w:line="300" w:lineRule="auto"/>
+        <w:ind w:left="0" w:right="0" w:firstLine="0"/>
         <w:jc w:val="right"/>
       </w:pPr>
       <w:r>
@@ -22585,6 +23632,7 @@
       <w:pPr>
         <w:bidi w:val="1"/>
         <w:spacing w:after="160" w:line="300" w:lineRule="auto"/>
+        <w:ind w:left="0" w:right="0" w:firstLine="0"/>
         <w:jc w:val="right"/>
       </w:pPr>
       <w:r>
@@ -22611,6 +23659,7 @@
       <w:pPr>
         <w:bidi w:val="1"/>
         <w:spacing w:after="160" w:line="300" w:lineRule="auto"/>
+        <w:ind w:left="0" w:right="0" w:firstLine="0"/>
         <w:jc w:val="right"/>
       </w:pPr>
       <w:r>
@@ -22637,6 +23686,7 @@
       <w:pPr>
         <w:bidi w:val="1"/>
         <w:spacing w:after="160" w:line="300" w:lineRule="auto"/>
+        <w:ind w:left="0" w:right="0" w:firstLine="0"/>
         <w:jc w:val="right"/>
       </w:pPr>
       <w:r>
@@ -22663,6 +23713,7 @@
       <w:pPr>
         <w:bidi w:val="1"/>
         <w:spacing w:after="160" w:line="300" w:lineRule="auto"/>
+        <w:ind w:left="0" w:right="0" w:firstLine="0"/>
         <w:jc w:val="right"/>
       </w:pPr>
       <w:r>
@@ -22680,6 +23731,7 @@
       <w:pPr>
         <w:bidi w:val="1"/>
         <w:spacing w:after="160" w:line="300" w:lineRule="auto"/>
+        <w:ind w:left="0" w:right="0" w:firstLine="0"/>
         <w:jc w:val="right"/>
       </w:pPr>
       <w:r>
@@ -22697,6 +23749,7 @@
       <w:pPr>
         <w:bidi w:val="1"/>
         <w:spacing w:after="160" w:line="300" w:lineRule="auto"/>
+        <w:ind w:left="0" w:right="0" w:firstLine="0"/>
         <w:jc w:val="right"/>
       </w:pPr>
       <w:r>
@@ -22714,6 +23767,7 @@
       <w:pPr>
         <w:bidi w:val="1"/>
         <w:spacing w:after="160" w:line="300" w:lineRule="auto"/>
+        <w:ind w:left="0" w:right="0" w:firstLine="0"/>
         <w:jc w:val="right"/>
       </w:pPr>
       <w:r>
@@ -22740,6 +23794,7 @@
       <w:pPr>
         <w:bidi w:val="1"/>
         <w:spacing w:after="160" w:line="300" w:lineRule="auto"/>
+        <w:ind w:left="0" w:right="0" w:firstLine="0"/>
         <w:jc w:val="right"/>
       </w:pPr>
       <w:r>
@@ -22766,6 +23821,7 @@
       <w:pPr>
         <w:bidi w:val="1"/>
         <w:spacing w:after="160" w:line="300" w:lineRule="auto"/>
+        <w:ind w:left="0" w:right="0" w:firstLine="0"/>
         <w:jc w:val="right"/>
       </w:pPr>
       <w:r>
@@ -22792,6 +23848,7 @@
       <w:pPr>
         <w:bidi w:val="1"/>
         <w:spacing w:after="160" w:line="300" w:lineRule="auto"/>
+        <w:ind w:left="0" w:right="0" w:firstLine="0"/>
         <w:jc w:val="right"/>
       </w:pPr>
       <w:r>
@@ -22809,6 +23866,7 @@
       <w:pPr>
         <w:bidi w:val="1"/>
         <w:spacing w:after="160" w:line="300" w:lineRule="auto"/>
+        <w:ind w:left="0" w:right="0" w:firstLine="0"/>
         <w:jc w:val="right"/>
       </w:pPr>
       <w:r>
@@ -22826,6 +23884,7 @@
       <w:pPr>
         <w:bidi w:val="1"/>
         <w:spacing w:after="160" w:line="300" w:lineRule="auto"/>
+        <w:ind w:left="0" w:right="0" w:firstLine="0"/>
         <w:jc w:val="right"/>
       </w:pPr>
       <w:r>
@@ -22843,6 +23902,7 @@
       <w:pPr>
         <w:bidi w:val="1"/>
         <w:spacing w:after="160" w:line="300" w:lineRule="auto"/>
+        <w:ind w:left="0" w:right="0" w:firstLine="0"/>
         <w:jc w:val="right"/>
       </w:pPr>
       <w:r>
@@ -22860,6 +23920,7 @@
       <w:pPr>
         <w:bidi w:val="1"/>
         <w:spacing w:after="160" w:line="300" w:lineRule="auto"/>
+        <w:ind w:left="0" w:right="0" w:firstLine="0"/>
         <w:jc w:val="right"/>
       </w:pPr>
       <w:r>
@@ -22886,6 +23947,7 @@
       <w:pPr>
         <w:bidi w:val="1"/>
         <w:spacing w:after="160" w:line="300" w:lineRule="auto"/>
+        <w:ind w:left="0" w:right="0" w:firstLine="0"/>
         <w:jc w:val="right"/>
       </w:pPr>
       <w:r>
@@ -22912,6 +23974,7 @@
       <w:pPr>
         <w:bidi w:val="1"/>
         <w:spacing w:after="160" w:line="300" w:lineRule="auto"/>
+        <w:ind w:left="0" w:right="0" w:firstLine="0"/>
         <w:jc w:val="right"/>
       </w:pPr>
       <w:r>
@@ -22938,6 +24001,7 @@
       <w:pPr>
         <w:bidi w:val="1"/>
         <w:spacing w:after="160" w:line="300" w:lineRule="auto"/>
+        <w:ind w:left="0" w:right="0" w:firstLine="0"/>
         <w:jc w:val="right"/>
       </w:pPr>
       <w:r>
@@ -22964,6 +24028,7 @@
       <w:pPr>
         <w:bidi w:val="1"/>
         <w:spacing w:after="160" w:line="300" w:lineRule="auto"/>
+        <w:ind w:left="0" w:right="0" w:firstLine="0"/>
         <w:jc w:val="right"/>
       </w:pPr>
       <w:r>
@@ -22981,6 +24046,7 @@
       <w:pPr>
         <w:bidi w:val="1"/>
         <w:spacing w:after="160" w:line="300" w:lineRule="auto"/>
+        <w:ind w:left="0" w:right="0" w:firstLine="0"/>
         <w:jc w:val="right"/>
       </w:pPr>
       <w:r>
@@ -22998,6 +24064,7 @@
       <w:pPr>
         <w:bidi w:val="1"/>
         <w:spacing w:after="160" w:line="300" w:lineRule="auto"/>
+        <w:ind w:left="0" w:right="0" w:firstLine="0"/>
         <w:jc w:val="right"/>
       </w:pPr>
       <w:r>
@@ -23026,6 +24093,7 @@
       <w:pPr>
         <w:bidi w:val="1"/>
         <w:spacing w:after="160" w:line="300" w:lineRule="auto"/>
+        <w:ind w:left="0" w:right="0" w:firstLine="0"/>
         <w:jc w:val="right"/>
       </w:pPr>
       <w:r>
@@ -23054,6 +24122,7 @@
       <w:pPr>
         <w:bidi w:val="1"/>
         <w:spacing w:after="160" w:line="300" w:lineRule="auto"/>
+        <w:ind w:left="0" w:right="0" w:firstLine="0"/>
         <w:jc w:val="right"/>
       </w:pPr>
       <w:r>
@@ -23080,6 +24149,7 @@
       <w:pPr>
         <w:bidi w:val="1"/>
         <w:spacing w:after="160" w:line="300" w:lineRule="auto"/>
+        <w:ind w:left="0" w:right="0" w:firstLine="0"/>
         <w:jc w:val="right"/>
       </w:pPr>
       <w:r>
@@ -23097,6 +24167,7 @@
       <w:pPr>
         <w:bidi w:val="1"/>
         <w:spacing w:after="160" w:line="300" w:lineRule="auto"/>
+        <w:ind w:left="0" w:right="0" w:firstLine="0"/>
         <w:jc w:val="right"/>
       </w:pPr>
       <w:r>
@@ -23114,6 +24185,7 @@
       <w:pPr>
         <w:bidi w:val="1"/>
         <w:spacing w:after="160" w:line="300" w:lineRule="auto"/>
+        <w:ind w:left="0" w:right="0" w:firstLine="0"/>
         <w:jc w:val="right"/>
       </w:pPr>
       <w:r>
@@ -23131,6 +24203,7 @@
       <w:pPr>
         <w:bidi w:val="1"/>
         <w:spacing w:after="160" w:line="300" w:lineRule="auto"/>
+        <w:ind w:left="0" w:right="0" w:firstLine="0"/>
         <w:jc w:val="right"/>
       </w:pPr>
       <w:r>
@@ -23150,6 +24223,7 @@
       <w:pPr>
         <w:bidi w:val="1"/>
         <w:spacing w:after="160" w:line="300" w:lineRule="auto"/>
+        <w:ind w:left="0" w:right="0" w:firstLine="0"/>
         <w:jc w:val="right"/>
       </w:pPr>
       <w:r>
